--- a/assets/resume/赵亚杰-两年经验-AI产品经理.docx
+++ b/assets/resume/赵亚杰-两年经验-AI产品经理.docx
@@ -2,50 +2,3123 @@
 <file path=word/document.xml><?xml version="1.0" encoding="utf-8"?>
 <w:document xmlns:wpc="http://schemas.microsoft.com/office/word/2010/wordprocessingCanvas" xmlns:mo="http://schemas.microsoft.com/office/mac/office/2008/main" xmlns:mc="http://schemas.openxmlformats.org/markup-compatibility/2006" xmlns:mv="urn:schemas-microsoft-com:mac:vml" xmlns:o="urn:schemas-microsoft-com:office:office" xmlns:r="http://schemas.openxmlformats.org/officeDocument/2006/relationships" xmlns:m="http://schemas.openxmlformats.org/officeDocument/2006/math" xmlns:v="urn:schemas-microsoft-com:vml" xmlns:wp14="http://schemas.microsoft.com/office/word/2010/wordprocessingDrawing" xmlns:wp="http://schemas.openxmlformats.org/drawingml/2006/wordprocessingDrawing" xmlns:w10="urn:schemas-microsoft-com:office:word" xmlns:w="http://schemas.openxmlformats.org/wordprocessingml/2006/main" xmlns:w14="http://schemas.microsoft.com/office/word/2010/wordml" xmlns:wpg="http://schemas.microsoft.com/office/word/2010/wordprocessingGroup" xmlns:wpi="http://schemas.microsoft.com/office/word/2010/wordprocessingInk" xmlns:wne="http://schemas.microsoft.com/office/word/2006/wordml" xmlns:wps="http://schemas.microsoft.com/office/word/2010/wordprocessingShape" mc:Ignorable="w14 wp14">
   <w:body>
+    <w:tbl>
+      <w:tblPr>
+        <w:tblW w:type="auto" w:w="0"/>
+        <w:jc w:val="center"/>
+        <w:tblLayout w:type="fixed"/>
+        <w:tblLook w:firstColumn="1" w:firstRow="1" w:lastColumn="0" w:lastRow="0" w:noHBand="0" w:noVBand="1" w:val="04A0"/>
+      </w:tblPr>
+      <w:tblGrid>
+        <w:gridCol w:w="2438"/>
+        <w:gridCol w:w="8107"/>
+      </w:tblGrid>
+      <w:tr>
+        <w:trPr>
+          <w:trHeight w:val="369" w:hRule="atLeast"/>
+          <w:cantSplit/>
+        </w:trPr>
+        <w:tc>
+          <w:tcPr>
+            <w:tcW w:type="dxa" w:w="2438"/>
+            <w:vAlign w:val="center"/>
+            <w:tcMar>
+              <w:top w:w="23" w:type="dxa"/>
+              <w:start w:w="125" w:type="dxa"/>
+              <w:bottom w:w="14" w:type="dxa"/>
+              <w:end w:w="28" w:type="dxa"/>
+            </w:tcMar>
+            <w:tcBorders>
+              <w:top w:val="nil"/>
+              <w:left w:val="nil"/>
+              <w:bottom w:val="single" w:sz="12" w:color="609EF3"/>
+              <w:right w:val="nil"/>
+              <w:insideH w:val="nil"/>
+              <w:insideV w:val="nil"/>
+            </w:tcBorders>
+            <w:shd w:fill="609EF3" w:val="clear"/>
+          </w:tcPr>
+          <w:p>
+            <w:pPr>
+              <w:keepNext w:val="0"/>
+              <w:keepLines/>
+              <w:widowControl w:val="0"/>
+              <w:spacing w:before="0" w:after="0" w:lineRule="exact" w:line="230"/>
+              <w:ind w:left="0" w:right="0"/>
+              <w:jc w:val="left"/>
+            </w:pPr>
+            <w:r>
+              <w:rPr>
+                <w:rFonts w:ascii="Arial" w:hAnsi="Arial" w:eastAsia="Microsoft YaHei" w:cs="Arial"/>
+                <w:b/>
+                <w:color w:val="FFFFFF"/>
+                <w:sz w:val="21"/>
+                <w:lang w:val="en-US" w:eastAsia="zh-CN"/>
+              </w:rPr>
+              <w:t>基本信息</w:t>
+            </w:r>
+          </w:p>
+        </w:tc>
+        <w:tc>
+          <w:tcPr>
+            <w:tcW w:type="dxa" w:w="8107"/>
+            <w:vAlign w:val="center"/>
+            <w:tcMar>
+              <w:top w:w="20" w:type="dxa"/>
+              <w:start w:w="37" w:type="dxa"/>
+              <w:bottom w:w="20" w:type="dxa"/>
+              <w:end w:w="37" w:type="dxa"/>
+            </w:tcMar>
+            <w:tcBorders>
+              <w:top w:val="nil"/>
+              <w:left w:val="nil"/>
+              <w:bottom w:val="single" w:sz="12" w:color="609EF3"/>
+              <w:right w:val="nil"/>
+              <w:insideH w:val="nil"/>
+              <w:insideV w:val="nil"/>
+            </w:tcBorders>
+          </w:tcPr>
+          <w:p>
+            <w:pPr>
+              <w:keepNext w:val="0"/>
+              <w:keepLines/>
+              <w:widowControl w:val="0"/>
+              <w:spacing w:before="0" w:after="0" w:lineRule="exact" w:line="20"/>
+              <w:ind w:left="0" w:right="0"/>
+              <w:jc w:val="left"/>
+            </w:pPr>
+          </w:p>
+        </w:tc>
+      </w:tr>
+    </w:tbl>
+    <w:tbl>
+      <w:tblPr>
+        <w:tblW w:type="auto" w:w="0"/>
+        <w:jc w:val="center"/>
+        <w:tblLayout w:type="fixed"/>
+        <w:tblLook w:firstColumn="1" w:firstRow="1" w:lastColumn="0" w:lastRow="0" w:noHBand="0" w:noVBand="1" w:val="04A0"/>
+      </w:tblPr>
+      <w:tblGrid>
+        <w:gridCol w:w="1247"/>
+        <w:gridCol w:w="2778"/>
+        <w:gridCol w:w="1247"/>
+        <w:gridCol w:w="3742"/>
+        <w:gridCol w:w="1531"/>
+      </w:tblGrid>
+      <w:tr>
+        <w:trPr>
+          <w:trHeight w:val="499" w:hRule="atLeast"/>
+          <w:cantSplit/>
+        </w:trPr>
+        <w:tc>
+          <w:tcPr>
+            <w:tcW w:type="dxa" w:w="1247"/>
+            <w:vAlign w:val="center"/>
+            <w:tcMar>
+              <w:top w:w="20" w:type="dxa"/>
+              <w:start w:w="37" w:type="dxa"/>
+              <w:bottom w:w="20" w:type="dxa"/>
+              <w:end w:w="37" w:type="dxa"/>
+            </w:tcMar>
+            <w:tcBorders>
+              <w:top w:val="nil"/>
+              <w:left w:val="nil"/>
+              <w:bottom w:val="nil"/>
+              <w:right w:val="nil"/>
+              <w:insideH w:val="nil"/>
+              <w:insideV w:val="nil"/>
+            </w:tcBorders>
+          </w:tcPr>
+          <w:p>
+            <w:pPr>
+              <w:keepNext w:val="0"/>
+              <w:keepLines/>
+              <w:widowControl w:val="0"/>
+              <w:spacing w:before="0" w:after="0" w:lineRule="exact" w:line="207"/>
+              <w:ind w:left="0" w:right="0"/>
+              <w:jc w:val="left"/>
+            </w:pPr>
+            <w:r>
+              <w:rPr>
+                <w:rFonts w:ascii="Arial" w:hAnsi="Arial" w:eastAsia="Microsoft YaHei" w:cs="Arial"/>
+                <w:b/>
+                <w:color w:val="555555"/>
+                <w:sz w:val="17"/>
+                <w:lang w:val="en-US" w:eastAsia="zh-CN"/>
+              </w:rPr>
+              <w:t>姓　　名：</w:t>
+            </w:r>
+          </w:p>
+        </w:tc>
+        <w:tc>
+          <w:tcPr>
+            <w:tcW w:type="dxa" w:w="2778"/>
+            <w:vAlign w:val="center"/>
+            <w:tcMar>
+              <w:top w:w="20" w:type="dxa"/>
+              <w:start w:w="37" w:type="dxa"/>
+              <w:bottom w:w="20" w:type="dxa"/>
+              <w:end w:w="37" w:type="dxa"/>
+            </w:tcMar>
+            <w:tcBorders>
+              <w:top w:val="nil"/>
+              <w:left w:val="nil"/>
+              <w:bottom w:val="nil"/>
+              <w:right w:val="nil"/>
+              <w:insideH w:val="nil"/>
+              <w:insideV w:val="nil"/>
+            </w:tcBorders>
+          </w:tcPr>
+          <w:p>
+            <w:pPr>
+              <w:keepNext w:val="0"/>
+              <w:keepLines/>
+              <w:widowControl w:val="0"/>
+              <w:spacing w:before="0" w:after="0" w:lineRule="exact" w:line="212"/>
+              <w:ind w:left="0" w:right="0"/>
+              <w:jc w:val="left"/>
+            </w:pPr>
+            <w:r>
+              <w:rPr>
+                <w:rFonts w:ascii="Arial" w:hAnsi="Arial" w:eastAsia="Microsoft YaHei" w:cs="Arial"/>
+                <w:b w:val="0"/>
+                <w:color w:val="555555"/>
+                <w:sz w:val="18"/>
+                <w:lang w:val="en-US" w:eastAsia="zh-CN"/>
+              </w:rPr>
+              <w:t>赵亚杰</w:t>
+            </w:r>
+          </w:p>
+        </w:tc>
+        <w:tc>
+          <w:tcPr>
+            <w:tcW w:type="dxa" w:w="1247"/>
+            <w:vAlign w:val="center"/>
+            <w:tcMar>
+              <w:top w:w="20" w:type="dxa"/>
+              <w:start w:w="37" w:type="dxa"/>
+              <w:bottom w:w="20" w:type="dxa"/>
+              <w:end w:w="37" w:type="dxa"/>
+            </w:tcMar>
+            <w:tcBorders>
+              <w:top w:val="nil"/>
+              <w:left w:val="nil"/>
+              <w:bottom w:val="nil"/>
+              <w:right w:val="nil"/>
+              <w:insideH w:val="nil"/>
+              <w:insideV w:val="nil"/>
+            </w:tcBorders>
+          </w:tcPr>
+          <w:p>
+            <w:pPr>
+              <w:keepNext w:val="0"/>
+              <w:keepLines/>
+              <w:widowControl w:val="0"/>
+              <w:spacing w:before="0" w:after="0" w:lineRule="exact" w:line="207"/>
+              <w:ind w:left="0" w:right="0"/>
+              <w:jc w:val="left"/>
+            </w:pPr>
+            <w:r>
+              <w:rPr>
+                <w:rFonts w:ascii="Arial" w:hAnsi="Arial" w:eastAsia="Microsoft YaHei" w:cs="Arial"/>
+                <w:b/>
+                <w:color w:val="555555"/>
+                <w:sz w:val="17"/>
+                <w:lang w:val="en-US" w:eastAsia="zh-CN"/>
+              </w:rPr>
+              <w:t>工作年限：</w:t>
+            </w:r>
+          </w:p>
+        </w:tc>
+        <w:tc>
+          <w:tcPr>
+            <w:tcW w:type="dxa" w:w="3742"/>
+            <w:vAlign w:val="center"/>
+            <w:tcMar>
+              <w:top w:w="20" w:type="dxa"/>
+              <w:start w:w="37" w:type="dxa"/>
+              <w:bottom w:w="20" w:type="dxa"/>
+              <w:end w:w="37" w:type="dxa"/>
+            </w:tcMar>
+            <w:tcBorders>
+              <w:top w:val="nil"/>
+              <w:left w:val="nil"/>
+              <w:bottom w:val="nil"/>
+              <w:right w:val="nil"/>
+              <w:insideH w:val="nil"/>
+              <w:insideV w:val="nil"/>
+            </w:tcBorders>
+          </w:tcPr>
+          <w:p>
+            <w:pPr>
+              <w:keepNext w:val="0"/>
+              <w:keepLines/>
+              <w:widowControl w:val="0"/>
+              <w:spacing w:before="0" w:after="0" w:lineRule="exact" w:line="212"/>
+              <w:ind w:left="0" w:right="0"/>
+              <w:jc w:val="left"/>
+            </w:pPr>
+            <w:r>
+              <w:rPr>
+                <w:rFonts w:ascii="Arial" w:hAnsi="Arial" w:eastAsia="Microsoft YaHei" w:cs="Arial"/>
+                <w:b w:val="0"/>
+                <w:color w:val="555555"/>
+                <w:sz w:val="18"/>
+                <w:lang w:val="en-US" w:eastAsia="zh-CN"/>
+              </w:rPr>
+              <w:t>2年经验</w:t>
+            </w:r>
+          </w:p>
+        </w:tc>
+        <w:tc>
+          <w:tcPr>
+            <w:tcW w:type="dxa" w:w="1531"/>
+            <w:vAlign w:val="center"/>
+            <w:tcMar>
+              <w:top w:w="23" w:type="dxa"/>
+              <w:start w:w="57" w:type="dxa"/>
+              <w:bottom w:w="23" w:type="dxa"/>
+              <w:end w:w="11" w:type="dxa"/>
+            </w:tcMar>
+            <w:vMerge w:val="restart"/>
+            <w:tcBorders>
+              <w:top w:val="nil"/>
+              <w:left w:val="nil"/>
+              <w:bottom w:val="nil"/>
+              <w:right w:val="nil"/>
+              <w:insideH w:val="nil"/>
+              <w:insideV w:val="nil"/>
+            </w:tcBorders>
+          </w:tcPr>
+          <w:p>
+            <w:pPr>
+              <w:keepLines/>
+              <w:widowControl w:val="0"/>
+              <w:spacing w:before="0" w:after="0" w:lineRule="atLeast" w:line="1520"/>
+              <w:jc w:val="center"/>
+            </w:pPr>
+            <w:r>
+              <w:drawing>
+                <wp:inline xmlns:a="http://schemas.openxmlformats.org/drawingml/2006/main" xmlns:pic="http://schemas.openxmlformats.org/drawingml/2006/picture">
+                  <wp:extent cx="802286" cy="936000"/>
+                  <wp:docPr id="1" name="Picture 1"/>
+                  <wp:cNvGraphicFramePr>
+                    <a:graphicFrameLocks noChangeAspect="1"/>
+                  </wp:cNvGraphicFramePr>
+                  <a:graphic>
+                    <a:graphicData uri="http://schemas.openxmlformats.org/drawingml/2006/picture">
+                      <pic:pic>
+                        <pic:nvPicPr>
+                          <pic:cNvPr id="0" name="portrait_zhao_yajie.jpg"/>
+                          <pic:cNvPicPr/>
+                        </pic:nvPicPr>
+                        <pic:blipFill>
+                          <a:blip r:embed="rId10"/>
+                          <a:stretch>
+                            <a:fillRect/>
+                          </a:stretch>
+                        </pic:blipFill>
+                        <pic:spPr>
+                          <a:xfrm>
+                            <a:off x="0" y="0"/>
+                            <a:ext cx="802286" cy="936000"/>
+                          </a:xfrm>
+                          <a:prstGeom prst="rect"/>
+                        </pic:spPr>
+                      </pic:pic>
+                    </a:graphicData>
+                  </a:graphic>
+                </wp:inline>
+              </w:drawing>
+            </w:r>
+          </w:p>
+        </w:tc>
+      </w:tr>
+      <w:tr>
+        <w:trPr>
+          <w:trHeight w:val="499" w:hRule="atLeast"/>
+          <w:cantSplit/>
+        </w:trPr>
+        <w:tc>
+          <w:tcPr>
+            <w:tcW w:type="dxa" w:w="1247"/>
+            <w:vAlign w:val="center"/>
+            <w:tcMar>
+              <w:top w:w="20" w:type="dxa"/>
+              <w:start w:w="37" w:type="dxa"/>
+              <w:bottom w:w="20" w:type="dxa"/>
+              <w:end w:w="37" w:type="dxa"/>
+            </w:tcMar>
+            <w:tcBorders>
+              <w:top w:val="nil"/>
+              <w:left w:val="nil"/>
+              <w:bottom w:val="nil"/>
+              <w:right w:val="nil"/>
+              <w:insideH w:val="nil"/>
+              <w:insideV w:val="nil"/>
+            </w:tcBorders>
+          </w:tcPr>
+          <w:p>
+            <w:pPr>
+              <w:keepNext w:val="0"/>
+              <w:keepLines/>
+              <w:widowControl w:val="0"/>
+              <w:spacing w:before="0" w:after="0" w:lineRule="exact" w:line="207"/>
+              <w:ind w:left="0" w:right="0"/>
+              <w:jc w:val="left"/>
+            </w:pPr>
+            <w:r>
+              <w:rPr>
+                <w:rFonts w:ascii="Arial" w:hAnsi="Arial" w:eastAsia="Microsoft YaHei" w:cs="Arial"/>
+                <w:b/>
+                <w:color w:val="555555"/>
+                <w:sz w:val="17"/>
+                <w:lang w:val="en-US" w:eastAsia="zh-CN"/>
+              </w:rPr>
+              <w:t>电　　话：</w:t>
+            </w:r>
+          </w:p>
+        </w:tc>
+        <w:tc>
+          <w:tcPr>
+            <w:tcW w:type="dxa" w:w="2778"/>
+            <w:vAlign w:val="center"/>
+            <w:tcMar>
+              <w:top w:w="20" w:type="dxa"/>
+              <w:start w:w="37" w:type="dxa"/>
+              <w:bottom w:w="20" w:type="dxa"/>
+              <w:end w:w="37" w:type="dxa"/>
+            </w:tcMar>
+            <w:tcBorders>
+              <w:top w:val="nil"/>
+              <w:left w:val="nil"/>
+              <w:bottom w:val="nil"/>
+              <w:right w:val="nil"/>
+              <w:insideH w:val="nil"/>
+              <w:insideV w:val="nil"/>
+            </w:tcBorders>
+          </w:tcPr>
+          <w:p>
+            <w:pPr>
+              <w:keepNext w:val="0"/>
+              <w:keepLines/>
+              <w:widowControl w:val="0"/>
+              <w:spacing w:before="0" w:after="0" w:lineRule="exact" w:line="212"/>
+              <w:ind w:left="0" w:right="0"/>
+              <w:jc w:val="left"/>
+            </w:pPr>
+            <w:r>
+              <w:rPr>
+                <w:rFonts w:ascii="Arial" w:hAnsi="Arial" w:eastAsia="Microsoft YaHei" w:cs="Arial"/>
+                <w:b w:val="0"/>
+                <w:color w:val="555555"/>
+                <w:sz w:val="18"/>
+                <w:lang w:val="en-US" w:eastAsia="zh-CN"/>
+              </w:rPr>
+              <w:t>17855772097</w:t>
+            </w:r>
+          </w:p>
+        </w:tc>
+        <w:tc>
+          <w:tcPr>
+            <w:tcW w:type="dxa" w:w="1247"/>
+            <w:vAlign w:val="center"/>
+            <w:tcMar>
+              <w:top w:w="20" w:type="dxa"/>
+              <w:start w:w="37" w:type="dxa"/>
+              <w:bottom w:w="20" w:type="dxa"/>
+              <w:end w:w="37" w:type="dxa"/>
+            </w:tcMar>
+            <w:tcBorders>
+              <w:top w:val="nil"/>
+              <w:left w:val="nil"/>
+              <w:bottom w:val="nil"/>
+              <w:right w:val="nil"/>
+              <w:insideH w:val="nil"/>
+              <w:insideV w:val="nil"/>
+            </w:tcBorders>
+          </w:tcPr>
+          <w:p>
+            <w:pPr>
+              <w:keepNext w:val="0"/>
+              <w:keepLines/>
+              <w:widowControl w:val="0"/>
+              <w:spacing w:before="0" w:after="0" w:lineRule="exact" w:line="207"/>
+              <w:ind w:left="0" w:right="0"/>
+              <w:jc w:val="left"/>
+            </w:pPr>
+            <w:r>
+              <w:rPr>
+                <w:rFonts w:ascii="Arial" w:hAnsi="Arial" w:eastAsia="Microsoft YaHei" w:cs="Arial"/>
+                <w:b/>
+                <w:color w:val="555555"/>
+                <w:sz w:val="17"/>
+                <w:lang w:val="en-US" w:eastAsia="zh-CN"/>
+              </w:rPr>
+              <w:t>邮　　箱：</w:t>
+            </w:r>
+          </w:p>
+        </w:tc>
+        <w:tc>
+          <w:tcPr>
+            <w:tcW w:type="dxa" w:w="3742"/>
+            <w:vAlign w:val="center"/>
+            <w:tcMar>
+              <w:top w:w="20" w:type="dxa"/>
+              <w:start w:w="37" w:type="dxa"/>
+              <w:bottom w:w="20" w:type="dxa"/>
+              <w:end w:w="37" w:type="dxa"/>
+            </w:tcMar>
+            <w:tcBorders>
+              <w:top w:val="nil"/>
+              <w:left w:val="nil"/>
+              <w:bottom w:val="nil"/>
+              <w:right w:val="nil"/>
+              <w:insideH w:val="nil"/>
+              <w:insideV w:val="nil"/>
+            </w:tcBorders>
+          </w:tcPr>
+          <w:p>
+            <w:pPr>
+              <w:keepNext w:val="0"/>
+              <w:keepLines/>
+              <w:widowControl w:val="0"/>
+              <w:spacing w:before="0" w:after="0" w:lineRule="exact" w:line="199"/>
+              <w:ind w:left="0" w:right="0"/>
+              <w:jc w:val="left"/>
+            </w:pPr>
+            <w:r>
+              <w:rPr>
+                <w:rFonts w:ascii="Arial" w:hAnsi="Arial" w:eastAsia="Microsoft YaHei" w:cs="Arial"/>
+                <w:b w:val="0"/>
+                <w:color w:val="555555"/>
+                <w:sz w:val="16"/>
+                <w:lang w:val="en-US" w:eastAsia="zh-CN"/>
+              </w:rPr>
+              <w:t>m19323067704@163.com</w:t>
+            </w:r>
+          </w:p>
+        </w:tc>
+        <w:tc>
+          <w:tcPr>
+            <w:tcW w:type="dxa" w:w="1531"/>
+            <w:vAlign w:val="center"/>
+            <w:tcMar>
+              <w:top w:w="20" w:type="dxa"/>
+              <w:start w:w="37" w:type="dxa"/>
+              <w:bottom w:w="20" w:type="dxa"/>
+              <w:end w:w="37" w:type="dxa"/>
+            </w:tcMar>
+            <w:vMerge/>
+            <w:tcBorders>
+              <w:top w:val="nil"/>
+              <w:left w:val="nil"/>
+              <w:bottom w:val="nil"/>
+              <w:right w:val="nil"/>
+              <w:insideH w:val="nil"/>
+              <w:insideV w:val="nil"/>
+            </w:tcBorders>
+          </w:tcPr>
+          <w:p/>
+        </w:tc>
+      </w:tr>
+      <w:tr>
+        <w:trPr>
+          <w:trHeight w:val="499" w:hRule="atLeast"/>
+          <w:cantSplit/>
+        </w:trPr>
+        <w:tc>
+          <w:tcPr>
+            <w:tcW w:type="dxa" w:w="4025"/>
+            <w:vAlign w:val="center"/>
+            <w:tcMar>
+              <w:top w:w="20" w:type="dxa"/>
+              <w:start w:w="37" w:type="dxa"/>
+              <w:bottom w:w="20" w:type="dxa"/>
+              <w:end w:w="37" w:type="dxa"/>
+            </w:tcMar>
+            <w:gridSpan w:val="2"/>
+            <w:tcBorders>
+              <w:top w:val="nil"/>
+              <w:left w:val="nil"/>
+              <w:bottom w:val="nil"/>
+              <w:right w:val="nil"/>
+              <w:insideH w:val="nil"/>
+              <w:insideV w:val="nil"/>
+            </w:tcBorders>
+          </w:tcPr>
+          <w:p>
+            <w:pPr>
+              <w:keepNext w:val="0"/>
+              <w:keepLines/>
+              <w:widowControl w:val="0"/>
+              <w:spacing w:before="0" w:after="0" w:lineRule="exact" w:line="204"/>
+              <w:ind w:left="0" w:right="0"/>
+              <w:jc w:val="left"/>
+            </w:pPr>
+            <w:r>
+              <w:rPr>
+                <w:rFonts w:ascii="Arial" w:hAnsi="Arial" w:eastAsia="Microsoft YaHei" w:cs="Arial"/>
+                <w:b/>
+                <w:color w:val="333333"/>
+                <w:sz w:val="16"/>
+                <w:lang w:val="en-US" w:eastAsia="zh-CN"/>
+              </w:rPr>
+              <w:t>个人简历网站：</w:t>
+            </w:r>
+            <w:hyperlink r:id="rId9">
+              <w:r>
+                <w:rPr>
+                  <w:rFonts w:ascii="Arial" w:hAnsi="Arial" w:eastAsia="Microsoft YaHei"/>
+                  <w:color w:val="3876CB"/>
+                  <w:u w:val="single"/>
+                  <w:sz w:val="16"/>
+                  <w:szCs w:val="16"/>
+                </w:rPr>
+                <w:t>https://www.zyjaiproduct.click/</w:t>
+              </w:r>
+            </w:hyperlink>
+          </w:p>
+        </w:tc>
+        <w:tc>
+          <w:tcPr>
+            <w:tcW w:type="dxa" w:w="4989"/>
+            <w:vAlign w:val="center"/>
+            <w:tcMar>
+              <w:top w:w="20" w:type="dxa"/>
+              <w:start w:w="37" w:type="dxa"/>
+              <w:bottom w:w="20" w:type="dxa"/>
+              <w:end w:w="37" w:type="dxa"/>
+            </w:tcMar>
+            <w:gridSpan w:val="2"/>
+            <w:tcBorders>
+              <w:top w:val="nil"/>
+              <w:left w:val="nil"/>
+              <w:bottom w:val="nil"/>
+              <w:right w:val="nil"/>
+              <w:insideH w:val="nil"/>
+              <w:insideV w:val="nil"/>
+            </w:tcBorders>
+          </w:tcPr>
+          <w:p>
+            <w:pPr>
+              <w:keepNext w:val="0"/>
+              <w:keepLines/>
+              <w:widowControl w:val="0"/>
+              <w:spacing w:before="0" w:after="0" w:lineRule="exact" w:line="204"/>
+              <w:ind w:left="0" w:right="0"/>
+              <w:jc w:val="left"/>
+            </w:pPr>
+            <w:r>
+              <w:rPr>
+                <w:rFonts w:ascii="Arial" w:hAnsi="Arial" w:eastAsia="Microsoft YaHei" w:cs="Arial"/>
+                <w:b/>
+                <w:color w:val="333333"/>
+                <w:sz w:val="16"/>
+                <w:lang w:val="en-US" w:eastAsia="zh-CN"/>
+              </w:rPr>
+              <w:t>可实习时长：</w:t>
+            </w:r>
+            <w:r>
+              <w:rPr>
+                <w:rFonts w:ascii="Arial" w:hAnsi="Arial" w:eastAsia="Microsoft YaHei" w:cs="Arial"/>
+                <w:b w:val="0"/>
+                <w:color w:val="555555"/>
+                <w:sz w:val="16"/>
+                <w:lang w:val="en-US" w:eastAsia="zh-CN"/>
+              </w:rPr>
+              <w:t>6个月以上，每周5天,随时到岗</w:t>
+            </w:r>
+          </w:p>
+        </w:tc>
+        <w:tc>
+          <w:tcPr>
+            <w:tcW w:type="dxa" w:w="1531"/>
+            <w:vAlign w:val="center"/>
+            <w:tcMar>
+              <w:top w:w="20" w:type="dxa"/>
+              <w:start w:w="37" w:type="dxa"/>
+              <w:bottom w:w="20" w:type="dxa"/>
+              <w:end w:w="37" w:type="dxa"/>
+            </w:tcMar>
+            <w:vMerge/>
+            <w:tcBorders>
+              <w:top w:val="nil"/>
+              <w:left w:val="nil"/>
+              <w:bottom w:val="nil"/>
+              <w:right w:val="nil"/>
+              <w:insideH w:val="nil"/>
+              <w:insideV w:val="nil"/>
+            </w:tcBorders>
+          </w:tcPr>
+          <w:p/>
+        </w:tc>
+      </w:tr>
+    </w:tbl>
+    <w:tbl>
+      <w:tblPr>
+        <w:tblW w:type="auto" w:w="0"/>
+        <w:jc w:val="center"/>
+        <w:tblLayout w:type="fixed"/>
+        <w:tblLook w:firstColumn="1" w:firstRow="1" w:lastColumn="0" w:lastRow="0" w:noHBand="0" w:noVBand="1" w:val="04A0"/>
+      </w:tblPr>
+      <w:tblGrid>
+        <w:gridCol w:w="2438"/>
+        <w:gridCol w:w="8107"/>
+      </w:tblGrid>
+      <w:tr>
+        <w:trPr>
+          <w:trHeight w:val="369" w:hRule="atLeast"/>
+          <w:cantSplit/>
+        </w:trPr>
+        <w:tc>
+          <w:tcPr>
+            <w:tcW w:type="dxa" w:w="2438"/>
+            <w:vAlign w:val="center"/>
+            <w:tcMar>
+              <w:top w:w="23" w:type="dxa"/>
+              <w:start w:w="125" w:type="dxa"/>
+              <w:bottom w:w="14" w:type="dxa"/>
+              <w:end w:w="28" w:type="dxa"/>
+            </w:tcMar>
+            <w:tcBorders>
+              <w:top w:val="nil"/>
+              <w:left w:val="nil"/>
+              <w:bottom w:val="single" w:sz="12" w:color="609EF3"/>
+              <w:right w:val="nil"/>
+              <w:insideH w:val="nil"/>
+              <w:insideV w:val="nil"/>
+            </w:tcBorders>
+            <w:shd w:fill="609EF3" w:val="clear"/>
+          </w:tcPr>
+          <w:p>
+            <w:pPr>
+              <w:keepNext w:val="0"/>
+              <w:keepLines/>
+              <w:widowControl w:val="0"/>
+              <w:spacing w:before="0" w:after="0" w:lineRule="exact" w:line="230"/>
+              <w:ind w:left="0" w:right="0"/>
+              <w:jc w:val="left"/>
+            </w:pPr>
+            <w:r>
+              <w:rPr>
+                <w:rFonts w:ascii="Arial" w:hAnsi="Arial" w:eastAsia="Microsoft YaHei" w:cs="Arial"/>
+                <w:b/>
+                <w:color w:val="FFFFFF"/>
+                <w:sz w:val="21"/>
+                <w:lang w:val="en-US" w:eastAsia="zh-CN"/>
+              </w:rPr>
+              <w:t>实习经历(三段)</w:t>
+            </w:r>
+          </w:p>
+        </w:tc>
+        <w:tc>
+          <w:tcPr>
+            <w:tcW w:type="dxa" w:w="8107"/>
+            <w:vAlign w:val="center"/>
+            <w:tcMar>
+              <w:top w:w="20" w:type="dxa"/>
+              <w:start w:w="37" w:type="dxa"/>
+              <w:bottom w:w="20" w:type="dxa"/>
+              <w:end w:w="37" w:type="dxa"/>
+            </w:tcMar>
+            <w:tcBorders>
+              <w:top w:val="nil"/>
+              <w:left w:val="nil"/>
+              <w:bottom w:val="single" w:sz="12" w:color="609EF3"/>
+              <w:right w:val="nil"/>
+              <w:insideH w:val="nil"/>
+              <w:insideV w:val="nil"/>
+            </w:tcBorders>
+          </w:tcPr>
+          <w:p>
+            <w:pPr>
+              <w:keepNext w:val="0"/>
+              <w:keepLines/>
+              <w:widowControl w:val="0"/>
+              <w:spacing w:before="0" w:after="0" w:lineRule="exact" w:line="20"/>
+              <w:ind w:left="0" w:right="0"/>
+              <w:jc w:val="left"/>
+            </w:pPr>
+          </w:p>
+        </w:tc>
+      </w:tr>
+    </w:tbl>
+    <w:tbl>
+      <w:tblPr>
+        <w:tblW w:type="auto" w:w="0"/>
+        <w:jc w:val="center"/>
+        <w:tblLayout w:type="fixed"/>
+        <w:tblLook w:firstColumn="1" w:firstRow="1" w:lastColumn="0" w:lastRow="0" w:noHBand="0" w:noVBand="1" w:val="04A0"/>
+      </w:tblPr>
+      <w:tblGrid>
+        <w:gridCol w:w="2211"/>
+        <w:gridCol w:w="4649"/>
+        <w:gridCol w:w="510"/>
+        <w:gridCol w:w="3175"/>
+      </w:tblGrid>
+      <w:tr>
+        <w:trPr>
+          <w:trHeight w:val="431" w:hRule="atLeast"/>
+          <w:cantSplit/>
+        </w:trPr>
+        <w:tc>
+          <w:tcPr>
+            <w:tcW w:type="dxa" w:w="2211"/>
+            <w:vAlign w:val="center"/>
+            <w:tcMar>
+              <w:top w:w="20" w:type="dxa"/>
+              <w:start w:w="37" w:type="dxa"/>
+              <w:bottom w:w="20" w:type="dxa"/>
+              <w:end w:w="37" w:type="dxa"/>
+            </w:tcMar>
+            <w:tcBorders>
+              <w:top w:val="nil"/>
+              <w:left w:val="nil"/>
+              <w:bottom w:val="nil"/>
+              <w:right w:val="nil"/>
+              <w:insideH w:val="nil"/>
+              <w:insideV w:val="nil"/>
+            </w:tcBorders>
+          </w:tcPr>
+          <w:p>
+            <w:pPr>
+              <w:keepNext w:val="0"/>
+              <w:keepLines/>
+              <w:widowControl w:val="0"/>
+              <w:spacing w:before="0" w:after="0" w:lineRule="exact" w:line="212"/>
+              <w:ind w:left="0" w:right="0"/>
+              <w:jc w:val="left"/>
+            </w:pPr>
+            <w:r>
+              <w:rPr>
+                <w:rFonts w:ascii="Arial" w:hAnsi="Arial" w:eastAsia="Microsoft YaHei" w:cs="Arial"/>
+                <w:b w:val="0"/>
+                <w:color w:val="555555"/>
+                <w:sz w:val="18"/>
+                <w:lang w:val="en-US" w:eastAsia="zh-CN"/>
+              </w:rPr>
+              <w:t>2026-03 ~ 2026-09</w:t>
+            </w:r>
+          </w:p>
+        </w:tc>
+        <w:tc>
+          <w:tcPr>
+            <w:tcW w:type="dxa" w:w="4649"/>
+            <w:vAlign w:val="center"/>
+            <w:tcMar>
+              <w:top w:w="20" w:type="dxa"/>
+              <w:start w:w="37" w:type="dxa"/>
+              <w:bottom w:w="20" w:type="dxa"/>
+              <w:end w:w="37" w:type="dxa"/>
+            </w:tcMar>
+            <w:tcBorders>
+              <w:top w:val="nil"/>
+              <w:left w:val="nil"/>
+              <w:bottom w:val="nil"/>
+              <w:right w:val="nil"/>
+              <w:insideH w:val="nil"/>
+              <w:insideV w:val="nil"/>
+            </w:tcBorders>
+          </w:tcPr>
+          <w:p>
+            <w:pPr>
+              <w:keepNext w:val="0"/>
+              <w:keepLines/>
+              <w:widowControl w:val="0"/>
+              <w:spacing w:before="0" w:after="0" w:lineRule="exact" w:line="219"/>
+              <w:ind w:left="0" w:right="0"/>
+              <w:jc w:val="center"/>
+            </w:pPr>
+            <w:r>
+              <w:rPr>
+                <w:rFonts w:ascii="Arial" w:hAnsi="Arial" w:eastAsia="Microsoft YaHei" w:cs="Arial"/>
+                <w:b/>
+                <w:color w:val="333333"/>
+                <w:sz w:val="18"/>
+                <w:lang w:val="en-US" w:eastAsia="zh-CN"/>
+              </w:rPr>
+              <w:t>上海环内圈网络科技有限公司</w:t>
+            </w:r>
+          </w:p>
+        </w:tc>
+        <w:tc>
+          <w:tcPr>
+            <w:tcW w:type="dxa" w:w="510"/>
+            <w:vAlign w:val="center"/>
+            <w:tcMar>
+              <w:top w:w="20" w:type="dxa"/>
+              <w:start w:w="37" w:type="dxa"/>
+              <w:bottom w:w="20" w:type="dxa"/>
+              <w:end w:w="37" w:type="dxa"/>
+            </w:tcMar>
+            <w:tcBorders>
+              <w:top w:val="nil"/>
+              <w:left w:val="nil"/>
+              <w:bottom w:val="nil"/>
+              <w:right w:val="nil"/>
+              <w:insideH w:val="nil"/>
+              <w:insideV w:val="nil"/>
+            </w:tcBorders>
+          </w:tcPr>
+          <w:p>
+            <w:pPr>
+              <w:keepLines/>
+              <w:widowControl w:val="0"/>
+              <w:spacing w:before="0" w:after="0" w:lineRule="atLeast" w:line="420"/>
+              <w:jc w:val="center"/>
+            </w:pPr>
+            <w:r>
+              <w:drawing>
+                <wp:inline xmlns:a="http://schemas.openxmlformats.org/drawingml/2006/main" xmlns:pic="http://schemas.openxmlformats.org/drawingml/2006/picture">
+                  <wp:extent cx="240727" cy="252000"/>
+                  <wp:docPr id="2" name="Picture 2"/>
+                  <wp:cNvGraphicFramePr>
+                    <a:graphicFrameLocks noChangeAspect="1"/>
+                  </wp:cNvGraphicFramePr>
+                  <a:graphic>
+                    <a:graphicData uri="http://schemas.openxmlformats.org/drawingml/2006/picture">
+                      <pic:pic>
+                        <pic:nvPicPr>
+                          <pic:cNvPr id="0" name="logo_huannaiquan.jpg"/>
+                          <pic:cNvPicPr/>
+                        </pic:nvPicPr>
+                        <pic:blipFill>
+                          <a:blip r:embed="rId11"/>
+                          <a:stretch>
+                            <a:fillRect/>
+                          </a:stretch>
+                        </pic:blipFill>
+                        <pic:spPr>
+                          <a:xfrm>
+                            <a:off x="0" y="0"/>
+                            <a:ext cx="240727" cy="252000"/>
+                          </a:xfrm>
+                          <a:prstGeom prst="rect"/>
+                        </pic:spPr>
+                      </pic:pic>
+                    </a:graphicData>
+                  </a:graphic>
+                </wp:inline>
+              </w:drawing>
+            </w:r>
+          </w:p>
+        </w:tc>
+        <w:tc>
+          <w:tcPr>
+            <w:tcW w:type="dxa" w:w="3175"/>
+            <w:vAlign w:val="center"/>
+            <w:tcMar>
+              <w:top w:w="20" w:type="dxa"/>
+              <w:start w:w="37" w:type="dxa"/>
+              <w:bottom w:w="20" w:type="dxa"/>
+              <w:end w:w="37" w:type="dxa"/>
+            </w:tcMar>
+            <w:tcBorders>
+              <w:top w:val="nil"/>
+              <w:left w:val="nil"/>
+              <w:bottom w:val="nil"/>
+              <w:right w:val="nil"/>
+              <w:insideH w:val="nil"/>
+              <w:insideV w:val="nil"/>
+            </w:tcBorders>
+          </w:tcPr>
+          <w:p>
+            <w:pPr>
+              <w:keepNext w:val="0"/>
+              <w:keepLines/>
+              <w:widowControl w:val="0"/>
+              <w:spacing w:before="0" w:after="0" w:lineRule="exact" w:line="212"/>
+              <w:ind w:left="0" w:right="0"/>
+              <w:jc w:val="right"/>
+            </w:pPr>
+            <w:r>
+              <w:rPr>
+                <w:rFonts w:ascii="Arial" w:hAnsi="Arial" w:eastAsia="Microsoft YaHei" w:cs="Arial"/>
+                <w:b/>
+                <w:color w:val="333333"/>
+                <w:sz w:val="18"/>
+                <w:lang w:val="en-US" w:eastAsia="zh-CN"/>
+              </w:rPr>
+              <w:t>AI产品经理&amp;FDE实习生</w:t>
+            </w:r>
+          </w:p>
+        </w:tc>
+      </w:tr>
+    </w:tbl>
     <w:p>
       <w:pPr>
-        <w:spacing w:before="0" w:after="0"/>
-        <w:ind w:left="0" w:right="0"/>
-        <w:jc w:val="center"/>
+        <w:keepNext/>
+        <w:keepLines/>
+        <w:widowControl w:val="0"/>
+        <w:spacing w:before="15" w:after="0" w:lineRule="exact" w:line="230"/>
+        <w:ind w:left="45" w:right="23"/>
+        <w:jc w:val="left"/>
       </w:pPr>
       <w:r>
-        <w:drawing>
-          <wp:inline xmlns:a="http://schemas.openxmlformats.org/drawingml/2006/main" xmlns:pic="http://schemas.openxmlformats.org/drawingml/2006/picture">
-            <wp:extent cx="7488000" cy="10589336"/>
-            <wp:docPr id="1" name="赵亚杰-两年经验-AI产品经理简历" descr="赵亚杰-两年经验-AI产品经理简历完整页面"/>
-            <wp:cNvGraphicFramePr>
-              <a:graphicFrameLocks noChangeAspect="1"/>
-            </wp:cNvGraphicFramePr>
-            <a:graphic>
-              <a:graphicData uri="http://schemas.openxmlformats.org/drawingml/2006/picture">
-                <pic:pic>
-                  <pic:nvPicPr>
-                    <pic:cNvPr id="0" name="resume-source.png"/>
-                    <pic:cNvPicPr/>
-                  </pic:nvPicPr>
-                  <pic:blipFill>
-                    <a:blip r:embed="rId9"/>
-                    <a:stretch>
-                      <a:fillRect/>
-                    </a:stretch>
-                  </pic:blipFill>
-                  <pic:spPr>
-                    <a:xfrm>
-                      <a:off x="0" y="0"/>
-                      <a:ext cx="7488000" cy="10589336"/>
-                    </a:xfrm>
-                    <a:prstGeom prst="rect"/>
-                  </pic:spPr>
-                </pic:pic>
-              </a:graphicData>
-            </a:graphic>
-          </wp:inline>
-        </w:drawing>
+        <w:rPr>
+          <w:rFonts w:ascii="Arial" w:hAnsi="Arial" w:eastAsia="Microsoft YaHei" w:cs="Arial"/>
+          <w:b/>
+          <w:color w:val="333333"/>
+          <w:sz w:val="18"/>
+          <w:lang w:val="en-US" w:eastAsia="zh-CN"/>
+        </w:rPr>
+        <w:t>一、“赛博女娲“功能迭代和优化</w:t>
+      </w:r>
+    </w:p>
+    <w:p>
+      <w:pPr>
+        <w:keepNext w:val="0"/>
+        <w:keepLines/>
+        <w:widowControl w:val="0"/>
+        <w:spacing w:before="0" w:after="0" w:lineRule="exact" w:line="224"/>
+        <w:ind w:left="45" w:right="23"/>
+        <w:jc w:val="left"/>
+      </w:pPr>
+      <w:r>
+        <w:rPr>
+          <w:rFonts w:ascii="Arial" w:hAnsi="Arial" w:eastAsia="Microsoft YaHei" w:cs="Arial"/>
+          <w:b/>
+          <w:color w:val="333333"/>
+          <w:sz w:val="18"/>
+          <w:lang w:val="en-US" w:eastAsia="zh-CN"/>
+        </w:rPr>
+        <w:t>1.Skill封装：</w:t>
+      </w:r>
+      <w:r>
+        <w:rPr>
+          <w:rFonts w:ascii="Arial" w:hAnsi="Arial" w:eastAsia="Microsoft YaHei" w:cs="Arial"/>
+          <w:b w:val="0"/>
+          <w:color w:val="555555"/>
+          <w:sz w:val="18"/>
+          <w:lang w:val="en-US" w:eastAsia="zh-CN"/>
+        </w:rPr>
+        <w:t>完成桌面端操作、网页端操作、API调用、GitHub项目</w:t>
+      </w:r>
+      <w:r>
+        <w:rPr>
+          <w:rFonts w:ascii="Arial" w:hAnsi="Arial" w:eastAsia="Microsoft YaHei" w:cs="Arial"/>
+          <w:b/>
+          <w:color w:val="333333"/>
+          <w:sz w:val="18"/>
+          <w:lang w:val="en-US" w:eastAsia="zh-CN"/>
+        </w:rPr>
+        <w:t>四类Skill封装</w:t>
+      </w:r>
+      <w:r>
+        <w:rPr>
+          <w:rFonts w:ascii="Arial" w:hAnsi="Arial" w:eastAsia="Microsoft YaHei" w:cs="Arial"/>
+          <w:b w:val="0"/>
+          <w:color w:val="555555"/>
+          <w:sz w:val="18"/>
+          <w:lang w:val="en-US" w:eastAsia="zh-CN"/>
+        </w:rPr>
+        <w:t>，累计沉淀</w:t>
+      </w:r>
+      <w:r>
+        <w:rPr>
+          <w:rFonts w:ascii="Arial" w:hAnsi="Arial" w:eastAsia="Microsoft YaHei" w:cs="Arial"/>
+          <w:b/>
+          <w:color w:val="333333"/>
+          <w:sz w:val="18"/>
+          <w:lang w:val="en-US" w:eastAsia="zh-CN"/>
+        </w:rPr>
+        <w:t>20+个技能模块</w:t>
+      </w:r>
+    </w:p>
+    <w:p>
+      <w:pPr>
+        <w:keepNext w:val="0"/>
+        <w:keepLines/>
+        <w:widowControl w:val="0"/>
+        <w:spacing w:before="0" w:after="0" w:lineRule="exact" w:line="224"/>
+        <w:ind w:left="45" w:right="23"/>
+        <w:jc w:val="left"/>
+      </w:pPr>
+      <w:r>
+        <w:rPr>
+          <w:rFonts w:ascii="Arial" w:hAnsi="Arial" w:eastAsia="Microsoft YaHei" w:cs="Arial"/>
+          <w:b/>
+          <w:color w:val="333333"/>
+          <w:sz w:val="18"/>
+          <w:lang w:val="en-US" w:eastAsia="zh-CN"/>
+        </w:rPr>
+        <w:t>2.任务看板设计：</w:t>
+      </w:r>
+      <w:r>
+        <w:rPr>
+          <w:rFonts w:ascii="Arial" w:hAnsi="Arial" w:eastAsia="Microsoft YaHei" w:cs="Arial"/>
+          <w:b w:val="0"/>
+          <w:color w:val="555555"/>
+          <w:sz w:val="18"/>
+          <w:lang w:val="en-US" w:eastAsia="zh-CN"/>
+        </w:rPr>
+        <w:t>设计</w:t>
+      </w:r>
+      <w:r>
+        <w:rPr>
+          <w:rFonts w:ascii="Arial" w:hAnsi="Arial" w:eastAsia="Microsoft YaHei" w:cs="Arial"/>
+          <w:b/>
+          <w:color w:val="333333"/>
+          <w:sz w:val="18"/>
+          <w:lang w:val="en-US" w:eastAsia="zh-CN"/>
+        </w:rPr>
+        <w:t>Agent任务执行看板</w:t>
+      </w:r>
+      <w:r>
+        <w:rPr>
+          <w:rFonts w:ascii="Arial" w:hAnsi="Arial" w:eastAsia="Microsoft YaHei" w:cs="Arial"/>
+          <w:b w:val="0"/>
+          <w:color w:val="555555"/>
+          <w:sz w:val="18"/>
+          <w:lang w:val="en-US" w:eastAsia="zh-CN"/>
+        </w:rPr>
+        <w:t>，覆盖任务输入、执行过程、结果输出全链路展示，</w:t>
+      </w:r>
+      <w:r>
+        <w:rPr>
+          <w:rFonts w:ascii="Arial" w:hAnsi="Arial" w:eastAsia="Microsoft YaHei" w:cs="Arial"/>
+          <w:b/>
+          <w:color w:val="333333"/>
+          <w:sz w:val="18"/>
+          <w:lang w:val="en-US" w:eastAsia="zh-CN"/>
+        </w:rPr>
+        <w:t>提升产品可视化体验</w:t>
+      </w:r>
+    </w:p>
+    <w:p>
+      <w:pPr>
+        <w:keepNext w:val="0"/>
+        <w:keepLines/>
+        <w:widowControl w:val="0"/>
+        <w:spacing w:before="0" w:after="0" w:lineRule="exact" w:line="224"/>
+        <w:ind w:left="45" w:right="23"/>
+        <w:jc w:val="left"/>
+      </w:pPr>
+      <w:r>
+        <w:rPr>
+          <w:rFonts w:ascii="Arial" w:hAnsi="Arial" w:eastAsia="Microsoft YaHei" w:cs="Arial"/>
+          <w:b/>
+          <w:color w:val="333333"/>
+          <w:sz w:val="18"/>
+          <w:lang w:val="en-US" w:eastAsia="zh-CN"/>
+        </w:rPr>
+        <w:t>3.产品赋能：</w:t>
+      </w:r>
+      <w:r>
+        <w:rPr>
+          <w:rFonts w:ascii="Arial" w:hAnsi="Arial" w:eastAsia="Microsoft YaHei" w:cs="Arial"/>
+          <w:b w:val="0"/>
+          <w:color w:val="555555"/>
+          <w:sz w:val="18"/>
+          <w:lang w:val="en-US" w:eastAsia="zh-CN"/>
+        </w:rPr>
+        <w:t>持续引入市场优秀AI技能方案并</w:t>
+      </w:r>
+      <w:r>
+        <w:rPr>
+          <w:rFonts w:ascii="Arial" w:hAnsi="Arial" w:eastAsia="Microsoft YaHei" w:cs="Arial"/>
+          <w:b/>
+          <w:color w:val="333333"/>
+          <w:sz w:val="18"/>
+          <w:lang w:val="en-US" w:eastAsia="zh-CN"/>
+        </w:rPr>
+        <w:t>植入产品Agent</w:t>
+      </w:r>
+      <w:r>
+        <w:rPr>
+          <w:rFonts w:ascii="Arial" w:hAnsi="Arial" w:eastAsia="Microsoft YaHei" w:cs="Arial"/>
+          <w:b w:val="0"/>
+          <w:color w:val="555555"/>
+          <w:sz w:val="18"/>
+          <w:lang w:val="en-US" w:eastAsia="zh-CN"/>
+        </w:rPr>
+        <w:t>，提升实操场景下的任务完成效能</w:t>
+      </w:r>
+    </w:p>
+    <w:p>
+      <w:pPr>
+        <w:keepNext/>
+        <w:keepLines/>
+        <w:widowControl w:val="0"/>
+        <w:spacing w:before="15" w:after="0" w:lineRule="exact" w:line="230"/>
+        <w:ind w:left="45" w:right="23"/>
+        <w:jc w:val="left"/>
+      </w:pPr>
+      <w:r>
+        <w:rPr>
+          <w:rFonts w:ascii="Arial" w:hAnsi="Arial" w:eastAsia="Microsoft YaHei" w:cs="Arial"/>
+          <w:b/>
+          <w:color w:val="333333"/>
+          <w:sz w:val="18"/>
+          <w:lang w:val="en-US" w:eastAsia="zh-CN"/>
+        </w:rPr>
+        <w:t>二、客户现场AI项目落地</w:t>
+      </w:r>
+    </w:p>
+    <w:p>
+      <w:pPr>
+        <w:keepNext w:val="0"/>
+        <w:keepLines/>
+        <w:widowControl w:val="0"/>
+        <w:spacing w:before="0" w:after="0" w:lineRule="exact" w:line="224"/>
+        <w:ind w:left="45" w:right="23"/>
+        <w:jc w:val="left"/>
+      </w:pPr>
+      <w:r>
+        <w:rPr>
+          <w:rFonts w:ascii="Arial" w:hAnsi="Arial" w:eastAsia="Microsoft YaHei" w:cs="Arial"/>
+          <w:b/>
+          <w:color w:val="333333"/>
+          <w:sz w:val="18"/>
+          <w:lang w:val="en-US" w:eastAsia="zh-CN"/>
+        </w:rPr>
+        <w:t>1.项目背景：</w:t>
+      </w:r>
+      <w:r>
+        <w:rPr>
+          <w:rFonts w:ascii="Arial" w:hAnsi="Arial" w:eastAsia="Microsoft YaHei" w:cs="Arial"/>
+          <w:b w:val="0"/>
+          <w:color w:val="555555"/>
+          <w:sz w:val="18"/>
+          <w:lang w:val="en-US" w:eastAsia="zh-CN"/>
+        </w:rPr>
+        <w:t>客户对产品</w:t>
+      </w:r>
+      <w:r>
+        <w:rPr>
+          <w:rFonts w:ascii="Arial" w:hAnsi="Arial" w:eastAsia="Microsoft YaHei" w:cs="Arial"/>
+          <w:b/>
+          <w:color w:val="333333"/>
+          <w:sz w:val="18"/>
+          <w:lang w:val="en-US" w:eastAsia="zh-CN"/>
+        </w:rPr>
+        <w:t>认知不足</w:t>
+      </w:r>
+      <w:r>
+        <w:rPr>
+          <w:rFonts w:ascii="Arial" w:hAnsi="Arial" w:eastAsia="Microsoft YaHei" w:cs="Arial"/>
+          <w:b w:val="0"/>
+          <w:color w:val="555555"/>
+          <w:sz w:val="18"/>
+          <w:lang w:val="en-US" w:eastAsia="zh-CN"/>
+        </w:rPr>
+        <w:t>，无法自主将AI能力应用于实际业务场景，需现场协助完成</w:t>
+      </w:r>
+      <w:r>
+        <w:rPr>
+          <w:rFonts w:ascii="Arial" w:hAnsi="Arial" w:eastAsia="Microsoft YaHei" w:cs="Arial"/>
+          <w:b/>
+          <w:color w:val="333333"/>
+          <w:sz w:val="18"/>
+          <w:lang w:val="en-US" w:eastAsia="zh-CN"/>
+        </w:rPr>
+        <w:t>产品部署与落地。</w:t>
+      </w:r>
+    </w:p>
+    <w:p>
+      <w:pPr>
+        <w:keepNext w:val="0"/>
+        <w:keepLines/>
+        <w:widowControl w:val="0"/>
+        <w:spacing w:before="0" w:after="0" w:lineRule="exact" w:line="224"/>
+        <w:ind w:left="45" w:right="23"/>
+        <w:jc w:val="left"/>
+      </w:pPr>
+      <w:r>
+        <w:rPr>
+          <w:rFonts w:ascii="Arial" w:hAnsi="Arial" w:eastAsia="Microsoft YaHei" w:cs="Arial"/>
+          <w:b/>
+          <w:color w:val="333333"/>
+          <w:sz w:val="18"/>
+          <w:lang w:val="en-US" w:eastAsia="zh-CN"/>
+        </w:rPr>
+        <w:t>2.项目执行：</w:t>
+      </w:r>
+      <w:r>
+        <w:rPr>
+          <w:rFonts w:ascii="Arial" w:hAnsi="Arial" w:eastAsia="Microsoft YaHei" w:cs="Arial"/>
+          <w:b w:val="0"/>
+          <w:color w:val="555555"/>
+          <w:sz w:val="18"/>
+          <w:lang w:val="en-US" w:eastAsia="zh-CN"/>
+        </w:rPr>
+        <w:t>基于现有AI技术，结合客户实际工作痛点，针对性</w:t>
+      </w:r>
+      <w:r>
+        <w:rPr>
+          <w:rFonts w:ascii="Arial" w:hAnsi="Arial" w:eastAsia="Microsoft YaHei" w:cs="Arial"/>
+          <w:b/>
+          <w:color w:val="333333"/>
+          <w:sz w:val="18"/>
+          <w:lang w:val="en-US" w:eastAsia="zh-CN"/>
+        </w:rPr>
+        <w:t>设计Agent解决方案。</w:t>
+      </w:r>
+    </w:p>
+    <w:p>
+      <w:pPr>
+        <w:keepNext w:val="0"/>
+        <w:keepLines/>
+        <w:widowControl w:val="0"/>
+        <w:spacing w:before="0" w:after="30" w:lineRule="exact" w:line="224"/>
+        <w:ind w:left="45" w:right="23"/>
+        <w:jc w:val="left"/>
+      </w:pPr>
+      <w:r>
+        <w:rPr>
+          <w:rFonts w:ascii="Arial" w:hAnsi="Arial" w:eastAsia="Microsoft YaHei" w:cs="Arial"/>
+          <w:b/>
+          <w:color w:val="333333"/>
+          <w:sz w:val="18"/>
+          <w:lang w:val="en-US" w:eastAsia="zh-CN"/>
+        </w:rPr>
+        <w:t>3.项目结果：</w:t>
+      </w:r>
+      <w:r>
+        <w:rPr>
+          <w:rFonts w:ascii="Arial" w:hAnsi="Arial" w:eastAsia="Microsoft YaHei" w:cs="Arial"/>
+          <w:b w:val="0"/>
+          <w:color w:val="555555"/>
+          <w:sz w:val="18"/>
+          <w:lang w:val="en-US" w:eastAsia="zh-CN"/>
+        </w:rPr>
+        <w:t>以低成本方式</w:t>
+      </w:r>
+      <w:r>
+        <w:rPr>
+          <w:rFonts w:ascii="Arial" w:hAnsi="Arial" w:eastAsia="Microsoft YaHei" w:cs="Arial"/>
+          <w:b/>
+          <w:color w:val="333333"/>
+          <w:sz w:val="18"/>
+          <w:lang w:val="en-US" w:eastAsia="zh-CN"/>
+        </w:rPr>
+        <w:t>替代客户重复性机械工作</w:t>
+      </w:r>
+      <w:r>
+        <w:rPr>
+          <w:rFonts w:ascii="Arial" w:hAnsi="Arial" w:eastAsia="Microsoft YaHei" w:cs="Arial"/>
+          <w:b w:val="0"/>
+          <w:color w:val="555555"/>
+          <w:sz w:val="18"/>
+          <w:lang w:val="en-US" w:eastAsia="zh-CN"/>
+        </w:rPr>
+        <w:t>，打通AI</w:t>
+      </w:r>
+      <w:r>
+        <w:rPr>
+          <w:rFonts w:ascii="Arial" w:hAnsi="Arial" w:eastAsia="Microsoft YaHei" w:cs="Arial"/>
+          <w:b/>
+          <w:color w:val="333333"/>
+          <w:sz w:val="18"/>
+          <w:lang w:val="en-US" w:eastAsia="zh-CN"/>
+        </w:rPr>
+        <w:t>从技术到业务场景</w:t>
+      </w:r>
+      <w:r>
+        <w:rPr>
+          <w:rFonts w:ascii="Arial" w:hAnsi="Arial" w:eastAsia="Microsoft YaHei" w:cs="Arial"/>
+          <w:b w:val="0"/>
+          <w:color w:val="555555"/>
+          <w:sz w:val="18"/>
+          <w:lang w:val="en-US" w:eastAsia="zh-CN"/>
+        </w:rPr>
+        <w:t>的落地闭环</w:t>
+      </w:r>
+    </w:p>
+    <w:tbl>
+      <w:tblPr>
+        <w:tblW w:type="auto" w:w="0"/>
+        <w:jc w:val="center"/>
+        <w:tblLayout w:type="fixed"/>
+        <w:tblLook w:firstColumn="1" w:firstRow="1" w:lastColumn="0" w:lastRow="0" w:noHBand="0" w:noVBand="1" w:val="04A0"/>
+      </w:tblPr>
+      <w:tblGrid>
+        <w:gridCol w:w="2211"/>
+        <w:gridCol w:w="4649"/>
+        <w:gridCol w:w="510"/>
+        <w:gridCol w:w="3175"/>
+      </w:tblGrid>
+      <w:tr>
+        <w:trPr>
+          <w:trHeight w:val="431" w:hRule="atLeast"/>
+          <w:cantSplit/>
+        </w:trPr>
+        <w:tc>
+          <w:tcPr>
+            <w:tcW w:type="dxa" w:w="2211"/>
+            <w:vAlign w:val="center"/>
+            <w:tcMar>
+              <w:top w:w="20" w:type="dxa"/>
+              <w:start w:w="37" w:type="dxa"/>
+              <w:bottom w:w="20" w:type="dxa"/>
+              <w:end w:w="37" w:type="dxa"/>
+            </w:tcMar>
+            <w:tcBorders>
+              <w:top w:val="nil"/>
+              <w:left w:val="nil"/>
+              <w:bottom w:val="nil"/>
+              <w:right w:val="nil"/>
+              <w:insideH w:val="nil"/>
+              <w:insideV w:val="nil"/>
+            </w:tcBorders>
+          </w:tcPr>
+          <w:p>
+            <w:pPr>
+              <w:keepNext w:val="0"/>
+              <w:keepLines/>
+              <w:widowControl w:val="0"/>
+              <w:spacing w:before="0" w:after="0" w:lineRule="exact" w:line="212"/>
+              <w:ind w:left="0" w:right="0"/>
+              <w:jc w:val="left"/>
+            </w:pPr>
+            <w:r>
+              <w:rPr>
+                <w:rFonts w:ascii="Arial" w:hAnsi="Arial" w:eastAsia="Microsoft YaHei" w:cs="Arial"/>
+                <w:b w:val="0"/>
+                <w:color w:val="555555"/>
+                <w:sz w:val="18"/>
+                <w:lang w:val="en-US" w:eastAsia="zh-CN"/>
+              </w:rPr>
+              <w:t>2025-09 ~ 2026-02</w:t>
+            </w:r>
+          </w:p>
+        </w:tc>
+        <w:tc>
+          <w:tcPr>
+            <w:tcW w:type="dxa" w:w="4649"/>
+            <w:vAlign w:val="center"/>
+            <w:tcMar>
+              <w:top w:w="20" w:type="dxa"/>
+              <w:start w:w="37" w:type="dxa"/>
+              <w:bottom w:w="20" w:type="dxa"/>
+              <w:end w:w="37" w:type="dxa"/>
+            </w:tcMar>
+            <w:tcBorders>
+              <w:top w:val="nil"/>
+              <w:left w:val="nil"/>
+              <w:bottom w:val="nil"/>
+              <w:right w:val="nil"/>
+              <w:insideH w:val="nil"/>
+              <w:insideV w:val="nil"/>
+            </w:tcBorders>
+          </w:tcPr>
+          <w:p>
+            <w:pPr>
+              <w:keepNext w:val="0"/>
+              <w:keepLines/>
+              <w:widowControl w:val="0"/>
+              <w:spacing w:before="0" w:after="0" w:lineRule="exact" w:line="219"/>
+              <w:ind w:left="0" w:right="0"/>
+              <w:jc w:val="center"/>
+            </w:pPr>
+            <w:r>
+              <w:rPr>
+                <w:rFonts w:ascii="Arial" w:hAnsi="Arial" w:eastAsia="Microsoft YaHei" w:cs="Arial"/>
+                <w:b/>
+                <w:color w:val="333333"/>
+                <w:sz w:val="18"/>
+                <w:lang w:val="en-US" w:eastAsia="zh-CN"/>
+              </w:rPr>
+              <w:t>上海谈烁信息科技有限公司</w:t>
+            </w:r>
+          </w:p>
+        </w:tc>
+        <w:tc>
+          <w:tcPr>
+            <w:tcW w:type="dxa" w:w="510"/>
+            <w:vAlign w:val="center"/>
+            <w:tcMar>
+              <w:top w:w="20" w:type="dxa"/>
+              <w:start w:w="37" w:type="dxa"/>
+              <w:bottom w:w="20" w:type="dxa"/>
+              <w:end w:w="37" w:type="dxa"/>
+            </w:tcMar>
+            <w:tcBorders>
+              <w:top w:val="nil"/>
+              <w:left w:val="nil"/>
+              <w:bottom w:val="nil"/>
+              <w:right w:val="nil"/>
+              <w:insideH w:val="nil"/>
+              <w:insideV w:val="nil"/>
+            </w:tcBorders>
+          </w:tcPr>
+          <w:p>
+            <w:pPr>
+              <w:keepLines/>
+              <w:widowControl w:val="0"/>
+              <w:spacing w:before="0" w:after="0" w:lineRule="atLeast" w:line="420"/>
+              <w:jc w:val="center"/>
+            </w:pPr>
+            <w:r>
+              <w:drawing>
+                <wp:inline xmlns:a="http://schemas.openxmlformats.org/drawingml/2006/main" xmlns:pic="http://schemas.openxmlformats.org/drawingml/2006/picture">
+                  <wp:extent cx="252000" cy="252000"/>
+                  <wp:docPr id="3" name="Picture 3"/>
+                  <wp:cNvGraphicFramePr>
+                    <a:graphicFrameLocks noChangeAspect="1"/>
+                  </wp:cNvGraphicFramePr>
+                  <a:graphic>
+                    <a:graphicData uri="http://schemas.openxmlformats.org/drawingml/2006/picture">
+                      <pic:pic>
+                        <pic:nvPicPr>
+                          <pic:cNvPr id="0" name="logo_tanshuo_technology.png"/>
+                          <pic:cNvPicPr/>
+                        </pic:nvPicPr>
+                        <pic:blipFill>
+                          <a:blip r:embed="rId12"/>
+                          <a:stretch>
+                            <a:fillRect/>
+                          </a:stretch>
+                        </pic:blipFill>
+                        <pic:spPr>
+                          <a:xfrm>
+                            <a:off x="0" y="0"/>
+                            <a:ext cx="252000" cy="252000"/>
+                          </a:xfrm>
+                          <a:prstGeom prst="rect"/>
+                        </pic:spPr>
+                      </pic:pic>
+                    </a:graphicData>
+                  </a:graphic>
+                </wp:inline>
+              </w:drawing>
+            </w:r>
+          </w:p>
+        </w:tc>
+        <w:tc>
+          <w:tcPr>
+            <w:tcW w:type="dxa" w:w="3175"/>
+            <w:vAlign w:val="center"/>
+            <w:tcMar>
+              <w:top w:w="20" w:type="dxa"/>
+              <w:start w:w="37" w:type="dxa"/>
+              <w:bottom w:w="20" w:type="dxa"/>
+              <w:end w:w="37" w:type="dxa"/>
+            </w:tcMar>
+            <w:tcBorders>
+              <w:top w:val="nil"/>
+              <w:left w:val="nil"/>
+              <w:bottom w:val="nil"/>
+              <w:right w:val="nil"/>
+              <w:insideH w:val="nil"/>
+              <w:insideV w:val="nil"/>
+            </w:tcBorders>
+          </w:tcPr>
+          <w:p>
+            <w:pPr>
+              <w:keepNext w:val="0"/>
+              <w:keepLines/>
+              <w:widowControl w:val="0"/>
+              <w:spacing w:before="0" w:after="0" w:lineRule="exact" w:line="212"/>
+              <w:ind w:left="0" w:right="0"/>
+              <w:jc w:val="right"/>
+            </w:pPr>
+            <w:r>
+              <w:rPr>
+                <w:rFonts w:ascii="Arial" w:hAnsi="Arial" w:eastAsia="Microsoft YaHei" w:cs="Arial"/>
+                <w:b/>
+                <w:color w:val="333333"/>
+                <w:sz w:val="18"/>
+                <w:lang w:val="en-US" w:eastAsia="zh-CN"/>
+              </w:rPr>
+              <w:t>AI产品经理实习生</w:t>
+            </w:r>
+          </w:p>
+        </w:tc>
+      </w:tr>
+    </w:tbl>
+    <w:p>
+      <w:pPr>
+        <w:keepNext/>
+        <w:keepLines/>
+        <w:widowControl w:val="0"/>
+        <w:spacing w:before="15" w:after="0" w:lineRule="exact" w:line="230"/>
+        <w:ind w:left="45" w:right="23"/>
+        <w:jc w:val="left"/>
+      </w:pPr>
+      <w:r>
+        <w:rPr>
+          <w:rFonts w:ascii="Arial" w:hAnsi="Arial" w:eastAsia="Microsoft YaHei" w:cs="Arial"/>
+          <w:b/>
+          <w:color w:val="333333"/>
+          <w:sz w:val="18"/>
+          <w:lang w:val="en-US" w:eastAsia="zh-CN"/>
+        </w:rPr>
+        <w:t>一、“Soultalk App”功能迭代和优化</w:t>
+      </w:r>
+    </w:p>
+    <w:p>
+      <w:pPr>
+        <w:keepNext w:val="0"/>
+        <w:keepLines/>
+        <w:widowControl w:val="0"/>
+        <w:spacing w:before="0" w:after="0" w:lineRule="exact" w:line="224"/>
+        <w:ind w:left="45" w:right="23"/>
+        <w:jc w:val="left"/>
+      </w:pPr>
+      <w:r>
+        <w:rPr>
+          <w:rFonts w:ascii="Arial" w:hAnsi="Arial" w:eastAsia="Microsoft YaHei" w:cs="Arial"/>
+          <w:b/>
+          <w:color w:val="333333"/>
+          <w:sz w:val="18"/>
+          <w:lang w:val="en-US" w:eastAsia="zh-CN"/>
+        </w:rPr>
+        <w:t>1.AI生图/生视频:</w:t>
+      </w:r>
+      <w:r>
+        <w:rPr>
+          <w:rFonts w:ascii="Arial" w:hAnsi="Arial" w:eastAsia="Microsoft YaHei" w:cs="Arial"/>
+          <w:b w:val="0"/>
+          <w:color w:val="555555"/>
+          <w:sz w:val="18"/>
+          <w:lang w:val="en-US" w:eastAsia="zh-CN"/>
+        </w:rPr>
+        <w:t>为了增加APP盈利和提升用户体验，设计</w:t>
+      </w:r>
+      <w:r>
+        <w:rPr>
+          <w:rFonts w:ascii="Arial" w:hAnsi="Arial" w:eastAsia="Microsoft YaHei" w:cs="Arial"/>
+          <w:b/>
+          <w:color w:val="333333"/>
+          <w:sz w:val="18"/>
+          <w:lang w:val="en-US" w:eastAsia="zh-CN"/>
+        </w:rPr>
+        <w:t>AI生图和生视频</w:t>
+      </w:r>
+      <w:r>
+        <w:rPr>
+          <w:rFonts w:ascii="Arial" w:hAnsi="Arial" w:eastAsia="Microsoft YaHei" w:cs="Arial"/>
+          <w:b w:val="0"/>
+          <w:color w:val="555555"/>
+          <w:sz w:val="18"/>
+          <w:lang w:val="en-US" w:eastAsia="zh-CN"/>
+        </w:rPr>
+        <w:t>功能，用户可根据自己喜好进行对应操作。</w:t>
+      </w:r>
+    </w:p>
+    <w:p>
+      <w:pPr>
+        <w:keepNext w:val="0"/>
+        <w:keepLines/>
+        <w:widowControl w:val="0"/>
+        <w:spacing w:before="0" w:after="0" w:lineRule="exact" w:line="224"/>
+        <w:ind w:left="45" w:right="23"/>
+        <w:jc w:val="left"/>
+      </w:pPr>
+      <w:r>
+        <w:rPr>
+          <w:rFonts w:ascii="Arial" w:hAnsi="Arial" w:eastAsia="Microsoft YaHei" w:cs="Arial"/>
+          <w:b/>
+          <w:color w:val="333333"/>
+          <w:sz w:val="18"/>
+          <w:lang w:val="en-US" w:eastAsia="zh-CN"/>
+        </w:rPr>
+        <w:t>2.消息推送优化:</w:t>
+      </w:r>
+      <w:r>
+        <w:rPr>
+          <w:rFonts w:ascii="Arial" w:hAnsi="Arial" w:eastAsia="Microsoft YaHei" w:cs="Arial"/>
+          <w:b w:val="0"/>
+          <w:color w:val="555555"/>
+          <w:sz w:val="18"/>
+          <w:lang w:val="en-US" w:eastAsia="zh-CN"/>
+        </w:rPr>
+        <w:t>为了提升APP召回率，设计app用户推送消息的机制，提升APP粘性。点击率</w:t>
+      </w:r>
+      <w:r>
+        <w:rPr>
+          <w:rFonts w:ascii="Arial" w:hAnsi="Arial" w:eastAsia="Microsoft YaHei" w:cs="Arial"/>
+          <w:b/>
+          <w:color w:val="333333"/>
+          <w:sz w:val="18"/>
+          <w:lang w:val="en-US" w:eastAsia="zh-CN"/>
+        </w:rPr>
+        <w:t>由2.3%提高至7.8%</w:t>
+      </w:r>
+    </w:p>
+    <w:p>
+      <w:pPr>
+        <w:keepNext/>
+        <w:keepLines/>
+        <w:widowControl w:val="0"/>
+        <w:spacing w:before="15" w:after="0" w:lineRule="exact" w:line="230"/>
+        <w:ind w:left="45" w:right="23"/>
+        <w:jc w:val="left"/>
+      </w:pPr>
+      <w:r>
+        <w:rPr>
+          <w:rFonts w:ascii="Arial" w:hAnsi="Arial" w:eastAsia="Microsoft YaHei" w:cs="Arial"/>
+          <w:b/>
+          <w:color w:val="333333"/>
+          <w:sz w:val="18"/>
+          <w:lang w:val="en-US" w:eastAsia="zh-CN"/>
+        </w:rPr>
+        <w:t>二、用户自创角色机制设计</w:t>
+      </w:r>
+    </w:p>
+    <w:p>
+      <w:pPr>
+        <w:keepNext w:val="0"/>
+        <w:keepLines/>
+        <w:widowControl w:val="0"/>
+        <w:spacing w:before="0" w:after="0" w:lineRule="exact" w:line="224"/>
+        <w:ind w:left="45" w:right="23"/>
+        <w:jc w:val="left"/>
+      </w:pPr>
+      <w:r>
+        <w:rPr>
+          <w:rFonts w:ascii="Arial" w:hAnsi="Arial" w:eastAsia="Microsoft YaHei" w:cs="Arial"/>
+          <w:b/>
+          <w:color w:val="333333"/>
+          <w:sz w:val="18"/>
+          <w:lang w:val="en-US" w:eastAsia="zh-CN"/>
+        </w:rPr>
+        <w:t>1.需求洞察:</w:t>
+      </w:r>
+      <w:r>
+        <w:rPr>
+          <w:rFonts w:ascii="Arial" w:hAnsi="Arial" w:eastAsia="Microsoft YaHei" w:cs="Arial"/>
+          <w:b w:val="0"/>
+          <w:color w:val="555555"/>
+          <w:sz w:val="18"/>
+          <w:lang w:val="en-US" w:eastAsia="zh-CN"/>
+        </w:rPr>
+        <w:t>针对用户创作耐心低、新手不擅长撰写角色的痛点，设计可激起用户</w:t>
+      </w:r>
+      <w:r>
+        <w:rPr>
+          <w:rFonts w:ascii="Arial" w:hAnsi="Arial" w:eastAsia="Microsoft YaHei" w:cs="Arial"/>
+          <w:b/>
+          <w:color w:val="333333"/>
+          <w:sz w:val="18"/>
+          <w:lang w:val="en-US" w:eastAsia="zh-CN"/>
+        </w:rPr>
+        <w:t>自创角色</w:t>
+      </w:r>
+      <w:r>
+        <w:rPr>
+          <w:rFonts w:ascii="Arial" w:hAnsi="Arial" w:eastAsia="Microsoft YaHei" w:cs="Arial"/>
+          <w:b w:val="0"/>
+          <w:color w:val="555555"/>
+          <w:sz w:val="18"/>
+          <w:lang w:val="en-US" w:eastAsia="zh-CN"/>
+        </w:rPr>
+        <w:t>热情的机制。</w:t>
+      </w:r>
+    </w:p>
+    <w:p>
+      <w:pPr>
+        <w:keepNext w:val="0"/>
+        <w:keepLines/>
+        <w:widowControl w:val="0"/>
+        <w:spacing w:before="0" w:after="30" w:lineRule="exact" w:line="224"/>
+        <w:ind w:left="45" w:right="23"/>
+        <w:jc w:val="left"/>
+      </w:pPr>
+      <w:r>
+        <w:rPr>
+          <w:rFonts w:ascii="Arial" w:hAnsi="Arial" w:eastAsia="Microsoft YaHei" w:cs="Arial"/>
+          <w:b/>
+          <w:color w:val="333333"/>
+          <w:sz w:val="18"/>
+          <w:lang w:val="en-US" w:eastAsia="zh-CN"/>
+        </w:rPr>
+        <w:t>2.关键产品设计:</w:t>
+      </w:r>
+      <w:r>
+        <w:rPr>
+          <w:rFonts w:ascii="Arial" w:hAnsi="Arial" w:eastAsia="Microsoft YaHei" w:cs="Arial"/>
+          <w:b w:val="0"/>
+          <w:color w:val="555555"/>
+          <w:sz w:val="18"/>
+          <w:lang w:val="en-US" w:eastAsia="zh-CN"/>
+        </w:rPr>
+        <w:t>通过任务激励机制、AI创作辅助、创作反馈系统，来降低用户自创角色难度，角色多样性</w:t>
+      </w:r>
+      <w:r>
+        <w:rPr>
+          <w:rFonts w:ascii="Arial" w:hAnsi="Arial" w:eastAsia="Microsoft YaHei" w:cs="Arial"/>
+          <w:b/>
+          <w:color w:val="333333"/>
+          <w:sz w:val="18"/>
+          <w:lang w:val="en-US" w:eastAsia="zh-CN"/>
+        </w:rPr>
+        <w:t>提高30%</w:t>
+      </w:r>
+    </w:p>
+    <w:tbl>
+      <w:tblPr>
+        <w:tblW w:type="auto" w:w="0"/>
+        <w:jc w:val="center"/>
+        <w:tblLayout w:type="fixed"/>
+        <w:tblLook w:firstColumn="1" w:firstRow="1" w:lastColumn="0" w:lastRow="0" w:noHBand="0" w:noVBand="1" w:val="04A0"/>
+      </w:tblPr>
+      <w:tblGrid>
+        <w:gridCol w:w="2211"/>
+        <w:gridCol w:w="4649"/>
+        <w:gridCol w:w="510"/>
+        <w:gridCol w:w="3175"/>
+      </w:tblGrid>
+      <w:tr>
+        <w:trPr>
+          <w:trHeight w:val="431" w:hRule="atLeast"/>
+          <w:cantSplit/>
+        </w:trPr>
+        <w:tc>
+          <w:tcPr>
+            <w:tcW w:type="dxa" w:w="2211"/>
+            <w:vAlign w:val="center"/>
+            <w:tcMar>
+              <w:top w:w="20" w:type="dxa"/>
+              <w:start w:w="37" w:type="dxa"/>
+              <w:bottom w:w="20" w:type="dxa"/>
+              <w:end w:w="37" w:type="dxa"/>
+            </w:tcMar>
+            <w:tcBorders>
+              <w:top w:val="nil"/>
+              <w:left w:val="nil"/>
+              <w:bottom w:val="nil"/>
+              <w:right w:val="nil"/>
+              <w:insideH w:val="nil"/>
+              <w:insideV w:val="nil"/>
+            </w:tcBorders>
+          </w:tcPr>
+          <w:p>
+            <w:pPr>
+              <w:keepNext w:val="0"/>
+              <w:keepLines/>
+              <w:widowControl w:val="0"/>
+              <w:spacing w:before="0" w:after="0" w:lineRule="exact" w:line="212"/>
+              <w:ind w:left="0" w:right="0"/>
+              <w:jc w:val="left"/>
+            </w:pPr>
+            <w:r>
+              <w:rPr>
+                <w:rFonts w:ascii="Arial" w:hAnsi="Arial" w:eastAsia="Microsoft YaHei" w:cs="Arial"/>
+                <w:b w:val="0"/>
+                <w:color w:val="555555"/>
+                <w:sz w:val="18"/>
+                <w:lang w:val="en-US" w:eastAsia="zh-CN"/>
+              </w:rPr>
+              <w:t>2025-03 ~ 2025-08</w:t>
+            </w:r>
+          </w:p>
+        </w:tc>
+        <w:tc>
+          <w:tcPr>
+            <w:tcW w:type="dxa" w:w="4649"/>
+            <w:vAlign w:val="center"/>
+            <w:tcMar>
+              <w:top w:w="20" w:type="dxa"/>
+              <w:start w:w="37" w:type="dxa"/>
+              <w:bottom w:w="20" w:type="dxa"/>
+              <w:end w:w="37" w:type="dxa"/>
+            </w:tcMar>
+            <w:tcBorders>
+              <w:top w:val="nil"/>
+              <w:left w:val="nil"/>
+              <w:bottom w:val="nil"/>
+              <w:right w:val="nil"/>
+              <w:insideH w:val="nil"/>
+              <w:insideV w:val="nil"/>
+            </w:tcBorders>
+          </w:tcPr>
+          <w:p>
+            <w:pPr>
+              <w:keepNext w:val="0"/>
+              <w:keepLines/>
+              <w:widowControl w:val="0"/>
+              <w:spacing w:before="0" w:after="0" w:lineRule="exact" w:line="219"/>
+              <w:ind w:left="0" w:right="0"/>
+              <w:jc w:val="center"/>
+            </w:pPr>
+            <w:r>
+              <w:rPr>
+                <w:rFonts w:ascii="Arial" w:hAnsi="Arial" w:eastAsia="Microsoft YaHei" w:cs="Arial"/>
+                <w:b/>
+                <w:color w:val="333333"/>
+                <w:sz w:val="18"/>
+                <w:lang w:val="en-US" w:eastAsia="zh-CN"/>
+              </w:rPr>
+              <w:t>引力传媒（上海）有限公司</w:t>
+            </w:r>
+          </w:p>
+        </w:tc>
+        <w:tc>
+          <w:tcPr>
+            <w:tcW w:type="dxa" w:w="510"/>
+            <w:vAlign w:val="center"/>
+            <w:tcMar>
+              <w:top w:w="20" w:type="dxa"/>
+              <w:start w:w="37" w:type="dxa"/>
+              <w:bottom w:w="20" w:type="dxa"/>
+              <w:end w:w="37" w:type="dxa"/>
+            </w:tcMar>
+            <w:tcBorders>
+              <w:top w:val="nil"/>
+              <w:left w:val="nil"/>
+              <w:bottom w:val="nil"/>
+              <w:right w:val="nil"/>
+              <w:insideH w:val="nil"/>
+              <w:insideV w:val="nil"/>
+            </w:tcBorders>
+          </w:tcPr>
+          <w:p>
+            <w:pPr>
+              <w:keepLines/>
+              <w:widowControl w:val="0"/>
+              <w:spacing w:before="0" w:after="0" w:lineRule="atLeast" w:line="420"/>
+              <w:jc w:val="center"/>
+            </w:pPr>
+            <w:r>
+              <w:drawing>
+                <wp:inline xmlns:a="http://schemas.openxmlformats.org/drawingml/2006/main" xmlns:pic="http://schemas.openxmlformats.org/drawingml/2006/picture">
+                  <wp:extent cx="252000" cy="252000"/>
+                  <wp:docPr id="4" name="Picture 4"/>
+                  <wp:cNvGraphicFramePr>
+                    <a:graphicFrameLocks noChangeAspect="1"/>
+                  </wp:cNvGraphicFramePr>
+                  <a:graphic>
+                    <a:graphicData uri="http://schemas.openxmlformats.org/drawingml/2006/picture">
+                      <pic:pic>
+                        <pic:nvPicPr>
+                          <pic:cNvPr id="0" name="logo_inly.png"/>
+                          <pic:cNvPicPr/>
+                        </pic:nvPicPr>
+                        <pic:blipFill>
+                          <a:blip r:embed="rId13"/>
+                          <a:stretch>
+                            <a:fillRect/>
+                          </a:stretch>
+                        </pic:blipFill>
+                        <pic:spPr>
+                          <a:xfrm>
+                            <a:off x="0" y="0"/>
+                            <a:ext cx="252000" cy="252000"/>
+                          </a:xfrm>
+                          <a:prstGeom prst="rect"/>
+                        </pic:spPr>
+                      </pic:pic>
+                    </a:graphicData>
+                  </a:graphic>
+                </wp:inline>
+              </w:drawing>
+            </w:r>
+          </w:p>
+        </w:tc>
+        <w:tc>
+          <w:tcPr>
+            <w:tcW w:type="dxa" w:w="3175"/>
+            <w:vAlign w:val="center"/>
+            <w:tcMar>
+              <w:top w:w="20" w:type="dxa"/>
+              <w:start w:w="37" w:type="dxa"/>
+              <w:bottom w:w="20" w:type="dxa"/>
+              <w:end w:w="37" w:type="dxa"/>
+            </w:tcMar>
+            <w:tcBorders>
+              <w:top w:val="nil"/>
+              <w:left w:val="nil"/>
+              <w:bottom w:val="nil"/>
+              <w:right w:val="nil"/>
+              <w:insideH w:val="nil"/>
+              <w:insideV w:val="nil"/>
+            </w:tcBorders>
+          </w:tcPr>
+          <w:p>
+            <w:pPr>
+              <w:keepNext w:val="0"/>
+              <w:keepLines/>
+              <w:widowControl w:val="0"/>
+              <w:spacing w:before="0" w:after="0" w:lineRule="exact" w:line="212"/>
+              <w:ind w:left="0" w:right="0"/>
+              <w:jc w:val="right"/>
+            </w:pPr>
+            <w:r>
+              <w:rPr>
+                <w:rFonts w:ascii="Arial" w:hAnsi="Arial" w:eastAsia="Microsoft YaHei" w:cs="Arial"/>
+                <w:b/>
+                <w:color w:val="333333"/>
+                <w:sz w:val="18"/>
+                <w:lang w:val="en-US" w:eastAsia="zh-CN"/>
+              </w:rPr>
+              <w:t>AI产品经理实习生</w:t>
+            </w:r>
+          </w:p>
+        </w:tc>
+      </w:tr>
+    </w:tbl>
+    <w:p>
+      <w:pPr>
+        <w:keepNext/>
+        <w:keepLines/>
+        <w:widowControl w:val="0"/>
+        <w:spacing w:before="15" w:after="0" w:lineRule="exact" w:line="230"/>
+        <w:ind w:left="45" w:right="23"/>
+        <w:jc w:val="left"/>
+      </w:pPr>
+      <w:r>
+        <w:rPr>
+          <w:rFonts w:ascii="Arial" w:hAnsi="Arial" w:eastAsia="Microsoft YaHei" w:cs="Arial"/>
+          <w:b/>
+          <w:color w:val="333333"/>
+          <w:sz w:val="18"/>
+          <w:lang w:val="en-US" w:eastAsia="zh-CN"/>
+        </w:rPr>
+        <w:t>一、项目背景:</w:t>
+      </w:r>
+      <w:r>
+        <w:rPr>
+          <w:rFonts w:ascii="Arial" w:hAnsi="Arial" w:eastAsia="Microsoft YaHei" w:cs="Arial"/>
+          <w:b w:val="0"/>
+          <w:color w:val="555555"/>
+          <w:sz w:val="18"/>
+          <w:lang w:val="en-US" w:eastAsia="zh-CN"/>
+        </w:rPr>
+        <w:t>为提升客服效率，项目基于RAG架构搭建</w:t>
+      </w:r>
+      <w:r>
+        <w:rPr>
+          <w:rFonts w:ascii="Arial" w:hAnsi="Arial" w:eastAsia="Microsoft YaHei" w:cs="Arial"/>
+          <w:b/>
+          <w:color w:val="333333"/>
+          <w:sz w:val="18"/>
+          <w:lang w:val="en-US" w:eastAsia="zh-CN"/>
+        </w:rPr>
+        <w:t>AI智能客服系统</w:t>
+      </w:r>
+      <w:r>
+        <w:rPr>
+          <w:rFonts w:ascii="Arial" w:hAnsi="Arial" w:eastAsia="Microsoft YaHei" w:cs="Arial"/>
+          <w:b w:val="0"/>
+          <w:color w:val="555555"/>
+          <w:sz w:val="18"/>
+          <w:lang w:val="en-US" w:eastAsia="zh-CN"/>
+        </w:rPr>
+        <w:t>，具备“多轮对话理解,智能转人工”等核心能力。</w:t>
+      </w:r>
+    </w:p>
+    <w:p>
+      <w:pPr>
+        <w:keepNext/>
+        <w:keepLines/>
+        <w:widowControl w:val="0"/>
+        <w:spacing w:before="15" w:after="0" w:lineRule="exact" w:line="230"/>
+        <w:ind w:left="45" w:right="23"/>
+        <w:jc w:val="left"/>
+      </w:pPr>
+      <w:r>
+        <w:rPr>
+          <w:rFonts w:ascii="Arial" w:hAnsi="Arial" w:eastAsia="Microsoft YaHei" w:cs="Arial"/>
+          <w:b/>
+          <w:color w:val="333333"/>
+          <w:sz w:val="18"/>
+          <w:lang w:val="en-US" w:eastAsia="zh-CN"/>
+        </w:rPr>
+        <w:t>二、项目执行:</w:t>
+      </w:r>
+    </w:p>
+    <w:p>
+      <w:pPr>
+        <w:keepNext w:val="0"/>
+        <w:keepLines/>
+        <w:widowControl w:val="0"/>
+        <w:spacing w:before="0" w:after="0" w:lineRule="exact" w:line="224"/>
+        <w:ind w:left="45" w:right="23"/>
+        <w:jc w:val="left"/>
+      </w:pPr>
+      <w:r>
+        <w:rPr>
+          <w:rFonts w:ascii="Arial" w:hAnsi="Arial" w:eastAsia="Microsoft YaHei" w:cs="Arial"/>
+          <w:b/>
+          <w:color w:val="333333"/>
+          <w:sz w:val="18"/>
+          <w:lang w:val="en-US" w:eastAsia="zh-CN"/>
+        </w:rPr>
+        <w:t>1.需求分析与内容抽取:</w:t>
+      </w:r>
+      <w:r>
+        <w:rPr>
+          <w:rFonts w:ascii="Arial" w:hAnsi="Arial" w:eastAsia="Microsoft YaHei" w:cs="Arial"/>
+          <w:b w:val="0"/>
+          <w:color w:val="555555"/>
+          <w:sz w:val="18"/>
+          <w:lang w:val="en-US" w:eastAsia="zh-CN"/>
+        </w:rPr>
+        <w:t>梳理品牌在社媒平台的客服对话记录，提炼出4类</w:t>
+      </w:r>
+      <w:r>
+        <w:rPr>
+          <w:rFonts w:ascii="Arial" w:hAnsi="Arial" w:eastAsia="Microsoft YaHei" w:cs="Arial"/>
+          <w:b/>
+          <w:color w:val="333333"/>
+          <w:sz w:val="18"/>
+          <w:lang w:val="en-US" w:eastAsia="zh-CN"/>
+        </w:rPr>
+        <w:t>高频场景</w:t>
+      </w:r>
+      <w:r>
+        <w:rPr>
+          <w:rFonts w:ascii="Arial" w:hAnsi="Arial" w:eastAsia="Microsoft YaHei" w:cs="Arial"/>
+          <w:b w:val="0"/>
+          <w:color w:val="555555"/>
+          <w:sz w:val="18"/>
+          <w:lang w:val="en-US" w:eastAsia="zh-CN"/>
+        </w:rPr>
+        <w:t>形成训练语料。</w:t>
+      </w:r>
+    </w:p>
+    <w:p>
+      <w:pPr>
+        <w:keepNext w:val="0"/>
+        <w:keepLines/>
+        <w:widowControl w:val="0"/>
+        <w:spacing w:before="0" w:after="0" w:lineRule="exact" w:line="224"/>
+        <w:ind w:left="45" w:right="23"/>
+        <w:jc w:val="left"/>
+      </w:pPr>
+      <w:r>
+        <w:rPr>
+          <w:rFonts w:ascii="Arial" w:hAnsi="Arial" w:eastAsia="Microsoft YaHei" w:cs="Arial"/>
+          <w:b/>
+          <w:color w:val="333333"/>
+          <w:sz w:val="18"/>
+          <w:lang w:val="en-US" w:eastAsia="zh-CN"/>
+        </w:rPr>
+        <w:t>2.知识库构建与系统设计:</w:t>
+      </w:r>
+      <w:r>
+        <w:rPr>
+          <w:rFonts w:ascii="Arial" w:hAnsi="Arial" w:eastAsia="Microsoft YaHei" w:cs="Arial"/>
+          <w:b w:val="0"/>
+          <w:color w:val="555555"/>
+          <w:sz w:val="18"/>
+          <w:lang w:val="en-US" w:eastAsia="zh-CN"/>
+        </w:rPr>
+        <w:t>采用RAG框架对接售后政策与商品信息，实现“FAQ智能召回+商品知识匹配”的</w:t>
+      </w:r>
+      <w:r>
+        <w:rPr>
+          <w:rFonts w:ascii="Arial" w:hAnsi="Arial" w:eastAsia="Microsoft YaHei" w:cs="Arial"/>
+          <w:b/>
+          <w:color w:val="333333"/>
+          <w:sz w:val="18"/>
+          <w:lang w:val="en-US" w:eastAsia="zh-CN"/>
+        </w:rPr>
+        <w:t>问答引擎</w:t>
+      </w:r>
+      <w:r>
+        <w:rPr>
+          <w:rFonts w:ascii="Arial" w:hAnsi="Arial" w:eastAsia="Microsoft YaHei" w:cs="Arial"/>
+          <w:b w:val="0"/>
+          <w:color w:val="555555"/>
+          <w:sz w:val="18"/>
+          <w:lang w:val="en-US" w:eastAsia="zh-CN"/>
+        </w:rPr>
+        <w:t>。</w:t>
+      </w:r>
+    </w:p>
+    <w:p>
+      <w:pPr>
+        <w:keepNext w:val="0"/>
+        <w:keepLines/>
+        <w:widowControl w:val="0"/>
+        <w:spacing w:before="0" w:after="0" w:lineRule="exact" w:line="224"/>
+        <w:ind w:left="45" w:right="23"/>
+        <w:jc w:val="left"/>
+      </w:pPr>
+      <w:r>
+        <w:rPr>
+          <w:rFonts w:ascii="Arial" w:hAnsi="Arial" w:eastAsia="Microsoft YaHei" w:cs="Arial"/>
+          <w:b/>
+          <w:color w:val="333333"/>
+          <w:sz w:val="18"/>
+          <w:lang w:val="en-US" w:eastAsia="zh-CN"/>
+        </w:rPr>
+        <w:t>3.转人工机制:</w:t>
+      </w:r>
+      <w:r>
+        <w:rPr>
+          <w:rFonts w:ascii="Arial" w:hAnsi="Arial" w:eastAsia="Microsoft YaHei" w:cs="Arial"/>
+          <w:b w:val="0"/>
+          <w:color w:val="555555"/>
+          <w:sz w:val="18"/>
+          <w:lang w:val="en-US" w:eastAsia="zh-CN"/>
+        </w:rPr>
+        <w:t>构建“会话记录+实时响应+转人工引导”</w:t>
+      </w:r>
+      <w:r>
+        <w:rPr>
+          <w:rFonts w:ascii="Arial" w:hAnsi="Arial" w:eastAsia="Microsoft YaHei" w:cs="Arial"/>
+          <w:b/>
+          <w:color w:val="333333"/>
+          <w:sz w:val="18"/>
+          <w:lang w:val="en-US" w:eastAsia="zh-CN"/>
+        </w:rPr>
+        <w:t>三栏式界面</w:t>
+      </w:r>
+      <w:r>
+        <w:rPr>
+          <w:rFonts w:ascii="Arial" w:hAnsi="Arial" w:eastAsia="Microsoft YaHei" w:cs="Arial"/>
+          <w:b w:val="0"/>
+          <w:color w:val="555555"/>
+          <w:sz w:val="18"/>
+          <w:lang w:val="en-US" w:eastAsia="zh-CN"/>
+        </w:rPr>
+        <w:t>，设置用户满意度反馈、标注打分与人工接入机制</w:t>
+      </w:r>
+    </w:p>
+    <w:p>
+      <w:pPr>
+        <w:keepNext/>
+        <w:keepLines/>
+        <w:widowControl w:val="0"/>
+        <w:spacing w:before="15" w:after="30" w:lineRule="exact" w:line="230"/>
+        <w:ind w:left="45" w:right="23"/>
+        <w:jc w:val="left"/>
+      </w:pPr>
+      <w:r>
+        <w:rPr>
+          <w:rFonts w:ascii="Arial" w:hAnsi="Arial" w:eastAsia="Microsoft YaHei" w:cs="Arial"/>
+          <w:b/>
+          <w:color w:val="333333"/>
+          <w:sz w:val="18"/>
+          <w:lang w:val="en-US" w:eastAsia="zh-CN"/>
+        </w:rPr>
+        <w:t>三、项目结果:</w:t>
+      </w:r>
+      <w:r>
+        <w:rPr>
+          <w:rFonts w:ascii="Arial" w:hAnsi="Arial" w:eastAsia="Microsoft YaHei" w:cs="Arial"/>
+          <w:b w:val="0"/>
+          <w:color w:val="555555"/>
+          <w:sz w:val="18"/>
+          <w:lang w:val="en-US" w:eastAsia="zh-CN"/>
+        </w:rPr>
+        <w:t>客服响应准确率</w:t>
+      </w:r>
+      <w:r>
+        <w:rPr>
+          <w:rFonts w:ascii="Arial" w:hAnsi="Arial" w:eastAsia="Microsoft YaHei" w:cs="Arial"/>
+          <w:b/>
+          <w:color w:val="333333"/>
+          <w:sz w:val="18"/>
+          <w:lang w:val="en-US" w:eastAsia="zh-CN"/>
+        </w:rPr>
+        <w:t>提升至91%</w:t>
+      </w:r>
+      <w:r>
+        <w:rPr>
+          <w:rFonts w:ascii="Arial" w:hAnsi="Arial" w:eastAsia="Microsoft YaHei" w:cs="Arial"/>
+          <w:b w:val="0"/>
+          <w:color w:val="555555"/>
+          <w:sz w:val="18"/>
+          <w:lang w:val="en-US" w:eastAsia="zh-CN"/>
+        </w:rPr>
+        <w:t>，转人工率</w:t>
+      </w:r>
+      <w:r>
+        <w:rPr>
+          <w:rFonts w:ascii="Arial" w:hAnsi="Arial" w:eastAsia="Microsoft YaHei" w:cs="Arial"/>
+          <w:b/>
+          <w:color w:val="333333"/>
+          <w:sz w:val="18"/>
+          <w:lang w:val="en-US" w:eastAsia="zh-CN"/>
+        </w:rPr>
+        <w:t>下降25%</w:t>
+      </w:r>
+      <w:r>
+        <w:rPr>
+          <w:rFonts w:ascii="Arial" w:hAnsi="Arial" w:eastAsia="Microsoft YaHei" w:cs="Arial"/>
+          <w:b w:val="0"/>
+          <w:color w:val="555555"/>
+          <w:sz w:val="18"/>
+          <w:lang w:val="en-US" w:eastAsia="zh-CN"/>
+        </w:rPr>
+        <w:t>;覆盖用户问题类型</w:t>
+      </w:r>
+      <w:r>
+        <w:rPr>
+          <w:rFonts w:ascii="Arial" w:hAnsi="Arial" w:eastAsia="Microsoft YaHei" w:cs="Arial"/>
+          <w:b/>
+          <w:color w:val="333333"/>
+          <w:sz w:val="18"/>
+          <w:lang w:val="en-US" w:eastAsia="zh-CN"/>
+        </w:rPr>
+        <w:t>超90%</w:t>
+      </w:r>
+      <w:r>
+        <w:rPr>
+          <w:rFonts w:ascii="Arial" w:hAnsi="Arial" w:eastAsia="Microsoft YaHei" w:cs="Arial"/>
+          <w:b w:val="0"/>
+          <w:color w:val="555555"/>
+          <w:sz w:val="18"/>
+          <w:lang w:val="en-US" w:eastAsia="zh-CN"/>
+        </w:rPr>
+        <w:t>，售后咨询自动化替代率</w:t>
+      </w:r>
+      <w:r>
+        <w:rPr>
+          <w:rFonts w:ascii="Arial" w:hAnsi="Arial" w:eastAsia="Microsoft YaHei" w:cs="Arial"/>
+          <w:b/>
+          <w:color w:val="333333"/>
+          <w:sz w:val="18"/>
+          <w:lang w:val="en-US" w:eastAsia="zh-CN"/>
+        </w:rPr>
+        <w:t>达25%</w:t>
+      </w:r>
+    </w:p>
+    <w:tbl>
+      <w:tblPr>
+        <w:tblW w:type="auto" w:w="0"/>
+        <w:jc w:val="center"/>
+        <w:tblLayout w:type="fixed"/>
+        <w:tblLook w:firstColumn="1" w:firstRow="1" w:lastColumn="0" w:lastRow="0" w:noHBand="0" w:noVBand="1" w:val="04A0"/>
+      </w:tblPr>
+      <w:tblGrid>
+        <w:gridCol w:w="2438"/>
+        <w:gridCol w:w="8107"/>
+      </w:tblGrid>
+      <w:tr>
+        <w:trPr>
+          <w:trHeight w:val="369" w:hRule="atLeast"/>
+          <w:cantSplit/>
+        </w:trPr>
+        <w:tc>
+          <w:tcPr>
+            <w:tcW w:type="dxa" w:w="2438"/>
+            <w:vAlign w:val="center"/>
+            <w:tcMar>
+              <w:top w:w="23" w:type="dxa"/>
+              <w:start w:w="125" w:type="dxa"/>
+              <w:bottom w:w="14" w:type="dxa"/>
+              <w:end w:w="28" w:type="dxa"/>
+            </w:tcMar>
+            <w:tcBorders>
+              <w:top w:val="nil"/>
+              <w:left w:val="nil"/>
+              <w:bottom w:val="single" w:sz="12" w:color="609EF3"/>
+              <w:right w:val="nil"/>
+              <w:insideH w:val="nil"/>
+              <w:insideV w:val="nil"/>
+            </w:tcBorders>
+            <w:shd w:fill="609EF3" w:val="clear"/>
+          </w:tcPr>
+          <w:p>
+            <w:pPr>
+              <w:keepNext w:val="0"/>
+              <w:keepLines/>
+              <w:widowControl w:val="0"/>
+              <w:spacing w:before="0" w:after="0" w:lineRule="exact" w:line="230"/>
+              <w:ind w:left="0" w:right="0"/>
+              <w:jc w:val="left"/>
+            </w:pPr>
+            <w:r>
+              <w:rPr>
+                <w:rFonts w:ascii="Arial" w:hAnsi="Arial" w:eastAsia="Microsoft YaHei" w:cs="Arial"/>
+                <w:b/>
+                <w:color w:val="FFFFFF"/>
+                <w:sz w:val="21"/>
+                <w:lang w:val="en-US" w:eastAsia="zh-CN"/>
+              </w:rPr>
+              <w:t>项目经历</w:t>
+            </w:r>
+          </w:p>
+        </w:tc>
+        <w:tc>
+          <w:tcPr>
+            <w:tcW w:type="dxa" w:w="8107"/>
+            <w:vAlign w:val="center"/>
+            <w:tcMar>
+              <w:top w:w="20" w:type="dxa"/>
+              <w:start w:w="37" w:type="dxa"/>
+              <w:bottom w:w="20" w:type="dxa"/>
+              <w:end w:w="37" w:type="dxa"/>
+            </w:tcMar>
+            <w:tcBorders>
+              <w:top w:val="nil"/>
+              <w:left w:val="nil"/>
+              <w:bottom w:val="single" w:sz="12" w:color="609EF3"/>
+              <w:right w:val="nil"/>
+              <w:insideH w:val="nil"/>
+              <w:insideV w:val="nil"/>
+            </w:tcBorders>
+          </w:tcPr>
+          <w:p>
+            <w:pPr>
+              <w:keepNext w:val="0"/>
+              <w:keepLines/>
+              <w:widowControl w:val="0"/>
+              <w:spacing w:before="0" w:after="0" w:lineRule="exact" w:line="20"/>
+              <w:ind w:left="0" w:right="0"/>
+              <w:jc w:val="left"/>
+            </w:pPr>
+          </w:p>
+        </w:tc>
+      </w:tr>
+    </w:tbl>
+    <w:tbl>
+      <w:tblPr>
+        <w:tblW w:type="auto" w:w="0"/>
+        <w:jc w:val="center"/>
+        <w:tblLayout w:type="fixed"/>
+        <w:tblLook w:firstColumn="1" w:firstRow="1" w:lastColumn="0" w:lastRow="0" w:noHBand="0" w:noVBand="1" w:val="04A0"/>
+      </w:tblPr>
+      <w:tblGrid>
+        <w:gridCol w:w="10035"/>
+        <w:gridCol w:w="510"/>
+      </w:tblGrid>
+      <w:tr>
+        <w:trPr>
+          <w:trHeight w:val="431" w:hRule="atLeast"/>
+          <w:cantSplit/>
+        </w:trPr>
+        <w:tc>
+          <w:tcPr>
+            <w:tcW w:type="dxa" w:w="10035"/>
+            <w:vAlign w:val="center"/>
+            <w:tcMar>
+              <w:top w:w="20" w:type="dxa"/>
+              <w:start w:w="37" w:type="dxa"/>
+              <w:bottom w:w="20" w:type="dxa"/>
+              <w:end w:w="37" w:type="dxa"/>
+            </w:tcMar>
+            <w:tcBorders>
+              <w:top w:val="nil"/>
+              <w:left w:val="nil"/>
+              <w:bottom w:val="nil"/>
+              <w:right w:val="nil"/>
+              <w:insideH w:val="nil"/>
+              <w:insideV w:val="nil"/>
+            </w:tcBorders>
+          </w:tcPr>
+          <w:p>
+            <w:pPr>
+              <w:keepNext w:val="0"/>
+              <w:keepLines/>
+              <w:widowControl w:val="0"/>
+              <w:spacing w:before="0" w:after="0" w:lineRule="exact" w:line="219"/>
+              <w:ind w:left="0" w:right="0"/>
+              <w:jc w:val="left"/>
+            </w:pPr>
+            <w:r>
+              <w:rPr>
+                <w:rFonts w:ascii="Arial" w:hAnsi="Arial" w:eastAsia="Microsoft YaHei" w:cs="Arial"/>
+                <w:b/>
+                <w:color w:val="333333"/>
+                <w:sz w:val="18"/>
+                <w:lang w:val="en-US" w:eastAsia="zh-CN"/>
+              </w:rPr>
+              <w:t>BOSS 直聘 Windows 桌面端自动化Skill</w:t>
+            </w:r>
+          </w:p>
+        </w:tc>
+        <w:tc>
+          <w:tcPr>
+            <w:tcW w:type="dxa" w:w="510"/>
+            <w:vAlign w:val="center"/>
+            <w:tcMar>
+              <w:top w:w="20" w:type="dxa"/>
+              <w:start w:w="37" w:type="dxa"/>
+              <w:bottom w:w="20" w:type="dxa"/>
+              <w:end w:w="37" w:type="dxa"/>
+            </w:tcMar>
+            <w:tcBorders>
+              <w:top w:val="nil"/>
+              <w:left w:val="nil"/>
+              <w:bottom w:val="nil"/>
+              <w:right w:val="nil"/>
+              <w:insideH w:val="nil"/>
+              <w:insideV w:val="nil"/>
+            </w:tcBorders>
+          </w:tcPr>
+          <w:p>
+            <w:pPr>
+              <w:keepLines/>
+              <w:widowControl w:val="0"/>
+              <w:spacing w:before="0" w:after="0" w:lineRule="atLeast" w:line="460"/>
+              <w:jc w:val="center"/>
+            </w:pPr>
+            <w:r>
+              <w:drawing>
+                <wp:inline xmlns:a="http://schemas.openxmlformats.org/drawingml/2006/main" xmlns:pic="http://schemas.openxmlformats.org/drawingml/2006/picture">
+                  <wp:extent cx="270000" cy="270000"/>
+                  <wp:docPr id="5" name="Picture 5"/>
+                  <wp:cNvGraphicFramePr>
+                    <a:graphicFrameLocks noChangeAspect="1"/>
+                  </wp:cNvGraphicFramePr>
+                  <a:graphic>
+                    <a:graphicData uri="http://schemas.openxmlformats.org/drawingml/2006/picture">
+                      <pic:pic>
+                        <pic:nvPicPr>
+                          <pic:cNvPr id="0" name="logo_boss_zhipin.png"/>
+                          <pic:cNvPicPr/>
+                        </pic:nvPicPr>
+                        <pic:blipFill>
+                          <a:blip r:embed="rId14"/>
+                          <a:stretch>
+                            <a:fillRect/>
+                          </a:stretch>
+                        </pic:blipFill>
+                        <pic:spPr>
+                          <a:xfrm>
+                            <a:off x="0" y="0"/>
+                            <a:ext cx="270000" cy="270000"/>
+                          </a:xfrm>
+                          <a:prstGeom prst="rect"/>
+                        </pic:spPr>
+                      </pic:pic>
+                    </a:graphicData>
+                  </a:graphic>
+                </wp:inline>
+              </w:drawing>
+            </w:r>
+          </w:p>
+        </w:tc>
+      </w:tr>
+    </w:tbl>
+    <w:p>
+      <w:pPr>
+        <w:keepNext/>
+        <w:keepLines/>
+        <w:widowControl w:val="0"/>
+        <w:spacing w:before="15" w:after="0" w:lineRule="exact" w:line="230"/>
+        <w:ind w:left="45" w:right="23"/>
+        <w:jc w:val="left"/>
+      </w:pPr>
+      <w:r>
+        <w:rPr>
+          <w:rFonts w:ascii="Arial" w:hAnsi="Arial" w:eastAsia="Microsoft YaHei" w:cs="Arial"/>
+          <w:b/>
+          <w:color w:val="333333"/>
+          <w:sz w:val="18"/>
+          <w:lang w:val="en-US" w:eastAsia="zh-CN"/>
+        </w:rPr>
+        <w:t>一、项目背景：</w:t>
+      </w:r>
+      <w:r>
+        <w:rPr>
+          <w:rFonts w:ascii="Arial" w:hAnsi="Arial" w:eastAsia="Microsoft YaHei" w:cs="Arial"/>
+          <w:b w:val="0"/>
+          <w:color w:val="555555"/>
+          <w:sz w:val="18"/>
+          <w:lang w:val="en-US" w:eastAsia="zh-CN"/>
+        </w:rPr>
+        <w:t>BOSS 直聘桌面端的岗位发布、候选人筛选、消息沟通和简历收取分散在多个页面，</w:t>
+      </w:r>
+      <w:r>
+        <w:rPr>
+          <w:rFonts w:ascii="Arial" w:hAnsi="Arial" w:eastAsia="Microsoft YaHei" w:cs="Arial"/>
+          <w:b/>
+          <w:color w:val="333333"/>
+          <w:sz w:val="18"/>
+          <w:lang w:val="en-US" w:eastAsia="zh-CN"/>
+        </w:rPr>
+        <w:t>存在大量重复操作</w:t>
+      </w:r>
+    </w:p>
+    <w:p>
+      <w:pPr>
+        <w:keepNext/>
+        <w:keepLines/>
+        <w:widowControl w:val="0"/>
+        <w:spacing w:before="15" w:after="0" w:lineRule="exact" w:line="230"/>
+        <w:ind w:left="45" w:right="23"/>
+        <w:jc w:val="left"/>
+      </w:pPr>
+      <w:r>
+        <w:rPr>
+          <w:rFonts w:ascii="Arial" w:hAnsi="Arial" w:eastAsia="Microsoft YaHei" w:cs="Arial"/>
+          <w:b/>
+          <w:color w:val="333333"/>
+          <w:sz w:val="18"/>
+          <w:lang w:val="en-US" w:eastAsia="zh-CN"/>
+        </w:rPr>
+        <w:t>二、项目执行：</w:t>
+      </w:r>
+      <w:r>
+        <w:rPr>
+          <w:rFonts w:ascii="Arial" w:hAnsi="Arial" w:eastAsia="Microsoft YaHei" w:cs="Arial"/>
+          <w:b w:val="0"/>
+          <w:color w:val="555555"/>
+          <w:sz w:val="18"/>
+          <w:lang w:val="en-US" w:eastAsia="zh-CN"/>
+        </w:rPr>
+        <w:t xml:space="preserve">基于 </w:t>
+      </w:r>
+      <w:r>
+        <w:rPr>
+          <w:rFonts w:ascii="Arial" w:hAnsi="Arial" w:eastAsia="Microsoft YaHei" w:cs="Arial"/>
+          <w:b/>
+          <w:color w:val="333333"/>
+          <w:sz w:val="18"/>
+          <w:lang w:val="en-US" w:eastAsia="zh-CN"/>
+        </w:rPr>
+        <w:t>Python、pywinauto 和 Windows UIA</w:t>
+      </w:r>
+      <w:r>
+        <w:rPr>
+          <w:rFonts w:ascii="Arial" w:hAnsi="Arial" w:eastAsia="Microsoft YaHei" w:cs="Arial"/>
+          <w:b w:val="0"/>
+          <w:color w:val="555555"/>
+          <w:sz w:val="18"/>
+          <w:lang w:val="en-US" w:eastAsia="zh-CN"/>
+        </w:rPr>
+        <w:t xml:space="preserve"> 实现桌面端语义化自动化：支持实习、社招、校招和兼职岗位发布，基于 JD 对候选人进行证据化初评；支持批量打招呼、文档依据回复、批量及定向消息，以及平台或普通消息索要简历、附件确认和 PDF/DOCX 下载校验。</w:t>
+      </w:r>
+    </w:p>
+    <w:p>
+      <w:pPr>
+        <w:keepNext/>
+        <w:keepLines/>
+        <w:widowControl w:val="0"/>
+        <w:spacing w:before="15" w:after="30" w:lineRule="exact" w:line="230"/>
+        <w:ind w:left="45" w:right="23"/>
+        <w:jc w:val="left"/>
+      </w:pPr>
+      <w:r>
+        <w:rPr>
+          <w:rFonts w:ascii="Arial" w:hAnsi="Arial" w:eastAsia="Microsoft YaHei" w:cs="Arial"/>
+          <w:b/>
+          <w:color w:val="333333"/>
+          <w:sz w:val="18"/>
+          <w:lang w:val="en-US" w:eastAsia="zh-CN"/>
+        </w:rPr>
+        <w:t>三、项目结果：</w:t>
+      </w:r>
+      <w:r>
+        <w:rPr>
+          <w:rFonts w:ascii="Arial" w:hAnsi="Arial" w:eastAsia="Microsoft YaHei" w:cs="Arial"/>
+          <w:b w:val="0"/>
+          <w:color w:val="555555"/>
+          <w:sz w:val="18"/>
+          <w:lang w:val="en-US" w:eastAsia="zh-CN"/>
+        </w:rPr>
+        <w:t>完成并</w:t>
+      </w:r>
+      <w:r>
+        <w:rPr>
+          <w:rFonts w:ascii="Arial" w:hAnsi="Arial" w:eastAsia="Microsoft YaHei" w:cs="Arial"/>
+          <w:b/>
+          <w:color w:val="333333"/>
+          <w:sz w:val="18"/>
+          <w:lang w:val="en-US" w:eastAsia="zh-CN"/>
+        </w:rPr>
+        <w:t>开源</w:t>
+      </w:r>
+      <w:r>
+        <w:rPr>
+          <w:rFonts w:ascii="Arial" w:hAnsi="Arial" w:eastAsia="Microsoft YaHei" w:cs="Arial"/>
+          <w:b w:val="0"/>
+          <w:color w:val="555555"/>
+          <w:sz w:val="18"/>
+          <w:lang w:val="en-US" w:eastAsia="zh-CN"/>
+        </w:rPr>
+        <w:t xml:space="preserve"> 4 个可组合的招聘自动化 Skill，形成“岗位发布 → 候选人初筛 → 候选人沟通 → 简历收取”的标准化流程；并提供相关</w:t>
+      </w:r>
+      <w:r>
+        <w:rPr>
+          <w:rFonts w:ascii="Arial" w:hAnsi="Arial" w:eastAsia="Microsoft YaHei" w:cs="Arial"/>
+          <w:b/>
+          <w:color w:val="333333"/>
+          <w:sz w:val="18"/>
+          <w:lang w:val="en-US" w:eastAsia="zh-CN"/>
+        </w:rPr>
+        <w:t>真实执行的示例</w:t>
+      </w:r>
+    </w:p>
+    <w:tbl>
+      <w:tblPr>
+        <w:tblW w:type="auto" w:w="0"/>
+        <w:jc w:val="center"/>
+        <w:tblLayout w:type="fixed"/>
+        <w:tblLook w:firstColumn="1" w:firstRow="1" w:lastColumn="0" w:lastRow="0" w:noHBand="0" w:noVBand="1" w:val="04A0"/>
+      </w:tblPr>
+      <w:tblGrid>
+        <w:gridCol w:w="2438"/>
+        <w:gridCol w:w="8107"/>
+      </w:tblGrid>
+      <w:tr>
+        <w:trPr>
+          <w:trHeight w:val="369" w:hRule="atLeast"/>
+          <w:cantSplit/>
+        </w:trPr>
+        <w:tc>
+          <w:tcPr>
+            <w:tcW w:type="dxa" w:w="2438"/>
+            <w:vAlign w:val="center"/>
+            <w:tcMar>
+              <w:top w:w="23" w:type="dxa"/>
+              <w:start w:w="125" w:type="dxa"/>
+              <w:bottom w:w="14" w:type="dxa"/>
+              <w:end w:w="28" w:type="dxa"/>
+            </w:tcMar>
+            <w:tcBorders>
+              <w:top w:val="nil"/>
+              <w:left w:val="nil"/>
+              <w:bottom w:val="single" w:sz="12" w:color="609EF3"/>
+              <w:right w:val="nil"/>
+              <w:insideH w:val="nil"/>
+              <w:insideV w:val="nil"/>
+            </w:tcBorders>
+            <w:shd w:fill="609EF3" w:val="clear"/>
+          </w:tcPr>
+          <w:p>
+            <w:pPr>
+              <w:keepNext w:val="0"/>
+              <w:keepLines/>
+              <w:widowControl w:val="0"/>
+              <w:spacing w:before="0" w:after="0" w:lineRule="exact" w:line="230"/>
+              <w:ind w:left="0" w:right="0"/>
+              <w:jc w:val="left"/>
+            </w:pPr>
+            <w:r>
+              <w:rPr>
+                <w:rFonts w:ascii="Arial" w:hAnsi="Arial" w:eastAsia="Microsoft YaHei" w:cs="Arial"/>
+                <w:b/>
+                <w:color w:val="FFFFFF"/>
+                <w:sz w:val="21"/>
+                <w:lang w:val="en-US" w:eastAsia="zh-CN"/>
+              </w:rPr>
+              <w:t>教育背景</w:t>
+            </w:r>
+          </w:p>
+        </w:tc>
+        <w:tc>
+          <w:tcPr>
+            <w:tcW w:type="dxa" w:w="8107"/>
+            <w:vAlign w:val="center"/>
+            <w:tcMar>
+              <w:top w:w="20" w:type="dxa"/>
+              <w:start w:w="37" w:type="dxa"/>
+              <w:bottom w:w="20" w:type="dxa"/>
+              <w:end w:w="37" w:type="dxa"/>
+            </w:tcMar>
+            <w:tcBorders>
+              <w:top w:val="nil"/>
+              <w:left w:val="nil"/>
+              <w:bottom w:val="single" w:sz="12" w:color="609EF3"/>
+              <w:right w:val="nil"/>
+              <w:insideH w:val="nil"/>
+              <w:insideV w:val="nil"/>
+            </w:tcBorders>
+          </w:tcPr>
+          <w:p>
+            <w:pPr>
+              <w:keepNext w:val="0"/>
+              <w:keepLines/>
+              <w:widowControl w:val="0"/>
+              <w:spacing w:before="0" w:after="0" w:lineRule="exact" w:line="20"/>
+              <w:ind w:left="0" w:right="0"/>
+              <w:jc w:val="left"/>
+            </w:pPr>
+          </w:p>
+        </w:tc>
+      </w:tr>
+    </w:tbl>
+    <w:tbl>
+      <w:tblPr>
+        <w:tblW w:type="auto" w:w="0"/>
+        <w:jc w:val="center"/>
+        <w:tblLayout w:type="fixed"/>
+        <w:tblLook w:firstColumn="1" w:firstRow="1" w:lastColumn="0" w:lastRow="0" w:noHBand="0" w:noVBand="1" w:val="04A0"/>
+      </w:tblPr>
+      <w:tblGrid>
+        <w:gridCol w:w="2438"/>
+        <w:gridCol w:w="5669"/>
+        <w:gridCol w:w="2438"/>
+      </w:tblGrid>
+      <w:tr>
+        <w:trPr>
+          <w:trHeight w:val="454" w:hRule="atLeast"/>
+          <w:cantSplit/>
+        </w:trPr>
+        <w:tc>
+          <w:tcPr>
+            <w:tcW w:type="dxa" w:w="2438"/>
+            <w:vAlign w:val="center"/>
+            <w:tcMar>
+              <w:top w:w="20" w:type="dxa"/>
+              <w:start w:w="37" w:type="dxa"/>
+              <w:bottom w:w="20" w:type="dxa"/>
+              <w:end w:w="37" w:type="dxa"/>
+            </w:tcMar>
+            <w:tcBorders>
+              <w:top w:val="nil"/>
+              <w:left w:val="nil"/>
+              <w:bottom w:val="nil"/>
+              <w:right w:val="nil"/>
+              <w:insideH w:val="nil"/>
+              <w:insideV w:val="nil"/>
+            </w:tcBorders>
+          </w:tcPr>
+          <w:p>
+            <w:pPr>
+              <w:keepNext w:val="0"/>
+              <w:keepLines/>
+              <w:widowControl w:val="0"/>
+              <w:spacing w:before="0" w:after="0" w:lineRule="exact" w:line="212"/>
+              <w:ind w:left="0" w:right="0"/>
+              <w:jc w:val="left"/>
+            </w:pPr>
+            <w:r>
+              <w:rPr>
+                <w:rFonts w:ascii="Arial" w:hAnsi="Arial" w:eastAsia="Microsoft YaHei" w:cs="Arial"/>
+                <w:b w:val="0"/>
+                <w:color w:val="555555"/>
+                <w:sz w:val="18"/>
+                <w:lang w:val="en-US" w:eastAsia="zh-CN"/>
+              </w:rPr>
+              <w:t>2023-09 ~ 2027-06</w:t>
+            </w:r>
+          </w:p>
+        </w:tc>
+        <w:tc>
+          <w:tcPr>
+            <w:tcW w:type="dxa" w:w="5669"/>
+            <w:vAlign w:val="center"/>
+            <w:tcMar>
+              <w:top w:w="20" w:type="dxa"/>
+              <w:start w:w="37" w:type="dxa"/>
+              <w:bottom w:w="20" w:type="dxa"/>
+              <w:end w:w="37" w:type="dxa"/>
+            </w:tcMar>
+            <w:tcBorders>
+              <w:top w:val="nil"/>
+              <w:left w:val="nil"/>
+              <w:bottom w:val="nil"/>
+              <w:right w:val="nil"/>
+              <w:insideH w:val="nil"/>
+              <w:insideV w:val="nil"/>
+            </w:tcBorders>
+          </w:tcPr>
+          <w:p>
+            <w:pPr>
+              <w:keepNext w:val="0"/>
+              <w:keepLines/>
+              <w:widowControl w:val="0"/>
+              <w:spacing w:before="0" w:after="0" w:lineRule="exact" w:line="219"/>
+              <w:ind w:left="0" w:right="0"/>
+              <w:jc w:val="center"/>
+            </w:pPr>
+            <w:r>
+              <w:rPr>
+                <w:rFonts w:ascii="Arial" w:hAnsi="Arial" w:eastAsia="Microsoft YaHei" w:cs="Arial"/>
+                <w:b/>
+                <w:color w:val="333333"/>
+                <w:sz w:val="18"/>
+                <w:lang w:val="en-US" w:eastAsia="zh-CN"/>
+              </w:rPr>
+              <w:t>上海立信会计金融学院（公办本科）</w:t>
+            </w:r>
+          </w:p>
+        </w:tc>
+        <w:tc>
+          <w:tcPr>
+            <w:tcW w:type="dxa" w:w="2438"/>
+            <w:vAlign w:val="center"/>
+            <w:tcMar>
+              <w:top w:w="20" w:type="dxa"/>
+              <w:start w:w="37" w:type="dxa"/>
+              <w:bottom w:w="20" w:type="dxa"/>
+              <w:end w:w="37" w:type="dxa"/>
+            </w:tcMar>
+            <w:tcBorders>
+              <w:top w:val="nil"/>
+              <w:left w:val="nil"/>
+              <w:bottom w:val="nil"/>
+              <w:right w:val="nil"/>
+              <w:insideH w:val="nil"/>
+              <w:insideV w:val="nil"/>
+            </w:tcBorders>
+          </w:tcPr>
+          <w:p>
+            <w:pPr>
+              <w:keepNext w:val="0"/>
+              <w:keepLines/>
+              <w:widowControl w:val="0"/>
+              <w:spacing w:before="0" w:after="0" w:lineRule="exact" w:line="215"/>
+              <w:ind w:left="0" w:right="0"/>
+              <w:jc w:val="right"/>
+            </w:pPr>
+            <w:r>
+              <w:rPr>
+                <w:rFonts w:ascii="Arial" w:hAnsi="Arial" w:eastAsia="Microsoft YaHei" w:cs="Arial"/>
+                <w:b/>
+                <w:color w:val="333333"/>
+                <w:sz w:val="18"/>
+                <w:lang w:val="en-US" w:eastAsia="zh-CN"/>
+              </w:rPr>
+              <w:t>智能科学与技术</w:t>
+            </w:r>
+          </w:p>
+        </w:tc>
+      </w:tr>
+    </w:tbl>
+    <w:tbl>
+      <w:tblPr>
+        <w:tblW w:type="auto" w:w="0"/>
+        <w:jc w:val="center"/>
+        <w:tblLayout w:type="fixed"/>
+        <w:tblLook w:firstColumn="1" w:firstRow="1" w:lastColumn="0" w:lastRow="0" w:noHBand="0" w:noVBand="1" w:val="04A0"/>
+      </w:tblPr>
+      <w:tblGrid>
+        <w:gridCol w:w="2438"/>
+        <w:gridCol w:w="8107"/>
+      </w:tblGrid>
+      <w:tr>
+        <w:trPr>
+          <w:trHeight w:val="369" w:hRule="atLeast"/>
+          <w:cantSplit/>
+        </w:trPr>
+        <w:tc>
+          <w:tcPr>
+            <w:tcW w:type="dxa" w:w="2438"/>
+            <w:vAlign w:val="center"/>
+            <w:tcMar>
+              <w:top w:w="23" w:type="dxa"/>
+              <w:start w:w="125" w:type="dxa"/>
+              <w:bottom w:w="14" w:type="dxa"/>
+              <w:end w:w="28" w:type="dxa"/>
+            </w:tcMar>
+            <w:tcBorders>
+              <w:top w:val="nil"/>
+              <w:left w:val="nil"/>
+              <w:bottom w:val="single" w:sz="12" w:color="609EF3"/>
+              <w:right w:val="nil"/>
+              <w:insideH w:val="nil"/>
+              <w:insideV w:val="nil"/>
+            </w:tcBorders>
+            <w:shd w:fill="609EF3" w:val="clear"/>
+          </w:tcPr>
+          <w:p>
+            <w:pPr>
+              <w:keepNext w:val="0"/>
+              <w:keepLines/>
+              <w:widowControl w:val="0"/>
+              <w:spacing w:before="0" w:after="0" w:lineRule="exact" w:line="230"/>
+              <w:ind w:left="0" w:right="0"/>
+              <w:jc w:val="left"/>
+            </w:pPr>
+            <w:r>
+              <w:rPr>
+                <w:rFonts w:ascii="Arial" w:hAnsi="Arial" w:eastAsia="Microsoft YaHei" w:cs="Arial"/>
+                <w:b/>
+                <w:color w:val="FFFFFF"/>
+                <w:sz w:val="21"/>
+                <w:lang w:val="en-US" w:eastAsia="zh-CN"/>
+              </w:rPr>
+              <w:t>技能特长</w:t>
+            </w:r>
+          </w:p>
+        </w:tc>
+        <w:tc>
+          <w:tcPr>
+            <w:tcW w:type="dxa" w:w="8107"/>
+            <w:vAlign w:val="center"/>
+            <w:tcMar>
+              <w:top w:w="20" w:type="dxa"/>
+              <w:start w:w="37" w:type="dxa"/>
+              <w:bottom w:w="20" w:type="dxa"/>
+              <w:end w:w="37" w:type="dxa"/>
+            </w:tcMar>
+            <w:tcBorders>
+              <w:top w:val="nil"/>
+              <w:left w:val="nil"/>
+              <w:bottom w:val="single" w:sz="12" w:color="609EF3"/>
+              <w:right w:val="nil"/>
+              <w:insideH w:val="nil"/>
+              <w:insideV w:val="nil"/>
+            </w:tcBorders>
+          </w:tcPr>
+          <w:p>
+            <w:pPr>
+              <w:keepNext w:val="0"/>
+              <w:keepLines/>
+              <w:widowControl w:val="0"/>
+              <w:spacing w:before="0" w:after="0" w:lineRule="exact" w:line="20"/>
+              <w:ind w:left="0" w:right="0"/>
+              <w:jc w:val="left"/>
+            </w:pPr>
+          </w:p>
+        </w:tc>
+      </w:tr>
+    </w:tbl>
+    <w:p>
+      <w:pPr>
+        <w:keepNext w:val="0"/>
+        <w:keepLines/>
+        <w:widowControl w:val="0"/>
+        <w:spacing w:before="0" w:after="0" w:lineRule="exact" w:line="224"/>
+        <w:ind w:left="45" w:right="23"/>
+        <w:jc w:val="left"/>
+      </w:pPr>
+      <w:r>
+        <w:rPr>
+          <w:rFonts w:ascii="Arial" w:hAnsi="Arial" w:eastAsia="Microsoft YaHei" w:cs="Arial"/>
+          <w:b/>
+          <w:color w:val="333333"/>
+          <w:sz w:val="18"/>
+          <w:lang w:val="en-US" w:eastAsia="zh-CN"/>
+        </w:rPr>
+        <w:t>1.FDE能力：深入客户现场</w:t>
+      </w:r>
+      <w:r>
+        <w:rPr>
+          <w:rFonts w:ascii="Arial" w:hAnsi="Arial" w:eastAsia="Microsoft YaHei" w:cs="Arial"/>
+          <w:b w:val="0"/>
+          <w:color w:val="555555"/>
+          <w:sz w:val="18"/>
+          <w:lang w:val="en-US" w:eastAsia="zh-CN"/>
+        </w:rPr>
+        <w:t>，把AI技术转化为客户可量化的业务价值，打通AI落地</w:t>
+      </w:r>
+    </w:p>
+    <w:p>
+      <w:pPr>
+        <w:keepNext w:val="0"/>
+        <w:keepLines/>
+        <w:widowControl w:val="0"/>
+        <w:spacing w:before="0" w:after="0" w:lineRule="exact" w:line="224"/>
+        <w:ind w:left="45" w:right="23"/>
+        <w:jc w:val="left"/>
+      </w:pPr>
+      <w:r>
+        <w:rPr>
+          <w:rFonts w:ascii="Arial" w:hAnsi="Arial" w:eastAsia="Microsoft YaHei" w:cs="Arial"/>
+          <w:b/>
+          <w:color w:val="333333"/>
+          <w:sz w:val="18"/>
+          <w:lang w:val="en-US" w:eastAsia="zh-CN"/>
+        </w:rPr>
+        <w:t>2.AI动态关注与效率提升：</w:t>
+      </w:r>
+      <w:r>
+        <w:rPr>
+          <w:rFonts w:ascii="Arial" w:hAnsi="Arial" w:eastAsia="Microsoft YaHei" w:cs="Arial"/>
+          <w:b w:val="0"/>
+          <w:color w:val="555555"/>
+          <w:sz w:val="18"/>
+          <w:lang w:val="en-US" w:eastAsia="zh-CN"/>
+        </w:rPr>
+        <w:t>持续关注</w:t>
+      </w:r>
+      <w:r>
+        <w:rPr>
+          <w:rFonts w:ascii="Arial" w:hAnsi="Arial" w:eastAsia="Microsoft YaHei" w:cs="Arial"/>
+          <w:b/>
+          <w:color w:val="333333"/>
+          <w:sz w:val="18"/>
+          <w:lang w:val="en-US" w:eastAsia="zh-CN"/>
+        </w:rPr>
+        <w:t>AI工具</w:t>
+      </w:r>
+      <w:r>
+        <w:rPr>
+          <w:rFonts w:ascii="Arial" w:hAnsi="Arial" w:eastAsia="Microsoft YaHei" w:cs="Arial"/>
+          <w:b w:val="0"/>
+          <w:color w:val="555555"/>
+          <w:sz w:val="18"/>
+          <w:lang w:val="en-US" w:eastAsia="zh-CN"/>
+        </w:rPr>
+        <w:t>(AI 编程， AI大模型，智能体平台）的技术演进与产品形态，为自家公司产品赋能</w:t>
+      </w:r>
+    </w:p>
+    <w:p>
+      <w:pPr>
+        <w:keepNext w:val="0"/>
+        <w:keepLines/>
+        <w:widowControl w:val="0"/>
+        <w:spacing w:before="0" w:after="0" w:lineRule="exact" w:line="224"/>
+        <w:ind w:left="45" w:right="23"/>
+        <w:jc w:val="left"/>
+      </w:pPr>
+      <w:r>
+        <w:rPr>
+          <w:rFonts w:ascii="Arial" w:hAnsi="Arial" w:eastAsia="Microsoft YaHei" w:cs="Arial"/>
+          <w:b/>
+          <w:color w:val="333333"/>
+          <w:sz w:val="18"/>
+          <w:lang w:val="en-US" w:eastAsia="zh-CN"/>
+        </w:rPr>
+        <w:t>3.Vibe Coding 能力:</w:t>
+      </w:r>
+      <w:r>
+        <w:rPr>
+          <w:rFonts w:ascii="Arial" w:hAnsi="Arial" w:eastAsia="Microsoft YaHei" w:cs="Arial"/>
+          <w:b w:val="0"/>
+          <w:color w:val="555555"/>
+          <w:sz w:val="18"/>
+          <w:lang w:val="en-US" w:eastAsia="zh-CN"/>
+        </w:rPr>
+        <w:t xml:space="preserve"> 具备 Vibe Coding 能力，可通过自然语言快速搭建 </w:t>
+      </w:r>
+      <w:r>
+        <w:rPr>
+          <w:rFonts w:ascii="Arial" w:hAnsi="Arial" w:eastAsia="Microsoft YaHei" w:cs="Arial"/>
+          <w:b/>
+          <w:color w:val="333333"/>
+          <w:sz w:val="18"/>
+          <w:lang w:val="en-US" w:eastAsia="zh-CN"/>
+        </w:rPr>
+        <w:t>AI 功能原型和网站</w:t>
+      </w:r>
+    </w:p>
+    <w:p>
+      <w:pPr>
+        <w:keepNext w:val="0"/>
+        <w:keepLines/>
+        <w:widowControl w:val="0"/>
+        <w:spacing w:before="0" w:after="30" w:lineRule="exact" w:line="224"/>
+        <w:ind w:left="45" w:right="23"/>
+        <w:jc w:val="left"/>
+      </w:pPr>
+      <w:r>
+        <w:rPr>
+          <w:rFonts w:ascii="Arial" w:hAnsi="Arial" w:eastAsia="Microsoft YaHei" w:cs="Arial"/>
+          <w:b/>
+          <w:color w:val="333333"/>
+          <w:sz w:val="18"/>
+          <w:lang w:val="en-US" w:eastAsia="zh-CN"/>
+        </w:rPr>
+        <w:t>4.英语能力</w:t>
+      </w:r>
+      <w:r>
+        <w:rPr>
+          <w:rFonts w:ascii="Arial" w:hAnsi="Arial" w:eastAsia="Microsoft YaHei" w:cs="Arial"/>
+          <w:b w:val="0"/>
+          <w:color w:val="555555"/>
+          <w:sz w:val="18"/>
+          <w:lang w:val="en-US" w:eastAsia="zh-CN"/>
+        </w:rPr>
+        <w:t>：通过大学</w:t>
+      </w:r>
+      <w:r>
+        <w:rPr>
+          <w:rFonts w:ascii="Arial" w:hAnsi="Arial" w:eastAsia="Microsoft YaHei" w:cs="Arial"/>
+          <w:b/>
+          <w:color w:val="333333"/>
+          <w:sz w:val="18"/>
+          <w:lang w:val="en-US" w:eastAsia="zh-CN"/>
+        </w:rPr>
+        <w:t>英语六级</w:t>
+      </w:r>
+      <w:r>
+        <w:rPr>
+          <w:rFonts w:ascii="Arial" w:hAnsi="Arial" w:eastAsia="Microsoft YaHei" w:cs="Arial"/>
+          <w:b w:val="0"/>
+          <w:color w:val="555555"/>
+          <w:sz w:val="18"/>
+          <w:lang w:val="en-US" w:eastAsia="zh-CN"/>
+        </w:rPr>
+        <w:t>考试，可无障碍阅读英文文档</w:t>
       </w:r>
     </w:p>
     <w:sectPr>
       <w:pgSz w:w="11906" w:h="16838"/>
-      <w:pgMar w:top="57" w:right="57" w:bottom="57" w:left="57" w:header="0" w:footer="0" w:gutter="0"/>
+      <w:pgMar w:top="510" w:right="680" w:bottom="510" w:left="680" w:header="0" w:footer="0" w:gutter="0"/>
       <w:cols w:space="720"/>
       <w:docGrid w:linePitch="360"/>
     </w:sectPr>
@@ -416,6 +3489,13 @@
     <w:name w:val="Normal"/>
     <w:qFormat/>
     <w:rsid w:val="00FC693F"/>
+    <w:pPr>
+      <w:spacing w:before="0" w:after="0" w:lineRule="exact" w:line="224"/>
+    </w:pPr>
+    <w:rPr>
+      <w:rFonts w:ascii="Arial" w:hAnsi="Arial" w:eastAsia="Microsoft YaHei"/>
+      <w:sz w:val="18"/>
+    </w:rPr>
   </w:style>
   <w:style w:type="paragraph" w:styleId="Header">
     <w:name w:val="header"/>

--- a/assets/resume/赵亚杰-两年经验-AI产品经理.docx
+++ b/assets/resume/赵亚杰-两年经验-AI产品经理.docx
@@ -2,3125 +2,2573 @@
 <file path=word/document.xml><?xml version="1.0" encoding="utf-8"?>
 <w:document xmlns:wpc="http://schemas.microsoft.com/office/word/2010/wordprocessingCanvas" xmlns:mo="http://schemas.microsoft.com/office/mac/office/2008/main" xmlns:mc="http://schemas.openxmlformats.org/markup-compatibility/2006" xmlns:mv="urn:schemas-microsoft-com:mac:vml" xmlns:o="urn:schemas-microsoft-com:office:office" xmlns:r="http://schemas.openxmlformats.org/officeDocument/2006/relationships" xmlns:m="http://schemas.openxmlformats.org/officeDocument/2006/math" xmlns:v="urn:schemas-microsoft-com:vml" xmlns:wp14="http://schemas.microsoft.com/office/word/2010/wordprocessingDrawing" xmlns:wp="http://schemas.openxmlformats.org/drawingml/2006/wordprocessingDrawing" xmlns:w10="urn:schemas-microsoft-com:office:word" xmlns:w="http://schemas.openxmlformats.org/wordprocessingml/2006/main" xmlns:w14="http://schemas.microsoft.com/office/word/2010/wordml" xmlns:wpg="http://schemas.microsoft.com/office/word/2010/wordprocessingGroup" xmlns:wpi="http://schemas.microsoft.com/office/word/2010/wordprocessingInk" xmlns:wne="http://schemas.microsoft.com/office/word/2006/wordml" xmlns:wps="http://schemas.microsoft.com/office/word/2010/wordprocessingShape" mc:Ignorable="w14 wp14">
   <w:body>
-    <w:tbl>
-      <w:tblPr>
-        <w:tblW w:type="auto" w:w="0"/>
-        <w:jc w:val="center"/>
-        <w:tblLayout w:type="fixed"/>
-        <w:tblLook w:firstColumn="1" w:firstRow="1" w:lastColumn="0" w:lastRow="0" w:noHBand="0" w:noVBand="1" w:val="04A0"/>
-      </w:tblPr>
-      <w:tblGrid>
-        <w:gridCol w:w="2438"/>
-        <w:gridCol w:w="8107"/>
-      </w:tblGrid>
-      <w:tr>
-        <w:trPr>
-          <w:trHeight w:val="369" w:hRule="atLeast"/>
-          <w:cantSplit/>
-        </w:trPr>
-        <w:tc>
-          <w:tcPr>
-            <w:tcW w:type="dxa" w:w="2438"/>
-            <w:vAlign w:val="center"/>
-            <w:tcMar>
-              <w:top w:w="23" w:type="dxa"/>
-              <w:start w:w="125" w:type="dxa"/>
-              <w:bottom w:w="14" w:type="dxa"/>
-              <w:end w:w="28" w:type="dxa"/>
-            </w:tcMar>
-            <w:tcBorders>
-              <w:top w:val="nil"/>
-              <w:left w:val="nil"/>
-              <w:bottom w:val="single" w:sz="12" w:color="609EF3"/>
-              <w:right w:val="nil"/>
-              <w:insideH w:val="nil"/>
-              <w:insideV w:val="nil"/>
-            </w:tcBorders>
-            <w:shd w:fill="609EF3" w:val="clear"/>
-          </w:tcPr>
-          <w:p>
-            <w:pPr>
-              <w:keepNext w:val="0"/>
-              <w:keepLines/>
-              <w:widowControl w:val="0"/>
-              <w:spacing w:before="0" w:after="0" w:lineRule="exact" w:line="230"/>
-              <w:ind w:left="0" w:right="0"/>
-              <w:jc w:val="left"/>
-            </w:pPr>
-            <w:r>
-              <w:rPr>
-                <w:rFonts w:ascii="Arial" w:hAnsi="Arial" w:eastAsia="Microsoft YaHei" w:cs="Arial"/>
-                <w:b/>
-                <w:color w:val="FFFFFF"/>
-                <w:sz w:val="21"/>
-                <w:lang w:val="en-US" w:eastAsia="zh-CN"/>
-              </w:rPr>
-              <w:t>基本信息</w:t>
-            </w:r>
-          </w:p>
-        </w:tc>
-        <w:tc>
-          <w:tcPr>
-            <w:tcW w:type="dxa" w:w="8107"/>
-            <w:vAlign w:val="center"/>
-            <w:tcMar>
-              <w:top w:w="20" w:type="dxa"/>
-              <w:start w:w="37" w:type="dxa"/>
-              <w:bottom w:w="20" w:type="dxa"/>
-              <w:end w:w="37" w:type="dxa"/>
-            </w:tcMar>
-            <w:tcBorders>
-              <w:top w:val="nil"/>
-              <w:left w:val="nil"/>
-              <w:bottom w:val="single" w:sz="12" w:color="609EF3"/>
-              <w:right w:val="nil"/>
-              <w:insideH w:val="nil"/>
-              <w:insideV w:val="nil"/>
-            </w:tcBorders>
-          </w:tcPr>
-          <w:p>
-            <w:pPr>
-              <w:keepNext w:val="0"/>
-              <w:keepLines/>
-              <w:widowControl w:val="0"/>
-              <w:spacing w:before="0" w:after="0" w:lineRule="exact" w:line="20"/>
-              <w:ind w:left="0" w:right="0"/>
-              <w:jc w:val="left"/>
-            </w:pPr>
-          </w:p>
-        </w:tc>
-      </w:tr>
-    </w:tbl>
-    <w:tbl>
-      <w:tblPr>
-        <w:tblW w:type="auto" w:w="0"/>
-        <w:jc w:val="center"/>
-        <w:tblLayout w:type="fixed"/>
-        <w:tblLook w:firstColumn="1" w:firstRow="1" w:lastColumn="0" w:lastRow="0" w:noHBand="0" w:noVBand="1" w:val="04A0"/>
-      </w:tblPr>
-      <w:tblGrid>
-        <w:gridCol w:w="1247"/>
-        <w:gridCol w:w="2778"/>
-        <w:gridCol w:w="1247"/>
-        <w:gridCol w:w="3742"/>
-        <w:gridCol w:w="1531"/>
-      </w:tblGrid>
-      <w:tr>
-        <w:trPr>
-          <w:trHeight w:val="499" w:hRule="atLeast"/>
-          <w:cantSplit/>
-        </w:trPr>
-        <w:tc>
-          <w:tcPr>
-            <w:tcW w:type="dxa" w:w="1247"/>
-            <w:vAlign w:val="center"/>
-            <w:tcMar>
-              <w:top w:w="20" w:type="dxa"/>
-              <w:start w:w="37" w:type="dxa"/>
-              <w:bottom w:w="20" w:type="dxa"/>
-              <w:end w:w="37" w:type="dxa"/>
-            </w:tcMar>
-            <w:tcBorders>
-              <w:top w:val="nil"/>
-              <w:left w:val="nil"/>
-              <w:bottom w:val="nil"/>
-              <w:right w:val="nil"/>
-              <w:insideH w:val="nil"/>
-              <w:insideV w:val="nil"/>
-            </w:tcBorders>
-          </w:tcPr>
-          <w:p>
-            <w:pPr>
-              <w:keepNext w:val="0"/>
-              <w:keepLines/>
-              <w:widowControl w:val="0"/>
-              <w:spacing w:before="0" w:after="0" w:lineRule="exact" w:line="207"/>
-              <w:ind w:left="0" w:right="0"/>
-              <w:jc w:val="left"/>
-            </w:pPr>
-            <w:r>
-              <w:rPr>
-                <w:rFonts w:ascii="Arial" w:hAnsi="Arial" w:eastAsia="Microsoft YaHei" w:cs="Arial"/>
-                <w:b/>
-                <w:color w:val="555555"/>
-                <w:sz w:val="17"/>
-                <w:lang w:val="en-US" w:eastAsia="zh-CN"/>
-              </w:rPr>
-              <w:t>姓　　名：</w:t>
-            </w:r>
-          </w:p>
-        </w:tc>
-        <w:tc>
-          <w:tcPr>
-            <w:tcW w:type="dxa" w:w="2778"/>
-            <w:vAlign w:val="center"/>
-            <w:tcMar>
-              <w:top w:w="20" w:type="dxa"/>
-              <w:start w:w="37" w:type="dxa"/>
-              <w:bottom w:w="20" w:type="dxa"/>
-              <w:end w:w="37" w:type="dxa"/>
-            </w:tcMar>
-            <w:tcBorders>
-              <w:top w:val="nil"/>
-              <w:left w:val="nil"/>
-              <w:bottom w:val="nil"/>
-              <w:right w:val="nil"/>
-              <w:insideH w:val="nil"/>
-              <w:insideV w:val="nil"/>
-            </w:tcBorders>
-          </w:tcPr>
-          <w:p>
-            <w:pPr>
-              <w:keepNext w:val="0"/>
-              <w:keepLines/>
-              <w:widowControl w:val="0"/>
-              <w:spacing w:before="0" w:after="0" w:lineRule="exact" w:line="212"/>
-              <w:ind w:left="0" w:right="0"/>
-              <w:jc w:val="left"/>
-            </w:pPr>
-            <w:r>
-              <w:rPr>
-                <w:rFonts w:ascii="Arial" w:hAnsi="Arial" w:eastAsia="Microsoft YaHei" w:cs="Arial"/>
-                <w:b w:val="0"/>
-                <w:color w:val="555555"/>
-                <w:sz w:val="18"/>
-                <w:lang w:val="en-US" w:eastAsia="zh-CN"/>
-              </w:rPr>
-              <w:t>赵亚杰</w:t>
-            </w:r>
-          </w:p>
-        </w:tc>
-        <w:tc>
-          <w:tcPr>
-            <w:tcW w:type="dxa" w:w="1247"/>
-            <w:vAlign w:val="center"/>
-            <w:tcMar>
-              <w:top w:w="20" w:type="dxa"/>
-              <w:start w:w="37" w:type="dxa"/>
-              <w:bottom w:w="20" w:type="dxa"/>
-              <w:end w:w="37" w:type="dxa"/>
-            </w:tcMar>
-            <w:tcBorders>
-              <w:top w:val="nil"/>
-              <w:left w:val="nil"/>
-              <w:bottom w:val="nil"/>
-              <w:right w:val="nil"/>
-              <w:insideH w:val="nil"/>
-              <w:insideV w:val="nil"/>
-            </w:tcBorders>
-          </w:tcPr>
-          <w:p>
-            <w:pPr>
-              <w:keepNext w:val="0"/>
-              <w:keepLines/>
-              <w:widowControl w:val="0"/>
-              <w:spacing w:before="0" w:after="0" w:lineRule="exact" w:line="207"/>
-              <w:ind w:left="0" w:right="0"/>
-              <w:jc w:val="left"/>
-            </w:pPr>
-            <w:r>
-              <w:rPr>
-                <w:rFonts w:ascii="Arial" w:hAnsi="Arial" w:eastAsia="Microsoft YaHei" w:cs="Arial"/>
-                <w:b/>
-                <w:color w:val="555555"/>
-                <w:sz w:val="17"/>
-                <w:lang w:val="en-US" w:eastAsia="zh-CN"/>
-              </w:rPr>
-              <w:t>工作年限：</w:t>
-            </w:r>
-          </w:p>
-        </w:tc>
-        <w:tc>
-          <w:tcPr>
-            <w:tcW w:type="dxa" w:w="3742"/>
-            <w:vAlign w:val="center"/>
-            <w:tcMar>
-              <w:top w:w="20" w:type="dxa"/>
-              <w:start w:w="37" w:type="dxa"/>
-              <w:bottom w:w="20" w:type="dxa"/>
-              <w:end w:w="37" w:type="dxa"/>
-            </w:tcMar>
-            <w:tcBorders>
-              <w:top w:val="nil"/>
-              <w:left w:val="nil"/>
-              <w:bottom w:val="nil"/>
-              <w:right w:val="nil"/>
-              <w:insideH w:val="nil"/>
-              <w:insideV w:val="nil"/>
-            </w:tcBorders>
-          </w:tcPr>
-          <w:p>
-            <w:pPr>
-              <w:keepNext w:val="0"/>
-              <w:keepLines/>
-              <w:widowControl w:val="0"/>
-              <w:spacing w:before="0" w:after="0" w:lineRule="exact" w:line="212"/>
-              <w:ind w:left="0" w:right="0"/>
-              <w:jc w:val="left"/>
-            </w:pPr>
-            <w:r>
-              <w:rPr>
-                <w:rFonts w:ascii="Arial" w:hAnsi="Arial" w:eastAsia="Microsoft YaHei" w:cs="Arial"/>
-                <w:b w:val="0"/>
-                <w:color w:val="555555"/>
-                <w:sz w:val="18"/>
-                <w:lang w:val="en-US" w:eastAsia="zh-CN"/>
-              </w:rPr>
-              <w:t>2年经验</w:t>
-            </w:r>
-          </w:p>
-        </w:tc>
-        <w:tc>
-          <w:tcPr>
-            <w:tcW w:type="dxa" w:w="1531"/>
-            <w:vAlign w:val="center"/>
-            <w:tcMar>
-              <w:top w:w="23" w:type="dxa"/>
-              <w:start w:w="57" w:type="dxa"/>
-              <w:bottom w:w="23" w:type="dxa"/>
-              <w:end w:w="11" w:type="dxa"/>
-            </w:tcMar>
-            <w:vMerge w:val="restart"/>
-            <w:tcBorders>
-              <w:top w:val="nil"/>
-              <w:left w:val="nil"/>
-              <w:bottom w:val="nil"/>
-              <w:right w:val="nil"/>
-              <w:insideH w:val="nil"/>
-              <w:insideV w:val="nil"/>
-            </w:tcBorders>
-          </w:tcPr>
-          <w:p>
-            <w:pPr>
-              <w:keepLines/>
-              <w:widowControl w:val="0"/>
-              <w:spacing w:before="0" w:after="0" w:lineRule="atLeast" w:line="1520"/>
-              <w:jc w:val="center"/>
-            </w:pPr>
-            <w:r>
-              <w:drawing>
-                <wp:inline xmlns:a="http://schemas.openxmlformats.org/drawingml/2006/main" xmlns:pic="http://schemas.openxmlformats.org/drawingml/2006/picture">
-                  <wp:extent cx="802286" cy="936000"/>
-                  <wp:docPr id="1" name="Picture 1"/>
-                  <wp:cNvGraphicFramePr>
-                    <a:graphicFrameLocks noChangeAspect="1"/>
-                  </wp:cNvGraphicFramePr>
-                  <a:graphic>
-                    <a:graphicData uri="http://schemas.openxmlformats.org/drawingml/2006/picture">
-                      <pic:pic>
-                        <pic:nvPicPr>
-                          <pic:cNvPr id="0" name="portrait_zhao_yajie.jpg"/>
-                          <pic:cNvPicPr/>
-                        </pic:nvPicPr>
-                        <pic:blipFill>
-                          <a:blip r:embed="rId10"/>
-                          <a:stretch>
-                            <a:fillRect/>
-                          </a:stretch>
-                        </pic:blipFill>
-                        <pic:spPr>
-                          <a:xfrm>
-                            <a:off x="0" y="0"/>
-                            <a:ext cx="802286" cy="936000"/>
-                          </a:xfrm>
-                          <a:prstGeom prst="rect"/>
-                        </pic:spPr>
-                      </pic:pic>
-                    </a:graphicData>
-                  </a:graphic>
-                </wp:inline>
-              </w:drawing>
-            </w:r>
-          </w:p>
-        </w:tc>
-      </w:tr>
-      <w:tr>
-        <w:trPr>
-          <w:trHeight w:val="499" w:hRule="atLeast"/>
-          <w:cantSplit/>
-        </w:trPr>
-        <w:tc>
-          <w:tcPr>
-            <w:tcW w:type="dxa" w:w="1247"/>
-            <w:vAlign w:val="center"/>
-            <w:tcMar>
-              <w:top w:w="20" w:type="dxa"/>
-              <w:start w:w="37" w:type="dxa"/>
-              <w:bottom w:w="20" w:type="dxa"/>
-              <w:end w:w="37" w:type="dxa"/>
-            </w:tcMar>
-            <w:tcBorders>
-              <w:top w:val="nil"/>
-              <w:left w:val="nil"/>
-              <w:bottom w:val="nil"/>
-              <w:right w:val="nil"/>
-              <w:insideH w:val="nil"/>
-              <w:insideV w:val="nil"/>
-            </w:tcBorders>
-          </w:tcPr>
-          <w:p>
-            <w:pPr>
-              <w:keepNext w:val="0"/>
-              <w:keepLines/>
-              <w:widowControl w:val="0"/>
-              <w:spacing w:before="0" w:after="0" w:lineRule="exact" w:line="207"/>
-              <w:ind w:left="0" w:right="0"/>
-              <w:jc w:val="left"/>
-            </w:pPr>
-            <w:r>
-              <w:rPr>
-                <w:rFonts w:ascii="Arial" w:hAnsi="Arial" w:eastAsia="Microsoft YaHei" w:cs="Arial"/>
-                <w:b/>
-                <w:color w:val="555555"/>
-                <w:sz w:val="17"/>
-                <w:lang w:val="en-US" w:eastAsia="zh-CN"/>
-              </w:rPr>
-              <w:t>电　　话：</w:t>
-            </w:r>
-          </w:p>
-        </w:tc>
-        <w:tc>
-          <w:tcPr>
-            <w:tcW w:type="dxa" w:w="2778"/>
-            <w:vAlign w:val="center"/>
-            <w:tcMar>
-              <w:top w:w="20" w:type="dxa"/>
-              <w:start w:w="37" w:type="dxa"/>
-              <w:bottom w:w="20" w:type="dxa"/>
-              <w:end w:w="37" w:type="dxa"/>
-            </w:tcMar>
-            <w:tcBorders>
-              <w:top w:val="nil"/>
-              <w:left w:val="nil"/>
-              <w:bottom w:val="nil"/>
-              <w:right w:val="nil"/>
-              <w:insideH w:val="nil"/>
-              <w:insideV w:val="nil"/>
-            </w:tcBorders>
-          </w:tcPr>
-          <w:p>
-            <w:pPr>
-              <w:keepNext w:val="0"/>
-              <w:keepLines/>
-              <w:widowControl w:val="0"/>
-              <w:spacing w:before="0" w:after="0" w:lineRule="exact" w:line="212"/>
-              <w:ind w:left="0" w:right="0"/>
-              <w:jc w:val="left"/>
-            </w:pPr>
-            <w:r>
-              <w:rPr>
-                <w:rFonts w:ascii="Arial" w:hAnsi="Arial" w:eastAsia="Microsoft YaHei" w:cs="Arial"/>
-                <w:b w:val="0"/>
-                <w:color w:val="555555"/>
-                <w:sz w:val="18"/>
-                <w:lang w:val="en-US" w:eastAsia="zh-CN"/>
-              </w:rPr>
-              <w:t>17855772097</w:t>
-            </w:r>
-          </w:p>
-        </w:tc>
-        <w:tc>
-          <w:tcPr>
-            <w:tcW w:type="dxa" w:w="1247"/>
-            <w:vAlign w:val="center"/>
-            <w:tcMar>
-              <w:top w:w="20" w:type="dxa"/>
-              <w:start w:w="37" w:type="dxa"/>
-              <w:bottom w:w="20" w:type="dxa"/>
-              <w:end w:w="37" w:type="dxa"/>
-            </w:tcMar>
-            <w:tcBorders>
-              <w:top w:val="nil"/>
-              <w:left w:val="nil"/>
-              <w:bottom w:val="nil"/>
-              <w:right w:val="nil"/>
-              <w:insideH w:val="nil"/>
-              <w:insideV w:val="nil"/>
-            </w:tcBorders>
-          </w:tcPr>
-          <w:p>
-            <w:pPr>
-              <w:keepNext w:val="0"/>
-              <w:keepLines/>
-              <w:widowControl w:val="0"/>
-              <w:spacing w:before="0" w:after="0" w:lineRule="exact" w:line="207"/>
-              <w:ind w:left="0" w:right="0"/>
-              <w:jc w:val="left"/>
-            </w:pPr>
-            <w:r>
-              <w:rPr>
-                <w:rFonts w:ascii="Arial" w:hAnsi="Arial" w:eastAsia="Microsoft YaHei" w:cs="Arial"/>
-                <w:b/>
-                <w:color w:val="555555"/>
-                <w:sz w:val="17"/>
-                <w:lang w:val="en-US" w:eastAsia="zh-CN"/>
-              </w:rPr>
-              <w:t>邮　　箱：</w:t>
-            </w:r>
-          </w:p>
-        </w:tc>
-        <w:tc>
-          <w:tcPr>
-            <w:tcW w:type="dxa" w:w="3742"/>
-            <w:vAlign w:val="center"/>
-            <w:tcMar>
-              <w:top w:w="20" w:type="dxa"/>
-              <w:start w:w="37" w:type="dxa"/>
-              <w:bottom w:w="20" w:type="dxa"/>
-              <w:end w:w="37" w:type="dxa"/>
-            </w:tcMar>
-            <w:tcBorders>
-              <w:top w:val="nil"/>
-              <w:left w:val="nil"/>
-              <w:bottom w:val="nil"/>
-              <w:right w:val="nil"/>
-              <w:insideH w:val="nil"/>
-              <w:insideV w:val="nil"/>
-            </w:tcBorders>
-          </w:tcPr>
-          <w:p>
-            <w:pPr>
-              <w:keepNext w:val="0"/>
-              <w:keepLines/>
-              <w:widowControl w:val="0"/>
-              <w:spacing w:before="0" w:after="0" w:lineRule="exact" w:line="199"/>
-              <w:ind w:left="0" w:right="0"/>
-              <w:jc w:val="left"/>
-            </w:pPr>
-            <w:r>
-              <w:rPr>
-                <w:rFonts w:ascii="Arial" w:hAnsi="Arial" w:eastAsia="Microsoft YaHei" w:cs="Arial"/>
-                <w:b w:val="0"/>
-                <w:color w:val="555555"/>
-                <w:sz w:val="16"/>
-                <w:lang w:val="en-US" w:eastAsia="zh-CN"/>
-              </w:rPr>
-              <w:t>m19323067704@163.com</w:t>
-            </w:r>
-          </w:p>
-        </w:tc>
-        <w:tc>
-          <w:tcPr>
-            <w:tcW w:type="dxa" w:w="1531"/>
-            <w:vAlign w:val="center"/>
-            <w:tcMar>
-              <w:top w:w="20" w:type="dxa"/>
-              <w:start w:w="37" w:type="dxa"/>
-              <w:bottom w:w="20" w:type="dxa"/>
-              <w:end w:w="37" w:type="dxa"/>
-            </w:tcMar>
-            <w:vMerge/>
-            <w:tcBorders>
-              <w:top w:val="nil"/>
-              <w:left w:val="nil"/>
-              <w:bottom w:val="nil"/>
-              <w:right w:val="nil"/>
-              <w:insideH w:val="nil"/>
-              <w:insideV w:val="nil"/>
-            </w:tcBorders>
-          </w:tcPr>
-          <w:p/>
-        </w:tc>
-      </w:tr>
-      <w:tr>
-        <w:trPr>
-          <w:trHeight w:val="499" w:hRule="atLeast"/>
-          <w:cantSplit/>
-        </w:trPr>
-        <w:tc>
-          <w:tcPr>
-            <w:tcW w:type="dxa" w:w="4025"/>
-            <w:vAlign w:val="center"/>
-            <w:tcMar>
-              <w:top w:w="20" w:type="dxa"/>
-              <w:start w:w="37" w:type="dxa"/>
-              <w:bottom w:w="20" w:type="dxa"/>
-              <w:end w:w="37" w:type="dxa"/>
-            </w:tcMar>
-            <w:gridSpan w:val="2"/>
-            <w:tcBorders>
-              <w:top w:val="nil"/>
-              <w:left w:val="nil"/>
-              <w:bottom w:val="nil"/>
-              <w:right w:val="nil"/>
-              <w:insideH w:val="nil"/>
-              <w:insideV w:val="nil"/>
-            </w:tcBorders>
-          </w:tcPr>
-          <w:p>
-            <w:pPr>
-              <w:keepNext w:val="0"/>
-              <w:keepLines/>
-              <w:widowControl w:val="0"/>
-              <w:spacing w:before="0" w:after="0" w:lineRule="exact" w:line="204"/>
-              <w:ind w:left="0" w:right="0"/>
-              <w:jc w:val="left"/>
-            </w:pPr>
-            <w:r>
-              <w:rPr>
-                <w:rFonts w:ascii="Arial" w:hAnsi="Arial" w:eastAsia="Microsoft YaHei" w:cs="Arial"/>
-                <w:b/>
-                <w:color w:val="333333"/>
-                <w:sz w:val="16"/>
-                <w:lang w:val="en-US" w:eastAsia="zh-CN"/>
-              </w:rPr>
-              <w:t>个人简历网站：</w:t>
-            </w:r>
-            <w:hyperlink r:id="rId9">
-              <w:r>
-                <w:rPr>
-                  <w:rFonts w:ascii="Arial" w:hAnsi="Arial" w:eastAsia="Microsoft YaHei"/>
-                  <w:color w:val="3876CB"/>
-                  <w:u w:val="single"/>
-                  <w:sz w:val="16"/>
-                  <w:szCs w:val="16"/>
-                </w:rPr>
-                <w:t>https://www.zyjaiproduct.click/</w:t>
-              </w:r>
-            </w:hyperlink>
-          </w:p>
-        </w:tc>
-        <w:tc>
-          <w:tcPr>
-            <w:tcW w:type="dxa" w:w="4989"/>
-            <w:vAlign w:val="center"/>
-            <w:tcMar>
-              <w:top w:w="20" w:type="dxa"/>
-              <w:start w:w="37" w:type="dxa"/>
-              <w:bottom w:w="20" w:type="dxa"/>
-              <w:end w:w="37" w:type="dxa"/>
-            </w:tcMar>
-            <w:gridSpan w:val="2"/>
-            <w:tcBorders>
-              <w:top w:val="nil"/>
-              <w:left w:val="nil"/>
-              <w:bottom w:val="nil"/>
-              <w:right w:val="nil"/>
-              <w:insideH w:val="nil"/>
-              <w:insideV w:val="nil"/>
-            </w:tcBorders>
-          </w:tcPr>
-          <w:p>
-            <w:pPr>
-              <w:keepNext w:val="0"/>
-              <w:keepLines/>
-              <w:widowControl w:val="0"/>
-              <w:spacing w:before="0" w:after="0" w:lineRule="exact" w:line="204"/>
-              <w:ind w:left="0" w:right="0"/>
-              <w:jc w:val="left"/>
-            </w:pPr>
-            <w:r>
-              <w:rPr>
-                <w:rFonts w:ascii="Arial" w:hAnsi="Arial" w:eastAsia="Microsoft YaHei" w:cs="Arial"/>
-                <w:b/>
-                <w:color w:val="333333"/>
-                <w:sz w:val="16"/>
-                <w:lang w:val="en-US" w:eastAsia="zh-CN"/>
-              </w:rPr>
-              <w:t>可实习时长：</w:t>
-            </w:r>
-            <w:r>
-              <w:rPr>
-                <w:rFonts w:ascii="Arial" w:hAnsi="Arial" w:eastAsia="Microsoft YaHei" w:cs="Arial"/>
-                <w:b w:val="0"/>
-                <w:color w:val="555555"/>
-                <w:sz w:val="16"/>
-                <w:lang w:val="en-US" w:eastAsia="zh-CN"/>
-              </w:rPr>
-              <w:t>6个月以上，每周5天,随时到岗</w:t>
-            </w:r>
-          </w:p>
-        </w:tc>
-        <w:tc>
-          <w:tcPr>
-            <w:tcW w:type="dxa" w:w="1531"/>
-            <w:vAlign w:val="center"/>
-            <w:tcMar>
-              <w:top w:w="20" w:type="dxa"/>
-              <w:start w:w="37" w:type="dxa"/>
-              <w:bottom w:w="20" w:type="dxa"/>
-              <w:end w:w="37" w:type="dxa"/>
-            </w:tcMar>
-            <w:vMerge/>
-            <w:tcBorders>
-              <w:top w:val="nil"/>
-              <w:left w:val="nil"/>
-              <w:bottom w:val="nil"/>
-              <w:right w:val="nil"/>
-              <w:insideH w:val="nil"/>
-              <w:insideV w:val="nil"/>
-            </w:tcBorders>
-          </w:tcPr>
-          <w:p/>
-        </w:tc>
-      </w:tr>
-    </w:tbl>
-    <w:tbl>
-      <w:tblPr>
-        <w:tblW w:type="auto" w:w="0"/>
-        <w:jc w:val="center"/>
-        <w:tblLayout w:type="fixed"/>
-        <w:tblLook w:firstColumn="1" w:firstRow="1" w:lastColumn="0" w:lastRow="0" w:noHBand="0" w:noVBand="1" w:val="04A0"/>
-      </w:tblPr>
-      <w:tblGrid>
-        <w:gridCol w:w="2438"/>
-        <w:gridCol w:w="8107"/>
-      </w:tblGrid>
-      <w:tr>
-        <w:trPr>
-          <w:trHeight w:val="369" w:hRule="atLeast"/>
-          <w:cantSplit/>
-        </w:trPr>
-        <w:tc>
-          <w:tcPr>
-            <w:tcW w:type="dxa" w:w="2438"/>
-            <w:vAlign w:val="center"/>
-            <w:tcMar>
-              <w:top w:w="23" w:type="dxa"/>
-              <w:start w:w="125" w:type="dxa"/>
-              <w:bottom w:w="14" w:type="dxa"/>
-              <w:end w:w="28" w:type="dxa"/>
-            </w:tcMar>
-            <w:tcBorders>
-              <w:top w:val="nil"/>
-              <w:left w:val="nil"/>
-              <w:bottom w:val="single" w:sz="12" w:color="609EF3"/>
-              <w:right w:val="nil"/>
-              <w:insideH w:val="nil"/>
-              <w:insideV w:val="nil"/>
-            </w:tcBorders>
-            <w:shd w:fill="609EF3" w:val="clear"/>
-          </w:tcPr>
-          <w:p>
-            <w:pPr>
-              <w:keepNext w:val="0"/>
-              <w:keepLines/>
-              <w:widowControl w:val="0"/>
-              <w:spacing w:before="0" w:after="0" w:lineRule="exact" w:line="230"/>
-              <w:ind w:left="0" w:right="0"/>
-              <w:jc w:val="left"/>
-            </w:pPr>
-            <w:r>
-              <w:rPr>
-                <w:rFonts w:ascii="Arial" w:hAnsi="Arial" w:eastAsia="Microsoft YaHei" w:cs="Arial"/>
-                <w:b/>
-                <w:color w:val="FFFFFF"/>
-                <w:sz w:val="21"/>
-                <w:lang w:val="en-US" w:eastAsia="zh-CN"/>
-              </w:rPr>
-              <w:t>实习经历(三段)</w:t>
-            </w:r>
-          </w:p>
-        </w:tc>
-        <w:tc>
-          <w:tcPr>
-            <w:tcW w:type="dxa" w:w="8107"/>
-            <w:vAlign w:val="center"/>
-            <w:tcMar>
-              <w:top w:w="20" w:type="dxa"/>
-              <w:start w:w="37" w:type="dxa"/>
-              <w:bottom w:w="20" w:type="dxa"/>
-              <w:end w:w="37" w:type="dxa"/>
-            </w:tcMar>
-            <w:tcBorders>
-              <w:top w:val="nil"/>
-              <w:left w:val="nil"/>
-              <w:bottom w:val="single" w:sz="12" w:color="609EF3"/>
-              <w:right w:val="nil"/>
-              <w:insideH w:val="nil"/>
-              <w:insideV w:val="nil"/>
-            </w:tcBorders>
-          </w:tcPr>
-          <w:p>
-            <w:pPr>
-              <w:keepNext w:val="0"/>
-              <w:keepLines/>
-              <w:widowControl w:val="0"/>
-              <w:spacing w:before="0" w:after="0" w:lineRule="exact" w:line="20"/>
-              <w:ind w:left="0" w:right="0"/>
-              <w:jc w:val="left"/>
-            </w:pPr>
-          </w:p>
-        </w:tc>
-      </w:tr>
-    </w:tbl>
-    <w:tbl>
-      <w:tblPr>
-        <w:tblW w:type="auto" w:w="0"/>
-        <w:jc w:val="center"/>
-        <w:tblLayout w:type="fixed"/>
-        <w:tblLook w:firstColumn="1" w:firstRow="1" w:lastColumn="0" w:lastRow="0" w:noHBand="0" w:noVBand="1" w:val="04A0"/>
-      </w:tblPr>
-      <w:tblGrid>
-        <w:gridCol w:w="2211"/>
-        <w:gridCol w:w="4649"/>
-        <w:gridCol w:w="510"/>
-        <w:gridCol w:w="3175"/>
-      </w:tblGrid>
-      <w:tr>
-        <w:trPr>
-          <w:trHeight w:val="431" w:hRule="atLeast"/>
-          <w:cantSplit/>
-        </w:trPr>
-        <w:tc>
-          <w:tcPr>
-            <w:tcW w:type="dxa" w:w="2211"/>
-            <w:vAlign w:val="center"/>
-            <w:tcMar>
-              <w:top w:w="20" w:type="dxa"/>
-              <w:start w:w="37" w:type="dxa"/>
-              <w:bottom w:w="20" w:type="dxa"/>
-              <w:end w:w="37" w:type="dxa"/>
-            </w:tcMar>
-            <w:tcBorders>
-              <w:top w:val="nil"/>
-              <w:left w:val="nil"/>
-              <w:bottom w:val="nil"/>
-              <w:right w:val="nil"/>
-              <w:insideH w:val="nil"/>
-              <w:insideV w:val="nil"/>
-            </w:tcBorders>
-          </w:tcPr>
-          <w:p>
-            <w:pPr>
-              <w:keepNext w:val="0"/>
-              <w:keepLines/>
-              <w:widowControl w:val="0"/>
-              <w:spacing w:before="0" w:after="0" w:lineRule="exact" w:line="212"/>
-              <w:ind w:left="0" w:right="0"/>
-              <w:jc w:val="left"/>
-            </w:pPr>
-            <w:r>
-              <w:rPr>
-                <w:rFonts w:ascii="Arial" w:hAnsi="Arial" w:eastAsia="Microsoft YaHei" w:cs="Arial"/>
-                <w:b w:val="0"/>
-                <w:color w:val="555555"/>
-                <w:sz w:val="18"/>
-                <w:lang w:val="en-US" w:eastAsia="zh-CN"/>
-              </w:rPr>
-              <w:t>2026-03 ~ 2026-09</w:t>
-            </w:r>
-          </w:p>
-        </w:tc>
-        <w:tc>
-          <w:tcPr>
-            <w:tcW w:type="dxa" w:w="4649"/>
-            <w:vAlign w:val="center"/>
-            <w:tcMar>
-              <w:top w:w="20" w:type="dxa"/>
-              <w:start w:w="37" w:type="dxa"/>
-              <w:bottom w:w="20" w:type="dxa"/>
-              <w:end w:w="37" w:type="dxa"/>
-            </w:tcMar>
-            <w:tcBorders>
-              <w:top w:val="nil"/>
-              <w:left w:val="nil"/>
-              <w:bottom w:val="nil"/>
-              <w:right w:val="nil"/>
-              <w:insideH w:val="nil"/>
-              <w:insideV w:val="nil"/>
-            </w:tcBorders>
-          </w:tcPr>
-          <w:p>
-            <w:pPr>
-              <w:keepNext w:val="0"/>
-              <w:keepLines/>
-              <w:widowControl w:val="0"/>
-              <w:spacing w:before="0" w:after="0" w:lineRule="exact" w:line="219"/>
-              <w:ind w:left="0" w:right="0"/>
-              <w:jc w:val="center"/>
-            </w:pPr>
-            <w:r>
-              <w:rPr>
-                <w:rFonts w:ascii="Arial" w:hAnsi="Arial" w:eastAsia="Microsoft YaHei" w:cs="Arial"/>
-                <w:b/>
-                <w:color w:val="333333"/>
-                <w:sz w:val="18"/>
-                <w:lang w:val="en-US" w:eastAsia="zh-CN"/>
-              </w:rPr>
-              <w:t>上海环内圈网络科技有限公司</w:t>
-            </w:r>
-          </w:p>
-        </w:tc>
-        <w:tc>
-          <w:tcPr>
-            <w:tcW w:type="dxa" w:w="510"/>
-            <w:vAlign w:val="center"/>
-            <w:tcMar>
-              <w:top w:w="20" w:type="dxa"/>
-              <w:start w:w="37" w:type="dxa"/>
-              <w:bottom w:w="20" w:type="dxa"/>
-              <w:end w:w="37" w:type="dxa"/>
-            </w:tcMar>
-            <w:tcBorders>
-              <w:top w:val="nil"/>
-              <w:left w:val="nil"/>
-              <w:bottom w:val="nil"/>
-              <w:right w:val="nil"/>
-              <w:insideH w:val="nil"/>
-              <w:insideV w:val="nil"/>
-            </w:tcBorders>
-          </w:tcPr>
-          <w:p>
-            <w:pPr>
-              <w:keepLines/>
-              <w:widowControl w:val="0"/>
-              <w:spacing w:before="0" w:after="0" w:lineRule="atLeast" w:line="420"/>
-              <w:jc w:val="center"/>
-            </w:pPr>
-            <w:r>
-              <w:drawing>
-                <wp:inline xmlns:a="http://schemas.openxmlformats.org/drawingml/2006/main" xmlns:pic="http://schemas.openxmlformats.org/drawingml/2006/picture">
-                  <wp:extent cx="240727" cy="252000"/>
-                  <wp:docPr id="2" name="Picture 2"/>
-                  <wp:cNvGraphicFramePr>
-                    <a:graphicFrameLocks noChangeAspect="1"/>
-                  </wp:cNvGraphicFramePr>
-                  <a:graphic>
-                    <a:graphicData uri="http://schemas.openxmlformats.org/drawingml/2006/picture">
-                      <pic:pic>
-                        <pic:nvPicPr>
-                          <pic:cNvPr id="0" name="logo_huannaiquan.jpg"/>
-                          <pic:cNvPicPr/>
-                        </pic:nvPicPr>
-                        <pic:blipFill>
-                          <a:blip r:embed="rId11"/>
-                          <a:stretch>
-                            <a:fillRect/>
-                          </a:stretch>
-                        </pic:blipFill>
-                        <pic:spPr>
-                          <a:xfrm>
-                            <a:off x="0" y="0"/>
-                            <a:ext cx="240727" cy="252000"/>
-                          </a:xfrm>
-                          <a:prstGeom prst="rect"/>
-                        </pic:spPr>
-                      </pic:pic>
-                    </a:graphicData>
-                  </a:graphic>
-                </wp:inline>
-              </w:drawing>
-            </w:r>
-          </w:p>
-        </w:tc>
-        <w:tc>
-          <w:tcPr>
-            <w:tcW w:type="dxa" w:w="3175"/>
-            <w:vAlign w:val="center"/>
-            <w:tcMar>
-              <w:top w:w="20" w:type="dxa"/>
-              <w:start w:w="37" w:type="dxa"/>
-              <w:bottom w:w="20" w:type="dxa"/>
-              <w:end w:w="37" w:type="dxa"/>
-            </w:tcMar>
-            <w:tcBorders>
-              <w:top w:val="nil"/>
-              <w:left w:val="nil"/>
-              <w:bottom w:val="nil"/>
-              <w:right w:val="nil"/>
-              <w:insideH w:val="nil"/>
-              <w:insideV w:val="nil"/>
-            </w:tcBorders>
-          </w:tcPr>
-          <w:p>
-            <w:pPr>
-              <w:keepNext w:val="0"/>
-              <w:keepLines/>
-              <w:widowControl w:val="0"/>
-              <w:spacing w:before="0" w:after="0" w:lineRule="exact" w:line="212"/>
-              <w:ind w:left="0" w:right="0"/>
-              <w:jc w:val="right"/>
-            </w:pPr>
-            <w:r>
-              <w:rPr>
-                <w:rFonts w:ascii="Arial" w:hAnsi="Arial" w:eastAsia="Microsoft YaHei" w:cs="Arial"/>
-                <w:b/>
-                <w:color w:val="333333"/>
-                <w:sz w:val="18"/>
-                <w:lang w:val="en-US" w:eastAsia="zh-CN"/>
-              </w:rPr>
-              <w:t>AI产品经理&amp;FDE实习生</w:t>
-            </w:r>
-          </w:p>
-        </w:tc>
-      </w:tr>
-    </w:tbl>
     <w:p>
       <w:pPr>
-        <w:keepNext/>
-        <w:keepLines/>
-        <w:widowControl w:val="0"/>
-        <w:spacing w:before="15" w:after="0" w:lineRule="exact" w:line="230"/>
-        <w:ind w:left="45" w:right="23"/>
-        <w:jc w:val="left"/>
+        <w:spacing w:before="0" w:after="0" w:line="20" w:lineRule="exact"/>
       </w:pPr>
       <w:r>
         <w:rPr>
-          <w:rFonts w:ascii="Arial" w:hAnsi="Arial" w:eastAsia="Microsoft YaHei" w:cs="Arial"/>
-          <w:b/>
-          <w:color w:val="333333"/>
-          <w:sz w:val="18"/>
-          <w:lang w:val="en-US" w:eastAsia="zh-CN"/>
+          <w:vanish/>
+          <w:sz w:val="2"/>
         </w:rPr>
-        <w:t>一、“赛博女娲“功能迭代和优化</w:t>
-      </w:r>
-    </w:p>
-    <w:p>
-      <w:pPr>
-        <w:keepNext w:val="0"/>
-        <w:keepLines/>
-        <w:widowControl w:val="0"/>
-        <w:spacing w:before="0" w:after="0" w:lineRule="exact" w:line="224"/>
-        <w:ind w:left="45" w:right="23"/>
-        <w:jc w:val="left"/>
-      </w:pPr>
-      <w:r>
-        <w:rPr>
-          <w:rFonts w:ascii="Arial" w:hAnsi="Arial" w:eastAsia="Microsoft YaHei" w:cs="Arial"/>
-          <w:b/>
-          <w:color w:val="333333"/>
-          <w:sz w:val="18"/>
-          <w:lang w:val="en-US" w:eastAsia="zh-CN"/>
-        </w:rPr>
-        <w:t>1.Skill封装：</w:t>
+        <w:t xml:space="preserve"> </w:t>
       </w:r>
       <w:r>
-        <w:rPr>
-          <w:rFonts w:ascii="Arial" w:hAnsi="Arial" w:eastAsia="Microsoft YaHei" w:cs="Arial"/>
-          <w:b w:val="0"/>
-          <w:color w:val="555555"/>
-          <w:sz w:val="18"/>
-          <w:lang w:val="en-US" w:eastAsia="zh-CN"/>
-        </w:rPr>
-        <w:t>完成桌面端操作、网页端操作、API调用、GitHub项目</w:t>
+        <w:pict>
+          <v:shape id="ResumeBackground" o:spid="_x0000_s1025" style="position:absolute;margin-left:0pt;margin-top:0pt;width:615.12pt;height:870.0pt;z-index:-251658240;visibility:visible;mso-wrap-style:none;mso-position-horizontal-relative:page;mso-position-vertical-relative:page" stroked="f" filled="f" o:allowincell="f">
+            <v:imagedata r:id="rId9" o:title="简历的分区装饰、证件照和公司标识"/>
+            <w10:wrap type="none"/>
+          </v:shape>
+        </w:pict>
       </w:r>
       <w:r>
-        <w:rPr>
-          <w:rFonts w:ascii="Arial" w:hAnsi="Arial" w:eastAsia="Microsoft YaHei" w:cs="Arial"/>
-          <w:b/>
-          <w:color w:val="333333"/>
-          <w:sz w:val="18"/>
-          <w:lang w:val="en-US" w:eastAsia="zh-CN"/>
-        </w:rPr>
-        <w:t>四类Skill封装</w:t>
+        <w:pict>
+          <v:shape id="ResumeText1" o:spid="_x0000_s1101" type="#_x0000_t202" style="position:absolute;margin-left:48.902pt;margin-top:6.624pt;width:63.840pt;height:17.125pt;z-index:1001;visibility:visible;mso-wrap-style:none;mso-position-horizontal-relative:page;mso-position-vertical-relative:page" stroked="f" filled="f" o:allowincell="f">
+            <v:textbox inset="0,0,0,0">
+              <w:txbxContent>
+                <w:p>
+                  <w:pPr>
+                    <w:spacing w:before="0" w:after="0" w:line="307" w:lineRule="exact"/>
+                    <w:widowControl w:val="0"/>
+                    <w:autoSpaceDE w:val="0"/>
+                    <w:autoSpaceDN w:val="0"/>
+                    <w:adjustRightInd w:val="0"/>
+                    <w:snapToGrid w:val="0"/>
+                  </w:pPr>
+                  <w:r>
+                    <w:rPr>
+                      <w:rFonts w:ascii="Microsoft YaHei" w:hAnsi="Microsoft YaHei" w:eastAsia="Microsoft YaHei" w:cs="Microsoft YaHei"/>
+                      <w:color w:val="FFFFFF"/>
+                      <w:sz w:val="23"/>
+                      <w:szCs w:val="23"/>
+                      <w:lang w:val="zh-CN" w:eastAsia="zh-CN"/>
+                    </w:rPr>
+                    <w:t xml:space="preserve">基本信息</w:t>
+                  </w:r>
+                </w:p>
+              </w:txbxContent>
+            </v:textbox>
+            <w10:wrap type="none"/>
+          </v:shape>
+        </w:pict>
       </w:r>
       <w:r>
-        <w:rPr>
-          <w:rFonts w:ascii="Arial" w:hAnsi="Arial" w:eastAsia="Microsoft YaHei" w:cs="Arial"/>
-          <w:b w:val="0"/>
-          <w:color w:val="555555"/>
-          <w:sz w:val="18"/>
-          <w:lang w:val="en-US" w:eastAsia="zh-CN"/>
-        </w:rPr>
-        <w:t>，累计沉淀</w:t>
+        <w:pict>
+          <v:shape id="ResumeText2" o:spid="_x0000_s1102" type="#_x0000_t202" style="position:absolute;margin-left:56.789pt;margin-top:36.644pt;width:101.012pt;height:14.294pt;z-index:1002;visibility:visible;mso-wrap-style:none;mso-position-horizontal-relative:page;mso-position-vertical-relative:page" stroked="f" filled="f" o:allowincell="f">
+            <v:textbox inset="0,0,0,0">
+              <w:txbxContent>
+                <w:p>
+                  <w:pPr>
+                    <w:spacing w:before="0" w:after="0" w:line="250" w:lineRule="exact"/>
+                    <w:widowControl w:val="0"/>
+                    <w:autoSpaceDE w:val="0"/>
+                    <w:autoSpaceDN w:val="0"/>
+                    <w:adjustRightInd w:val="0"/>
+                    <w:snapToGrid w:val="0"/>
+                  </w:pPr>
+                  <w:r>
+                    <w:rPr>
+                      <w:rFonts w:ascii="Microsoft YaHei" w:hAnsi="Microsoft YaHei" w:eastAsia="Microsoft YaHei" w:cs="Microsoft YaHei"/>
+                      <w:color w:val="333333"/>
+                      <w:sz w:val="19"/>
+                      <w:szCs w:val="19"/>
+                      <w:lang w:val="zh-CN" w:eastAsia="zh-CN"/>
+                    </w:rPr>
+                    <w:t xml:space="preserve">姓　　名： 赵亚杰</w:t>
+                  </w:r>
+                </w:p>
+              </w:txbxContent>
+            </v:textbox>
+            <w10:wrap type="none"/>
+          </v:shape>
+        </w:pict>
       </w:r>
       <w:r>
-        <w:rPr>
-          <w:rFonts w:ascii="Arial" w:hAnsi="Arial" w:eastAsia="Microsoft YaHei" w:cs="Arial"/>
-          <w:b/>
-          <w:color w:val="333333"/>
-          <w:sz w:val="18"/>
-          <w:lang w:val="en-US" w:eastAsia="zh-CN"/>
-        </w:rPr>
-        <w:t>20+个技能模块</w:t>
-      </w:r>
-    </w:p>
-    <w:p>
-      <w:pPr>
-        <w:keepNext w:val="0"/>
-        <w:keepLines/>
-        <w:widowControl w:val="0"/>
-        <w:spacing w:before="0" w:after="0" w:lineRule="exact" w:line="224"/>
-        <w:ind w:left="45" w:right="23"/>
-        <w:jc w:val="left"/>
-      </w:pPr>
-      <w:r>
-        <w:rPr>
-          <w:rFonts w:ascii="Arial" w:hAnsi="Arial" w:eastAsia="Microsoft YaHei" w:cs="Arial"/>
-          <w:b/>
-          <w:color w:val="333333"/>
-          <w:sz w:val="18"/>
-          <w:lang w:val="en-US" w:eastAsia="zh-CN"/>
-        </w:rPr>
-        <w:t>2.任务看板设计：</w:t>
+        <w:pict>
+          <v:shape id="ResumeText3" o:spid="_x0000_s1103" type="#_x0000_t202" style="position:absolute;margin-left:268.207pt;margin-top:36.644pt;width:106.475pt;height:14.294pt;z-index:1003;visibility:visible;mso-wrap-style:none;mso-position-horizontal-relative:page;mso-position-vertical-relative:page" stroked="f" filled="f" o:allowincell="f">
+            <v:textbox inset="0,0,0,0">
+              <w:txbxContent>
+                <w:p>
+                  <w:pPr>
+                    <w:spacing w:before="0" w:after="0" w:line="250" w:lineRule="exact"/>
+                    <w:widowControl w:val="0"/>
+                    <w:autoSpaceDE w:val="0"/>
+                    <w:autoSpaceDN w:val="0"/>
+                    <w:adjustRightInd w:val="0"/>
+                    <w:snapToGrid w:val="0"/>
+                  </w:pPr>
+                  <w:r>
+                    <w:rPr>
+                      <w:rFonts w:ascii="Microsoft YaHei" w:hAnsi="Microsoft YaHei" w:eastAsia="Microsoft YaHei" w:cs="Microsoft YaHei"/>
+                      <w:color w:val="333333"/>
+                      <w:sz w:val="19"/>
+                      <w:szCs w:val="19"/>
+                      <w:lang w:val="zh-CN" w:eastAsia="zh-CN"/>
+                    </w:rPr>
+                    <w:t xml:space="preserve">工作年限： 2年经验</w:t>
+                  </w:r>
+                </w:p>
+              </w:txbxContent>
+            </v:textbox>
+            <w10:wrap type="none"/>
+          </v:shape>
+        </w:pict>
       </w:r>
       <w:r>
-        <w:rPr>
-          <w:rFonts w:ascii="Arial" w:hAnsi="Arial" w:eastAsia="Microsoft YaHei" w:cs="Arial"/>
-          <w:b w:val="0"/>
-          <w:color w:val="555555"/>
-          <w:sz w:val="18"/>
-          <w:lang w:val="en-US" w:eastAsia="zh-CN"/>
-        </w:rPr>
-        <w:t>设计</w:t>
+        <w:pict>
+          <v:shape id="ResumeText4" o:spid="_x0000_s1104" type="#_x0000_t202" style="position:absolute;margin-left:56.789pt;margin-top:54.644pt;width:133.151pt;height:14.294pt;z-index:1004;visibility:visible;mso-wrap-style:none;mso-position-horizontal-relative:page;mso-position-vertical-relative:page" stroked="f" filled="f" o:allowincell="f">
+            <v:textbox inset="0,0,0,0">
+              <w:txbxContent>
+                <w:p>
+                  <w:pPr>
+                    <w:spacing w:before="0" w:after="0" w:line="250" w:lineRule="exact"/>
+                    <w:widowControl w:val="0"/>
+                    <w:autoSpaceDE w:val="0"/>
+                    <w:autoSpaceDN w:val="0"/>
+                    <w:adjustRightInd w:val="0"/>
+                    <w:snapToGrid w:val="0"/>
+                  </w:pPr>
+                  <w:r>
+                    <w:rPr>
+                      <w:rFonts w:ascii="Microsoft YaHei" w:hAnsi="Microsoft YaHei" w:eastAsia="Microsoft YaHei" w:cs="Microsoft YaHei"/>
+                      <w:color w:val="333333"/>
+                      <w:sz w:val="19"/>
+                      <w:szCs w:val="19"/>
+                      <w:lang w:val="zh-CN" w:eastAsia="zh-CN"/>
+                    </w:rPr>
+                    <w:t xml:space="preserve">电　　话： 17855772097</w:t>
+                  </w:r>
+                </w:p>
+              </w:txbxContent>
+            </v:textbox>
+            <w10:wrap type="none"/>
+          </v:shape>
+        </w:pict>
       </w:r>
       <w:r>
-        <w:rPr>
-          <w:rFonts w:ascii="Arial" w:hAnsi="Arial" w:eastAsia="Microsoft YaHei" w:cs="Arial"/>
-          <w:b/>
-          <w:color w:val="333333"/>
-          <w:sz w:val="18"/>
-          <w:lang w:val="en-US" w:eastAsia="zh-CN"/>
-        </w:rPr>
-        <w:t>Agent任务执行看板</w:t>
+        <w:pict>
+          <v:shape id="ResumeText5" o:spid="_x0000_s1105" type="#_x0000_t202" style="position:absolute;margin-left:268.207pt;margin-top:54.644pt;width:189.441pt;height:14.294pt;z-index:1005;visibility:visible;mso-wrap-style:none;mso-position-horizontal-relative:page;mso-position-vertical-relative:page" stroked="f" filled="f" o:allowincell="f">
+            <v:textbox inset="0,0,0,0">
+              <w:txbxContent>
+                <w:p>
+                  <w:pPr>
+                    <w:spacing w:before="0" w:after="0" w:line="250" w:lineRule="exact"/>
+                    <w:widowControl w:val="0"/>
+                    <w:autoSpaceDE w:val="0"/>
+                    <w:autoSpaceDN w:val="0"/>
+                    <w:adjustRightInd w:val="0"/>
+                    <w:snapToGrid w:val="0"/>
+                  </w:pPr>
+                  <w:r>
+                    <w:rPr>
+                      <w:rFonts w:ascii="Microsoft YaHei" w:hAnsi="Microsoft YaHei" w:eastAsia="Microsoft YaHei" w:cs="Microsoft YaHei"/>
+                      <w:color w:val="333333"/>
+                      <w:sz w:val="19"/>
+                      <w:szCs w:val="19"/>
+                      <w:lang w:val="zh-CN" w:eastAsia="zh-CN"/>
+                    </w:rPr>
+                    <w:t xml:space="preserve">邮　　箱： m19323067704@163.com</w:t>
+                  </w:r>
+                </w:p>
+              </w:txbxContent>
+            </v:textbox>
+            <w10:wrap type="none"/>
+          </v:shape>
+        </w:pict>
       </w:r>
       <w:r>
-        <w:rPr>
-          <w:rFonts w:ascii="Arial" w:hAnsi="Arial" w:eastAsia="Microsoft YaHei" w:cs="Arial"/>
-          <w:b w:val="0"/>
-          <w:color w:val="555555"/>
-          <w:sz w:val="18"/>
-          <w:lang w:val="en-US" w:eastAsia="zh-CN"/>
-        </w:rPr>
-        <w:t>，覆盖任务输入、执行过程、结果输出全链路展示，</w:t>
+        <w:pict>
+          <v:shape id="ResumeText6" o:spid="_x0000_s1106" type="#_x0000_t202" style="position:absolute;margin-left:56.789pt;margin-top:72.644pt;width:223.279pt;height:14.294pt;z-index:1006;visibility:visible;mso-wrap-style:none;mso-position-horizontal-relative:page;mso-position-vertical-relative:page" stroked="f" filled="f" o:allowincell="f">
+            <v:textbox inset="0,0,0,0">
+              <w:txbxContent>
+                <w:p>
+                  <w:pPr>
+                    <w:spacing w:before="0" w:after="0" w:line="250" w:lineRule="exact"/>
+                    <w:widowControl w:val="0"/>
+                    <w:autoSpaceDE w:val="0"/>
+                    <w:autoSpaceDN w:val="0"/>
+                    <w:adjustRightInd w:val="0"/>
+                    <w:snapToGrid w:val="0"/>
+                  </w:pPr>
+                  <w:hyperlink r:id="rId10" w:history="1">
+                    <w:r>
+                      <w:rPr>
+                        <w:rFonts w:ascii="Microsoft YaHei" w:hAnsi="Microsoft YaHei" w:eastAsia="Microsoft YaHei" w:cs="Microsoft YaHei"/>
+                        <w:color w:val="333333"/>
+                        <w:sz w:val="19"/>
+                        <w:szCs w:val="19"/>
+                        <w:lang w:val="zh-CN" w:eastAsia="zh-CN"/>
+                        <w:u w:val="none"/>
+                      </w:rPr>
+                      <w:t xml:space="preserve">个人简历网站： https://www.zyjaiproduct.click/</w:t>
+                    </w:r>
+                  </w:hyperlink>
+                </w:p>
+              </w:txbxContent>
+            </v:textbox>
+            <w10:wrap type="none"/>
+          </v:shape>
+        </w:pict>
       </w:r>
       <w:r>
-        <w:rPr>
-          <w:rFonts w:ascii="Arial" w:hAnsi="Arial" w:eastAsia="Microsoft YaHei" w:cs="Arial"/>
-          <w:b/>
-          <w:color w:val="333333"/>
-          <w:sz w:val="18"/>
-          <w:lang w:val="en-US" w:eastAsia="zh-CN"/>
-        </w:rPr>
-        <w:t>提升产品可视化体验</w:t>
-      </w:r>
-    </w:p>
-    <w:p>
-      <w:pPr>
-        <w:keepNext w:val="0"/>
-        <w:keepLines/>
-        <w:widowControl w:val="0"/>
-        <w:spacing w:before="0" w:after="0" w:lineRule="exact" w:line="224"/>
-        <w:ind w:left="45" w:right="23"/>
-        <w:jc w:val="left"/>
-      </w:pPr>
-      <w:r>
-        <w:rPr>
-          <w:rFonts w:ascii="Arial" w:hAnsi="Arial" w:eastAsia="Microsoft YaHei" w:cs="Arial"/>
-          <w:b/>
-          <w:color w:val="333333"/>
-          <w:sz w:val="18"/>
-          <w:lang w:val="en-US" w:eastAsia="zh-CN"/>
-        </w:rPr>
-        <w:t>3.产品赋能：</w:t>
+        <w:pict>
+          <v:shape id="ResumeText7" o:spid="_x0000_s1107" type="#_x0000_t202" style="position:absolute;margin-left:268.207pt;margin-top:72.644pt;width:201.601pt;height:14.294pt;z-index:1007;visibility:visible;mso-wrap-style:none;mso-position-horizontal-relative:page;mso-position-vertical-relative:page" stroked="f" filled="f" o:allowincell="f">
+            <v:textbox inset="0,0,0,0">
+              <w:txbxContent>
+                <w:p>
+                  <w:pPr>
+                    <w:spacing w:before="0" w:after="0" w:line="250" w:lineRule="exact"/>
+                    <w:widowControl w:val="0"/>
+                    <w:autoSpaceDE w:val="0"/>
+                    <w:autoSpaceDN w:val="0"/>
+                    <w:adjustRightInd w:val="0"/>
+                    <w:snapToGrid w:val="0"/>
+                  </w:pPr>
+                  <w:r>
+                    <w:rPr>
+                      <w:rFonts w:ascii="Microsoft YaHei" w:hAnsi="Microsoft YaHei" w:eastAsia="Microsoft YaHei" w:cs="Microsoft YaHei"/>
+                      <w:color w:val="333333"/>
+                      <w:sz w:val="19"/>
+                      <w:szCs w:val="19"/>
+                      <w:lang w:val="zh-CN" w:eastAsia="zh-CN"/>
+                    </w:rPr>
+                    <w:t xml:space="preserve">可实习时长： 6个月以上，每周5天,随时到岗</w:t>
+                  </w:r>
+                </w:p>
+              </w:txbxContent>
+            </v:textbox>
+            <w10:wrap type="none"/>
+          </v:shape>
+        </w:pict>
       </w:r>
       <w:r>
-        <w:rPr>
-          <w:rFonts w:ascii="Arial" w:hAnsi="Arial" w:eastAsia="Microsoft YaHei" w:cs="Arial"/>
-          <w:b w:val="0"/>
-          <w:color w:val="555555"/>
-          <w:sz w:val="18"/>
-          <w:lang w:val="en-US" w:eastAsia="zh-CN"/>
-        </w:rPr>
-        <w:t>持续引入市场优秀AI技能方案并</w:t>
+        <w:pict>
+          <v:shape id="ResumeText8" o:spid="_x0000_s1108" type="#_x0000_t202" style="position:absolute;margin-left:48.902pt;margin-top:108.624pt;width:94.415pt;height:17.125pt;z-index:1008;visibility:visible;mso-wrap-style:none;mso-position-horizontal-relative:page;mso-position-vertical-relative:page" stroked="f" filled="f" o:allowincell="f">
+            <v:textbox inset="0,0,0,0">
+              <w:txbxContent>
+                <w:p>
+                  <w:pPr>
+                    <w:spacing w:before="0" w:after="0" w:line="307" w:lineRule="exact"/>
+                    <w:widowControl w:val="0"/>
+                    <w:autoSpaceDE w:val="0"/>
+                    <w:autoSpaceDN w:val="0"/>
+                    <w:adjustRightInd w:val="0"/>
+                    <w:snapToGrid w:val="0"/>
+                  </w:pPr>
+                  <w:r>
+                    <w:rPr>
+                      <w:rFonts w:ascii="Microsoft YaHei" w:hAnsi="Microsoft YaHei" w:eastAsia="Microsoft YaHei" w:cs="Microsoft YaHei"/>
+                      <w:color w:val="FFFFFF"/>
+                      <w:sz w:val="23"/>
+                      <w:szCs w:val="23"/>
+                      <w:lang w:val="zh-CN" w:eastAsia="zh-CN"/>
+                    </w:rPr>
+                    <w:t xml:space="preserve">实习经历(三段)</w:t>
+                  </w:r>
+                </w:p>
+              </w:txbxContent>
+            </v:textbox>
+            <w10:wrap type="none"/>
+          </v:shape>
+        </w:pict>
       </w:r>
       <w:r>
-        <w:rPr>
-          <w:rFonts w:ascii="Arial" w:hAnsi="Arial" w:eastAsia="Microsoft YaHei" w:cs="Arial"/>
-          <w:b/>
-          <w:color w:val="333333"/>
-          <w:sz w:val="18"/>
-          <w:lang w:val="en-US" w:eastAsia="zh-CN"/>
-        </w:rPr>
-        <w:t>植入产品Agent</w:t>
+        <w:pict>
+          <v:shape id="ResumeText9" o:spid="_x0000_s1109" type="#_x0000_t202" style="position:absolute;margin-left:56.789pt;margin-top:137.890pt;width:110.622pt;height:15.235pt;z-index:1009;visibility:visible;mso-wrap-style:none;mso-position-horizontal-relative:page;mso-position-vertical-relative:page" stroked="f" filled="f" o:allowincell="f">
+            <v:textbox inset="0,0,0,0">
+              <w:txbxContent>
+                <w:p>
+                  <w:pPr>
+                    <w:spacing w:before="0" w:after="0" w:line="269" w:lineRule="exact"/>
+                    <w:widowControl w:val="0"/>
+                    <w:autoSpaceDE w:val="0"/>
+                    <w:autoSpaceDN w:val="0"/>
+                    <w:adjustRightInd w:val="0"/>
+                    <w:snapToGrid w:val="0"/>
+                  </w:pPr>
+                  <w:r>
+                    <w:rPr>
+                      <w:rFonts w:ascii="Microsoft YaHei" w:hAnsi="Microsoft YaHei" w:eastAsia="Microsoft YaHei" w:cs="Microsoft YaHei"/>
+                      <w:color w:val="333333"/>
+                      <w:sz w:val="20"/>
+                      <w:szCs w:val="20"/>
+                      <w:lang w:val="zh-CN" w:eastAsia="zh-CN"/>
+                    </w:rPr>
+                    <w:t xml:space="preserve">2026-03 ~ 2026-09</w:t>
+                  </w:r>
+                </w:p>
+              </w:txbxContent>
+            </v:textbox>
+            <w10:wrap type="none"/>
+          </v:shape>
+        </w:pict>
       </w:r>
       <w:r>
-        <w:rPr>
-          <w:rFonts w:ascii="Arial" w:hAnsi="Arial" w:eastAsia="Microsoft YaHei" w:cs="Arial"/>
-          <w:b w:val="0"/>
-          <w:color w:val="555555"/>
-          <w:sz w:val="18"/>
-          <w:lang w:val="en-US" w:eastAsia="zh-CN"/>
-        </w:rPr>
-        <w:t>，提升实操场景下的任务完成效能</w:t>
-      </w:r>
-    </w:p>
-    <w:p>
-      <w:pPr>
-        <w:keepNext/>
-        <w:keepLines/>
-        <w:widowControl w:val="0"/>
-        <w:spacing w:before="15" w:after="0" w:lineRule="exact" w:line="230"/>
-        <w:ind w:left="45" w:right="23"/>
-        <w:jc w:val="left"/>
-      </w:pPr>
-      <w:r>
-        <w:rPr>
-          <w:rFonts w:ascii="Arial" w:hAnsi="Arial" w:eastAsia="Microsoft YaHei" w:cs="Arial"/>
-          <w:b/>
-          <w:color w:val="333333"/>
-          <w:sz w:val="18"/>
-          <w:lang w:val="en-US" w:eastAsia="zh-CN"/>
-        </w:rPr>
-        <w:t>二、客户现场AI项目落地</w:t>
-      </w:r>
-    </w:p>
-    <w:p>
-      <w:pPr>
-        <w:keepNext w:val="0"/>
-        <w:keepLines/>
-        <w:widowControl w:val="0"/>
-        <w:spacing w:before="0" w:after="0" w:lineRule="exact" w:line="224"/>
-        <w:ind w:left="45" w:right="23"/>
-        <w:jc w:val="left"/>
-      </w:pPr>
-      <w:r>
-        <w:rPr>
-          <w:rFonts w:ascii="Arial" w:hAnsi="Arial" w:eastAsia="Microsoft YaHei" w:cs="Arial"/>
-          <w:b/>
-          <w:color w:val="333333"/>
-          <w:sz w:val="18"/>
-          <w:lang w:val="en-US" w:eastAsia="zh-CN"/>
-        </w:rPr>
-        <w:t>1.项目背景：</w:t>
+        <w:pict>
+          <v:shape id="ResumeText10" o:spid="_x0000_s1110" type="#_x0000_t202" style="position:absolute;margin-left:220.934pt;margin-top:137.890pt;width:148.357pt;height:15.235pt;z-index:1010;visibility:visible;mso-wrap-style:none;mso-position-horizontal-relative:page;mso-position-vertical-relative:page" stroked="f" filled="f" o:allowincell="f">
+            <v:textbox inset="0,0,0,0">
+              <w:txbxContent>
+                <w:p>
+                  <w:pPr>
+                    <w:spacing w:before="0" w:after="0" w:line="269" w:lineRule="exact"/>
+                    <w:widowControl w:val="0"/>
+                    <w:autoSpaceDE w:val="0"/>
+                    <w:autoSpaceDN w:val="0"/>
+                    <w:adjustRightInd w:val="0"/>
+                    <w:snapToGrid w:val="0"/>
+                  </w:pPr>
+                  <w:r>
+                    <w:rPr>
+                      <w:rFonts w:ascii="Microsoft YaHei" w:hAnsi="Microsoft YaHei" w:eastAsia="Microsoft YaHei" w:cs="Microsoft YaHei"/>
+                      <w:b/>
+                      <w:bCs/>
+                      <w:color w:val="333333"/>
+                      <w:sz w:val="20"/>
+                      <w:szCs w:val="20"/>
+                      <w:lang w:val="zh-CN" w:eastAsia="zh-CN"/>
+                    </w:rPr>
+                    <w:t xml:space="preserve">上海环内圈网络科技有限公司</w:t>
+                  </w:r>
+                </w:p>
+              </w:txbxContent>
+            </v:textbox>
+            <w10:wrap type="none"/>
+          </v:shape>
+        </w:pict>
       </w:r>
       <w:r>
-        <w:rPr>
-          <w:rFonts w:ascii="Arial" w:hAnsi="Arial" w:eastAsia="Microsoft YaHei" w:cs="Arial"/>
-          <w:b w:val="0"/>
-          <w:color w:val="555555"/>
-          <w:sz w:val="18"/>
-          <w:lang w:val="en-US" w:eastAsia="zh-CN"/>
-        </w:rPr>
-        <w:t>客户对产品</w:t>
+        <w:pict>
+          <v:shape id="ResumeText11" o:spid="_x0000_s1111" type="#_x0000_t202" style="position:absolute;margin-left:462.586pt;margin-top:137.890pt;width:127.499pt;height:15.235pt;z-index:1011;visibility:visible;mso-wrap-style:none;mso-position-horizontal-relative:page;mso-position-vertical-relative:page" stroked="f" filled="f" o:allowincell="f">
+            <v:textbox inset="0,0,0,0">
+              <w:txbxContent>
+                <w:p>
+                  <w:pPr>
+                    <w:spacing w:before="0" w:after="0" w:line="269" w:lineRule="exact"/>
+                    <w:widowControl w:val="0"/>
+                    <w:autoSpaceDE w:val="0"/>
+                    <w:autoSpaceDN w:val="0"/>
+                    <w:adjustRightInd w:val="0"/>
+                    <w:snapToGrid w:val="0"/>
+                  </w:pPr>
+                  <w:r>
+                    <w:rPr>
+                      <w:rFonts w:ascii="Microsoft YaHei" w:hAnsi="Microsoft YaHei" w:eastAsia="Microsoft YaHei" w:cs="Microsoft YaHei"/>
+                      <w:b/>
+                      <w:bCs/>
+                      <w:color w:val="333333"/>
+                      <w:sz w:val="20"/>
+                      <w:szCs w:val="20"/>
+                      <w:lang w:val="zh-CN" w:eastAsia="zh-CN"/>
+                    </w:rPr>
+                    <w:t xml:space="preserve">AI产品经理&amp;FDE实习生</w:t>
+                  </w:r>
+                </w:p>
+              </w:txbxContent>
+            </v:textbox>
+            <w10:wrap type="none"/>
+          </v:shape>
+        </w:pict>
       </w:r>
       <w:r>
-        <w:rPr>
-          <w:rFonts w:ascii="Arial" w:hAnsi="Arial" w:eastAsia="Microsoft YaHei" w:cs="Arial"/>
-          <w:b/>
-          <w:color w:val="333333"/>
-          <w:sz w:val="18"/>
-          <w:lang w:val="en-US" w:eastAsia="zh-CN"/>
-        </w:rPr>
-        <w:t>认知不足</w:t>
+        <w:pict>
+          <v:shape id="ResumeText12" o:spid="_x0000_s1112" type="#_x0000_t202" style="position:absolute;margin-left:56.789pt;margin-top:155.719pt;width:178.300pt;height:16.383pt;z-index:1012;visibility:visible;mso-wrap-style:none;mso-position-horizontal-relative:page;mso-position-vertical-relative:page" stroked="f" filled="f" o:allowincell="f">
+            <v:textbox inset="0,0,0,0">
+              <w:txbxContent>
+                <w:p>
+                  <w:pPr>
+                    <w:spacing w:before="0" w:after="0" w:line="292" w:lineRule="exact"/>
+                    <w:widowControl w:val="0"/>
+                    <w:autoSpaceDE w:val="0"/>
+                    <w:autoSpaceDN w:val="0"/>
+                    <w:adjustRightInd w:val="0"/>
+                    <w:snapToGrid w:val="0"/>
+                  </w:pPr>
+                  <w:r>
+                    <w:rPr>
+                      <w:rFonts w:ascii="Microsoft YaHei" w:hAnsi="Microsoft YaHei" w:eastAsia="Microsoft YaHei" w:cs="Microsoft YaHei"/>
+                      <w:b/>
+                      <w:bCs/>
+                      <w:color w:val="555555"/>
+                      <w:sz w:val="19"/>
+                      <w:szCs w:val="19"/>
+                      <w:lang w:val="zh-CN" w:eastAsia="zh-CN"/>
+                    </w:rPr>
+                    <w:t xml:space="preserve">一、</w:t>
+                  </w:r>
+                  <w:r>
+                    <w:rPr>
+                      <w:rFonts w:ascii="Microsoft YaHei" w:hAnsi="Microsoft YaHei" w:eastAsia="Microsoft YaHei" w:cs="Microsoft YaHei"/>
+                      <w:b/>
+                      <w:bCs/>
+                      <w:color w:val="555555"/>
+                      <w:sz w:val="22"/>
+                      <w:szCs w:val="22"/>
+                      <w:lang w:val="zh-CN" w:eastAsia="zh-CN"/>
+                    </w:rPr>
+                    <w:t xml:space="preserve">“赛博女娲“功能迭代和优化</w:t>
+                  </w:r>
+                </w:p>
+              </w:txbxContent>
+            </v:textbox>
+            <w10:wrap type="none"/>
+          </v:shape>
+        </w:pict>
       </w:r>
       <w:r>
-        <w:rPr>
-          <w:rFonts w:ascii="Arial" w:hAnsi="Arial" w:eastAsia="Microsoft YaHei" w:cs="Arial"/>
-          <w:b w:val="0"/>
-          <w:color w:val="555555"/>
-          <w:sz w:val="18"/>
-          <w:lang w:val="en-US" w:eastAsia="zh-CN"/>
-        </w:rPr>
-        <w:t>，无法自主将AI能力应用于实际业务场景，需现场协助完成</w:t>
+        <w:pict>
+          <v:shape id="ResumeText13" o:spid="_x0000_s1113" type="#_x0000_t202" style="position:absolute;margin-left:56.789pt;margin-top:173.144pt;width:465.971pt;height:14.294pt;z-index:1013;visibility:visible;mso-wrap-style:none;mso-position-horizontal-relative:page;mso-position-vertical-relative:page" stroked="f" filled="f" o:allowincell="f">
+            <v:textbox inset="0,0,0,0">
+              <w:txbxContent>
+                <w:p>
+                  <w:pPr>
+                    <w:spacing w:before="0" w:after="0" w:line="250" w:lineRule="exact"/>
+                    <w:widowControl w:val="0"/>
+                    <w:autoSpaceDE w:val="0"/>
+                    <w:autoSpaceDN w:val="0"/>
+                    <w:adjustRightInd w:val="0"/>
+                    <w:snapToGrid w:val="0"/>
+                  </w:pPr>
+                  <w:r>
+                    <w:rPr>
+                      <w:rFonts w:ascii="Microsoft YaHei" w:hAnsi="Microsoft YaHei" w:eastAsia="Microsoft YaHei" w:cs="Microsoft YaHei"/>
+                      <w:b/>
+                      <w:bCs/>
+                      <w:color w:val="555555"/>
+                      <w:sz w:val="19"/>
+                      <w:szCs w:val="19"/>
+                      <w:lang w:val="zh-CN" w:eastAsia="zh-CN"/>
+                    </w:rPr>
+                    <w:t xml:space="preserve">1.Skill封装：</w:t>
+                  </w:r>
+                  <w:r>
+                    <w:rPr>
+                      <w:rFonts w:ascii="Microsoft YaHei" w:hAnsi="Microsoft YaHei" w:eastAsia="Microsoft YaHei" w:cs="Microsoft YaHei"/>
+                      <w:color w:val="555555"/>
+                      <w:sz w:val="19"/>
+                      <w:szCs w:val="19"/>
+                      <w:lang w:val="zh-CN" w:eastAsia="zh-CN"/>
+                    </w:rPr>
+                    <w:t xml:space="preserve">完成桌面端操作、网页端操作、API调用、GitHub项目</w:t>
+                  </w:r>
+                  <w:r>
+                    <w:rPr>
+                      <w:rFonts w:ascii="Microsoft YaHei" w:hAnsi="Microsoft YaHei" w:eastAsia="Microsoft YaHei" w:cs="Microsoft YaHei"/>
+                      <w:b/>
+                      <w:bCs/>
+                      <w:color w:val="555555"/>
+                      <w:sz w:val="19"/>
+                      <w:szCs w:val="19"/>
+                      <w:lang w:val="zh-CN" w:eastAsia="zh-CN"/>
+                    </w:rPr>
+                    <w:t xml:space="preserve">四类Skill封装</w:t>
+                  </w:r>
+                  <w:r>
+                    <w:rPr>
+                      <w:rFonts w:ascii="Microsoft YaHei" w:hAnsi="Microsoft YaHei" w:eastAsia="Microsoft YaHei" w:cs="Microsoft YaHei"/>
+                      <w:color w:val="555555"/>
+                      <w:sz w:val="19"/>
+                      <w:szCs w:val="19"/>
+                      <w:lang w:val="zh-CN" w:eastAsia="zh-CN"/>
+                    </w:rPr>
+                    <w:t xml:space="preserve">，累计沉淀</w:t>
+                  </w:r>
+                  <w:r>
+                    <w:rPr>
+                      <w:rFonts w:ascii="Microsoft YaHei" w:hAnsi="Microsoft YaHei" w:eastAsia="Microsoft YaHei" w:cs="Microsoft YaHei"/>
+                      <w:b/>
+                      <w:bCs/>
+                      <w:color w:val="555555"/>
+                      <w:sz w:val="19"/>
+                      <w:szCs w:val="19"/>
+                      <w:lang w:val="zh-CN" w:eastAsia="zh-CN"/>
+                    </w:rPr>
+                    <w:t xml:space="preserve">20+个技能模块</w:t>
+                  </w:r>
+                </w:p>
+              </w:txbxContent>
+            </v:textbox>
+            <w10:wrap type="none"/>
+          </v:shape>
+        </w:pict>
       </w:r>
       <w:r>
-        <w:rPr>
-          <w:rFonts w:ascii="Arial" w:hAnsi="Arial" w:eastAsia="Microsoft YaHei" w:cs="Arial"/>
-          <w:b/>
-          <w:color w:val="333333"/>
-          <w:sz w:val="18"/>
-          <w:lang w:val="en-US" w:eastAsia="zh-CN"/>
-        </w:rPr>
-        <w:t>产品部署与落地。</w:t>
-      </w:r>
-    </w:p>
-    <w:p>
-      <w:pPr>
-        <w:keepNext w:val="0"/>
-        <w:keepLines/>
-        <w:widowControl w:val="0"/>
-        <w:spacing w:before="0" w:after="0" w:lineRule="exact" w:line="224"/>
-        <w:ind w:left="45" w:right="23"/>
-        <w:jc w:val="left"/>
-      </w:pPr>
-      <w:r>
-        <w:rPr>
-          <w:rFonts w:ascii="Arial" w:hAnsi="Arial" w:eastAsia="Microsoft YaHei" w:cs="Arial"/>
-          <w:b/>
-          <w:color w:val="333333"/>
-          <w:sz w:val="18"/>
-          <w:lang w:val="en-US" w:eastAsia="zh-CN"/>
-        </w:rPr>
-        <w:t>2.项目执行：</w:t>
+        <w:pict>
+          <v:shape id="ResumeText14" o:spid="_x0000_s1114" type="#_x0000_t202" style="position:absolute;margin-left:56.789pt;margin-top:188.894pt;width:492.749pt;height:14.294pt;z-index:1014;visibility:visible;mso-wrap-style:none;mso-position-horizontal-relative:page;mso-position-vertical-relative:page" stroked="f" filled="f" o:allowincell="f">
+            <v:textbox inset="0,0,0,0">
+              <w:txbxContent>
+                <w:p>
+                  <w:pPr>
+                    <w:spacing w:before="0" w:after="0" w:line="250" w:lineRule="exact"/>
+                    <w:widowControl w:val="0"/>
+                    <w:autoSpaceDE w:val="0"/>
+                    <w:autoSpaceDN w:val="0"/>
+                    <w:adjustRightInd w:val="0"/>
+                    <w:snapToGrid w:val="0"/>
+                  </w:pPr>
+                  <w:r>
+                    <w:rPr>
+                      <w:rFonts w:ascii="Microsoft YaHei" w:hAnsi="Microsoft YaHei" w:eastAsia="Microsoft YaHei" w:cs="Microsoft YaHei"/>
+                      <w:b/>
+                      <w:bCs/>
+                      <w:color w:val="555555"/>
+                      <w:sz w:val="19"/>
+                      <w:szCs w:val="19"/>
+                      <w:lang w:val="zh-CN" w:eastAsia="zh-CN"/>
+                    </w:rPr>
+                    <w:t xml:space="preserve">2.任务看板设计：</w:t>
+                  </w:r>
+                  <w:r>
+                    <w:rPr>
+                      <w:rFonts w:ascii="Microsoft YaHei" w:hAnsi="Microsoft YaHei" w:eastAsia="Microsoft YaHei" w:cs="Microsoft YaHei"/>
+                      <w:color w:val="555555"/>
+                      <w:sz w:val="19"/>
+                      <w:szCs w:val="19"/>
+                      <w:lang w:val="zh-CN" w:eastAsia="zh-CN"/>
+                    </w:rPr>
+                    <w:t xml:space="preserve">设计</w:t>
+                  </w:r>
+                  <w:r>
+                    <w:rPr>
+                      <w:rFonts w:ascii="Microsoft YaHei" w:hAnsi="Microsoft YaHei" w:eastAsia="Microsoft YaHei" w:cs="Microsoft YaHei"/>
+                      <w:b/>
+                      <w:bCs/>
+                      <w:color w:val="555555"/>
+                      <w:sz w:val="19"/>
+                      <w:szCs w:val="19"/>
+                      <w:lang w:val="zh-CN" w:eastAsia="zh-CN"/>
+                    </w:rPr>
+                    <w:t xml:space="preserve">Agent任务执行看板</w:t>
+                  </w:r>
+                  <w:r>
+                    <w:rPr>
+                      <w:rFonts w:ascii="Microsoft YaHei" w:hAnsi="Microsoft YaHei" w:eastAsia="Microsoft YaHei" w:cs="Microsoft YaHei"/>
+                      <w:color w:val="555555"/>
+                      <w:sz w:val="19"/>
+                      <w:szCs w:val="19"/>
+                      <w:lang w:val="zh-CN" w:eastAsia="zh-CN"/>
+                    </w:rPr>
+                    <w:t xml:space="preserve">，覆盖任务输入、执行过程、结果输出全链路展示，</w:t>
+                  </w:r>
+                  <w:r>
+                    <w:rPr>
+                      <w:rFonts w:ascii="Microsoft YaHei" w:hAnsi="Microsoft YaHei" w:eastAsia="Microsoft YaHei" w:cs="Microsoft YaHei"/>
+                      <w:b/>
+                      <w:bCs/>
+                      <w:color w:val="555555"/>
+                      <w:sz w:val="19"/>
+                      <w:szCs w:val="19"/>
+                      <w:lang w:val="zh-CN" w:eastAsia="zh-CN"/>
+                    </w:rPr>
+                    <w:t xml:space="preserve">提升产品可视化体验</w:t>
+                  </w:r>
+                </w:p>
+              </w:txbxContent>
+            </v:textbox>
+            <w10:wrap type="none"/>
+          </v:shape>
+        </w:pict>
       </w:r>
       <w:r>
-        <w:rPr>
-          <w:rFonts w:ascii="Arial" w:hAnsi="Arial" w:eastAsia="Microsoft YaHei" w:cs="Arial"/>
-          <w:b w:val="0"/>
-          <w:color w:val="555555"/>
-          <w:sz w:val="18"/>
-          <w:lang w:val="en-US" w:eastAsia="zh-CN"/>
-        </w:rPr>
-        <w:t>基于现有AI技术，结合客户实际工作痛点，针对性</w:t>
+        <w:pict>
+          <v:shape id="ResumeText15" o:spid="_x0000_s1115" type="#_x0000_t202" style="position:absolute;margin-left:56.789pt;margin-top:204.644pt;width:408.881pt;height:14.294pt;z-index:1015;visibility:visible;mso-wrap-style:none;mso-position-horizontal-relative:page;mso-position-vertical-relative:page" stroked="f" filled="f" o:allowincell="f">
+            <v:textbox inset="0,0,0,0">
+              <w:txbxContent>
+                <w:p>
+                  <w:pPr>
+                    <w:spacing w:before="0" w:after="0" w:line="250" w:lineRule="exact"/>
+                    <w:widowControl w:val="0"/>
+                    <w:autoSpaceDE w:val="0"/>
+                    <w:autoSpaceDN w:val="0"/>
+                    <w:adjustRightInd w:val="0"/>
+                    <w:snapToGrid w:val="0"/>
+                  </w:pPr>
+                  <w:r>
+                    <w:rPr>
+                      <w:rFonts w:ascii="Microsoft YaHei" w:hAnsi="Microsoft YaHei" w:eastAsia="Microsoft YaHei" w:cs="Microsoft YaHei"/>
+                      <w:b/>
+                      <w:bCs/>
+                      <w:color w:val="555555"/>
+                      <w:sz w:val="19"/>
+                      <w:szCs w:val="19"/>
+                      <w:lang w:val="zh-CN" w:eastAsia="zh-CN"/>
+                    </w:rPr>
+                    <w:t xml:space="preserve">3.产品赋能：</w:t>
+                  </w:r>
+                  <w:r>
+                    <w:rPr>
+                      <w:rFonts w:ascii="Microsoft YaHei" w:hAnsi="Microsoft YaHei" w:eastAsia="Microsoft YaHei" w:cs="Microsoft YaHei"/>
+                      <w:color w:val="555555"/>
+                      <w:sz w:val="19"/>
+                      <w:szCs w:val="19"/>
+                      <w:lang w:val="zh-CN" w:eastAsia="zh-CN"/>
+                    </w:rPr>
+                    <w:t xml:space="preserve">持续引入市场优秀AI技能方案并</w:t>
+                  </w:r>
+                  <w:r>
+                    <w:rPr>
+                      <w:rFonts w:ascii="Microsoft YaHei" w:hAnsi="Microsoft YaHei" w:eastAsia="Microsoft YaHei" w:cs="Microsoft YaHei"/>
+                      <w:b/>
+                      <w:bCs/>
+                      <w:color w:val="555555"/>
+                      <w:sz w:val="19"/>
+                      <w:szCs w:val="19"/>
+                      <w:lang w:val="zh-CN" w:eastAsia="zh-CN"/>
+                    </w:rPr>
+                    <w:t xml:space="preserve">植入产品Agent</w:t>
+                  </w:r>
+                  <w:r>
+                    <w:rPr>
+                      <w:rFonts w:ascii="Microsoft YaHei" w:hAnsi="Microsoft YaHei" w:eastAsia="Microsoft YaHei" w:cs="Microsoft YaHei"/>
+                      <w:color w:val="555555"/>
+                      <w:sz w:val="19"/>
+                      <w:szCs w:val="19"/>
+                      <w:lang w:val="zh-CN" w:eastAsia="zh-CN"/>
+                    </w:rPr>
+                    <w:t xml:space="preserve">，提升实操场景下的任务完成效能</w:t>
+                  </w:r>
+                </w:p>
+              </w:txbxContent>
+            </v:textbox>
+            <w10:wrap type="none"/>
+          </v:shape>
+        </w:pict>
       </w:r>
       <w:r>
-        <w:rPr>
-          <w:rFonts w:ascii="Arial" w:hAnsi="Arial" w:eastAsia="Microsoft YaHei" w:cs="Arial"/>
-          <w:b/>
-          <w:color w:val="333333"/>
-          <w:sz w:val="18"/>
-          <w:lang w:val="en-US" w:eastAsia="zh-CN"/>
-        </w:rPr>
-        <w:t>设计Agent解决方案。</w:t>
-      </w:r>
-    </w:p>
-    <w:p>
-      <w:pPr>
-        <w:keepNext w:val="0"/>
-        <w:keepLines/>
-        <w:widowControl w:val="0"/>
-        <w:spacing w:before="0" w:after="30" w:lineRule="exact" w:line="224"/>
-        <w:ind w:left="45" w:right="23"/>
-        <w:jc w:val="left"/>
-      </w:pPr>
-      <w:r>
-        <w:rPr>
-          <w:rFonts w:ascii="Arial" w:hAnsi="Arial" w:eastAsia="Microsoft YaHei" w:cs="Arial"/>
-          <w:b/>
-          <w:color w:val="333333"/>
-          <w:sz w:val="18"/>
-          <w:lang w:val="en-US" w:eastAsia="zh-CN"/>
-        </w:rPr>
-        <w:t>3.项目结果：</w:t>
+        <w:pict>
+          <v:shape id="ResumeText16" o:spid="_x0000_s1116" type="#_x0000_t202" style="position:absolute;margin-left:56.789pt;margin-top:219.469pt;width:138.825pt;height:16.383pt;z-index:1016;visibility:visible;mso-wrap-style:none;mso-position-horizontal-relative:page;mso-position-vertical-relative:page" stroked="f" filled="f" o:allowincell="f">
+            <v:textbox inset="0,0,0,0">
+              <w:txbxContent>
+                <w:p>
+                  <w:pPr>
+                    <w:spacing w:before="0" w:after="0" w:line="292" w:lineRule="exact"/>
+                    <w:widowControl w:val="0"/>
+                    <w:autoSpaceDE w:val="0"/>
+                    <w:autoSpaceDN w:val="0"/>
+                    <w:adjustRightInd w:val="0"/>
+                    <w:snapToGrid w:val="0"/>
+                  </w:pPr>
+                  <w:r>
+                    <w:rPr>
+                      <w:rFonts w:ascii="Microsoft YaHei" w:hAnsi="Microsoft YaHei" w:eastAsia="Microsoft YaHei" w:cs="Microsoft YaHei"/>
+                      <w:b/>
+                      <w:bCs/>
+                      <w:color w:val="555555"/>
+                      <w:sz w:val="22"/>
+                      <w:szCs w:val="22"/>
+                      <w:lang w:val="zh-CN" w:eastAsia="zh-CN"/>
+                    </w:rPr>
+                    <w:t xml:space="preserve">二、客户现场AI项目落地</w:t>
+                  </w:r>
+                </w:p>
+              </w:txbxContent>
+            </v:textbox>
+            <w10:wrap type="none"/>
+          </v:shape>
+        </w:pict>
       </w:r>
       <w:r>
-        <w:rPr>
-          <w:rFonts w:ascii="Arial" w:hAnsi="Arial" w:eastAsia="Microsoft YaHei" w:cs="Arial"/>
-          <w:b w:val="0"/>
-          <w:color w:val="555555"/>
-          <w:sz w:val="18"/>
-          <w:lang w:val="en-US" w:eastAsia="zh-CN"/>
-        </w:rPr>
-        <w:t>以低成本方式</w:t>
+        <w:pict>
+          <v:shape id="ResumeText17" o:spid="_x0000_s1117" type="#_x0000_t202" style="position:absolute;margin-left:56.789pt;margin-top:236.894pt;width:473.520pt;height:14.294pt;z-index:1017;visibility:visible;mso-wrap-style:none;mso-position-horizontal-relative:page;mso-position-vertical-relative:page" stroked="f" filled="f" o:allowincell="f">
+            <v:textbox inset="0,0,0,0">
+              <w:txbxContent>
+                <w:p>
+                  <w:pPr>
+                    <w:spacing w:before="0" w:after="0" w:line="250" w:lineRule="exact"/>
+                    <w:widowControl w:val="0"/>
+                    <w:autoSpaceDE w:val="0"/>
+                    <w:autoSpaceDN w:val="0"/>
+                    <w:adjustRightInd w:val="0"/>
+                    <w:snapToGrid w:val="0"/>
+                  </w:pPr>
+                  <w:r>
+                    <w:rPr>
+                      <w:rFonts w:ascii="Microsoft YaHei" w:hAnsi="Microsoft YaHei" w:eastAsia="Microsoft YaHei" w:cs="Microsoft YaHei"/>
+                      <w:b/>
+                      <w:bCs/>
+                      <w:color w:val="555555"/>
+                      <w:sz w:val="19"/>
+                      <w:szCs w:val="19"/>
+                      <w:lang w:val="zh-CN" w:eastAsia="zh-CN"/>
+                    </w:rPr>
+                    <w:t xml:space="preserve">1.项目背景：</w:t>
+                  </w:r>
+                  <w:r>
+                    <w:rPr>
+                      <w:rFonts w:ascii="Microsoft YaHei" w:hAnsi="Microsoft YaHei" w:eastAsia="Microsoft YaHei" w:cs="Microsoft YaHei"/>
+                      <w:color w:val="555555"/>
+                      <w:sz w:val="19"/>
+                      <w:szCs w:val="19"/>
+                      <w:lang w:val="zh-CN" w:eastAsia="zh-CN"/>
+                    </w:rPr>
+                    <w:t xml:space="preserve">客户对产品</w:t>
+                  </w:r>
+                  <w:r>
+                    <w:rPr>
+                      <w:rFonts w:ascii="Microsoft YaHei" w:hAnsi="Microsoft YaHei" w:eastAsia="Microsoft YaHei" w:cs="Microsoft YaHei"/>
+                      <w:b/>
+                      <w:bCs/>
+                      <w:color w:val="555555"/>
+                      <w:sz w:val="19"/>
+                      <w:szCs w:val="19"/>
+                      <w:lang w:val="zh-CN" w:eastAsia="zh-CN"/>
+                    </w:rPr>
+                    <w:t xml:space="preserve">认知不足</w:t>
+                  </w:r>
+                  <w:r>
+                    <w:rPr>
+                      <w:rFonts w:ascii="Microsoft YaHei" w:hAnsi="Microsoft YaHei" w:eastAsia="Microsoft YaHei" w:cs="Microsoft YaHei"/>
+                      <w:color w:val="555555"/>
+                      <w:sz w:val="19"/>
+                      <w:szCs w:val="19"/>
+                      <w:lang w:val="zh-CN" w:eastAsia="zh-CN"/>
+                    </w:rPr>
+                    <w:t xml:space="preserve">，无法自主将AI能力应用于实际业务场景，需现场协助完成</w:t>
+                  </w:r>
+                  <w:r>
+                    <w:rPr>
+                      <w:rFonts w:ascii="Microsoft YaHei" w:hAnsi="Microsoft YaHei" w:eastAsia="Microsoft YaHei" w:cs="Microsoft YaHei"/>
+                      <w:b/>
+                      <w:bCs/>
+                      <w:color w:val="555555"/>
+                      <w:sz w:val="19"/>
+                      <w:szCs w:val="19"/>
+                      <w:lang w:val="zh-CN" w:eastAsia="zh-CN"/>
+                    </w:rPr>
+                    <w:t xml:space="preserve">产品部署与落地。</w:t>
+                  </w:r>
+                </w:p>
+              </w:txbxContent>
+            </v:textbox>
+            <w10:wrap type="none"/>
+          </v:shape>
+        </w:pict>
       </w:r>
       <w:r>
-        <w:rPr>
-          <w:rFonts w:ascii="Arial" w:hAnsi="Arial" w:eastAsia="Microsoft YaHei" w:cs="Arial"/>
-          <w:b/>
-          <w:color w:val="333333"/>
-          <w:sz w:val="18"/>
-          <w:lang w:val="en-US" w:eastAsia="zh-CN"/>
-        </w:rPr>
-        <w:t>替代客户重复性机械工作</w:t>
+        <w:pict>
+          <v:shape id="ResumeText18" o:spid="_x0000_s1118" type="#_x0000_t202" style="position:absolute;margin-left:56.789pt;margin-top:252.644pt;width:371.612pt;height:14.294pt;z-index:1018;visibility:visible;mso-wrap-style:none;mso-position-horizontal-relative:page;mso-position-vertical-relative:page" stroked="f" filled="f" o:allowincell="f">
+            <v:textbox inset="0,0,0,0">
+              <w:txbxContent>
+                <w:p>
+                  <w:pPr>
+                    <w:spacing w:before="0" w:after="0" w:line="250" w:lineRule="exact"/>
+                    <w:widowControl w:val="0"/>
+                    <w:autoSpaceDE w:val="0"/>
+                    <w:autoSpaceDN w:val="0"/>
+                    <w:adjustRightInd w:val="0"/>
+                    <w:snapToGrid w:val="0"/>
+                  </w:pPr>
+                  <w:r>
+                    <w:rPr>
+                      <w:rFonts w:ascii="Microsoft YaHei" w:hAnsi="Microsoft YaHei" w:eastAsia="Microsoft YaHei" w:cs="Microsoft YaHei"/>
+                      <w:b/>
+                      <w:bCs/>
+                      <w:color w:val="555555"/>
+                      <w:sz w:val="19"/>
+                      <w:szCs w:val="19"/>
+                      <w:lang w:val="zh-CN" w:eastAsia="zh-CN"/>
+                    </w:rPr>
+                    <w:t xml:space="preserve">2.项目执行：</w:t>
+                  </w:r>
+                  <w:r>
+                    <w:rPr>
+                      <w:rFonts w:ascii="Microsoft YaHei" w:hAnsi="Microsoft YaHei" w:eastAsia="Microsoft YaHei" w:cs="Microsoft YaHei"/>
+                      <w:color w:val="555555"/>
+                      <w:sz w:val="19"/>
+                      <w:szCs w:val="19"/>
+                      <w:lang w:val="zh-CN" w:eastAsia="zh-CN"/>
+                    </w:rPr>
+                    <w:t xml:space="preserve">基于现有AI技术，结合客户实际工作痛点，针对性</w:t>
+                  </w:r>
+                  <w:r>
+                    <w:rPr>
+                      <w:rFonts w:ascii="Microsoft YaHei" w:hAnsi="Microsoft YaHei" w:eastAsia="Microsoft YaHei" w:cs="Microsoft YaHei"/>
+                      <w:b/>
+                      <w:bCs/>
+                      <w:color w:val="555555"/>
+                      <w:sz w:val="19"/>
+                      <w:szCs w:val="19"/>
+                      <w:lang w:val="zh-CN" w:eastAsia="zh-CN"/>
+                    </w:rPr>
+                    <w:t xml:space="preserve">设计Agent解决方案。</w:t>
+                  </w:r>
+                </w:p>
+              </w:txbxContent>
+            </v:textbox>
+            <w10:wrap type="none"/>
+          </v:shape>
+        </w:pict>
       </w:r>
       <w:r>
-        <w:rPr>
-          <w:rFonts w:ascii="Arial" w:hAnsi="Arial" w:eastAsia="Microsoft YaHei" w:cs="Arial"/>
-          <w:b w:val="0"/>
-          <w:color w:val="555555"/>
-          <w:sz w:val="18"/>
-          <w:lang w:val="en-US" w:eastAsia="zh-CN"/>
-        </w:rPr>
-        <w:t>，打通AI</w:t>
+        <w:pict>
+          <v:shape id="ResumeText19" o:spid="_x0000_s1119" type="#_x0000_t202" style="position:absolute;margin-left:56.789pt;margin-top:268.394pt;width:389.700pt;height:14.294pt;z-index:1019;visibility:visible;mso-wrap-style:none;mso-position-horizontal-relative:page;mso-position-vertical-relative:page" stroked="f" filled="f" o:allowincell="f">
+            <v:textbox inset="0,0,0,0">
+              <w:txbxContent>
+                <w:p>
+                  <w:pPr>
+                    <w:spacing w:before="0" w:after="0" w:line="250" w:lineRule="exact"/>
+                    <w:widowControl w:val="0"/>
+                    <w:autoSpaceDE w:val="0"/>
+                    <w:autoSpaceDN w:val="0"/>
+                    <w:adjustRightInd w:val="0"/>
+                    <w:snapToGrid w:val="0"/>
+                  </w:pPr>
+                  <w:r>
+                    <w:rPr>
+                      <w:rFonts w:ascii="Microsoft YaHei" w:hAnsi="Microsoft YaHei" w:eastAsia="Microsoft YaHei" w:cs="Microsoft YaHei"/>
+                      <w:b/>
+                      <w:bCs/>
+                      <w:color w:val="555555"/>
+                      <w:sz w:val="19"/>
+                      <w:szCs w:val="19"/>
+                      <w:lang w:val="zh-CN" w:eastAsia="zh-CN"/>
+                    </w:rPr>
+                    <w:t xml:space="preserve">3.项目结果：</w:t>
+                  </w:r>
+                  <w:r>
+                    <w:rPr>
+                      <w:rFonts w:ascii="Microsoft YaHei" w:hAnsi="Microsoft YaHei" w:eastAsia="Microsoft YaHei" w:cs="Microsoft YaHei"/>
+                      <w:color w:val="555555"/>
+                      <w:sz w:val="19"/>
+                      <w:szCs w:val="19"/>
+                      <w:lang w:val="zh-CN" w:eastAsia="zh-CN"/>
+                    </w:rPr>
+                    <w:t xml:space="preserve">以低成本方式</w:t>
+                  </w:r>
+                  <w:r>
+                    <w:rPr>
+                      <w:rFonts w:ascii="Microsoft YaHei" w:hAnsi="Microsoft YaHei" w:eastAsia="Microsoft YaHei" w:cs="Microsoft YaHei"/>
+                      <w:b/>
+                      <w:bCs/>
+                      <w:color w:val="555555"/>
+                      <w:sz w:val="19"/>
+                      <w:szCs w:val="19"/>
+                      <w:lang w:val="zh-CN" w:eastAsia="zh-CN"/>
+                    </w:rPr>
+                    <w:t xml:space="preserve">替代客户重复性机械工作</w:t>
+                  </w:r>
+                  <w:r>
+                    <w:rPr>
+                      <w:rFonts w:ascii="Microsoft YaHei" w:hAnsi="Microsoft YaHei" w:eastAsia="Microsoft YaHei" w:cs="Microsoft YaHei"/>
+                      <w:color w:val="555555"/>
+                      <w:sz w:val="19"/>
+                      <w:szCs w:val="19"/>
+                      <w:lang w:val="zh-CN" w:eastAsia="zh-CN"/>
+                    </w:rPr>
+                    <w:t xml:space="preserve">，打通AI</w:t>
+                  </w:r>
+                  <w:r>
+                    <w:rPr>
+                      <w:rFonts w:ascii="Microsoft YaHei" w:hAnsi="Microsoft YaHei" w:eastAsia="Microsoft YaHei" w:cs="Microsoft YaHei"/>
+                      <w:b/>
+                      <w:bCs/>
+                      <w:color w:val="555555"/>
+                      <w:sz w:val="19"/>
+                      <w:szCs w:val="19"/>
+                      <w:lang w:val="zh-CN" w:eastAsia="zh-CN"/>
+                    </w:rPr>
+                    <w:t xml:space="preserve">从技术到业务场景</w:t>
+                  </w:r>
+                  <w:r>
+                    <w:rPr>
+                      <w:rFonts w:ascii="Microsoft YaHei" w:hAnsi="Microsoft YaHei" w:eastAsia="Microsoft YaHei" w:cs="Microsoft YaHei"/>
+                      <w:color w:val="555555"/>
+                      <w:sz w:val="19"/>
+                      <w:szCs w:val="19"/>
+                      <w:lang w:val="zh-CN" w:eastAsia="zh-CN"/>
+                    </w:rPr>
+                    <w:t xml:space="preserve">的落地闭环</w:t>
+                  </w:r>
+                </w:p>
+              </w:txbxContent>
+            </v:textbox>
+            <w10:wrap type="none"/>
+          </v:shape>
+        </w:pict>
       </w:r>
       <w:r>
-        <w:rPr>
-          <w:rFonts w:ascii="Arial" w:hAnsi="Arial" w:eastAsia="Microsoft YaHei" w:cs="Arial"/>
-          <w:b/>
-          <w:color w:val="333333"/>
-          <w:sz w:val="18"/>
-          <w:lang w:val="en-US" w:eastAsia="zh-CN"/>
-        </w:rPr>
-        <w:t>从技术到业务场景</w:t>
+        <w:pict>
+          <v:shape id="ResumeText20" o:spid="_x0000_s1120" type="#_x0000_t202" style="position:absolute;margin-left:56.789pt;margin-top:293.140pt;width:110.622pt;height:15.235pt;z-index:1020;visibility:visible;mso-wrap-style:none;mso-position-horizontal-relative:page;mso-position-vertical-relative:page" stroked="f" filled="f" o:allowincell="f">
+            <v:textbox inset="0,0,0,0">
+              <w:txbxContent>
+                <w:p>
+                  <w:pPr>
+                    <w:spacing w:before="0" w:after="0" w:line="269" w:lineRule="exact"/>
+                    <w:widowControl w:val="0"/>
+                    <w:autoSpaceDE w:val="0"/>
+                    <w:autoSpaceDN w:val="0"/>
+                    <w:adjustRightInd w:val="0"/>
+                    <w:snapToGrid w:val="0"/>
+                  </w:pPr>
+                  <w:r>
+                    <w:rPr>
+                      <w:rFonts w:ascii="Microsoft YaHei" w:hAnsi="Microsoft YaHei" w:eastAsia="Microsoft YaHei" w:cs="Microsoft YaHei"/>
+                      <w:color w:val="333333"/>
+                      <w:sz w:val="20"/>
+                      <w:szCs w:val="20"/>
+                      <w:lang w:val="zh-CN" w:eastAsia="zh-CN"/>
+                    </w:rPr>
+                    <w:t xml:space="preserve">2025-09 ~ 2026-02</w:t>
+                  </w:r>
+                </w:p>
+              </w:txbxContent>
+            </v:textbox>
+            <w10:wrap type="none"/>
+          </v:shape>
+        </w:pict>
       </w:r>
       <w:r>
-        <w:rPr>
-          <w:rFonts w:ascii="Arial" w:hAnsi="Arial" w:eastAsia="Microsoft YaHei" w:cs="Arial"/>
-          <w:b w:val="0"/>
-          <w:color w:val="555555"/>
-          <w:sz w:val="18"/>
-          <w:lang w:val="en-US" w:eastAsia="zh-CN"/>
-        </w:rPr>
-        <w:t>的落地闭环</w:t>
-      </w:r>
-    </w:p>
-    <w:tbl>
-      <w:tblPr>
-        <w:tblW w:type="auto" w:w="0"/>
-        <w:jc w:val="center"/>
-        <w:tblLayout w:type="fixed"/>
-        <w:tblLook w:firstColumn="1" w:firstRow="1" w:lastColumn="0" w:lastRow="0" w:noHBand="0" w:noVBand="1" w:val="04A0"/>
-      </w:tblPr>
-      <w:tblGrid>
-        <w:gridCol w:w="2211"/>
-        <w:gridCol w:w="4649"/>
-        <w:gridCol w:w="510"/>
-        <w:gridCol w:w="3175"/>
-      </w:tblGrid>
-      <w:tr>
-        <w:trPr>
-          <w:trHeight w:val="431" w:hRule="atLeast"/>
-          <w:cantSplit/>
-        </w:trPr>
-        <w:tc>
-          <w:tcPr>
-            <w:tcW w:type="dxa" w:w="2211"/>
-            <w:vAlign w:val="center"/>
-            <w:tcMar>
-              <w:top w:w="20" w:type="dxa"/>
-              <w:start w:w="37" w:type="dxa"/>
-              <w:bottom w:w="20" w:type="dxa"/>
-              <w:end w:w="37" w:type="dxa"/>
-            </w:tcMar>
-            <w:tcBorders>
-              <w:top w:val="nil"/>
-              <w:left w:val="nil"/>
-              <w:bottom w:val="nil"/>
-              <w:right w:val="nil"/>
-              <w:insideH w:val="nil"/>
-              <w:insideV w:val="nil"/>
-            </w:tcBorders>
-          </w:tcPr>
-          <w:p>
-            <w:pPr>
-              <w:keepNext w:val="0"/>
-              <w:keepLines/>
-              <w:widowControl w:val="0"/>
-              <w:spacing w:before="0" w:after="0" w:lineRule="exact" w:line="212"/>
-              <w:ind w:left="0" w:right="0"/>
-              <w:jc w:val="left"/>
-            </w:pPr>
-            <w:r>
-              <w:rPr>
-                <w:rFonts w:ascii="Arial" w:hAnsi="Arial" w:eastAsia="Microsoft YaHei" w:cs="Arial"/>
-                <w:b w:val="0"/>
-                <w:color w:val="555555"/>
-                <w:sz w:val="18"/>
-                <w:lang w:val="en-US" w:eastAsia="zh-CN"/>
-              </w:rPr>
-              <w:t>2025-09 ~ 2026-02</w:t>
-            </w:r>
-          </w:p>
-        </w:tc>
-        <w:tc>
-          <w:tcPr>
-            <w:tcW w:type="dxa" w:w="4649"/>
-            <w:vAlign w:val="center"/>
-            <w:tcMar>
-              <w:top w:w="20" w:type="dxa"/>
-              <w:start w:w="37" w:type="dxa"/>
-              <w:bottom w:w="20" w:type="dxa"/>
-              <w:end w:w="37" w:type="dxa"/>
-            </w:tcMar>
-            <w:tcBorders>
-              <w:top w:val="nil"/>
-              <w:left w:val="nil"/>
-              <w:bottom w:val="nil"/>
-              <w:right w:val="nil"/>
-              <w:insideH w:val="nil"/>
-              <w:insideV w:val="nil"/>
-            </w:tcBorders>
-          </w:tcPr>
-          <w:p>
-            <w:pPr>
-              <w:keepNext w:val="0"/>
-              <w:keepLines/>
-              <w:widowControl w:val="0"/>
-              <w:spacing w:before="0" w:after="0" w:lineRule="exact" w:line="219"/>
-              <w:ind w:left="0" w:right="0"/>
-              <w:jc w:val="center"/>
-            </w:pPr>
-            <w:r>
-              <w:rPr>
-                <w:rFonts w:ascii="Arial" w:hAnsi="Arial" w:eastAsia="Microsoft YaHei" w:cs="Arial"/>
-                <w:b/>
-                <w:color w:val="333333"/>
-                <w:sz w:val="18"/>
-                <w:lang w:val="en-US" w:eastAsia="zh-CN"/>
-              </w:rPr>
-              <w:t>上海谈烁信息科技有限公司</w:t>
-            </w:r>
-          </w:p>
-        </w:tc>
-        <w:tc>
-          <w:tcPr>
-            <w:tcW w:type="dxa" w:w="510"/>
-            <w:vAlign w:val="center"/>
-            <w:tcMar>
-              <w:top w:w="20" w:type="dxa"/>
-              <w:start w:w="37" w:type="dxa"/>
-              <w:bottom w:w="20" w:type="dxa"/>
-              <w:end w:w="37" w:type="dxa"/>
-            </w:tcMar>
-            <w:tcBorders>
-              <w:top w:val="nil"/>
-              <w:left w:val="nil"/>
-              <w:bottom w:val="nil"/>
-              <w:right w:val="nil"/>
-              <w:insideH w:val="nil"/>
-              <w:insideV w:val="nil"/>
-            </w:tcBorders>
-          </w:tcPr>
-          <w:p>
-            <w:pPr>
-              <w:keepLines/>
-              <w:widowControl w:val="0"/>
-              <w:spacing w:before="0" w:after="0" w:lineRule="atLeast" w:line="420"/>
-              <w:jc w:val="center"/>
-            </w:pPr>
-            <w:r>
-              <w:drawing>
-                <wp:inline xmlns:a="http://schemas.openxmlformats.org/drawingml/2006/main" xmlns:pic="http://schemas.openxmlformats.org/drawingml/2006/picture">
-                  <wp:extent cx="252000" cy="252000"/>
-                  <wp:docPr id="3" name="Picture 3"/>
-                  <wp:cNvGraphicFramePr>
-                    <a:graphicFrameLocks noChangeAspect="1"/>
-                  </wp:cNvGraphicFramePr>
-                  <a:graphic>
-                    <a:graphicData uri="http://schemas.openxmlformats.org/drawingml/2006/picture">
-                      <pic:pic>
-                        <pic:nvPicPr>
-                          <pic:cNvPr id="0" name="logo_tanshuo_technology.png"/>
-                          <pic:cNvPicPr/>
-                        </pic:nvPicPr>
-                        <pic:blipFill>
-                          <a:blip r:embed="rId12"/>
-                          <a:stretch>
-                            <a:fillRect/>
-                          </a:stretch>
-                        </pic:blipFill>
-                        <pic:spPr>
-                          <a:xfrm>
-                            <a:off x="0" y="0"/>
-                            <a:ext cx="252000" cy="252000"/>
-                          </a:xfrm>
-                          <a:prstGeom prst="rect"/>
-                        </pic:spPr>
-                      </pic:pic>
-                    </a:graphicData>
-                  </a:graphic>
-                </wp:inline>
-              </w:drawing>
-            </w:r>
-          </w:p>
-        </w:tc>
-        <w:tc>
-          <w:tcPr>
-            <w:tcW w:type="dxa" w:w="3175"/>
-            <w:vAlign w:val="center"/>
-            <w:tcMar>
-              <w:top w:w="20" w:type="dxa"/>
-              <w:start w:w="37" w:type="dxa"/>
-              <w:bottom w:w="20" w:type="dxa"/>
-              <w:end w:w="37" w:type="dxa"/>
-            </w:tcMar>
-            <w:tcBorders>
-              <w:top w:val="nil"/>
-              <w:left w:val="nil"/>
-              <w:bottom w:val="nil"/>
-              <w:right w:val="nil"/>
-              <w:insideH w:val="nil"/>
-              <w:insideV w:val="nil"/>
-            </w:tcBorders>
-          </w:tcPr>
-          <w:p>
-            <w:pPr>
-              <w:keepNext w:val="0"/>
-              <w:keepLines/>
-              <w:widowControl w:val="0"/>
-              <w:spacing w:before="0" w:after="0" w:lineRule="exact" w:line="212"/>
-              <w:ind w:left="0" w:right="0"/>
-              <w:jc w:val="right"/>
-            </w:pPr>
-            <w:r>
-              <w:rPr>
-                <w:rFonts w:ascii="Arial" w:hAnsi="Arial" w:eastAsia="Microsoft YaHei" w:cs="Arial"/>
-                <w:b/>
-                <w:color w:val="333333"/>
-                <w:sz w:val="18"/>
-                <w:lang w:val="en-US" w:eastAsia="zh-CN"/>
-              </w:rPr>
-              <w:t>AI产品经理实习生</w:t>
-            </w:r>
-          </w:p>
-        </w:tc>
-      </w:tr>
-    </w:tbl>
-    <w:p>
-      <w:pPr>
-        <w:keepNext/>
-        <w:keepLines/>
-        <w:widowControl w:val="0"/>
-        <w:spacing w:before="15" w:after="0" w:lineRule="exact" w:line="230"/>
-        <w:ind w:left="45" w:right="23"/>
-        <w:jc w:val="left"/>
-      </w:pPr>
-      <w:r>
-        <w:rPr>
-          <w:rFonts w:ascii="Arial" w:hAnsi="Arial" w:eastAsia="Microsoft YaHei" w:cs="Arial"/>
-          <w:b/>
-          <w:color w:val="333333"/>
-          <w:sz w:val="18"/>
-          <w:lang w:val="en-US" w:eastAsia="zh-CN"/>
-        </w:rPr>
-        <w:t>一、“Soultalk App”功能迭代和优化</w:t>
-      </w:r>
-    </w:p>
-    <w:p>
-      <w:pPr>
-        <w:keepNext w:val="0"/>
-        <w:keepLines/>
-        <w:widowControl w:val="0"/>
-        <w:spacing w:before="0" w:after="0" w:lineRule="exact" w:line="224"/>
-        <w:ind w:left="45" w:right="23"/>
-        <w:jc w:val="left"/>
-      </w:pPr>
-      <w:r>
-        <w:rPr>
-          <w:rFonts w:ascii="Arial" w:hAnsi="Arial" w:eastAsia="Microsoft YaHei" w:cs="Arial"/>
-          <w:b/>
-          <w:color w:val="333333"/>
-          <w:sz w:val="18"/>
-          <w:lang w:val="en-US" w:eastAsia="zh-CN"/>
-        </w:rPr>
-        <w:t>1.AI生图/生视频:</w:t>
+        <w:pict>
+          <v:shape id="ResumeText21" o:spid="_x0000_s1121" type="#_x0000_t202" style="position:absolute;margin-left:225.949pt;margin-top:293.140pt;width:138.330pt;height:15.235pt;z-index:1021;visibility:visible;mso-wrap-style:none;mso-position-horizontal-relative:page;mso-position-vertical-relative:page" stroked="f" filled="f" o:allowincell="f">
+            <v:textbox inset="0,0,0,0">
+              <w:txbxContent>
+                <w:p>
+                  <w:pPr>
+                    <w:spacing w:before="0" w:after="0" w:line="269" w:lineRule="exact"/>
+                    <w:widowControl w:val="0"/>
+                    <w:autoSpaceDE w:val="0"/>
+                    <w:autoSpaceDN w:val="0"/>
+                    <w:adjustRightInd w:val="0"/>
+                    <w:snapToGrid w:val="0"/>
+                  </w:pPr>
+                  <w:r>
+                    <w:rPr>
+                      <w:rFonts w:ascii="Microsoft YaHei" w:hAnsi="Microsoft YaHei" w:eastAsia="Microsoft YaHei" w:cs="Microsoft YaHei"/>
+                      <w:b/>
+                      <w:bCs/>
+                      <w:color w:val="333333"/>
+                      <w:sz w:val="20"/>
+                      <w:szCs w:val="20"/>
+                      <w:lang w:val="zh-CN" w:eastAsia="zh-CN"/>
+                    </w:rPr>
+                    <w:t xml:space="preserve">上海谈烁信息科技有限公司</w:t>
+                  </w:r>
+                </w:p>
+              </w:txbxContent>
+            </v:textbox>
+            <w10:wrap type="none"/>
+          </v:shape>
+        </w:pict>
       </w:r>
       <w:r>
-        <w:rPr>
-          <w:rFonts w:ascii="Arial" w:hAnsi="Arial" w:eastAsia="Microsoft YaHei" w:cs="Arial"/>
-          <w:b w:val="0"/>
-          <w:color w:val="555555"/>
-          <w:sz w:val="18"/>
-          <w:lang w:val="en-US" w:eastAsia="zh-CN"/>
-        </w:rPr>
-        <w:t>为了增加APP盈利和提升用户体验，设计</w:t>
+        <w:pict>
+          <v:shape id="ResumeText22" o:spid="_x0000_s1122" type="#_x0000_t202" style="position:absolute;margin-left:490.980pt;margin-top:293.140pt;width:99.096pt;height:15.235pt;z-index:1022;visibility:visible;mso-wrap-style:none;mso-position-horizontal-relative:page;mso-position-vertical-relative:page" stroked="f" filled="f" o:allowincell="f">
+            <v:textbox inset="0,0,0,0">
+              <w:txbxContent>
+                <w:p>
+                  <w:pPr>
+                    <w:spacing w:before="0" w:after="0" w:line="269" w:lineRule="exact"/>
+                    <w:widowControl w:val="0"/>
+                    <w:autoSpaceDE w:val="0"/>
+                    <w:autoSpaceDN w:val="0"/>
+                    <w:adjustRightInd w:val="0"/>
+                    <w:snapToGrid w:val="0"/>
+                  </w:pPr>
+                  <w:r>
+                    <w:rPr>
+                      <w:rFonts w:ascii="Microsoft YaHei" w:hAnsi="Microsoft YaHei" w:eastAsia="Microsoft YaHei" w:cs="Microsoft YaHei"/>
+                      <w:b/>
+                      <w:bCs/>
+                      <w:color w:val="333333"/>
+                      <w:sz w:val="20"/>
+                      <w:szCs w:val="20"/>
+                      <w:lang w:val="zh-CN" w:eastAsia="zh-CN"/>
+                    </w:rPr>
+                    <w:t xml:space="preserve">AI产品经理实习生</w:t>
+                  </w:r>
+                </w:p>
+              </w:txbxContent>
+            </v:textbox>
+            <w10:wrap type="none"/>
+          </v:shape>
+        </w:pict>
       </w:r>
       <w:r>
-        <w:rPr>
-          <w:rFonts w:ascii="Arial" w:hAnsi="Arial" w:eastAsia="Microsoft YaHei" w:cs="Arial"/>
-          <w:b/>
-          <w:color w:val="333333"/>
-          <w:sz w:val="18"/>
-          <w:lang w:val="en-US" w:eastAsia="zh-CN"/>
-        </w:rPr>
-        <w:t>AI生图和生视频</w:t>
+        <w:pict>
+          <v:shape id="ResumeText23" o:spid="_x0000_s1123" type="#_x0000_t202" style="position:absolute;margin-left:56.789pt;margin-top:310.969pt;width:207.450pt;height:16.383pt;z-index:1023;visibility:visible;mso-wrap-style:none;mso-position-horizontal-relative:page;mso-position-vertical-relative:page" stroked="f" filled="f" o:allowincell="f">
+            <v:textbox inset="0,0,0,0">
+              <w:txbxContent>
+                <w:p>
+                  <w:pPr>
+                    <w:spacing w:before="0" w:after="0" w:line="292" w:lineRule="exact"/>
+                    <w:widowControl w:val="0"/>
+                    <w:autoSpaceDE w:val="0"/>
+                    <w:autoSpaceDN w:val="0"/>
+                    <w:adjustRightInd w:val="0"/>
+                    <w:snapToGrid w:val="0"/>
+                  </w:pPr>
+                  <w:r>
+                    <w:rPr>
+                      <w:rFonts w:ascii="Microsoft YaHei" w:hAnsi="Microsoft YaHei" w:eastAsia="Microsoft YaHei" w:cs="Microsoft YaHei"/>
+                      <w:b/>
+                      <w:bCs/>
+                      <w:color w:val="555555"/>
+                      <w:sz w:val="22"/>
+                      <w:szCs w:val="22"/>
+                      <w:lang w:val="zh-CN" w:eastAsia="zh-CN"/>
+                    </w:rPr>
+                    <w:t xml:space="preserve">一、“Soultalk App”功能迭代和优化</w:t>
+                  </w:r>
+                </w:p>
+              </w:txbxContent>
+            </v:textbox>
+            <w10:wrap type="none"/>
+          </v:shape>
+        </w:pict>
       </w:r>
       <w:r>
-        <w:rPr>
-          <w:rFonts w:ascii="Arial" w:hAnsi="Arial" w:eastAsia="Microsoft YaHei" w:cs="Arial"/>
-          <w:b w:val="0"/>
-          <w:color w:val="555555"/>
-          <w:sz w:val="18"/>
-          <w:lang w:val="en-US" w:eastAsia="zh-CN"/>
-        </w:rPr>
-        <w:t>功能，用户可根据自己喜好进行对应操作。</w:t>
-      </w:r>
-    </w:p>
-    <w:p>
-      <w:pPr>
-        <w:keepNext w:val="0"/>
-        <w:keepLines/>
-        <w:widowControl w:val="0"/>
-        <w:spacing w:before="0" w:after="0" w:lineRule="exact" w:line="224"/>
-        <w:ind w:left="45" w:right="23"/>
-        <w:jc w:val="left"/>
-      </w:pPr>
-      <w:r>
-        <w:rPr>
-          <w:rFonts w:ascii="Arial" w:hAnsi="Arial" w:eastAsia="Microsoft YaHei" w:cs="Arial"/>
-          <w:b/>
-          <w:color w:val="333333"/>
-          <w:sz w:val="18"/>
-          <w:lang w:val="en-US" w:eastAsia="zh-CN"/>
-        </w:rPr>
-        <w:t>2.消息推送优化:</w:t>
+        <w:pict>
+          <v:shape id="ResumeText24" o:spid="_x0000_s1124" type="#_x0000_t202" style="position:absolute;margin-left:56.789pt;margin-top:328.394pt;width:500.188pt;height:14.294pt;z-index:1024;visibility:visible;mso-wrap-style:none;mso-position-horizontal-relative:page;mso-position-vertical-relative:page" stroked="f" filled="f" o:allowincell="f">
+            <v:textbox inset="0,0,0,0">
+              <w:txbxContent>
+                <w:p>
+                  <w:pPr>
+                    <w:spacing w:before="0" w:after="0" w:line="250" w:lineRule="exact"/>
+                    <w:widowControl w:val="0"/>
+                    <w:autoSpaceDE w:val="0"/>
+                    <w:autoSpaceDN w:val="0"/>
+                    <w:adjustRightInd w:val="0"/>
+                    <w:snapToGrid w:val="0"/>
+                  </w:pPr>
+                  <w:r>
+                    <w:rPr>
+                      <w:rFonts w:ascii="Microsoft YaHei" w:hAnsi="Microsoft YaHei" w:eastAsia="Microsoft YaHei" w:cs="Microsoft YaHei"/>
+                      <w:b/>
+                      <w:bCs/>
+                      <w:color w:val="555555"/>
+                      <w:sz w:val="19"/>
+                      <w:szCs w:val="19"/>
+                      <w:lang w:val="zh-CN" w:eastAsia="zh-CN"/>
+                    </w:rPr>
+                    <w:t xml:space="preserve">1.AI生图/生视频:</w:t>
+                  </w:r>
+                  <w:r>
+                    <w:rPr>
+                      <w:rFonts w:ascii="Microsoft YaHei" w:hAnsi="Microsoft YaHei" w:eastAsia="Microsoft YaHei" w:cs="Microsoft YaHei"/>
+                      <w:color w:val="555555"/>
+                      <w:sz w:val="19"/>
+                      <w:szCs w:val="19"/>
+                      <w:lang w:val="zh-CN" w:eastAsia="zh-CN"/>
+                    </w:rPr>
+                    <w:t xml:space="preserve">为了增加APP盈利和提升用户体验，设计</w:t>
+                  </w:r>
+                  <w:r>
+                    <w:rPr>
+                      <w:rFonts w:ascii="Microsoft YaHei" w:hAnsi="Microsoft YaHei" w:eastAsia="Microsoft YaHei" w:cs="Microsoft YaHei"/>
+                      <w:b/>
+                      <w:bCs/>
+                      <w:color w:val="555555"/>
+                      <w:sz w:val="19"/>
+                      <w:szCs w:val="19"/>
+                      <w:lang w:val="zh-CN" w:eastAsia="zh-CN"/>
+                    </w:rPr>
+                    <w:t xml:space="preserve">AI生图和生视频</w:t>
+                  </w:r>
+                  <w:r>
+                    <w:rPr>
+                      <w:rFonts w:ascii="Microsoft YaHei" w:hAnsi="Microsoft YaHei" w:eastAsia="Microsoft YaHei" w:cs="Microsoft YaHei"/>
+                      <w:color w:val="555555"/>
+                      <w:sz w:val="19"/>
+                      <w:szCs w:val="19"/>
+                      <w:lang w:val="zh-CN" w:eastAsia="zh-CN"/>
+                    </w:rPr>
+                    <w:t xml:space="preserve">功能，用户可根据自己喜好进行对应操作。</w:t>
+                  </w:r>
+                </w:p>
+              </w:txbxContent>
+            </v:textbox>
+            <w10:wrap type="none"/>
+          </v:shape>
+        </w:pict>
       </w:r>
       <w:r>
-        <w:rPr>
-          <w:rFonts w:ascii="Arial" w:hAnsi="Arial" w:eastAsia="Microsoft YaHei" w:cs="Arial"/>
-          <w:b w:val="0"/>
-          <w:color w:val="555555"/>
-          <w:sz w:val="18"/>
-          <w:lang w:val="en-US" w:eastAsia="zh-CN"/>
-        </w:rPr>
-        <w:t>为了提升APP召回率，设计app用户推送消息的机制，提升APP粘性。点击率</w:t>
+        <w:pict>
+          <v:shape id="ResumeText25" o:spid="_x0000_s1125" type="#_x0000_t202" style="position:absolute;margin-left:56.789pt;margin-top:344.144pt;width:481.648pt;height:14.294pt;z-index:1025;visibility:visible;mso-wrap-style:none;mso-position-horizontal-relative:page;mso-position-vertical-relative:page" stroked="f" filled="f" o:allowincell="f">
+            <v:textbox inset="0,0,0,0">
+              <w:txbxContent>
+                <w:p>
+                  <w:pPr>
+                    <w:spacing w:before="0" w:after="0" w:line="250" w:lineRule="exact"/>
+                    <w:widowControl w:val="0"/>
+                    <w:autoSpaceDE w:val="0"/>
+                    <w:autoSpaceDN w:val="0"/>
+                    <w:adjustRightInd w:val="0"/>
+                    <w:snapToGrid w:val="0"/>
+                  </w:pPr>
+                  <w:r>
+                    <w:rPr>
+                      <w:rFonts w:ascii="Microsoft YaHei" w:hAnsi="Microsoft YaHei" w:eastAsia="Microsoft YaHei" w:cs="Microsoft YaHei"/>
+                      <w:b/>
+                      <w:bCs/>
+                      <w:color w:val="555555"/>
+                      <w:sz w:val="19"/>
+                      <w:szCs w:val="19"/>
+                      <w:lang w:val="zh-CN" w:eastAsia="zh-CN"/>
+                    </w:rPr>
+                    <w:t xml:space="preserve">2.消息推送优化:</w:t>
+                  </w:r>
+                  <w:r>
+                    <w:rPr>
+                      <w:rFonts w:ascii="Microsoft YaHei" w:hAnsi="Microsoft YaHei" w:eastAsia="Microsoft YaHei" w:cs="Microsoft YaHei"/>
+                      <w:color w:val="555555"/>
+                      <w:sz w:val="19"/>
+                      <w:szCs w:val="19"/>
+                      <w:lang w:val="zh-CN" w:eastAsia="zh-CN"/>
+                    </w:rPr>
+                    <w:t xml:space="preserve">为了提升APP召回率，设计app用户推送消息的机制，提升APP粘性。点击率</w:t>
+                  </w:r>
+                  <w:r>
+                    <w:rPr>
+                      <w:rFonts w:ascii="Microsoft YaHei" w:hAnsi="Microsoft YaHei" w:eastAsia="Microsoft YaHei" w:cs="Microsoft YaHei"/>
+                      <w:b/>
+                      <w:bCs/>
+                      <w:color w:val="555555"/>
+                      <w:sz w:val="19"/>
+                      <w:szCs w:val="19"/>
+                      <w:lang w:val="zh-CN" w:eastAsia="zh-CN"/>
+                    </w:rPr>
+                    <w:t xml:space="preserve">由2.3%提高至7.8%</w:t>
+                  </w:r>
+                </w:p>
+              </w:txbxContent>
+            </v:textbox>
+            <w10:wrap type="none"/>
+          </v:shape>
+        </w:pict>
       </w:r>
       <w:r>
-        <w:rPr>
-          <w:rFonts w:ascii="Arial" w:hAnsi="Arial" w:eastAsia="Microsoft YaHei" w:cs="Arial"/>
-          <w:b/>
-          <w:color w:val="333333"/>
-          <w:sz w:val="18"/>
-          <w:lang w:val="en-US" w:eastAsia="zh-CN"/>
-        </w:rPr>
-        <w:t>由2.3%提高至7.8%</w:t>
-      </w:r>
-    </w:p>
-    <w:p>
-      <w:pPr>
-        <w:keepNext/>
-        <w:keepLines/>
-        <w:widowControl w:val="0"/>
-        <w:spacing w:before="15" w:after="0" w:lineRule="exact" w:line="230"/>
-        <w:ind w:left="45" w:right="23"/>
-        <w:jc w:val="left"/>
-      </w:pPr>
-      <w:r>
-        <w:rPr>
-          <w:rFonts w:ascii="Arial" w:hAnsi="Arial" w:eastAsia="Microsoft YaHei" w:cs="Arial"/>
-          <w:b/>
-          <w:color w:val="333333"/>
-          <w:sz w:val="18"/>
-          <w:lang w:val="en-US" w:eastAsia="zh-CN"/>
-        </w:rPr>
-        <w:t>二、用户自创角色机制设计</w:t>
-      </w:r>
-    </w:p>
-    <w:p>
-      <w:pPr>
-        <w:keepNext w:val="0"/>
-        <w:keepLines/>
-        <w:widowControl w:val="0"/>
-        <w:spacing w:before="0" w:after="0" w:lineRule="exact" w:line="224"/>
-        <w:ind w:left="45" w:right="23"/>
-        <w:jc w:val="left"/>
-      </w:pPr>
-      <w:r>
-        <w:rPr>
-          <w:rFonts w:ascii="Arial" w:hAnsi="Arial" w:eastAsia="Microsoft YaHei" w:cs="Arial"/>
-          <w:b/>
-          <w:color w:val="333333"/>
-          <w:sz w:val="18"/>
-          <w:lang w:val="en-US" w:eastAsia="zh-CN"/>
-        </w:rPr>
-        <w:t>1.需求洞察:</w:t>
+        <w:pict>
+          <v:shape id="ResumeText26" o:spid="_x0000_s1126" type="#_x0000_t202" style="position:absolute;margin-left:56.789pt;margin-top:358.969pt;width:148.770pt;height:16.383pt;z-index:1026;visibility:visible;mso-wrap-style:none;mso-position-horizontal-relative:page;mso-position-vertical-relative:page" stroked="f" filled="f" o:allowincell="f">
+            <v:textbox inset="0,0,0,0">
+              <w:txbxContent>
+                <w:p>
+                  <w:pPr>
+                    <w:spacing w:before="0" w:after="0" w:line="292" w:lineRule="exact"/>
+                    <w:widowControl w:val="0"/>
+                    <w:autoSpaceDE w:val="0"/>
+                    <w:autoSpaceDN w:val="0"/>
+                    <w:adjustRightInd w:val="0"/>
+                    <w:snapToGrid w:val="0"/>
+                  </w:pPr>
+                  <w:r>
+                    <w:rPr>
+                      <w:rFonts w:ascii="Microsoft YaHei" w:hAnsi="Microsoft YaHei" w:eastAsia="Microsoft YaHei" w:cs="Microsoft YaHei"/>
+                      <w:b/>
+                      <w:bCs/>
+                      <w:color w:val="555555"/>
+                      <w:sz w:val="22"/>
+                      <w:szCs w:val="22"/>
+                      <w:lang w:val="zh-CN" w:eastAsia="zh-CN"/>
+                    </w:rPr>
+                    <w:t xml:space="preserve">二、用户自创角色机制设计</w:t>
+                  </w:r>
+                </w:p>
+              </w:txbxContent>
+            </v:textbox>
+            <w10:wrap type="none"/>
+          </v:shape>
+        </w:pict>
       </w:r>
       <w:r>
-        <w:rPr>
-          <w:rFonts w:ascii="Arial" w:hAnsi="Arial" w:eastAsia="Microsoft YaHei" w:cs="Arial"/>
-          <w:b w:val="0"/>
-          <w:color w:val="555555"/>
-          <w:sz w:val="18"/>
-          <w:lang w:val="en-US" w:eastAsia="zh-CN"/>
-        </w:rPr>
-        <w:t>针对用户创作耐心低、新手不擅长撰写角色的痛点，设计可激起用户</w:t>
+        <w:pict>
+          <v:shape id="ResumeText27" o:spid="_x0000_s1127" type="#_x0000_t202" style="position:absolute;margin-left:56.789pt;margin-top:376.394pt;width:438.941pt;height:14.294pt;z-index:1027;visibility:visible;mso-wrap-style:none;mso-position-horizontal-relative:page;mso-position-vertical-relative:page" stroked="f" filled="f" o:allowincell="f">
+            <v:textbox inset="0,0,0,0">
+              <w:txbxContent>
+                <w:p>
+                  <w:pPr>
+                    <w:spacing w:before="0" w:after="0" w:line="250" w:lineRule="exact"/>
+                    <w:widowControl w:val="0"/>
+                    <w:autoSpaceDE w:val="0"/>
+                    <w:autoSpaceDN w:val="0"/>
+                    <w:adjustRightInd w:val="0"/>
+                    <w:snapToGrid w:val="0"/>
+                  </w:pPr>
+                  <w:r>
+                    <w:rPr>
+                      <w:rFonts w:ascii="Microsoft YaHei" w:hAnsi="Microsoft YaHei" w:eastAsia="Microsoft YaHei" w:cs="Microsoft YaHei"/>
+                      <w:b/>
+                      <w:bCs/>
+                      <w:color w:val="555555"/>
+                      <w:sz w:val="19"/>
+                      <w:szCs w:val="19"/>
+                      <w:lang w:val="zh-CN" w:eastAsia="zh-CN"/>
+                    </w:rPr>
+                    <w:t xml:space="preserve">1.需求洞察:</w:t>
+                  </w:r>
+                  <w:r>
+                    <w:rPr>
+                      <w:rFonts w:ascii="Microsoft YaHei" w:hAnsi="Microsoft YaHei" w:eastAsia="Microsoft YaHei" w:cs="Microsoft YaHei"/>
+                      <w:color w:val="555555"/>
+                      <w:sz w:val="19"/>
+                      <w:szCs w:val="19"/>
+                      <w:lang w:val="zh-CN" w:eastAsia="zh-CN"/>
+                    </w:rPr>
+                    <w:t xml:space="preserve">针对用户创作耐心低、新手不擅长撰写角色的痛点，设计可激起用户</w:t>
+                  </w:r>
+                  <w:r>
+                    <w:rPr>
+                      <w:rFonts w:ascii="Microsoft YaHei" w:hAnsi="Microsoft YaHei" w:eastAsia="Microsoft YaHei" w:cs="Microsoft YaHei"/>
+                      <w:b/>
+                      <w:bCs/>
+                      <w:color w:val="555555"/>
+                      <w:sz w:val="19"/>
+                      <w:szCs w:val="19"/>
+                      <w:lang w:val="zh-CN" w:eastAsia="zh-CN"/>
+                    </w:rPr>
+                    <w:t xml:space="preserve">自创角色</w:t>
+                  </w:r>
+                  <w:r>
+                    <w:rPr>
+                      <w:rFonts w:ascii="Microsoft YaHei" w:hAnsi="Microsoft YaHei" w:eastAsia="Microsoft YaHei" w:cs="Microsoft YaHei"/>
+                      <w:color w:val="555555"/>
+                      <w:sz w:val="19"/>
+                      <w:szCs w:val="19"/>
+                      <w:lang w:val="zh-CN" w:eastAsia="zh-CN"/>
+                    </w:rPr>
+                    <w:t xml:space="preserve">热情的机制。</w:t>
+                  </w:r>
+                </w:p>
+              </w:txbxContent>
+            </v:textbox>
+            <w10:wrap type="none"/>
+          </v:shape>
+        </w:pict>
       </w:r>
       <w:r>
-        <w:rPr>
-          <w:rFonts w:ascii="Arial" w:hAnsi="Arial" w:eastAsia="Microsoft YaHei" w:cs="Arial"/>
-          <w:b/>
-          <w:color w:val="333333"/>
-          <w:sz w:val="18"/>
-          <w:lang w:val="en-US" w:eastAsia="zh-CN"/>
-        </w:rPr>
-        <w:t>自创角色</w:t>
+        <w:pict>
+          <v:shape id="ResumeText28" o:spid="_x0000_s1128" type="#_x0000_t202" style="position:absolute;margin-left:56.789pt;margin-top:392.144pt;width:487.022pt;height:14.294pt;z-index:1028;visibility:visible;mso-wrap-style:none;mso-position-horizontal-relative:page;mso-position-vertical-relative:page" stroked="f" filled="f" o:allowincell="f">
+            <v:textbox inset="0,0,0,0">
+              <w:txbxContent>
+                <w:p>
+                  <w:pPr>
+                    <w:spacing w:before="0" w:after="0" w:line="250" w:lineRule="exact"/>
+                    <w:widowControl w:val="0"/>
+                    <w:autoSpaceDE w:val="0"/>
+                    <w:autoSpaceDN w:val="0"/>
+                    <w:adjustRightInd w:val="0"/>
+                    <w:snapToGrid w:val="0"/>
+                  </w:pPr>
+                  <w:r>
+                    <w:rPr>
+                      <w:rFonts w:ascii="Microsoft YaHei" w:hAnsi="Microsoft YaHei" w:eastAsia="Microsoft YaHei" w:cs="Microsoft YaHei"/>
+                      <w:b/>
+                      <w:bCs/>
+                      <w:color w:val="555555"/>
+                      <w:sz w:val="19"/>
+                      <w:szCs w:val="19"/>
+                      <w:lang w:val="zh-CN" w:eastAsia="zh-CN"/>
+                    </w:rPr>
+                    <w:t xml:space="preserve">2.关键产品设计:</w:t>
+                  </w:r>
+                  <w:r>
+                    <w:rPr>
+                      <w:rFonts w:ascii="Microsoft YaHei" w:hAnsi="Microsoft YaHei" w:eastAsia="Microsoft YaHei" w:cs="Microsoft YaHei"/>
+                      <w:color w:val="555555"/>
+                      <w:sz w:val="19"/>
+                      <w:szCs w:val="19"/>
+                      <w:lang w:val="zh-CN" w:eastAsia="zh-CN"/>
+                    </w:rPr>
+                    <w:t xml:space="preserve">通过任务激励机制、AI创作辅助、创作反馈系统，来降低用户自创角色难度，角色多样性</w:t>
+                  </w:r>
+                  <w:r>
+                    <w:rPr>
+                      <w:rFonts w:ascii="Microsoft YaHei" w:hAnsi="Microsoft YaHei" w:eastAsia="Microsoft YaHei" w:cs="Microsoft YaHei"/>
+                      <w:b/>
+                      <w:bCs/>
+                      <w:color w:val="555555"/>
+                      <w:sz w:val="19"/>
+                      <w:szCs w:val="19"/>
+                      <w:lang w:val="zh-CN" w:eastAsia="zh-CN"/>
+                    </w:rPr>
+                    <w:t xml:space="preserve">提高30%</w:t>
+                  </w:r>
+                </w:p>
+              </w:txbxContent>
+            </v:textbox>
+            <w10:wrap type="none"/>
+          </v:shape>
+        </w:pict>
       </w:r>
       <w:r>
-        <w:rPr>
-          <w:rFonts w:ascii="Arial" w:hAnsi="Arial" w:eastAsia="Microsoft YaHei" w:cs="Arial"/>
-          <w:b w:val="0"/>
-          <w:color w:val="555555"/>
-          <w:sz w:val="18"/>
-          <w:lang w:val="en-US" w:eastAsia="zh-CN"/>
-        </w:rPr>
-        <w:t>热情的机制。</w:t>
-      </w:r>
-    </w:p>
-    <w:p>
-      <w:pPr>
-        <w:keepNext w:val="0"/>
-        <w:keepLines/>
-        <w:widowControl w:val="0"/>
-        <w:spacing w:before="0" w:after="30" w:lineRule="exact" w:line="224"/>
-        <w:ind w:left="45" w:right="23"/>
-        <w:jc w:val="left"/>
-      </w:pPr>
-      <w:r>
-        <w:rPr>
-          <w:rFonts w:ascii="Arial" w:hAnsi="Arial" w:eastAsia="Microsoft YaHei" w:cs="Arial"/>
-          <w:b/>
-          <w:color w:val="333333"/>
-          <w:sz w:val="18"/>
-          <w:lang w:val="en-US" w:eastAsia="zh-CN"/>
-        </w:rPr>
-        <w:t>2.关键产品设计:</w:t>
+        <w:pict>
+          <v:shape id="ResumeText29" o:spid="_x0000_s1129" type="#_x0000_t202" style="position:absolute;margin-left:56.789pt;margin-top:416.140pt;width:110.622pt;height:15.235pt;z-index:1029;visibility:visible;mso-wrap-style:none;mso-position-horizontal-relative:page;mso-position-vertical-relative:page" stroked="f" filled="f" o:allowincell="f">
+            <v:textbox inset="0,0,0,0">
+              <w:txbxContent>
+                <w:p>
+                  <w:pPr>
+                    <w:spacing w:before="0" w:after="0" w:line="269" w:lineRule="exact"/>
+                    <w:widowControl w:val="0"/>
+                    <w:autoSpaceDE w:val="0"/>
+                    <w:autoSpaceDN w:val="0"/>
+                    <w:adjustRightInd w:val="0"/>
+                    <w:snapToGrid w:val="0"/>
+                  </w:pPr>
+                  <w:r>
+                    <w:rPr>
+                      <w:rFonts w:ascii="Microsoft YaHei" w:hAnsi="Microsoft YaHei" w:eastAsia="Microsoft YaHei" w:cs="Microsoft YaHei"/>
+                      <w:color w:val="333333"/>
+                      <w:sz w:val="20"/>
+                      <w:szCs w:val="20"/>
+                      <w:lang w:val="zh-CN" w:eastAsia="zh-CN"/>
+                    </w:rPr>
+                    <w:t xml:space="preserve">2025-03 ~ 2025-08</w:t>
+                  </w:r>
+                </w:p>
+              </w:txbxContent>
+            </v:textbox>
+            <w10:wrap type="none"/>
+          </v:shape>
+        </w:pict>
       </w:r>
       <w:r>
-        <w:rPr>
-          <w:rFonts w:ascii="Arial" w:hAnsi="Arial" w:eastAsia="Microsoft YaHei" w:cs="Arial"/>
-          <w:b w:val="0"/>
-          <w:color w:val="555555"/>
-          <w:sz w:val="18"/>
-          <w:lang w:val="en-US" w:eastAsia="zh-CN"/>
-        </w:rPr>
-        <w:t>通过任务激励机制、AI创作辅助、创作反馈系统，来降低用户自创角色难度，角色多样性</w:t>
+        <w:pict>
+          <v:shape id="ResumeText30" o:spid="_x0000_s1130" type="#_x0000_t202" style="position:absolute;margin-left:225.949pt;margin-top:416.140pt;width:138.330pt;height:15.235pt;z-index:1030;visibility:visible;mso-wrap-style:none;mso-position-horizontal-relative:page;mso-position-vertical-relative:page" stroked="f" filled="f" o:allowincell="f">
+            <v:textbox inset="0,0,0,0">
+              <w:txbxContent>
+                <w:p>
+                  <w:pPr>
+                    <w:spacing w:before="0" w:after="0" w:line="269" w:lineRule="exact"/>
+                    <w:widowControl w:val="0"/>
+                    <w:autoSpaceDE w:val="0"/>
+                    <w:autoSpaceDN w:val="0"/>
+                    <w:adjustRightInd w:val="0"/>
+                    <w:snapToGrid w:val="0"/>
+                  </w:pPr>
+                  <w:r>
+                    <w:rPr>
+                      <w:rFonts w:ascii="Microsoft YaHei" w:hAnsi="Microsoft YaHei" w:eastAsia="Microsoft YaHei" w:cs="Microsoft YaHei"/>
+                      <w:b/>
+                      <w:bCs/>
+                      <w:color w:val="333333"/>
+                      <w:sz w:val="20"/>
+                      <w:szCs w:val="20"/>
+                      <w:lang w:val="zh-CN" w:eastAsia="zh-CN"/>
+                    </w:rPr>
+                    <w:t xml:space="preserve">引力传媒（上海）有限公司</w:t>
+                  </w:r>
+                </w:p>
+              </w:txbxContent>
+            </v:textbox>
+            <w10:wrap type="none"/>
+          </v:shape>
+        </w:pict>
       </w:r>
       <w:r>
-        <w:rPr>
-          <w:rFonts w:ascii="Arial" w:hAnsi="Arial" w:eastAsia="Microsoft YaHei" w:cs="Arial"/>
-          <w:b/>
-          <w:color w:val="333333"/>
-          <w:sz w:val="18"/>
-          <w:lang w:val="en-US" w:eastAsia="zh-CN"/>
-        </w:rPr>
-        <w:t>提高30%</w:t>
-      </w:r>
-    </w:p>
-    <w:tbl>
-      <w:tblPr>
-        <w:tblW w:type="auto" w:w="0"/>
-        <w:jc w:val="center"/>
-        <w:tblLayout w:type="fixed"/>
-        <w:tblLook w:firstColumn="1" w:firstRow="1" w:lastColumn="0" w:lastRow="0" w:noHBand="0" w:noVBand="1" w:val="04A0"/>
-      </w:tblPr>
-      <w:tblGrid>
-        <w:gridCol w:w="2211"/>
-        <w:gridCol w:w="4649"/>
-        <w:gridCol w:w="510"/>
-        <w:gridCol w:w="3175"/>
-      </w:tblGrid>
-      <w:tr>
-        <w:trPr>
-          <w:trHeight w:val="431" w:hRule="atLeast"/>
-          <w:cantSplit/>
-        </w:trPr>
-        <w:tc>
-          <w:tcPr>
-            <w:tcW w:type="dxa" w:w="2211"/>
-            <w:vAlign w:val="center"/>
-            <w:tcMar>
-              <w:top w:w="20" w:type="dxa"/>
-              <w:start w:w="37" w:type="dxa"/>
-              <w:bottom w:w="20" w:type="dxa"/>
-              <w:end w:w="37" w:type="dxa"/>
-            </w:tcMar>
-            <w:tcBorders>
-              <w:top w:val="nil"/>
-              <w:left w:val="nil"/>
-              <w:bottom w:val="nil"/>
-              <w:right w:val="nil"/>
-              <w:insideH w:val="nil"/>
-              <w:insideV w:val="nil"/>
-            </w:tcBorders>
-          </w:tcPr>
-          <w:p>
-            <w:pPr>
-              <w:keepNext w:val="0"/>
-              <w:keepLines/>
-              <w:widowControl w:val="0"/>
-              <w:spacing w:before="0" w:after="0" w:lineRule="exact" w:line="212"/>
-              <w:ind w:left="0" w:right="0"/>
-              <w:jc w:val="left"/>
-            </w:pPr>
-            <w:r>
-              <w:rPr>
-                <w:rFonts w:ascii="Arial" w:hAnsi="Arial" w:eastAsia="Microsoft YaHei" w:cs="Arial"/>
-                <w:b w:val="0"/>
-                <w:color w:val="555555"/>
-                <w:sz w:val="18"/>
-                <w:lang w:val="en-US" w:eastAsia="zh-CN"/>
-              </w:rPr>
-              <w:t>2025-03 ~ 2025-08</w:t>
-            </w:r>
-          </w:p>
-        </w:tc>
-        <w:tc>
-          <w:tcPr>
-            <w:tcW w:type="dxa" w:w="4649"/>
-            <w:vAlign w:val="center"/>
-            <w:tcMar>
-              <w:top w:w="20" w:type="dxa"/>
-              <w:start w:w="37" w:type="dxa"/>
-              <w:bottom w:w="20" w:type="dxa"/>
-              <w:end w:w="37" w:type="dxa"/>
-            </w:tcMar>
-            <w:tcBorders>
-              <w:top w:val="nil"/>
-              <w:left w:val="nil"/>
-              <w:bottom w:val="nil"/>
-              <w:right w:val="nil"/>
-              <w:insideH w:val="nil"/>
-              <w:insideV w:val="nil"/>
-            </w:tcBorders>
-          </w:tcPr>
-          <w:p>
-            <w:pPr>
-              <w:keepNext w:val="0"/>
-              <w:keepLines/>
-              <w:widowControl w:val="0"/>
-              <w:spacing w:before="0" w:after="0" w:lineRule="exact" w:line="219"/>
-              <w:ind w:left="0" w:right="0"/>
-              <w:jc w:val="center"/>
-            </w:pPr>
-            <w:r>
-              <w:rPr>
-                <w:rFonts w:ascii="Arial" w:hAnsi="Arial" w:eastAsia="Microsoft YaHei" w:cs="Arial"/>
-                <w:b/>
-                <w:color w:val="333333"/>
-                <w:sz w:val="18"/>
-                <w:lang w:val="en-US" w:eastAsia="zh-CN"/>
-              </w:rPr>
-              <w:t>引力传媒（上海）有限公司</w:t>
-            </w:r>
-          </w:p>
-        </w:tc>
-        <w:tc>
-          <w:tcPr>
-            <w:tcW w:type="dxa" w:w="510"/>
-            <w:vAlign w:val="center"/>
-            <w:tcMar>
-              <w:top w:w="20" w:type="dxa"/>
-              <w:start w:w="37" w:type="dxa"/>
-              <w:bottom w:w="20" w:type="dxa"/>
-              <w:end w:w="37" w:type="dxa"/>
-            </w:tcMar>
-            <w:tcBorders>
-              <w:top w:val="nil"/>
-              <w:left w:val="nil"/>
-              <w:bottom w:val="nil"/>
-              <w:right w:val="nil"/>
-              <w:insideH w:val="nil"/>
-              <w:insideV w:val="nil"/>
-            </w:tcBorders>
-          </w:tcPr>
-          <w:p>
-            <w:pPr>
-              <w:keepLines/>
-              <w:widowControl w:val="0"/>
-              <w:spacing w:before="0" w:after="0" w:lineRule="atLeast" w:line="420"/>
-              <w:jc w:val="center"/>
-            </w:pPr>
-            <w:r>
-              <w:drawing>
-                <wp:inline xmlns:a="http://schemas.openxmlformats.org/drawingml/2006/main" xmlns:pic="http://schemas.openxmlformats.org/drawingml/2006/picture">
-                  <wp:extent cx="252000" cy="252000"/>
-                  <wp:docPr id="4" name="Picture 4"/>
-                  <wp:cNvGraphicFramePr>
-                    <a:graphicFrameLocks noChangeAspect="1"/>
-                  </wp:cNvGraphicFramePr>
-                  <a:graphic>
-                    <a:graphicData uri="http://schemas.openxmlformats.org/drawingml/2006/picture">
-                      <pic:pic>
-                        <pic:nvPicPr>
-                          <pic:cNvPr id="0" name="logo_inly.png"/>
-                          <pic:cNvPicPr/>
-                        </pic:nvPicPr>
-                        <pic:blipFill>
-                          <a:blip r:embed="rId13"/>
-                          <a:stretch>
-                            <a:fillRect/>
-                          </a:stretch>
-                        </pic:blipFill>
-                        <pic:spPr>
-                          <a:xfrm>
-                            <a:off x="0" y="0"/>
-                            <a:ext cx="252000" cy="252000"/>
-                          </a:xfrm>
-                          <a:prstGeom prst="rect"/>
-                        </pic:spPr>
-                      </pic:pic>
-                    </a:graphicData>
-                  </a:graphic>
-                </wp:inline>
-              </w:drawing>
-            </w:r>
-          </w:p>
-        </w:tc>
-        <w:tc>
-          <w:tcPr>
-            <w:tcW w:type="dxa" w:w="3175"/>
-            <w:vAlign w:val="center"/>
-            <w:tcMar>
-              <w:top w:w="20" w:type="dxa"/>
-              <w:start w:w="37" w:type="dxa"/>
-              <w:bottom w:w="20" w:type="dxa"/>
-              <w:end w:w="37" w:type="dxa"/>
-            </w:tcMar>
-            <w:tcBorders>
-              <w:top w:val="nil"/>
-              <w:left w:val="nil"/>
-              <w:bottom w:val="nil"/>
-              <w:right w:val="nil"/>
-              <w:insideH w:val="nil"/>
-              <w:insideV w:val="nil"/>
-            </w:tcBorders>
-          </w:tcPr>
-          <w:p>
-            <w:pPr>
-              <w:keepNext w:val="0"/>
-              <w:keepLines/>
-              <w:widowControl w:val="0"/>
-              <w:spacing w:before="0" w:after="0" w:lineRule="exact" w:line="212"/>
-              <w:ind w:left="0" w:right="0"/>
-              <w:jc w:val="right"/>
-            </w:pPr>
-            <w:r>
-              <w:rPr>
-                <w:rFonts w:ascii="Arial" w:hAnsi="Arial" w:eastAsia="Microsoft YaHei" w:cs="Arial"/>
-                <w:b/>
-                <w:color w:val="333333"/>
-                <w:sz w:val="18"/>
-                <w:lang w:val="en-US" w:eastAsia="zh-CN"/>
-              </w:rPr>
-              <w:t>AI产品经理实习生</w:t>
-            </w:r>
-          </w:p>
-        </w:tc>
-      </w:tr>
-    </w:tbl>
-    <w:p>
-      <w:pPr>
-        <w:keepNext/>
-        <w:keepLines/>
-        <w:widowControl w:val="0"/>
-        <w:spacing w:before="15" w:after="0" w:lineRule="exact" w:line="230"/>
-        <w:ind w:left="45" w:right="23"/>
-        <w:jc w:val="left"/>
-      </w:pPr>
-      <w:r>
-        <w:rPr>
-          <w:rFonts w:ascii="Arial" w:hAnsi="Arial" w:eastAsia="Microsoft YaHei" w:cs="Arial"/>
-          <w:b/>
-          <w:color w:val="333333"/>
-          <w:sz w:val="18"/>
-          <w:lang w:val="en-US" w:eastAsia="zh-CN"/>
-        </w:rPr>
-        <w:t>一、项目背景:</w:t>
+        <w:pict>
+          <v:shape id="ResumeText31" o:spid="_x0000_s1131" type="#_x0000_t202" style="position:absolute;margin-left:490.980pt;margin-top:416.140pt;width:99.096pt;height:15.235pt;z-index:1031;visibility:visible;mso-wrap-style:none;mso-position-horizontal-relative:page;mso-position-vertical-relative:page" stroked="f" filled="f" o:allowincell="f">
+            <v:textbox inset="0,0,0,0">
+              <w:txbxContent>
+                <w:p>
+                  <w:pPr>
+                    <w:spacing w:before="0" w:after="0" w:line="269" w:lineRule="exact"/>
+                    <w:widowControl w:val="0"/>
+                    <w:autoSpaceDE w:val="0"/>
+                    <w:autoSpaceDN w:val="0"/>
+                    <w:adjustRightInd w:val="0"/>
+                    <w:snapToGrid w:val="0"/>
+                  </w:pPr>
+                  <w:r>
+                    <w:rPr>
+                      <w:rFonts w:ascii="Microsoft YaHei" w:hAnsi="Microsoft YaHei" w:eastAsia="Microsoft YaHei" w:cs="Microsoft YaHei"/>
+                      <w:b/>
+                      <w:bCs/>
+                      <w:color w:val="333333"/>
+                      <w:sz w:val="20"/>
+                      <w:szCs w:val="20"/>
+                      <w:lang w:val="zh-CN" w:eastAsia="zh-CN"/>
+                    </w:rPr>
+                    <w:t xml:space="preserve">AI产品经理实习生</w:t>
+                  </w:r>
+                </w:p>
+              </w:txbxContent>
+            </v:textbox>
+            <w10:wrap type="none"/>
+          </v:shape>
+        </w:pict>
       </w:r>
       <w:r>
-        <w:rPr>
-          <w:rFonts w:ascii="Arial" w:hAnsi="Arial" w:eastAsia="Microsoft YaHei" w:cs="Arial"/>
-          <w:b w:val="0"/>
-          <w:color w:val="555555"/>
-          <w:sz w:val="18"/>
-          <w:lang w:val="en-US" w:eastAsia="zh-CN"/>
-        </w:rPr>
-        <w:t>为提升客服效率，项目基于RAG架构搭建</w:t>
+        <w:pict>
+          <v:shape id="ResumeText32" o:spid="_x0000_s1132" type="#_x0000_t202" style="position:absolute;margin-left:56.789pt;margin-top:434.719pt;width:528.184pt;height:16.383pt;z-index:1032;visibility:visible;mso-wrap-style:none;mso-position-horizontal-relative:page;mso-position-vertical-relative:page" stroked="f" filled="f" o:allowincell="f">
+            <v:textbox inset="0,0,0,0">
+              <w:txbxContent>
+                <w:p>
+                  <w:pPr>
+                    <w:spacing w:before="0" w:after="0" w:line="292" w:lineRule="exact"/>
+                    <w:widowControl w:val="0"/>
+                    <w:autoSpaceDE w:val="0"/>
+                    <w:autoSpaceDN w:val="0"/>
+                    <w:adjustRightInd w:val="0"/>
+                    <w:snapToGrid w:val="0"/>
+                  </w:pPr>
+                  <w:r>
+                    <w:rPr>
+                      <w:rFonts w:ascii="Microsoft YaHei" w:hAnsi="Microsoft YaHei" w:eastAsia="Microsoft YaHei" w:cs="Microsoft YaHei"/>
+                      <w:b/>
+                      <w:bCs/>
+                      <w:color w:val="555555"/>
+                      <w:sz w:val="22"/>
+                      <w:szCs w:val="22"/>
+                      <w:lang w:val="zh-CN" w:eastAsia="zh-CN"/>
+                    </w:rPr>
+                    <w:t xml:space="preserve">一、项目背景:</w:t>
+                  </w:r>
+                  <w:r>
+                    <w:rPr>
+                      <w:rFonts w:ascii="Microsoft YaHei" w:hAnsi="Microsoft YaHei" w:eastAsia="Microsoft YaHei" w:cs="Microsoft YaHei"/>
+                      <w:color w:val="555555"/>
+                      <w:sz w:val="19"/>
+                      <w:szCs w:val="19"/>
+                      <w:lang w:val="zh-CN" w:eastAsia="zh-CN"/>
+                    </w:rPr>
+                    <w:t xml:space="preserve">为提升客服效率，项目基于RAG架构搭建</w:t>
+                  </w:r>
+                  <w:r>
+                    <w:rPr>
+                      <w:rFonts w:ascii="Microsoft YaHei" w:hAnsi="Microsoft YaHei" w:eastAsia="Microsoft YaHei" w:cs="Microsoft YaHei"/>
+                      <w:b/>
+                      <w:bCs/>
+                      <w:color w:val="555555"/>
+                      <w:sz w:val="19"/>
+                      <w:szCs w:val="19"/>
+                      <w:lang w:val="zh-CN" w:eastAsia="zh-CN"/>
+                    </w:rPr>
+                    <w:t xml:space="preserve">AI智能客服系统</w:t>
+                  </w:r>
+                  <w:r>
+                    <w:rPr>
+                      <w:rFonts w:ascii="Microsoft YaHei" w:hAnsi="Microsoft YaHei" w:eastAsia="Microsoft YaHei" w:cs="Microsoft YaHei"/>
+                      <w:color w:val="555555"/>
+                      <w:sz w:val="19"/>
+                      <w:szCs w:val="19"/>
+                      <w:lang w:val="zh-CN" w:eastAsia="zh-CN"/>
+                    </w:rPr>
+                    <w:t xml:space="preserve">，具备“多轮对话理解,智能转人工”等核心能力。</w:t>
+                  </w:r>
+                </w:p>
+              </w:txbxContent>
+            </v:textbox>
+            <w10:wrap type="none"/>
+          </v:shape>
+        </w:pict>
       </w:r>
       <w:r>
-        <w:rPr>
-          <w:rFonts w:ascii="Arial" w:hAnsi="Arial" w:eastAsia="Microsoft YaHei" w:cs="Arial"/>
-          <w:b/>
-          <w:color w:val="333333"/>
-          <w:sz w:val="18"/>
-          <w:lang w:val="en-US" w:eastAsia="zh-CN"/>
-        </w:rPr>
-        <w:t>AI智能客服系统</w:t>
+        <w:pict>
+          <v:shape id="ResumeText33" o:spid="_x0000_s1133" type="#_x0000_t202" style="position:absolute;margin-left:56.789pt;margin-top:451.219pt;width:86.502pt;height:16.383pt;z-index:1033;visibility:visible;mso-wrap-style:none;mso-position-horizontal-relative:page;mso-position-vertical-relative:page" stroked="f" filled="f" o:allowincell="f">
+            <v:textbox inset="0,0,0,0">
+              <w:txbxContent>
+                <w:p>
+                  <w:pPr>
+                    <w:spacing w:before="0" w:after="0" w:line="292" w:lineRule="exact"/>
+                    <w:widowControl w:val="0"/>
+                    <w:autoSpaceDE w:val="0"/>
+                    <w:autoSpaceDN w:val="0"/>
+                    <w:adjustRightInd w:val="0"/>
+                    <w:snapToGrid w:val="0"/>
+                  </w:pPr>
+                  <w:r>
+                    <w:rPr>
+                      <w:rFonts w:ascii="Microsoft YaHei" w:hAnsi="Microsoft YaHei" w:eastAsia="Microsoft YaHei" w:cs="Microsoft YaHei"/>
+                      <w:b/>
+                      <w:bCs/>
+                      <w:color w:val="555555"/>
+                      <w:sz w:val="22"/>
+                      <w:szCs w:val="22"/>
+                      <w:lang w:val="zh-CN" w:eastAsia="zh-CN"/>
+                    </w:rPr>
+                    <w:t xml:space="preserve">二、项目执行:</w:t>
+                  </w:r>
+                </w:p>
+              </w:txbxContent>
+            </v:textbox>
+            <w10:wrap type="none"/>
+          </v:shape>
+        </w:pict>
       </w:r>
       <w:r>
-        <w:rPr>
-          <w:rFonts w:ascii="Arial" w:hAnsi="Arial" w:eastAsia="Microsoft YaHei" w:cs="Arial"/>
-          <w:b w:val="0"/>
-          <w:color w:val="555555"/>
-          <w:sz w:val="18"/>
-          <w:lang w:val="en-US" w:eastAsia="zh-CN"/>
-        </w:rPr>
-        <w:t>，具备“多轮对话理解,智能转人工”等核心能力。</w:t>
-      </w:r>
-    </w:p>
-    <w:p>
-      <w:pPr>
-        <w:keepNext/>
-        <w:keepLines/>
-        <w:widowControl w:val="0"/>
-        <w:spacing w:before="15" w:after="0" w:lineRule="exact" w:line="230"/>
-        <w:ind w:left="45" w:right="23"/>
-        <w:jc w:val="left"/>
-      </w:pPr>
-      <w:r>
-        <w:rPr>
-          <w:rFonts w:ascii="Arial" w:hAnsi="Arial" w:eastAsia="Microsoft YaHei" w:cs="Arial"/>
-          <w:b/>
-          <w:color w:val="333333"/>
-          <w:sz w:val="18"/>
-          <w:lang w:val="en-US" w:eastAsia="zh-CN"/>
-        </w:rPr>
-        <w:t>二、项目执行:</w:t>
-      </w:r>
-    </w:p>
-    <w:p>
-      <w:pPr>
-        <w:keepNext w:val="0"/>
-        <w:keepLines/>
-        <w:widowControl w:val="0"/>
-        <w:spacing w:before="0" w:after="0" w:lineRule="exact" w:line="224"/>
-        <w:ind w:left="45" w:right="23"/>
-        <w:jc w:val="left"/>
-      </w:pPr>
-      <w:r>
-        <w:rPr>
-          <w:rFonts w:ascii="Arial" w:hAnsi="Arial" w:eastAsia="Microsoft YaHei" w:cs="Arial"/>
-          <w:b/>
-          <w:color w:val="333333"/>
-          <w:sz w:val="18"/>
-          <w:lang w:val="en-US" w:eastAsia="zh-CN"/>
-        </w:rPr>
-        <w:t>1.需求分析与内容抽取:</w:t>
+        <w:pict>
+          <v:shape id="ResumeText34" o:spid="_x0000_s1134" type="#_x0000_t202" style="position:absolute;margin-left:56.789pt;margin-top:468.644pt;width:416.463pt;height:14.294pt;z-index:1034;visibility:visible;mso-wrap-style:none;mso-position-horizontal-relative:page;mso-position-vertical-relative:page" stroked="f" filled="f" o:allowincell="f">
+            <v:textbox inset="0,0,0,0">
+              <w:txbxContent>
+                <w:p>
+                  <w:pPr>
+                    <w:spacing w:before="0" w:after="0" w:line="250" w:lineRule="exact"/>
+                    <w:widowControl w:val="0"/>
+                    <w:autoSpaceDE w:val="0"/>
+                    <w:autoSpaceDN w:val="0"/>
+                    <w:adjustRightInd w:val="0"/>
+                    <w:snapToGrid w:val="0"/>
+                  </w:pPr>
+                  <w:r>
+                    <w:rPr>
+                      <w:rFonts w:ascii="Microsoft YaHei" w:hAnsi="Microsoft YaHei" w:eastAsia="Microsoft YaHei" w:cs="Microsoft YaHei"/>
+                      <w:b/>
+                      <w:bCs/>
+                      <w:color w:val="555555"/>
+                      <w:sz w:val="19"/>
+                      <w:szCs w:val="19"/>
+                      <w:lang w:val="zh-CN" w:eastAsia="zh-CN"/>
+                    </w:rPr>
+                    <w:t xml:space="preserve">1.需求分析与内容抽取:</w:t>
+                  </w:r>
+                  <w:r>
+                    <w:rPr>
+                      <w:rFonts w:ascii="Microsoft YaHei" w:hAnsi="Microsoft YaHei" w:eastAsia="Microsoft YaHei" w:cs="Microsoft YaHei"/>
+                      <w:color w:val="555555"/>
+                      <w:sz w:val="19"/>
+                      <w:szCs w:val="19"/>
+                      <w:lang w:val="zh-CN" w:eastAsia="zh-CN"/>
+                    </w:rPr>
+                    <w:t xml:space="preserve">梳理品牌在社媒平台的客服对话记录，提炼出4类</w:t>
+                  </w:r>
+                  <w:r>
+                    <w:rPr>
+                      <w:rFonts w:ascii="Microsoft YaHei" w:hAnsi="Microsoft YaHei" w:eastAsia="Microsoft YaHei" w:cs="Microsoft YaHei"/>
+                      <w:b/>
+                      <w:bCs/>
+                      <w:color w:val="555555"/>
+                      <w:sz w:val="19"/>
+                      <w:szCs w:val="19"/>
+                      <w:lang w:val="zh-CN" w:eastAsia="zh-CN"/>
+                    </w:rPr>
+                    <w:t xml:space="preserve">高频场景</w:t>
+                  </w:r>
+                  <w:r>
+                    <w:rPr>
+                      <w:rFonts w:ascii="Microsoft YaHei" w:hAnsi="Microsoft YaHei" w:eastAsia="Microsoft YaHei" w:cs="Microsoft YaHei"/>
+                      <w:color w:val="555555"/>
+                      <w:sz w:val="19"/>
+                      <w:szCs w:val="19"/>
+                      <w:lang w:val="zh-CN" w:eastAsia="zh-CN"/>
+                    </w:rPr>
+                    <w:t xml:space="preserve">形成训练语料。</w:t>
+                  </w:r>
+                </w:p>
+              </w:txbxContent>
+            </v:textbox>
+            <w10:wrap type="none"/>
+          </v:shape>
+        </w:pict>
       </w:r>
       <w:r>
-        <w:rPr>
-          <w:rFonts w:ascii="Arial" w:hAnsi="Arial" w:eastAsia="Microsoft YaHei" w:cs="Arial"/>
-          <w:b w:val="0"/>
-          <w:color w:val="555555"/>
-          <w:sz w:val="18"/>
-          <w:lang w:val="en-US" w:eastAsia="zh-CN"/>
-        </w:rPr>
-        <w:t>梳理品牌在社媒平台的客服对话记录，提炼出4类</w:t>
+        <w:pict>
+          <v:shape id="ResumeText35" o:spid="_x0000_s1135" type="#_x0000_t202" style="position:absolute;margin-left:56.789pt;margin-top:484.394pt;width:502.358pt;height:14.294pt;z-index:1035;visibility:visible;mso-wrap-style:none;mso-position-horizontal-relative:page;mso-position-vertical-relative:page" stroked="f" filled="f" o:allowincell="f">
+            <v:textbox inset="0,0,0,0">
+              <w:txbxContent>
+                <w:p>
+                  <w:pPr>
+                    <w:spacing w:before="0" w:after="0" w:line="250" w:lineRule="exact"/>
+                    <w:widowControl w:val="0"/>
+                    <w:autoSpaceDE w:val="0"/>
+                    <w:autoSpaceDN w:val="0"/>
+                    <w:adjustRightInd w:val="0"/>
+                    <w:snapToGrid w:val="0"/>
+                  </w:pPr>
+                  <w:r>
+                    <w:rPr>
+                      <w:rFonts w:ascii="Microsoft YaHei" w:hAnsi="Microsoft YaHei" w:eastAsia="Microsoft YaHei" w:cs="Microsoft YaHei"/>
+                      <w:b/>
+                      <w:bCs/>
+                      <w:color w:val="555555"/>
+                      <w:sz w:val="19"/>
+                      <w:szCs w:val="19"/>
+                      <w:lang w:val="zh-CN" w:eastAsia="zh-CN"/>
+                    </w:rPr>
+                    <w:t xml:space="preserve">2.知识库构建与系统设计:</w:t>
+                  </w:r>
+                  <w:r>
+                    <w:rPr>
+                      <w:rFonts w:ascii="Microsoft YaHei" w:hAnsi="Microsoft YaHei" w:eastAsia="Microsoft YaHei" w:cs="Microsoft YaHei"/>
+                      <w:color w:val="555555"/>
+                      <w:sz w:val="19"/>
+                      <w:szCs w:val="19"/>
+                      <w:lang w:val="zh-CN" w:eastAsia="zh-CN"/>
+                    </w:rPr>
+                    <w:t xml:space="preserve">采用RAG框架对接售后政策与商品信息，实现“FAQ智能召回+商品知识匹配”的</w:t>
+                  </w:r>
+                  <w:r>
+                    <w:rPr>
+                      <w:rFonts w:ascii="Microsoft YaHei" w:hAnsi="Microsoft YaHei" w:eastAsia="Microsoft YaHei" w:cs="Microsoft YaHei"/>
+                      <w:b/>
+                      <w:bCs/>
+                      <w:color w:val="555555"/>
+                      <w:sz w:val="19"/>
+                      <w:szCs w:val="19"/>
+                      <w:lang w:val="zh-CN" w:eastAsia="zh-CN"/>
+                    </w:rPr>
+                    <w:t xml:space="preserve">问答引擎</w:t>
+                  </w:r>
+                  <w:r>
+                    <w:rPr>
+                      <w:rFonts w:ascii="Microsoft YaHei" w:hAnsi="Microsoft YaHei" w:eastAsia="Microsoft YaHei" w:cs="Microsoft YaHei"/>
+                      <w:color w:val="555555"/>
+                      <w:sz w:val="19"/>
+                      <w:szCs w:val="19"/>
+                      <w:lang w:val="zh-CN" w:eastAsia="zh-CN"/>
+                    </w:rPr>
+                    <w:t xml:space="preserve">。</w:t>
+                  </w:r>
+                </w:p>
+              </w:txbxContent>
+            </v:textbox>
+            <w10:wrap type="none"/>
+          </v:shape>
+        </w:pict>
       </w:r>
       <w:r>
-        <w:rPr>
-          <w:rFonts w:ascii="Arial" w:hAnsi="Arial" w:eastAsia="Microsoft YaHei" w:cs="Arial"/>
-          <w:b/>
-          <w:color w:val="333333"/>
-          <w:sz w:val="18"/>
-          <w:lang w:val="en-US" w:eastAsia="zh-CN"/>
-        </w:rPr>
-        <w:t>高频场景</w:t>
+        <w:pict>
+          <v:shape id="ResumeText36" o:spid="_x0000_s1136" type="#_x0000_t202" style="position:absolute;margin-left:56.789pt;margin-top:500.144pt;width:499.340pt;height:14.294pt;z-index:1036;visibility:visible;mso-wrap-style:none;mso-position-horizontal-relative:page;mso-position-vertical-relative:page" stroked="f" filled="f" o:allowincell="f">
+            <v:textbox inset="0,0,0,0">
+              <w:txbxContent>
+                <w:p>
+                  <w:pPr>
+                    <w:spacing w:before="0" w:after="0" w:line="250" w:lineRule="exact"/>
+                    <w:widowControl w:val="0"/>
+                    <w:autoSpaceDE w:val="0"/>
+                    <w:autoSpaceDN w:val="0"/>
+                    <w:adjustRightInd w:val="0"/>
+                    <w:snapToGrid w:val="0"/>
+                  </w:pPr>
+                  <w:r>
+                    <w:rPr>
+                      <w:rFonts w:ascii="Microsoft YaHei" w:hAnsi="Microsoft YaHei" w:eastAsia="Microsoft YaHei" w:cs="Microsoft YaHei"/>
+                      <w:b/>
+                      <w:bCs/>
+                      <w:color w:val="555555"/>
+                      <w:sz w:val="19"/>
+                      <w:szCs w:val="19"/>
+                      <w:lang w:val="zh-CN" w:eastAsia="zh-CN"/>
+                    </w:rPr>
+                    <w:t xml:space="preserve">3.转人工机制:</w:t>
+                  </w:r>
+                  <w:r>
+                    <w:rPr>
+                      <w:rFonts w:ascii="Microsoft YaHei" w:hAnsi="Microsoft YaHei" w:eastAsia="Microsoft YaHei" w:cs="Microsoft YaHei"/>
+                      <w:color w:val="555555"/>
+                      <w:sz w:val="19"/>
+                      <w:szCs w:val="19"/>
+                      <w:lang w:val="zh-CN" w:eastAsia="zh-CN"/>
+                    </w:rPr>
+                    <w:t xml:space="preserve">构建“会话记录+实时响应+转人工引导”</w:t>
+                  </w:r>
+                  <w:r>
+                    <w:rPr>
+                      <w:rFonts w:ascii="Microsoft YaHei" w:hAnsi="Microsoft YaHei" w:eastAsia="Microsoft YaHei" w:cs="Microsoft YaHei"/>
+                      <w:b/>
+                      <w:bCs/>
+                      <w:color w:val="555555"/>
+                      <w:sz w:val="19"/>
+                      <w:szCs w:val="19"/>
+                      <w:lang w:val="zh-CN" w:eastAsia="zh-CN"/>
+                    </w:rPr>
+                    <w:t xml:space="preserve">三栏式界面</w:t>
+                  </w:r>
+                  <w:r>
+                    <w:rPr>
+                      <w:rFonts w:ascii="Microsoft YaHei" w:hAnsi="Microsoft YaHei" w:eastAsia="Microsoft YaHei" w:cs="Microsoft YaHei"/>
+                      <w:color w:val="555555"/>
+                      <w:sz w:val="19"/>
+                      <w:szCs w:val="19"/>
+                      <w:lang w:val="zh-CN" w:eastAsia="zh-CN"/>
+                    </w:rPr>
+                    <w:t xml:space="preserve">，设置用户满意度反馈、标注打分与人工接入机制</w:t>
+                  </w:r>
+                </w:p>
+              </w:txbxContent>
+            </v:textbox>
+            <w10:wrap type="none"/>
+          </v:shape>
+        </w:pict>
       </w:r>
       <w:r>
-        <w:rPr>
-          <w:rFonts w:ascii="Arial" w:hAnsi="Arial" w:eastAsia="Microsoft YaHei" w:cs="Arial"/>
-          <w:b w:val="0"/>
-          <w:color w:val="555555"/>
-          <w:sz w:val="18"/>
-          <w:lang w:val="en-US" w:eastAsia="zh-CN"/>
-        </w:rPr>
-        <w:t>形成训练语料。</w:t>
-      </w:r>
-    </w:p>
-    <w:p>
-      <w:pPr>
-        <w:keepNext w:val="0"/>
-        <w:keepLines/>
-        <w:widowControl w:val="0"/>
-        <w:spacing w:before="0" w:after="0" w:lineRule="exact" w:line="224"/>
-        <w:ind w:left="45" w:right="23"/>
-        <w:jc w:val="left"/>
-      </w:pPr>
-      <w:r>
-        <w:rPr>
-          <w:rFonts w:ascii="Arial" w:hAnsi="Arial" w:eastAsia="Microsoft YaHei" w:cs="Arial"/>
-          <w:b/>
-          <w:color w:val="333333"/>
-          <w:sz w:val="18"/>
-          <w:lang w:val="en-US" w:eastAsia="zh-CN"/>
-        </w:rPr>
-        <w:t>2.知识库构建与系统设计:</w:t>
+        <w:pict>
+          <v:shape id="ResumeText37" o:spid="_x0000_s1137" type="#_x0000_t202" style="position:absolute;margin-left:56.789pt;margin-top:514.969pt;width:523.422pt;height:16.383pt;z-index:1037;visibility:visible;mso-wrap-style:none;mso-position-horizontal-relative:page;mso-position-vertical-relative:page" stroked="f" filled="f" o:allowincell="f">
+            <v:textbox inset="0,0,0,0">
+              <w:txbxContent>
+                <w:p>
+                  <w:pPr>
+                    <w:spacing w:before="0" w:after="0" w:line="292" w:lineRule="exact"/>
+                    <w:widowControl w:val="0"/>
+                    <w:autoSpaceDE w:val="0"/>
+                    <w:autoSpaceDN w:val="0"/>
+                    <w:adjustRightInd w:val="0"/>
+                    <w:snapToGrid w:val="0"/>
+                  </w:pPr>
+                  <w:r>
+                    <w:rPr>
+                      <w:rFonts w:ascii="Microsoft YaHei" w:hAnsi="Microsoft YaHei" w:eastAsia="Microsoft YaHei" w:cs="Microsoft YaHei"/>
+                      <w:b/>
+                      <w:bCs/>
+                      <w:color w:val="555555"/>
+                      <w:sz w:val="22"/>
+                      <w:szCs w:val="22"/>
+                      <w:lang w:val="zh-CN" w:eastAsia="zh-CN"/>
+                    </w:rPr>
+                    <w:t xml:space="preserve">三、项目结果:</w:t>
+                  </w:r>
+                  <w:r>
+                    <w:rPr>
+                      <w:rFonts w:ascii="Microsoft YaHei" w:hAnsi="Microsoft YaHei" w:eastAsia="Microsoft YaHei" w:cs="Microsoft YaHei"/>
+                      <w:color w:val="555555"/>
+                      <w:sz w:val="19"/>
+                      <w:szCs w:val="19"/>
+                      <w:lang w:val="zh-CN" w:eastAsia="zh-CN"/>
+                    </w:rPr>
+                    <w:t xml:space="preserve">客服响应准确率</w:t>
+                  </w:r>
+                  <w:r>
+                    <w:rPr>
+                      <w:rFonts w:ascii="Microsoft YaHei" w:hAnsi="Microsoft YaHei" w:eastAsia="Microsoft YaHei" w:cs="Microsoft YaHei"/>
+                      <w:b/>
+                      <w:bCs/>
+                      <w:color w:val="555555"/>
+                      <w:sz w:val="19"/>
+                      <w:szCs w:val="19"/>
+                      <w:lang w:val="zh-CN" w:eastAsia="zh-CN"/>
+                    </w:rPr>
+                    <w:t xml:space="preserve">提升至91%</w:t>
+                  </w:r>
+                  <w:r>
+                    <w:rPr>
+                      <w:rFonts w:ascii="Microsoft YaHei" w:hAnsi="Microsoft YaHei" w:eastAsia="Microsoft YaHei" w:cs="Microsoft YaHei"/>
+                      <w:color w:val="555555"/>
+                      <w:sz w:val="19"/>
+                      <w:szCs w:val="19"/>
+                      <w:lang w:val="zh-CN" w:eastAsia="zh-CN"/>
+                    </w:rPr>
+                    <w:t xml:space="preserve">，转人工率</w:t>
+                  </w:r>
+                  <w:r>
+                    <w:rPr>
+                      <w:rFonts w:ascii="Microsoft YaHei" w:hAnsi="Microsoft YaHei" w:eastAsia="Microsoft YaHei" w:cs="Microsoft YaHei"/>
+                      <w:b/>
+                      <w:bCs/>
+                      <w:color w:val="555555"/>
+                      <w:sz w:val="19"/>
+                      <w:szCs w:val="19"/>
+                      <w:lang w:val="zh-CN" w:eastAsia="zh-CN"/>
+                    </w:rPr>
+                    <w:t xml:space="preserve">下降25%</w:t>
+                  </w:r>
+                  <w:r>
+                    <w:rPr>
+                      <w:rFonts w:ascii="Microsoft YaHei" w:hAnsi="Microsoft YaHei" w:eastAsia="Microsoft YaHei" w:cs="Microsoft YaHei"/>
+                      <w:color w:val="555555"/>
+                      <w:sz w:val="19"/>
+                      <w:szCs w:val="19"/>
+                      <w:lang w:val="zh-CN" w:eastAsia="zh-CN"/>
+                    </w:rPr>
+                    <w:t xml:space="preserve">;覆盖用户问题类型</w:t>
+                  </w:r>
+                  <w:r>
+                    <w:rPr>
+                      <w:rFonts w:ascii="Microsoft YaHei" w:hAnsi="Microsoft YaHei" w:eastAsia="Microsoft YaHei" w:cs="Microsoft YaHei"/>
+                      <w:b/>
+                      <w:bCs/>
+                      <w:color w:val="555555"/>
+                      <w:sz w:val="19"/>
+                      <w:szCs w:val="19"/>
+                      <w:lang w:val="zh-CN" w:eastAsia="zh-CN"/>
+                    </w:rPr>
+                    <w:t xml:space="preserve">超90%</w:t>
+                  </w:r>
+                  <w:r>
+                    <w:rPr>
+                      <w:rFonts w:ascii="Microsoft YaHei" w:hAnsi="Microsoft YaHei" w:eastAsia="Microsoft YaHei" w:cs="Microsoft YaHei"/>
+                      <w:color w:val="555555"/>
+                      <w:sz w:val="19"/>
+                      <w:szCs w:val="19"/>
+                      <w:lang w:val="zh-CN" w:eastAsia="zh-CN"/>
+                    </w:rPr>
+                    <w:t xml:space="preserve">，售后咨询自动化替代率</w:t>
+                  </w:r>
+                  <w:r>
+                    <w:rPr>
+                      <w:rFonts w:ascii="Microsoft YaHei" w:hAnsi="Microsoft YaHei" w:eastAsia="Microsoft YaHei" w:cs="Microsoft YaHei"/>
+                      <w:b/>
+                      <w:bCs/>
+                      <w:color w:val="555555"/>
+                      <w:sz w:val="19"/>
+                      <w:szCs w:val="19"/>
+                      <w:lang w:val="zh-CN" w:eastAsia="zh-CN"/>
+                    </w:rPr>
+                    <w:t xml:space="preserve">达25%</w:t>
+                  </w:r>
+                </w:p>
+              </w:txbxContent>
+            </v:textbox>
+            <w10:wrap type="none"/>
+          </v:shape>
+        </w:pict>
       </w:r>
       <w:r>
-        <w:rPr>
-          <w:rFonts w:ascii="Arial" w:hAnsi="Arial" w:eastAsia="Microsoft YaHei" w:cs="Arial"/>
-          <w:b w:val="0"/>
-          <w:color w:val="555555"/>
-          <w:sz w:val="18"/>
-          <w:lang w:val="en-US" w:eastAsia="zh-CN"/>
-        </w:rPr>
-        <w:t>采用RAG框架对接售后政策与商品信息，实现“FAQ智能召回+商品知识匹配”的</w:t>
+        <w:pict>
+          <v:shape id="ResumeText38" o:spid="_x0000_s1138" type="#_x0000_t202" style="position:absolute;margin-left:48.902pt;margin-top:541.374pt;width:63.840pt;height:17.125pt;z-index:1038;visibility:visible;mso-wrap-style:none;mso-position-horizontal-relative:page;mso-position-vertical-relative:page" stroked="f" filled="f" o:allowincell="f">
+            <v:textbox inset="0,0,0,0">
+              <w:txbxContent>
+                <w:p>
+                  <w:pPr>
+                    <w:spacing w:before="0" w:after="0" w:line="307" w:lineRule="exact"/>
+                    <w:widowControl w:val="0"/>
+                    <w:autoSpaceDE w:val="0"/>
+                    <w:autoSpaceDN w:val="0"/>
+                    <w:adjustRightInd w:val="0"/>
+                    <w:snapToGrid w:val="0"/>
+                  </w:pPr>
+                  <w:r>
+                    <w:rPr>
+                      <w:rFonts w:ascii="Microsoft YaHei" w:hAnsi="Microsoft YaHei" w:eastAsia="Microsoft YaHei" w:cs="Microsoft YaHei"/>
+                      <w:color w:val="FFFFFF"/>
+                      <w:sz w:val="23"/>
+                      <w:szCs w:val="23"/>
+                      <w:lang w:val="zh-CN" w:eastAsia="zh-CN"/>
+                    </w:rPr>
+                    <w:t xml:space="preserve">项目经历</w:t>
+                  </w:r>
+                </w:p>
+              </w:txbxContent>
+            </v:textbox>
+            <w10:wrap type="none"/>
+          </v:shape>
+        </w:pict>
       </w:r>
       <w:r>
-        <w:rPr>
-          <w:rFonts w:ascii="Arial" w:hAnsi="Arial" w:eastAsia="Microsoft YaHei" w:cs="Arial"/>
-          <w:b/>
-          <w:color w:val="333333"/>
-          <w:sz w:val="18"/>
-          <w:lang w:val="en-US" w:eastAsia="zh-CN"/>
-        </w:rPr>
-        <w:t>问答引擎</w:t>
+        <w:pict>
+          <v:shape id="ResumeText39" o:spid="_x0000_s1139" type="#_x0000_t202" style="position:absolute;margin-left:56.789pt;margin-top:569.890pt;width:202.217pt;height:15.235pt;z-index:1039;visibility:visible;mso-wrap-style:none;mso-position-horizontal-relative:page;mso-position-vertical-relative:page" stroked="f" filled="f" o:allowincell="f">
+            <v:textbox inset="0,0,0,0">
+              <w:txbxContent>
+                <w:p>
+                  <w:pPr>
+                    <w:spacing w:before="0" w:after="0" w:line="269" w:lineRule="exact"/>
+                    <w:widowControl w:val="0"/>
+                    <w:autoSpaceDE w:val="0"/>
+                    <w:autoSpaceDN w:val="0"/>
+                    <w:adjustRightInd w:val="0"/>
+                    <w:snapToGrid w:val="0"/>
+                  </w:pPr>
+                  <w:r>
+                    <w:rPr>
+                      <w:rFonts w:ascii="Microsoft YaHei" w:hAnsi="Microsoft YaHei" w:eastAsia="Microsoft YaHei" w:cs="Microsoft YaHei"/>
+                      <w:b/>
+                      <w:bCs/>
+                      <w:color w:val="333333"/>
+                      <w:sz w:val="20"/>
+                      <w:szCs w:val="20"/>
+                      <w:lang w:val="zh-CN" w:eastAsia="zh-CN"/>
+                    </w:rPr>
+                    <w:t xml:space="preserve">BOSS 直聘 Windows 桌面端自动化Skill</w:t>
+                  </w:r>
+                </w:p>
+              </w:txbxContent>
+            </v:textbox>
+            <w10:wrap type="none"/>
+          </v:shape>
+        </w:pict>
       </w:r>
       <w:r>
-        <w:rPr>
-          <w:rFonts w:ascii="Arial" w:hAnsi="Arial" w:eastAsia="Microsoft YaHei" w:cs="Arial"/>
-          <w:b w:val="0"/>
-          <w:color w:val="555555"/>
-          <w:sz w:val="18"/>
-          <w:lang w:val="en-US" w:eastAsia="zh-CN"/>
-        </w:rPr>
-        <w:t>。</w:t>
-      </w:r>
-    </w:p>
-    <w:p>
-      <w:pPr>
-        <w:keepNext w:val="0"/>
-        <w:keepLines/>
-        <w:widowControl w:val="0"/>
-        <w:spacing w:before="0" w:after="0" w:lineRule="exact" w:line="224"/>
-        <w:ind w:left="45" w:right="23"/>
-        <w:jc w:val="left"/>
-      </w:pPr>
-      <w:r>
-        <w:rPr>
-          <w:rFonts w:ascii="Arial" w:hAnsi="Arial" w:eastAsia="Microsoft YaHei" w:cs="Arial"/>
-          <w:b/>
-          <w:color w:val="333333"/>
-          <w:sz w:val="18"/>
-          <w:lang w:val="en-US" w:eastAsia="zh-CN"/>
-        </w:rPr>
-        <w:t>3.转人工机制:</w:t>
+        <w:pict>
+          <v:shape id="ResumeText40" o:spid="_x0000_s1140" type="#_x0000_t202" style="position:absolute;margin-left:56.789pt;margin-top:588.469pt;width:509.309pt;height:16.383pt;z-index:1040;visibility:visible;mso-wrap-style:none;mso-position-horizontal-relative:page;mso-position-vertical-relative:page" stroked="f" filled="f" o:allowincell="f">
+            <v:textbox inset="0,0,0,0">
+              <w:txbxContent>
+                <w:p>
+                  <w:pPr>
+                    <w:spacing w:before="0" w:after="0" w:line="292" w:lineRule="exact"/>
+                    <w:widowControl w:val="0"/>
+                    <w:autoSpaceDE w:val="0"/>
+                    <w:autoSpaceDN w:val="0"/>
+                    <w:adjustRightInd w:val="0"/>
+                    <w:snapToGrid w:val="0"/>
+                  </w:pPr>
+                  <w:r>
+                    <w:rPr>
+                      <w:rFonts w:ascii="Microsoft YaHei" w:hAnsi="Microsoft YaHei" w:eastAsia="Microsoft YaHei" w:cs="Microsoft YaHei"/>
+                      <w:b/>
+                      <w:bCs/>
+                      <w:color w:val="555555"/>
+                      <w:sz w:val="19"/>
+                      <w:szCs w:val="19"/>
+                      <w:lang w:val="zh-CN" w:eastAsia="zh-CN"/>
+                    </w:rPr>
+                    <w:t xml:space="preserve">一、</w:t>
+                  </w:r>
+                  <w:r>
+                    <w:rPr>
+                      <w:rFonts w:ascii="Microsoft YaHei" w:hAnsi="Microsoft YaHei" w:eastAsia="Microsoft YaHei" w:cs="Microsoft YaHei"/>
+                      <w:b/>
+                      <w:bCs/>
+                      <w:color w:val="555555"/>
+                      <w:sz w:val="22"/>
+                      <w:szCs w:val="22"/>
+                      <w:lang w:val="zh-CN" w:eastAsia="zh-CN"/>
+                    </w:rPr>
+                    <w:t xml:space="preserve">项目背景：</w:t>
+                  </w:r>
+                  <w:r>
+                    <w:rPr>
+                      <w:rFonts w:ascii="Microsoft YaHei" w:hAnsi="Microsoft YaHei" w:eastAsia="Microsoft YaHei" w:cs="Microsoft YaHei"/>
+                      <w:color w:val="555555"/>
+                      <w:sz w:val="19"/>
+                      <w:szCs w:val="19"/>
+                      <w:lang w:val="zh-CN" w:eastAsia="zh-CN"/>
+                    </w:rPr>
+                    <w:t xml:space="preserve">BOSS 直聘桌面端的岗位发布、候选人筛选、消息沟通和简历收取分散在多个页面，</w:t>
+                  </w:r>
+                  <w:r>
+                    <w:rPr>
+                      <w:rFonts w:ascii="Microsoft YaHei" w:hAnsi="Microsoft YaHei" w:eastAsia="Microsoft YaHei" w:cs="Microsoft YaHei"/>
+                      <w:b/>
+                      <w:bCs/>
+                      <w:color w:val="555555"/>
+                      <w:sz w:val="19"/>
+                      <w:szCs w:val="19"/>
+                      <w:lang w:val="zh-CN" w:eastAsia="zh-CN"/>
+                    </w:rPr>
+                    <w:t xml:space="preserve">存在大量重复操作</w:t>
+                  </w:r>
+                </w:p>
+              </w:txbxContent>
+            </v:textbox>
+            <w10:wrap type="none"/>
+          </v:shape>
+        </w:pict>
       </w:r>
       <w:r>
-        <w:rPr>
-          <w:rFonts w:ascii="Arial" w:hAnsi="Arial" w:eastAsia="Microsoft YaHei" w:cs="Arial"/>
-          <w:b w:val="0"/>
-          <w:color w:val="555555"/>
-          <w:sz w:val="18"/>
-          <w:lang w:val="en-US" w:eastAsia="zh-CN"/>
-        </w:rPr>
-        <w:t>构建“会话记录+实时响应+转人工引导”</w:t>
+        <w:pict>
+          <v:shape id="ResumeText41" o:spid="_x0000_s1141" type="#_x0000_t202" style="position:absolute;margin-left:56.789pt;margin-top:604.969pt;width:528.587pt;height:16.383pt;z-index:1041;visibility:visible;mso-wrap-style:none;mso-position-horizontal-relative:page;mso-position-vertical-relative:page" stroked="f" filled="f" o:allowincell="f">
+            <v:textbox inset="0,0,0,0">
+              <w:txbxContent>
+                <w:p>
+                  <w:pPr>
+                    <w:spacing w:before="0" w:after="0" w:line="292" w:lineRule="exact"/>
+                    <w:widowControl w:val="0"/>
+                    <w:autoSpaceDE w:val="0"/>
+                    <w:autoSpaceDN w:val="0"/>
+                    <w:adjustRightInd w:val="0"/>
+                    <w:snapToGrid w:val="0"/>
+                  </w:pPr>
+                  <w:r>
+                    <w:rPr>
+                      <w:rFonts w:ascii="Microsoft YaHei" w:hAnsi="Microsoft YaHei" w:eastAsia="Microsoft YaHei" w:cs="Microsoft YaHei"/>
+                      <w:b/>
+                      <w:bCs/>
+                      <w:color w:val="555555"/>
+                      <w:sz w:val="19"/>
+                      <w:szCs w:val="19"/>
+                      <w:lang w:val="zh-CN" w:eastAsia="zh-CN"/>
+                    </w:rPr>
+                    <w:t xml:space="preserve">二、</w:t>
+                  </w:r>
+                  <w:r>
+                    <w:rPr>
+                      <w:rFonts w:ascii="Microsoft YaHei" w:hAnsi="Microsoft YaHei" w:eastAsia="Microsoft YaHei" w:cs="Microsoft YaHei"/>
+                      <w:b/>
+                      <w:bCs/>
+                      <w:color w:val="555555"/>
+                      <w:sz w:val="22"/>
+                      <w:szCs w:val="22"/>
+                      <w:lang w:val="zh-CN" w:eastAsia="zh-CN"/>
+                    </w:rPr>
+                    <w:t xml:space="preserve">项目执行：</w:t>
+                  </w:r>
+                  <w:r>
+                    <w:rPr>
+                      <w:rFonts w:ascii="Microsoft YaHei" w:hAnsi="Microsoft YaHei" w:eastAsia="Microsoft YaHei" w:cs="Microsoft YaHei"/>
+                      <w:color w:val="555555"/>
+                      <w:sz w:val="19"/>
+                      <w:szCs w:val="19"/>
+                      <w:lang w:val="zh-CN" w:eastAsia="zh-CN"/>
+                    </w:rPr>
+                    <w:t xml:space="preserve">基于 </w:t>
+                  </w:r>
+                  <w:r>
+                    <w:rPr>
+                      <w:rFonts w:ascii="Microsoft YaHei" w:hAnsi="Microsoft YaHei" w:eastAsia="Microsoft YaHei" w:cs="Microsoft YaHei"/>
+                      <w:b/>
+                      <w:bCs/>
+                      <w:color w:val="555555"/>
+                      <w:sz w:val="19"/>
+                      <w:szCs w:val="19"/>
+                      <w:lang w:val="zh-CN" w:eastAsia="zh-CN"/>
+                    </w:rPr>
+                    <w:t xml:space="preserve">Python、pywinauto 和 Windows UIA</w:t>
+                  </w:r>
+                  <w:r>
+                    <w:rPr>
+                      <w:rFonts w:ascii="Microsoft YaHei" w:hAnsi="Microsoft YaHei" w:eastAsia="Microsoft YaHei" w:cs="Microsoft YaHei"/>
+                      <w:color w:val="555555"/>
+                      <w:sz w:val="19"/>
+                      <w:szCs w:val="19"/>
+                      <w:lang w:val="zh-CN" w:eastAsia="zh-CN"/>
+                    </w:rPr>
+                    <w:t xml:space="preserve"> 实现桌面端语义化自动化：支持实习、社招、校招和兼职岗</w:t>
+                  </w:r>
+                </w:p>
+              </w:txbxContent>
+            </v:textbox>
+            <w10:wrap type="none"/>
+          </v:shape>
+        </w:pict>
       </w:r>
       <w:r>
-        <w:rPr>
-          <w:rFonts w:ascii="Arial" w:hAnsi="Arial" w:eastAsia="Microsoft YaHei" w:cs="Arial"/>
-          <w:b/>
-          <w:color w:val="333333"/>
-          <w:sz w:val="18"/>
-          <w:lang w:val="en-US" w:eastAsia="zh-CN"/>
-        </w:rPr>
-        <w:t>三栏式界面</w:t>
+        <w:pict>
+          <v:shape id="ResumeText42" o:spid="_x0000_s1142" type="#_x0000_t202" style="position:absolute;margin-left:56.789pt;margin-top:622.394pt;width:527.992pt;height:14.294pt;z-index:1042;visibility:visible;mso-wrap-style:none;mso-position-horizontal-relative:page;mso-position-vertical-relative:page" stroked="f" filled="f" o:allowincell="f">
+            <v:textbox inset="0,0,0,0">
+              <w:txbxContent>
+                <w:p>
+                  <w:pPr>
+                    <w:spacing w:before="0" w:after="0" w:line="250" w:lineRule="exact"/>
+                    <w:widowControl w:val="0"/>
+                    <w:autoSpaceDE w:val="0"/>
+                    <w:autoSpaceDN w:val="0"/>
+                    <w:adjustRightInd w:val="0"/>
+                    <w:snapToGrid w:val="0"/>
+                  </w:pPr>
+                  <w:r>
+                    <w:rPr>
+                      <w:rFonts w:ascii="Microsoft YaHei" w:hAnsi="Microsoft YaHei" w:eastAsia="Microsoft YaHei" w:cs="Microsoft YaHei"/>
+                      <w:color w:val="555555"/>
+                      <w:sz w:val="19"/>
+                      <w:szCs w:val="19"/>
+                      <w:lang w:val="zh-CN" w:eastAsia="zh-CN"/>
+                    </w:rPr>
+                    <w:t xml:space="preserve">位发布，基于 JD 对候选人进行证据化初评；支持批量打招呼、文档依据回复、批量及定向消息，以及平台或普通消息索要简</w:t>
+                  </w:r>
+                </w:p>
+              </w:txbxContent>
+            </v:textbox>
+            <w10:wrap type="none"/>
+          </v:shape>
+        </w:pict>
       </w:r>
       <w:r>
-        <w:rPr>
-          <w:rFonts w:ascii="Arial" w:hAnsi="Arial" w:eastAsia="Microsoft YaHei" w:cs="Arial"/>
-          <w:b w:val="0"/>
-          <w:color w:val="555555"/>
-          <w:sz w:val="18"/>
-          <w:lang w:val="en-US" w:eastAsia="zh-CN"/>
-        </w:rPr>
-        <w:t>，设置用户满意度反馈、标注打分与人工接入机制</w:t>
-      </w:r>
-    </w:p>
-    <w:p>
-      <w:pPr>
-        <w:keepNext/>
-        <w:keepLines/>
-        <w:widowControl w:val="0"/>
-        <w:spacing w:before="15" w:after="30" w:lineRule="exact" w:line="230"/>
-        <w:ind w:left="45" w:right="23"/>
-        <w:jc w:val="left"/>
-      </w:pPr>
-      <w:r>
-        <w:rPr>
-          <w:rFonts w:ascii="Arial" w:hAnsi="Arial" w:eastAsia="Microsoft YaHei" w:cs="Arial"/>
-          <w:b/>
-          <w:color w:val="333333"/>
-          <w:sz w:val="18"/>
-          <w:lang w:val="en-US" w:eastAsia="zh-CN"/>
-        </w:rPr>
-        <w:t>三、项目结果:</w:t>
+        <w:pict>
+          <v:shape id="ResumeText43" o:spid="_x0000_s1143" type="#_x0000_t202" style="position:absolute;margin-left:56.789pt;margin-top:638.144pt;width:183.942pt;height:14.294pt;z-index:1043;visibility:visible;mso-wrap-style:none;mso-position-horizontal-relative:page;mso-position-vertical-relative:page" stroked="f" filled="f" o:allowincell="f">
+            <v:textbox inset="0,0,0,0">
+              <w:txbxContent>
+                <w:p>
+                  <w:pPr>
+                    <w:spacing w:before="0" w:after="0" w:line="250" w:lineRule="exact"/>
+                    <w:widowControl w:val="0"/>
+                    <w:autoSpaceDE w:val="0"/>
+                    <w:autoSpaceDN w:val="0"/>
+                    <w:adjustRightInd w:val="0"/>
+                    <w:snapToGrid w:val="0"/>
+                  </w:pPr>
+                  <w:r>
+                    <w:rPr>
+                      <w:rFonts w:ascii="Microsoft YaHei" w:hAnsi="Microsoft YaHei" w:eastAsia="Microsoft YaHei" w:cs="Microsoft YaHei"/>
+                      <w:color w:val="555555"/>
+                      <w:sz w:val="19"/>
+                      <w:szCs w:val="19"/>
+                      <w:lang w:val="zh-CN" w:eastAsia="zh-CN"/>
+                    </w:rPr>
+                    <w:t xml:space="preserve">历、附件确认和 PDF/DOCX 下载校验。</w:t>
+                  </w:r>
+                </w:p>
+              </w:txbxContent>
+            </v:textbox>
+            <w10:wrap type="none"/>
+          </v:shape>
+        </w:pict>
       </w:r>
       <w:r>
-        <w:rPr>
-          <w:rFonts w:ascii="Arial" w:hAnsi="Arial" w:eastAsia="Microsoft YaHei" w:cs="Arial"/>
-          <w:b w:val="0"/>
-          <w:color w:val="555555"/>
-          <w:sz w:val="18"/>
-          <w:lang w:val="en-US" w:eastAsia="zh-CN"/>
-        </w:rPr>
-        <w:t>客服响应准确率</w:t>
+        <w:pict>
+          <v:shape id="ResumeText44" o:spid="_x0000_s1144" type="#_x0000_t202" style="position:absolute;margin-left:56.789pt;margin-top:652.969pt;width:524.385pt;height:16.383pt;z-index:1044;visibility:visible;mso-wrap-style:none;mso-position-horizontal-relative:page;mso-position-vertical-relative:page" stroked="f" filled="f" o:allowincell="f">
+            <v:textbox inset="0,0,0,0">
+              <w:txbxContent>
+                <w:p>
+                  <w:pPr>
+                    <w:spacing w:before="0" w:after="0" w:line="292" w:lineRule="exact"/>
+                    <w:widowControl w:val="0"/>
+                    <w:autoSpaceDE w:val="0"/>
+                    <w:autoSpaceDN w:val="0"/>
+                    <w:adjustRightInd w:val="0"/>
+                    <w:snapToGrid w:val="0"/>
+                  </w:pPr>
+                  <w:r>
+                    <w:rPr>
+                      <w:rFonts w:ascii="Microsoft YaHei" w:hAnsi="Microsoft YaHei" w:eastAsia="Microsoft YaHei" w:cs="Microsoft YaHei"/>
+                      <w:b/>
+                      <w:bCs/>
+                      <w:color w:val="555555"/>
+                      <w:sz w:val="22"/>
+                      <w:szCs w:val="22"/>
+                      <w:lang w:val="zh-CN" w:eastAsia="zh-CN"/>
+                    </w:rPr>
+                    <w:t xml:space="preserve">三、项目结果：</w:t>
+                  </w:r>
+                  <w:r>
+                    <w:rPr>
+                      <w:rFonts w:ascii="Microsoft YaHei" w:hAnsi="Microsoft YaHei" w:eastAsia="Microsoft YaHei" w:cs="Microsoft YaHei"/>
+                      <w:color w:val="555555"/>
+                      <w:sz w:val="19"/>
+                      <w:szCs w:val="19"/>
+                      <w:lang w:val="zh-CN" w:eastAsia="zh-CN"/>
+                    </w:rPr>
+                    <w:t xml:space="preserve">完成并</w:t>
+                  </w:r>
+                  <w:r>
+                    <w:rPr>
+                      <w:rFonts w:ascii="Microsoft YaHei" w:hAnsi="Microsoft YaHei" w:eastAsia="Microsoft YaHei" w:cs="Microsoft YaHei"/>
+                      <w:b/>
+                      <w:bCs/>
+                      <w:color w:val="555555"/>
+                      <w:sz w:val="19"/>
+                      <w:szCs w:val="19"/>
+                      <w:lang w:val="zh-CN" w:eastAsia="zh-CN"/>
+                    </w:rPr>
+                    <w:t xml:space="preserve">开源 </w:t>
+                  </w:r>
+                  <w:r>
+                    <w:rPr>
+                      <w:rFonts w:ascii="Microsoft YaHei" w:hAnsi="Microsoft YaHei" w:eastAsia="Microsoft YaHei" w:cs="Microsoft YaHei"/>
+                      <w:color w:val="555555"/>
+                      <w:sz w:val="19"/>
+                      <w:szCs w:val="19"/>
+                      <w:lang w:val="zh-CN" w:eastAsia="zh-CN"/>
+                    </w:rPr>
+                    <w:t xml:space="preserve">4 个可组合的招聘自动化 Skill，形成“岗位发布 → 候选人初筛 → 候选人沟通 → 简历收取”</w:t>
+                  </w:r>
+                </w:p>
+              </w:txbxContent>
+            </v:textbox>
+            <w10:wrap type="none"/>
+          </v:shape>
+        </w:pict>
       </w:r>
       <w:r>
-        <w:rPr>
-          <w:rFonts w:ascii="Arial" w:hAnsi="Arial" w:eastAsia="Microsoft YaHei" w:cs="Arial"/>
-          <w:b/>
-          <w:color w:val="333333"/>
-          <w:sz w:val="18"/>
-          <w:lang w:val="en-US" w:eastAsia="zh-CN"/>
-        </w:rPr>
-        <w:t>提升至91%</w:t>
+        <w:pict>
+          <v:shape id="ResumeText45" o:spid="_x0000_s1145" type="#_x0000_t202" style="position:absolute;margin-left:56.789pt;margin-top:670.394pt;width:194.990pt;height:14.294pt;z-index:1045;visibility:visible;mso-wrap-style:none;mso-position-horizontal-relative:page;mso-position-vertical-relative:page" stroked="f" filled="f" o:allowincell="f">
+            <v:textbox inset="0,0,0,0">
+              <w:txbxContent>
+                <w:p>
+                  <w:pPr>
+                    <w:spacing w:before="0" w:after="0" w:line="250" w:lineRule="exact"/>
+                    <w:widowControl w:val="0"/>
+                    <w:autoSpaceDE w:val="0"/>
+                    <w:autoSpaceDN w:val="0"/>
+                    <w:adjustRightInd w:val="0"/>
+                    <w:snapToGrid w:val="0"/>
+                  </w:pPr>
+                  <w:r>
+                    <w:rPr>
+                      <w:rFonts w:ascii="Microsoft YaHei" w:hAnsi="Microsoft YaHei" w:eastAsia="Microsoft YaHei" w:cs="Microsoft YaHei"/>
+                      <w:color w:val="555555"/>
+                      <w:sz w:val="19"/>
+                      <w:szCs w:val="19"/>
+                      <w:lang w:val="zh-CN" w:eastAsia="zh-CN"/>
+                    </w:rPr>
+                    <w:t xml:space="preserve">的标准化流程；并提供相关</w:t>
+                  </w:r>
+                  <w:r>
+                    <w:rPr>
+                      <w:rFonts w:ascii="Microsoft YaHei" w:hAnsi="Microsoft YaHei" w:eastAsia="Microsoft YaHei" w:cs="Microsoft YaHei"/>
+                      <w:b/>
+                      <w:bCs/>
+                      <w:color w:val="555555"/>
+                      <w:sz w:val="19"/>
+                      <w:szCs w:val="19"/>
+                      <w:lang w:val="zh-CN" w:eastAsia="zh-CN"/>
+                    </w:rPr>
+                    <w:t xml:space="preserve">真实执行的示例</w:t>
+                  </w:r>
+                </w:p>
+              </w:txbxContent>
+            </v:textbox>
+            <w10:wrap type="none"/>
+          </v:shape>
+        </w:pict>
       </w:r>
       <w:r>
-        <w:rPr>
-          <w:rFonts w:ascii="Arial" w:hAnsi="Arial" w:eastAsia="Microsoft YaHei" w:cs="Arial"/>
-          <w:b w:val="0"/>
-          <w:color w:val="555555"/>
-          <w:sz w:val="18"/>
-          <w:lang w:val="en-US" w:eastAsia="zh-CN"/>
-        </w:rPr>
-        <w:t>，转人工率</w:t>
+        <w:pict>
+          <v:shape id="ResumeText46" o:spid="_x0000_s1146" type="#_x0000_t202" style="position:absolute;margin-left:48.902pt;margin-top:695.124pt;width:63.840pt;height:17.125pt;z-index:1046;visibility:visible;mso-wrap-style:none;mso-position-horizontal-relative:page;mso-position-vertical-relative:page" stroked="f" filled="f" o:allowincell="f">
+            <v:textbox inset="0,0,0,0">
+              <w:txbxContent>
+                <w:p>
+                  <w:pPr>
+                    <w:spacing w:before="0" w:after="0" w:line="307" w:lineRule="exact"/>
+                    <w:widowControl w:val="0"/>
+                    <w:autoSpaceDE w:val="0"/>
+                    <w:autoSpaceDN w:val="0"/>
+                    <w:adjustRightInd w:val="0"/>
+                    <w:snapToGrid w:val="0"/>
+                  </w:pPr>
+                  <w:r>
+                    <w:rPr>
+                      <w:rFonts w:ascii="Microsoft YaHei" w:hAnsi="Microsoft YaHei" w:eastAsia="Microsoft YaHei" w:cs="Microsoft YaHei"/>
+                      <w:color w:val="FFFFFF"/>
+                      <w:sz w:val="23"/>
+                      <w:szCs w:val="23"/>
+                      <w:lang w:val="zh-CN" w:eastAsia="zh-CN"/>
+                    </w:rPr>
+                    <w:t xml:space="preserve">教育背景</w:t>
+                  </w:r>
+                </w:p>
+              </w:txbxContent>
+            </v:textbox>
+            <w10:wrap type="none"/>
+          </v:shape>
+        </w:pict>
       </w:r>
       <w:r>
-        <w:rPr>
-          <w:rFonts w:ascii="Arial" w:hAnsi="Arial" w:eastAsia="Microsoft YaHei" w:cs="Arial"/>
-          <w:b/>
-          <w:color w:val="333333"/>
-          <w:sz w:val="18"/>
-          <w:lang w:val="en-US" w:eastAsia="zh-CN"/>
-        </w:rPr>
-        <w:t>下降25%</w:t>
+        <w:pict>
+          <v:shape id="ResumeText47" o:spid="_x0000_s1147" type="#_x0000_t202" style="position:absolute;margin-left:56.789pt;margin-top:723.640pt;width:110.622pt;height:15.235pt;z-index:1047;visibility:visible;mso-wrap-style:none;mso-position-horizontal-relative:page;mso-position-vertical-relative:page" stroked="f" filled="f" o:allowincell="f">
+            <v:textbox inset="0,0,0,0">
+              <w:txbxContent>
+                <w:p>
+                  <w:pPr>
+                    <w:spacing w:before="0" w:after="0" w:line="269" w:lineRule="exact"/>
+                    <w:widowControl w:val="0"/>
+                    <w:autoSpaceDE w:val="0"/>
+                    <w:autoSpaceDN w:val="0"/>
+                    <w:adjustRightInd w:val="0"/>
+                    <w:snapToGrid w:val="0"/>
+                  </w:pPr>
+                  <w:r>
+                    <w:rPr>
+                      <w:rFonts w:ascii="Microsoft YaHei" w:hAnsi="Microsoft YaHei" w:eastAsia="Microsoft YaHei" w:cs="Microsoft YaHei"/>
+                      <w:color w:val="333333"/>
+                      <w:sz w:val="20"/>
+                      <w:szCs w:val="20"/>
+                      <w:lang w:val="zh-CN" w:eastAsia="zh-CN"/>
+                    </w:rPr>
+                    <w:t xml:space="preserve">2023-09 ~ 2027-06</w:t>
+                  </w:r>
+                </w:p>
+              </w:txbxContent>
+            </v:textbox>
+            <w10:wrap type="none"/>
+          </v:shape>
+        </w:pict>
       </w:r>
       <w:r>
-        <w:rPr>
-          <w:rFonts w:ascii="Arial" w:hAnsi="Arial" w:eastAsia="Microsoft YaHei" w:cs="Arial"/>
-          <w:b w:val="0"/>
-          <w:color w:val="555555"/>
-          <w:sz w:val="18"/>
-          <w:lang w:val="en-US" w:eastAsia="zh-CN"/>
-        </w:rPr>
-        <w:t>;覆盖用户问题类型</w:t>
+        <w:pict>
+          <v:shape id="ResumeText48" o:spid="_x0000_s1148" type="#_x0000_t202" style="position:absolute;margin-left:207.281pt;margin-top:723.640pt;width:178.440pt;height:15.235pt;z-index:1048;visibility:visible;mso-wrap-style:none;mso-position-horizontal-relative:page;mso-position-vertical-relative:page" stroked="f" filled="f" o:allowincell="f">
+            <v:textbox inset="0,0,0,0">
+              <w:txbxContent>
+                <w:p>
+                  <w:pPr>
+                    <w:spacing w:before="0" w:after="0" w:line="269" w:lineRule="exact"/>
+                    <w:widowControl w:val="0"/>
+                    <w:autoSpaceDE w:val="0"/>
+                    <w:autoSpaceDN w:val="0"/>
+                    <w:adjustRightInd w:val="0"/>
+                    <w:snapToGrid w:val="0"/>
+                  </w:pPr>
+                  <w:r>
+                    <w:rPr>
+                      <w:rFonts w:ascii="Microsoft YaHei" w:hAnsi="Microsoft YaHei" w:eastAsia="Microsoft YaHei" w:cs="Microsoft YaHei"/>
+                      <w:b/>
+                      <w:bCs/>
+                      <w:color w:val="333333"/>
+                      <w:sz w:val="20"/>
+                      <w:szCs w:val="20"/>
+                      <w:lang w:val="zh-CN" w:eastAsia="zh-CN"/>
+                    </w:rPr>
+                    <w:t xml:space="preserve">上海立信会计金融学院（公办本科）</w:t>
+                  </w:r>
+                </w:p>
+              </w:txbxContent>
+            </v:textbox>
+            <w10:wrap type="none"/>
+          </v:shape>
+        </w:pict>
       </w:r>
       <w:r>
-        <w:rPr>
-          <w:rFonts w:ascii="Arial" w:hAnsi="Arial" w:eastAsia="Microsoft YaHei" w:cs="Arial"/>
-          <w:b/>
-          <w:color w:val="333333"/>
-          <w:sz w:val="18"/>
-          <w:lang w:val="en-US" w:eastAsia="zh-CN"/>
-        </w:rPr>
-        <w:t>超90%</w:t>
+        <w:pict>
+          <v:shape id="ResumeText49" o:spid="_x0000_s1149" type="#_x0000_t202" style="position:absolute;margin-left:501.891pt;margin-top:723.640pt;width:88.193pt;height:15.235pt;z-index:1049;visibility:visible;mso-wrap-style:none;mso-position-horizontal-relative:page;mso-position-vertical-relative:page" stroked="f" filled="f" o:allowincell="f">
+            <v:textbox inset="0,0,0,0">
+              <w:txbxContent>
+                <w:p>
+                  <w:pPr>
+                    <w:spacing w:before="0" w:after="0" w:line="269" w:lineRule="exact"/>
+                    <w:widowControl w:val="0"/>
+                    <w:autoSpaceDE w:val="0"/>
+                    <w:autoSpaceDN w:val="0"/>
+                    <w:adjustRightInd w:val="0"/>
+                    <w:snapToGrid w:val="0"/>
+                  </w:pPr>
+                  <w:r>
+                    <w:rPr>
+                      <w:rFonts w:ascii="Microsoft YaHei" w:hAnsi="Microsoft YaHei" w:eastAsia="Microsoft YaHei" w:cs="Microsoft YaHei"/>
+                      <w:b/>
+                      <w:bCs/>
+                      <w:color w:val="333333"/>
+                      <w:sz w:val="20"/>
+                      <w:szCs w:val="20"/>
+                      <w:lang w:val="zh-CN" w:eastAsia="zh-CN"/>
+                    </w:rPr>
+                    <w:t xml:space="preserve">智能科学与技术</w:t>
+                  </w:r>
+                </w:p>
+              </w:txbxContent>
+            </v:textbox>
+            <w10:wrap type="none"/>
+          </v:shape>
+        </w:pict>
       </w:r>
       <w:r>
-        <w:rPr>
-          <w:rFonts w:ascii="Arial" w:hAnsi="Arial" w:eastAsia="Microsoft YaHei" w:cs="Arial"/>
-          <w:b w:val="0"/>
-          <w:color w:val="555555"/>
-          <w:sz w:val="18"/>
-          <w:lang w:val="en-US" w:eastAsia="zh-CN"/>
-        </w:rPr>
-        <w:t>，售后咨询自动化替代率</w:t>
+        <w:pict>
+          <v:shape id="ResumeText50" o:spid="_x0000_s1150" type="#_x0000_t202" style="position:absolute;margin-left:48.902pt;margin-top:749.124pt;width:63.840pt;height:17.125pt;z-index:1050;visibility:visible;mso-wrap-style:none;mso-position-horizontal-relative:page;mso-position-vertical-relative:page" stroked="f" filled="f" o:allowincell="f">
+            <v:textbox inset="0,0,0,0">
+              <w:txbxContent>
+                <w:p>
+                  <w:pPr>
+                    <w:spacing w:before="0" w:after="0" w:line="307" w:lineRule="exact"/>
+                    <w:widowControl w:val="0"/>
+                    <w:autoSpaceDE w:val="0"/>
+                    <w:autoSpaceDN w:val="0"/>
+                    <w:adjustRightInd w:val="0"/>
+                    <w:snapToGrid w:val="0"/>
+                  </w:pPr>
+                  <w:r>
+                    <w:rPr>
+                      <w:rFonts w:ascii="Microsoft YaHei" w:hAnsi="Microsoft YaHei" w:eastAsia="Microsoft YaHei" w:cs="Microsoft YaHei"/>
+                      <w:color w:val="FFFFFF"/>
+                      <w:sz w:val="23"/>
+                      <w:szCs w:val="23"/>
+                      <w:lang w:val="zh-CN" w:eastAsia="zh-CN"/>
+                    </w:rPr>
+                    <w:t xml:space="preserve">技能特长</w:t>
+                  </w:r>
+                </w:p>
+              </w:txbxContent>
+            </v:textbox>
+            <w10:wrap type="none"/>
+          </v:shape>
+        </w:pict>
       </w:r>
       <w:r>
-        <w:rPr>
-          <w:rFonts w:ascii="Arial" w:hAnsi="Arial" w:eastAsia="Microsoft YaHei" w:cs="Arial"/>
-          <w:b/>
-          <w:color w:val="333333"/>
-          <w:sz w:val="18"/>
-          <w:lang w:val="en-US" w:eastAsia="zh-CN"/>
-        </w:rPr>
-        <w:t>达25%</w:t>
-      </w:r>
-    </w:p>
-    <w:tbl>
-      <w:tblPr>
-        <w:tblW w:type="auto" w:w="0"/>
-        <w:jc w:val="center"/>
-        <w:tblLayout w:type="fixed"/>
-        <w:tblLook w:firstColumn="1" w:firstRow="1" w:lastColumn="0" w:lastRow="0" w:noHBand="0" w:noVBand="1" w:val="04A0"/>
-      </w:tblPr>
-      <w:tblGrid>
-        <w:gridCol w:w="2438"/>
-        <w:gridCol w:w="8107"/>
-      </w:tblGrid>
-      <w:tr>
-        <w:trPr>
-          <w:trHeight w:val="369" w:hRule="atLeast"/>
-          <w:cantSplit/>
-        </w:trPr>
-        <w:tc>
-          <w:tcPr>
-            <w:tcW w:type="dxa" w:w="2438"/>
-            <w:vAlign w:val="center"/>
-            <w:tcMar>
-              <w:top w:w="23" w:type="dxa"/>
-              <w:start w:w="125" w:type="dxa"/>
-              <w:bottom w:w="14" w:type="dxa"/>
-              <w:end w:w="28" w:type="dxa"/>
-            </w:tcMar>
-            <w:tcBorders>
-              <w:top w:val="nil"/>
-              <w:left w:val="nil"/>
-              <w:bottom w:val="single" w:sz="12" w:color="609EF3"/>
-              <w:right w:val="nil"/>
-              <w:insideH w:val="nil"/>
-              <w:insideV w:val="nil"/>
-            </w:tcBorders>
-            <w:shd w:fill="609EF3" w:val="clear"/>
-          </w:tcPr>
-          <w:p>
-            <w:pPr>
-              <w:keepNext w:val="0"/>
-              <w:keepLines/>
-              <w:widowControl w:val="0"/>
-              <w:spacing w:before="0" w:after="0" w:lineRule="exact" w:line="230"/>
-              <w:ind w:left="0" w:right="0"/>
-              <w:jc w:val="left"/>
-            </w:pPr>
-            <w:r>
-              <w:rPr>
-                <w:rFonts w:ascii="Arial" w:hAnsi="Arial" w:eastAsia="Microsoft YaHei" w:cs="Arial"/>
-                <w:b/>
-                <w:color w:val="FFFFFF"/>
-                <w:sz w:val="21"/>
-                <w:lang w:val="en-US" w:eastAsia="zh-CN"/>
-              </w:rPr>
-              <w:t>项目经历</w:t>
-            </w:r>
-          </w:p>
-        </w:tc>
-        <w:tc>
-          <w:tcPr>
-            <w:tcW w:type="dxa" w:w="8107"/>
-            <w:vAlign w:val="center"/>
-            <w:tcMar>
-              <w:top w:w="20" w:type="dxa"/>
-              <w:start w:w="37" w:type="dxa"/>
-              <w:bottom w:w="20" w:type="dxa"/>
-              <w:end w:w="37" w:type="dxa"/>
-            </w:tcMar>
-            <w:tcBorders>
-              <w:top w:val="nil"/>
-              <w:left w:val="nil"/>
-              <w:bottom w:val="single" w:sz="12" w:color="609EF3"/>
-              <w:right w:val="nil"/>
-              <w:insideH w:val="nil"/>
-              <w:insideV w:val="nil"/>
-            </w:tcBorders>
-          </w:tcPr>
-          <w:p>
-            <w:pPr>
-              <w:keepNext w:val="0"/>
-              <w:keepLines/>
-              <w:widowControl w:val="0"/>
-              <w:spacing w:before="0" w:after="0" w:lineRule="exact" w:line="20"/>
-              <w:ind w:left="0" w:right="0"/>
-              <w:jc w:val="left"/>
-            </w:pPr>
-          </w:p>
-        </w:tc>
-      </w:tr>
-    </w:tbl>
-    <w:tbl>
-      <w:tblPr>
-        <w:tblW w:type="auto" w:w="0"/>
-        <w:jc w:val="center"/>
-        <w:tblLayout w:type="fixed"/>
-        <w:tblLook w:firstColumn="1" w:firstRow="1" w:lastColumn="0" w:lastRow="0" w:noHBand="0" w:noVBand="1" w:val="04A0"/>
-      </w:tblPr>
-      <w:tblGrid>
-        <w:gridCol w:w="10035"/>
-        <w:gridCol w:w="510"/>
-      </w:tblGrid>
-      <w:tr>
-        <w:trPr>
-          <w:trHeight w:val="431" w:hRule="atLeast"/>
-          <w:cantSplit/>
-        </w:trPr>
-        <w:tc>
-          <w:tcPr>
-            <w:tcW w:type="dxa" w:w="10035"/>
-            <w:vAlign w:val="center"/>
-            <w:tcMar>
-              <w:top w:w="20" w:type="dxa"/>
-              <w:start w:w="37" w:type="dxa"/>
-              <w:bottom w:w="20" w:type="dxa"/>
-              <w:end w:w="37" w:type="dxa"/>
-            </w:tcMar>
-            <w:tcBorders>
-              <w:top w:val="nil"/>
-              <w:left w:val="nil"/>
-              <w:bottom w:val="nil"/>
-              <w:right w:val="nil"/>
-              <w:insideH w:val="nil"/>
-              <w:insideV w:val="nil"/>
-            </w:tcBorders>
-          </w:tcPr>
-          <w:p>
-            <w:pPr>
-              <w:keepNext w:val="0"/>
-              <w:keepLines/>
-              <w:widowControl w:val="0"/>
-              <w:spacing w:before="0" w:after="0" w:lineRule="exact" w:line="219"/>
-              <w:ind w:left="0" w:right="0"/>
-              <w:jc w:val="left"/>
-            </w:pPr>
-            <w:r>
-              <w:rPr>
-                <w:rFonts w:ascii="Arial" w:hAnsi="Arial" w:eastAsia="Microsoft YaHei" w:cs="Arial"/>
-                <w:b/>
-                <w:color w:val="333333"/>
-                <w:sz w:val="18"/>
-                <w:lang w:val="en-US" w:eastAsia="zh-CN"/>
-              </w:rPr>
-              <w:t>BOSS 直聘 Windows 桌面端自动化Skill</w:t>
-            </w:r>
-          </w:p>
-        </w:tc>
-        <w:tc>
-          <w:tcPr>
-            <w:tcW w:type="dxa" w:w="510"/>
-            <w:vAlign w:val="center"/>
-            <w:tcMar>
-              <w:top w:w="20" w:type="dxa"/>
-              <w:start w:w="37" w:type="dxa"/>
-              <w:bottom w:w="20" w:type="dxa"/>
-              <w:end w:w="37" w:type="dxa"/>
-            </w:tcMar>
-            <w:tcBorders>
-              <w:top w:val="nil"/>
-              <w:left w:val="nil"/>
-              <w:bottom w:val="nil"/>
-              <w:right w:val="nil"/>
-              <w:insideH w:val="nil"/>
-              <w:insideV w:val="nil"/>
-            </w:tcBorders>
-          </w:tcPr>
-          <w:p>
-            <w:pPr>
-              <w:keepLines/>
-              <w:widowControl w:val="0"/>
-              <w:spacing w:before="0" w:after="0" w:lineRule="atLeast" w:line="460"/>
-              <w:jc w:val="center"/>
-            </w:pPr>
-            <w:r>
-              <w:drawing>
-                <wp:inline xmlns:a="http://schemas.openxmlformats.org/drawingml/2006/main" xmlns:pic="http://schemas.openxmlformats.org/drawingml/2006/picture">
-                  <wp:extent cx="270000" cy="270000"/>
-                  <wp:docPr id="5" name="Picture 5"/>
-                  <wp:cNvGraphicFramePr>
-                    <a:graphicFrameLocks noChangeAspect="1"/>
-                  </wp:cNvGraphicFramePr>
-                  <a:graphic>
-                    <a:graphicData uri="http://schemas.openxmlformats.org/drawingml/2006/picture">
-                      <pic:pic>
-                        <pic:nvPicPr>
-                          <pic:cNvPr id="0" name="logo_boss_zhipin.png"/>
-                          <pic:cNvPicPr/>
-                        </pic:nvPicPr>
-                        <pic:blipFill>
-                          <a:blip r:embed="rId14"/>
-                          <a:stretch>
-                            <a:fillRect/>
-                          </a:stretch>
-                        </pic:blipFill>
-                        <pic:spPr>
-                          <a:xfrm>
-                            <a:off x="0" y="0"/>
-                            <a:ext cx="270000" cy="270000"/>
-                          </a:xfrm>
-                          <a:prstGeom prst="rect"/>
-                        </pic:spPr>
-                      </pic:pic>
-                    </a:graphicData>
-                  </a:graphic>
-                </wp:inline>
-              </w:drawing>
-            </w:r>
-          </w:p>
-        </w:tc>
-      </w:tr>
-    </w:tbl>
-    <w:p>
-      <w:pPr>
-        <w:keepNext/>
-        <w:keepLines/>
-        <w:widowControl w:val="0"/>
-        <w:spacing w:before="15" w:after="0" w:lineRule="exact" w:line="230"/>
-        <w:ind w:left="45" w:right="23"/>
-        <w:jc w:val="left"/>
-      </w:pPr>
-      <w:r>
-        <w:rPr>
-          <w:rFonts w:ascii="Arial" w:hAnsi="Arial" w:eastAsia="Microsoft YaHei" w:cs="Arial"/>
-          <w:b/>
-          <w:color w:val="333333"/>
-          <w:sz w:val="18"/>
-          <w:lang w:val="en-US" w:eastAsia="zh-CN"/>
-        </w:rPr>
-        <w:t>一、项目背景：</w:t>
+        <w:pict>
+          <v:shape id="ResumeText51" o:spid="_x0000_s1151" type="#_x0000_t202" style="position:absolute;margin-left:56.789pt;margin-top:778.394pt;width:351.659pt;height:14.294pt;z-index:1051;visibility:visible;mso-wrap-style:none;mso-position-horizontal-relative:page;mso-position-vertical-relative:page" stroked="f" filled="f" o:allowincell="f">
+            <v:textbox inset="0,0,0,0">
+              <w:txbxContent>
+                <w:p>
+                  <w:pPr>
+                    <w:spacing w:before="0" w:after="0" w:line="250" w:lineRule="exact"/>
+                    <w:widowControl w:val="0"/>
+                    <w:autoSpaceDE w:val="0"/>
+                    <w:autoSpaceDN w:val="0"/>
+                    <w:adjustRightInd w:val="0"/>
+                    <w:snapToGrid w:val="0"/>
+                  </w:pPr>
+                  <w:r>
+                    <w:rPr>
+                      <w:rFonts w:ascii="Microsoft YaHei" w:hAnsi="Microsoft YaHei" w:eastAsia="Microsoft YaHei" w:cs="Microsoft YaHei"/>
+                      <w:b/>
+                      <w:bCs/>
+                      <w:color w:val="555555"/>
+                      <w:sz w:val="19"/>
+                      <w:szCs w:val="19"/>
+                      <w:lang w:val="zh-CN" w:eastAsia="zh-CN"/>
+                    </w:rPr>
+                    <w:t xml:space="preserve">1.FDE能力：深入客户现场</w:t>
+                  </w:r>
+                  <w:r>
+                    <w:rPr>
+                      <w:rFonts w:ascii="Microsoft YaHei" w:hAnsi="Microsoft YaHei" w:eastAsia="Microsoft YaHei" w:cs="Microsoft YaHei"/>
+                      <w:color w:val="555555"/>
+                      <w:sz w:val="19"/>
+                      <w:szCs w:val="19"/>
+                      <w:lang w:val="zh-CN" w:eastAsia="zh-CN"/>
+                    </w:rPr>
+                    <w:t xml:space="preserve">，把AI技术转化为客户可量化的业务价值，打通AI落地</w:t>
+                  </w:r>
+                </w:p>
+              </w:txbxContent>
+            </v:textbox>
+            <w10:wrap type="none"/>
+          </v:shape>
+        </w:pict>
       </w:r>
       <w:r>
-        <w:rPr>
-          <w:rFonts w:ascii="Arial" w:hAnsi="Arial" w:eastAsia="Microsoft YaHei" w:cs="Arial"/>
-          <w:b w:val="0"/>
-          <w:color w:val="555555"/>
-          <w:sz w:val="18"/>
-          <w:lang w:val="en-US" w:eastAsia="zh-CN"/>
-        </w:rPr>
-        <w:t>BOSS 直聘桌面端的岗位发布、候选人筛选、消息沟通和简历收取分散在多个页面，</w:t>
+        <w:pict>
+          <v:shape id="ResumeText52" o:spid="_x0000_s1152" type="#_x0000_t202" style="position:absolute;margin-left:56.789pt;margin-top:794.144pt;width:530.330pt;height:14.294pt;z-index:1052;visibility:visible;mso-wrap-style:none;mso-position-horizontal-relative:page;mso-position-vertical-relative:page" stroked="f" filled="f" o:allowincell="f">
+            <v:textbox inset="0,0,0,0">
+              <w:txbxContent>
+                <w:p>
+                  <w:pPr>
+                    <w:spacing w:before="0" w:after="0" w:line="250" w:lineRule="exact"/>
+                    <w:widowControl w:val="0"/>
+                    <w:autoSpaceDE w:val="0"/>
+                    <w:autoSpaceDN w:val="0"/>
+                    <w:adjustRightInd w:val="0"/>
+                    <w:snapToGrid w:val="0"/>
+                  </w:pPr>
+                  <w:r>
+                    <w:rPr>
+                      <w:rFonts w:ascii="Microsoft YaHei" w:hAnsi="Microsoft YaHei" w:eastAsia="Microsoft YaHei" w:cs="Microsoft YaHei"/>
+                      <w:b/>
+                      <w:bCs/>
+                      <w:color w:val="555555"/>
+                      <w:sz w:val="19"/>
+                      <w:szCs w:val="19"/>
+                      <w:lang w:val="zh-CN" w:eastAsia="zh-CN"/>
+                    </w:rPr>
+                    <w:t xml:space="preserve">2.AI动态关注与效率提升：</w:t>
+                  </w:r>
+                  <w:r>
+                    <w:rPr>
+                      <w:rFonts w:ascii="Microsoft YaHei" w:hAnsi="Microsoft YaHei" w:eastAsia="Microsoft YaHei" w:cs="Microsoft YaHei"/>
+                      <w:color w:val="555555"/>
+                      <w:sz w:val="19"/>
+                      <w:szCs w:val="19"/>
+                      <w:lang w:val="zh-CN" w:eastAsia="zh-CN"/>
+                    </w:rPr>
+                    <w:t xml:space="preserve">持续关注</w:t>
+                  </w:r>
+                  <w:r>
+                    <w:rPr>
+                      <w:rFonts w:ascii="Microsoft YaHei" w:hAnsi="Microsoft YaHei" w:eastAsia="Microsoft YaHei" w:cs="Microsoft YaHei"/>
+                      <w:b/>
+                      <w:bCs/>
+                      <w:color w:val="555555"/>
+                      <w:sz w:val="19"/>
+                      <w:szCs w:val="19"/>
+                      <w:lang w:val="zh-CN" w:eastAsia="zh-CN"/>
+                    </w:rPr>
+                    <w:t xml:space="preserve">AI工具</w:t>
+                  </w:r>
+                  <w:r>
+                    <w:rPr>
+                      <w:rFonts w:ascii="Microsoft YaHei" w:hAnsi="Microsoft YaHei" w:eastAsia="Microsoft YaHei" w:cs="Microsoft YaHei"/>
+                      <w:color w:val="555555"/>
+                      <w:sz w:val="19"/>
+                      <w:szCs w:val="19"/>
+                      <w:lang w:val="zh-CN" w:eastAsia="zh-CN"/>
+                    </w:rPr>
+                    <w:t xml:space="preserve">(AI 编程， AI大模型，智能体平台）的技术演进与产品形态，为自家公司产品赋能</w:t>
+                  </w:r>
+                </w:p>
+              </w:txbxContent>
+            </v:textbox>
+            <w10:wrap type="none"/>
+          </v:shape>
+        </w:pict>
       </w:r>
       <w:r>
-        <w:rPr>
-          <w:rFonts w:ascii="Arial" w:hAnsi="Arial" w:eastAsia="Microsoft YaHei" w:cs="Arial"/>
-          <w:b/>
-          <w:color w:val="333333"/>
-          <w:sz w:val="18"/>
-          <w:lang w:val="en-US" w:eastAsia="zh-CN"/>
-        </w:rPr>
-        <w:t>存在大量重复操作</w:t>
-      </w:r>
-    </w:p>
-    <w:p>
-      <w:pPr>
-        <w:keepNext/>
-        <w:keepLines/>
-        <w:widowControl w:val="0"/>
-        <w:spacing w:before="15" w:after="0" w:lineRule="exact" w:line="230"/>
-        <w:ind w:left="45" w:right="23"/>
-        <w:jc w:val="left"/>
-      </w:pPr>
-      <w:r>
-        <w:rPr>
-          <w:rFonts w:ascii="Arial" w:hAnsi="Arial" w:eastAsia="Microsoft YaHei" w:cs="Arial"/>
-          <w:b/>
-          <w:color w:val="333333"/>
-          <w:sz w:val="18"/>
-          <w:lang w:val="en-US" w:eastAsia="zh-CN"/>
-        </w:rPr>
-        <w:t>二、项目执行：</w:t>
+        <w:pict>
+          <v:shape id="ResumeText53" o:spid="_x0000_s1153" type="#_x0000_t202" style="position:absolute;margin-left:56.789pt;margin-top:809.894pt;width:401.101pt;height:14.294pt;z-index:1053;visibility:visible;mso-wrap-style:none;mso-position-horizontal-relative:page;mso-position-vertical-relative:page" stroked="f" filled="f" o:allowincell="f">
+            <v:textbox inset="0,0,0,0">
+              <w:txbxContent>
+                <w:p>
+                  <w:pPr>
+                    <w:spacing w:before="0" w:after="0" w:line="250" w:lineRule="exact"/>
+                    <w:widowControl w:val="0"/>
+                    <w:autoSpaceDE w:val="0"/>
+                    <w:autoSpaceDN w:val="0"/>
+                    <w:adjustRightInd w:val="0"/>
+                    <w:snapToGrid w:val="0"/>
+                  </w:pPr>
+                  <w:r>
+                    <w:rPr>
+                      <w:rFonts w:ascii="Microsoft YaHei" w:hAnsi="Microsoft YaHei" w:eastAsia="Microsoft YaHei" w:cs="Microsoft YaHei"/>
+                      <w:b/>
+                      <w:bCs/>
+                      <w:color w:val="555555"/>
+                      <w:sz w:val="19"/>
+                      <w:szCs w:val="19"/>
+                      <w:lang w:val="zh-CN" w:eastAsia="zh-CN"/>
+                    </w:rPr>
+                    <w:t xml:space="preserve">3.Vibe Coding 能力:</w:t>
+                  </w:r>
+                  <w:r>
+                    <w:rPr>
+                      <w:rFonts w:ascii="Microsoft YaHei" w:hAnsi="Microsoft YaHei" w:eastAsia="Microsoft YaHei" w:cs="Microsoft YaHei"/>
+                      <w:color w:val="555555"/>
+                      <w:sz w:val="19"/>
+                      <w:szCs w:val="19"/>
+                      <w:lang w:val="zh-CN" w:eastAsia="zh-CN"/>
+                    </w:rPr>
+                    <w:t xml:space="preserve"> 具备 Vibe Coding 能力，可通过自然语言快速搭建 </w:t>
+                  </w:r>
+                  <w:r>
+                    <w:rPr>
+                      <w:rFonts w:ascii="Microsoft YaHei" w:hAnsi="Microsoft YaHei" w:eastAsia="Microsoft YaHei" w:cs="Microsoft YaHei"/>
+                      <w:b/>
+                      <w:bCs/>
+                      <w:color w:val="555555"/>
+                      <w:sz w:val="19"/>
+                      <w:szCs w:val="19"/>
+                      <w:lang w:val="zh-CN" w:eastAsia="zh-CN"/>
+                    </w:rPr>
+                    <w:t xml:space="preserve">AI 功能原型和网站</w:t>
+                  </w:r>
+                </w:p>
+              </w:txbxContent>
+            </v:textbox>
+            <w10:wrap type="none"/>
+          </v:shape>
+        </w:pict>
       </w:r>
       <w:r>
-        <w:rPr>
-          <w:rFonts w:ascii="Arial" w:hAnsi="Arial" w:eastAsia="Microsoft YaHei" w:cs="Arial"/>
-          <w:b w:val="0"/>
-          <w:color w:val="555555"/>
-          <w:sz w:val="18"/>
-          <w:lang w:val="en-US" w:eastAsia="zh-CN"/>
-        </w:rPr>
-        <w:t xml:space="preserve">基于 </w:t>
-      </w:r>
-      <w:r>
-        <w:rPr>
-          <w:rFonts w:ascii="Arial" w:hAnsi="Arial" w:eastAsia="Microsoft YaHei" w:cs="Arial"/>
-          <w:b/>
-          <w:color w:val="333333"/>
-          <w:sz w:val="18"/>
-          <w:lang w:val="en-US" w:eastAsia="zh-CN"/>
-        </w:rPr>
-        <w:t>Python、pywinauto 和 Windows UIA</w:t>
-      </w:r>
-      <w:r>
-        <w:rPr>
-          <w:rFonts w:ascii="Arial" w:hAnsi="Arial" w:eastAsia="Microsoft YaHei" w:cs="Arial"/>
-          <w:b w:val="0"/>
-          <w:color w:val="555555"/>
-          <w:sz w:val="18"/>
-          <w:lang w:val="en-US" w:eastAsia="zh-CN"/>
-        </w:rPr>
-        <w:t xml:space="preserve"> 实现桌面端语义化自动化：支持实习、社招、校招和兼职岗位发布，基于 JD 对候选人进行证据化初评；支持批量打招呼、文档依据回复、批量及定向消息，以及平台或普通消息索要简历、附件确认和 PDF/DOCX 下载校验。</w:t>
-      </w:r>
-    </w:p>
-    <w:p>
-      <w:pPr>
-        <w:keepNext/>
-        <w:keepLines/>
-        <w:widowControl w:val="0"/>
-        <w:spacing w:before="15" w:after="30" w:lineRule="exact" w:line="230"/>
-        <w:ind w:left="45" w:right="23"/>
-        <w:jc w:val="left"/>
-      </w:pPr>
-      <w:r>
-        <w:rPr>
-          <w:rFonts w:ascii="Arial" w:hAnsi="Arial" w:eastAsia="Microsoft YaHei" w:cs="Arial"/>
-          <w:b/>
-          <w:color w:val="333333"/>
-          <w:sz w:val="18"/>
-          <w:lang w:val="en-US" w:eastAsia="zh-CN"/>
-        </w:rPr>
-        <w:t>三、项目结果：</w:t>
-      </w:r>
-      <w:r>
-        <w:rPr>
-          <w:rFonts w:ascii="Arial" w:hAnsi="Arial" w:eastAsia="Microsoft YaHei" w:cs="Arial"/>
-          <w:b w:val="0"/>
-          <w:color w:val="555555"/>
-          <w:sz w:val="18"/>
-          <w:lang w:val="en-US" w:eastAsia="zh-CN"/>
-        </w:rPr>
-        <w:t>完成并</w:t>
-      </w:r>
-      <w:r>
-        <w:rPr>
-          <w:rFonts w:ascii="Arial" w:hAnsi="Arial" w:eastAsia="Microsoft YaHei" w:cs="Arial"/>
-          <w:b/>
-          <w:color w:val="333333"/>
-          <w:sz w:val="18"/>
-          <w:lang w:val="en-US" w:eastAsia="zh-CN"/>
-        </w:rPr>
-        <w:t>开源</w:t>
-      </w:r>
-      <w:r>
-        <w:rPr>
-          <w:rFonts w:ascii="Arial" w:hAnsi="Arial" w:eastAsia="Microsoft YaHei" w:cs="Arial"/>
-          <w:b w:val="0"/>
-          <w:color w:val="555555"/>
-          <w:sz w:val="18"/>
-          <w:lang w:val="en-US" w:eastAsia="zh-CN"/>
-        </w:rPr>
-        <w:t xml:space="preserve"> 4 个可组合的招聘自动化 Skill，形成“岗位发布 → 候选人初筛 → 候选人沟通 → 简历收取”的标准化流程；并提供相关</w:t>
-      </w:r>
-      <w:r>
-        <w:rPr>
-          <w:rFonts w:ascii="Arial" w:hAnsi="Arial" w:eastAsia="Microsoft YaHei" w:cs="Arial"/>
-          <w:b/>
-          <w:color w:val="333333"/>
-          <w:sz w:val="18"/>
-          <w:lang w:val="en-US" w:eastAsia="zh-CN"/>
-        </w:rPr>
-        <w:t>真实执行的示例</w:t>
-      </w:r>
-    </w:p>
-    <w:tbl>
-      <w:tblPr>
-        <w:tblW w:type="auto" w:w="0"/>
-        <w:jc w:val="center"/>
-        <w:tblLayout w:type="fixed"/>
-        <w:tblLook w:firstColumn="1" w:firstRow="1" w:lastColumn="0" w:lastRow="0" w:noHBand="0" w:noVBand="1" w:val="04A0"/>
-      </w:tblPr>
-      <w:tblGrid>
-        <w:gridCol w:w="2438"/>
-        <w:gridCol w:w="8107"/>
-      </w:tblGrid>
-      <w:tr>
-        <w:trPr>
-          <w:trHeight w:val="369" w:hRule="atLeast"/>
-          <w:cantSplit/>
-        </w:trPr>
-        <w:tc>
-          <w:tcPr>
-            <w:tcW w:type="dxa" w:w="2438"/>
-            <w:vAlign w:val="center"/>
-            <w:tcMar>
-              <w:top w:w="23" w:type="dxa"/>
-              <w:start w:w="125" w:type="dxa"/>
-              <w:bottom w:w="14" w:type="dxa"/>
-              <w:end w:w="28" w:type="dxa"/>
-            </w:tcMar>
-            <w:tcBorders>
-              <w:top w:val="nil"/>
-              <w:left w:val="nil"/>
-              <w:bottom w:val="single" w:sz="12" w:color="609EF3"/>
-              <w:right w:val="nil"/>
-              <w:insideH w:val="nil"/>
-              <w:insideV w:val="nil"/>
-            </w:tcBorders>
-            <w:shd w:fill="609EF3" w:val="clear"/>
-          </w:tcPr>
-          <w:p>
-            <w:pPr>
-              <w:keepNext w:val="0"/>
-              <w:keepLines/>
-              <w:widowControl w:val="0"/>
-              <w:spacing w:before="0" w:after="0" w:lineRule="exact" w:line="230"/>
-              <w:ind w:left="0" w:right="0"/>
-              <w:jc w:val="left"/>
-            </w:pPr>
-            <w:r>
-              <w:rPr>
-                <w:rFonts w:ascii="Arial" w:hAnsi="Arial" w:eastAsia="Microsoft YaHei" w:cs="Arial"/>
-                <w:b/>
-                <w:color w:val="FFFFFF"/>
-                <w:sz w:val="21"/>
-                <w:lang w:val="en-US" w:eastAsia="zh-CN"/>
-              </w:rPr>
-              <w:t>教育背景</w:t>
-            </w:r>
-          </w:p>
-        </w:tc>
-        <w:tc>
-          <w:tcPr>
-            <w:tcW w:type="dxa" w:w="8107"/>
-            <w:vAlign w:val="center"/>
-            <w:tcMar>
-              <w:top w:w="20" w:type="dxa"/>
-              <w:start w:w="37" w:type="dxa"/>
-              <w:bottom w:w="20" w:type="dxa"/>
-              <w:end w:w="37" w:type="dxa"/>
-            </w:tcMar>
-            <w:tcBorders>
-              <w:top w:val="nil"/>
-              <w:left w:val="nil"/>
-              <w:bottom w:val="single" w:sz="12" w:color="609EF3"/>
-              <w:right w:val="nil"/>
-              <w:insideH w:val="nil"/>
-              <w:insideV w:val="nil"/>
-            </w:tcBorders>
-          </w:tcPr>
-          <w:p>
-            <w:pPr>
-              <w:keepNext w:val="0"/>
-              <w:keepLines/>
-              <w:widowControl w:val="0"/>
-              <w:spacing w:before="0" w:after="0" w:lineRule="exact" w:line="20"/>
-              <w:ind w:left="0" w:right="0"/>
-              <w:jc w:val="left"/>
-            </w:pPr>
-          </w:p>
-        </w:tc>
-      </w:tr>
-    </w:tbl>
-    <w:tbl>
-      <w:tblPr>
-        <w:tblW w:type="auto" w:w="0"/>
-        <w:jc w:val="center"/>
-        <w:tblLayout w:type="fixed"/>
-        <w:tblLook w:firstColumn="1" w:firstRow="1" w:lastColumn="0" w:lastRow="0" w:noHBand="0" w:noVBand="1" w:val="04A0"/>
-      </w:tblPr>
-      <w:tblGrid>
-        <w:gridCol w:w="2438"/>
-        <w:gridCol w:w="5669"/>
-        <w:gridCol w:w="2438"/>
-      </w:tblGrid>
-      <w:tr>
-        <w:trPr>
-          <w:trHeight w:val="454" w:hRule="atLeast"/>
-          <w:cantSplit/>
-        </w:trPr>
-        <w:tc>
-          <w:tcPr>
-            <w:tcW w:type="dxa" w:w="2438"/>
-            <w:vAlign w:val="center"/>
-            <w:tcMar>
-              <w:top w:w="20" w:type="dxa"/>
-              <w:start w:w="37" w:type="dxa"/>
-              <w:bottom w:w="20" w:type="dxa"/>
-              <w:end w:w="37" w:type="dxa"/>
-            </w:tcMar>
-            <w:tcBorders>
-              <w:top w:val="nil"/>
-              <w:left w:val="nil"/>
-              <w:bottom w:val="nil"/>
-              <w:right w:val="nil"/>
-              <w:insideH w:val="nil"/>
-              <w:insideV w:val="nil"/>
-            </w:tcBorders>
-          </w:tcPr>
-          <w:p>
-            <w:pPr>
-              <w:keepNext w:val="0"/>
-              <w:keepLines/>
-              <w:widowControl w:val="0"/>
-              <w:spacing w:before="0" w:after="0" w:lineRule="exact" w:line="212"/>
-              <w:ind w:left="0" w:right="0"/>
-              <w:jc w:val="left"/>
-            </w:pPr>
-            <w:r>
-              <w:rPr>
-                <w:rFonts w:ascii="Arial" w:hAnsi="Arial" w:eastAsia="Microsoft YaHei" w:cs="Arial"/>
-                <w:b w:val="0"/>
-                <w:color w:val="555555"/>
-                <w:sz w:val="18"/>
-                <w:lang w:val="en-US" w:eastAsia="zh-CN"/>
-              </w:rPr>
-              <w:t>2023-09 ~ 2027-06</w:t>
-            </w:r>
-          </w:p>
-        </w:tc>
-        <w:tc>
-          <w:tcPr>
-            <w:tcW w:type="dxa" w:w="5669"/>
-            <w:vAlign w:val="center"/>
-            <w:tcMar>
-              <w:top w:w="20" w:type="dxa"/>
-              <w:start w:w="37" w:type="dxa"/>
-              <w:bottom w:w="20" w:type="dxa"/>
-              <w:end w:w="37" w:type="dxa"/>
-            </w:tcMar>
-            <w:tcBorders>
-              <w:top w:val="nil"/>
-              <w:left w:val="nil"/>
-              <w:bottom w:val="nil"/>
-              <w:right w:val="nil"/>
-              <w:insideH w:val="nil"/>
-              <w:insideV w:val="nil"/>
-            </w:tcBorders>
-          </w:tcPr>
-          <w:p>
-            <w:pPr>
-              <w:keepNext w:val="0"/>
-              <w:keepLines/>
-              <w:widowControl w:val="0"/>
-              <w:spacing w:before="0" w:after="0" w:lineRule="exact" w:line="219"/>
-              <w:ind w:left="0" w:right="0"/>
-              <w:jc w:val="center"/>
-            </w:pPr>
-            <w:r>
-              <w:rPr>
-                <w:rFonts w:ascii="Arial" w:hAnsi="Arial" w:eastAsia="Microsoft YaHei" w:cs="Arial"/>
-                <w:b/>
-                <w:color w:val="333333"/>
-                <w:sz w:val="18"/>
-                <w:lang w:val="en-US" w:eastAsia="zh-CN"/>
-              </w:rPr>
-              <w:t>上海立信会计金融学院（公办本科）</w:t>
-            </w:r>
-          </w:p>
-        </w:tc>
-        <w:tc>
-          <w:tcPr>
-            <w:tcW w:type="dxa" w:w="2438"/>
-            <w:vAlign w:val="center"/>
-            <w:tcMar>
-              <w:top w:w="20" w:type="dxa"/>
-              <w:start w:w="37" w:type="dxa"/>
-              <w:bottom w:w="20" w:type="dxa"/>
-              <w:end w:w="37" w:type="dxa"/>
-            </w:tcMar>
-            <w:tcBorders>
-              <w:top w:val="nil"/>
-              <w:left w:val="nil"/>
-              <w:bottom w:val="nil"/>
-              <w:right w:val="nil"/>
-              <w:insideH w:val="nil"/>
-              <w:insideV w:val="nil"/>
-            </w:tcBorders>
-          </w:tcPr>
-          <w:p>
-            <w:pPr>
-              <w:keepNext w:val="0"/>
-              <w:keepLines/>
-              <w:widowControl w:val="0"/>
-              <w:spacing w:before="0" w:after="0" w:lineRule="exact" w:line="215"/>
-              <w:ind w:left="0" w:right="0"/>
-              <w:jc w:val="right"/>
-            </w:pPr>
-            <w:r>
-              <w:rPr>
-                <w:rFonts w:ascii="Arial" w:hAnsi="Arial" w:eastAsia="Microsoft YaHei" w:cs="Arial"/>
-                <w:b/>
-                <w:color w:val="333333"/>
-                <w:sz w:val="18"/>
-                <w:lang w:val="en-US" w:eastAsia="zh-CN"/>
-              </w:rPr>
-              <w:t>智能科学与技术</w:t>
-            </w:r>
-          </w:p>
-        </w:tc>
-      </w:tr>
-    </w:tbl>
-    <w:tbl>
-      <w:tblPr>
-        <w:tblW w:type="auto" w:w="0"/>
-        <w:jc w:val="center"/>
-        <w:tblLayout w:type="fixed"/>
-        <w:tblLook w:firstColumn="1" w:firstRow="1" w:lastColumn="0" w:lastRow="0" w:noHBand="0" w:noVBand="1" w:val="04A0"/>
-      </w:tblPr>
-      <w:tblGrid>
-        <w:gridCol w:w="2438"/>
-        <w:gridCol w:w="8107"/>
-      </w:tblGrid>
-      <w:tr>
-        <w:trPr>
-          <w:trHeight w:val="369" w:hRule="atLeast"/>
-          <w:cantSplit/>
-        </w:trPr>
-        <w:tc>
-          <w:tcPr>
-            <w:tcW w:type="dxa" w:w="2438"/>
-            <w:vAlign w:val="center"/>
-            <w:tcMar>
-              <w:top w:w="23" w:type="dxa"/>
-              <w:start w:w="125" w:type="dxa"/>
-              <w:bottom w:w="14" w:type="dxa"/>
-              <w:end w:w="28" w:type="dxa"/>
-            </w:tcMar>
-            <w:tcBorders>
-              <w:top w:val="nil"/>
-              <w:left w:val="nil"/>
-              <w:bottom w:val="single" w:sz="12" w:color="609EF3"/>
-              <w:right w:val="nil"/>
-              <w:insideH w:val="nil"/>
-              <w:insideV w:val="nil"/>
-            </w:tcBorders>
-            <w:shd w:fill="609EF3" w:val="clear"/>
-          </w:tcPr>
-          <w:p>
-            <w:pPr>
-              <w:keepNext w:val="0"/>
-              <w:keepLines/>
-              <w:widowControl w:val="0"/>
-              <w:spacing w:before="0" w:after="0" w:lineRule="exact" w:line="230"/>
-              <w:ind w:left="0" w:right="0"/>
-              <w:jc w:val="left"/>
-            </w:pPr>
-            <w:r>
-              <w:rPr>
-                <w:rFonts w:ascii="Arial" w:hAnsi="Arial" w:eastAsia="Microsoft YaHei" w:cs="Arial"/>
-                <w:b/>
-                <w:color w:val="FFFFFF"/>
-                <w:sz w:val="21"/>
-                <w:lang w:val="en-US" w:eastAsia="zh-CN"/>
-              </w:rPr>
-              <w:t>技能特长</w:t>
-            </w:r>
-          </w:p>
-        </w:tc>
-        <w:tc>
-          <w:tcPr>
-            <w:tcW w:type="dxa" w:w="8107"/>
-            <w:vAlign w:val="center"/>
-            <w:tcMar>
-              <w:top w:w="20" w:type="dxa"/>
-              <w:start w:w="37" w:type="dxa"/>
-              <w:bottom w:w="20" w:type="dxa"/>
-              <w:end w:w="37" w:type="dxa"/>
-            </w:tcMar>
-            <w:tcBorders>
-              <w:top w:val="nil"/>
-              <w:left w:val="nil"/>
-              <w:bottom w:val="single" w:sz="12" w:color="609EF3"/>
-              <w:right w:val="nil"/>
-              <w:insideH w:val="nil"/>
-              <w:insideV w:val="nil"/>
-            </w:tcBorders>
-          </w:tcPr>
-          <w:p>
-            <w:pPr>
-              <w:keepNext w:val="0"/>
-              <w:keepLines/>
-              <w:widowControl w:val="0"/>
-              <w:spacing w:before="0" w:after="0" w:lineRule="exact" w:line="20"/>
-              <w:ind w:left="0" w:right="0"/>
-              <w:jc w:val="left"/>
-            </w:pPr>
-          </w:p>
-        </w:tc>
-      </w:tr>
-    </w:tbl>
-    <w:p>
-      <w:pPr>
-        <w:keepNext w:val="0"/>
-        <w:keepLines/>
-        <w:widowControl w:val="0"/>
-        <w:spacing w:before="0" w:after="0" w:lineRule="exact" w:line="224"/>
-        <w:ind w:left="45" w:right="23"/>
-        <w:jc w:val="left"/>
-      </w:pPr>
-      <w:r>
-        <w:rPr>
-          <w:rFonts w:ascii="Arial" w:hAnsi="Arial" w:eastAsia="Microsoft YaHei" w:cs="Arial"/>
-          <w:b/>
-          <w:color w:val="333333"/>
-          <w:sz w:val="18"/>
-          <w:lang w:val="en-US" w:eastAsia="zh-CN"/>
-        </w:rPr>
-        <w:t>1.FDE能力：深入客户现场</w:t>
-      </w:r>
-      <w:r>
-        <w:rPr>
-          <w:rFonts w:ascii="Arial" w:hAnsi="Arial" w:eastAsia="Microsoft YaHei" w:cs="Arial"/>
-          <w:b w:val="0"/>
-          <w:color w:val="555555"/>
-          <w:sz w:val="18"/>
-          <w:lang w:val="en-US" w:eastAsia="zh-CN"/>
-        </w:rPr>
-        <w:t>，把AI技术转化为客户可量化的业务价值，打通AI落地</w:t>
-      </w:r>
-    </w:p>
-    <w:p>
-      <w:pPr>
-        <w:keepNext w:val="0"/>
-        <w:keepLines/>
-        <w:widowControl w:val="0"/>
-        <w:spacing w:before="0" w:after="0" w:lineRule="exact" w:line="224"/>
-        <w:ind w:left="45" w:right="23"/>
-        <w:jc w:val="left"/>
-      </w:pPr>
-      <w:r>
-        <w:rPr>
-          <w:rFonts w:ascii="Arial" w:hAnsi="Arial" w:eastAsia="Microsoft YaHei" w:cs="Arial"/>
-          <w:b/>
-          <w:color w:val="333333"/>
-          <w:sz w:val="18"/>
-          <w:lang w:val="en-US" w:eastAsia="zh-CN"/>
-        </w:rPr>
-        <w:t>2.AI动态关注与效率提升：</w:t>
-      </w:r>
-      <w:r>
-        <w:rPr>
-          <w:rFonts w:ascii="Arial" w:hAnsi="Arial" w:eastAsia="Microsoft YaHei" w:cs="Arial"/>
-          <w:b w:val="0"/>
-          <w:color w:val="555555"/>
-          <w:sz w:val="18"/>
-          <w:lang w:val="en-US" w:eastAsia="zh-CN"/>
-        </w:rPr>
-        <w:t>持续关注</w:t>
-      </w:r>
-      <w:r>
-        <w:rPr>
-          <w:rFonts w:ascii="Arial" w:hAnsi="Arial" w:eastAsia="Microsoft YaHei" w:cs="Arial"/>
-          <w:b/>
-          <w:color w:val="333333"/>
-          <w:sz w:val="18"/>
-          <w:lang w:val="en-US" w:eastAsia="zh-CN"/>
-        </w:rPr>
-        <w:t>AI工具</w:t>
-      </w:r>
-      <w:r>
-        <w:rPr>
-          <w:rFonts w:ascii="Arial" w:hAnsi="Arial" w:eastAsia="Microsoft YaHei" w:cs="Arial"/>
-          <w:b w:val="0"/>
-          <w:color w:val="555555"/>
-          <w:sz w:val="18"/>
-          <w:lang w:val="en-US" w:eastAsia="zh-CN"/>
-        </w:rPr>
-        <w:t>(AI 编程， AI大模型，智能体平台）的技术演进与产品形态，为自家公司产品赋能</w:t>
-      </w:r>
-    </w:p>
-    <w:p>
-      <w:pPr>
-        <w:keepNext w:val="0"/>
-        <w:keepLines/>
-        <w:widowControl w:val="0"/>
-        <w:spacing w:before="0" w:after="0" w:lineRule="exact" w:line="224"/>
-        <w:ind w:left="45" w:right="23"/>
-        <w:jc w:val="left"/>
-      </w:pPr>
-      <w:r>
-        <w:rPr>
-          <w:rFonts w:ascii="Arial" w:hAnsi="Arial" w:eastAsia="Microsoft YaHei" w:cs="Arial"/>
-          <w:b/>
-          <w:color w:val="333333"/>
-          <w:sz w:val="18"/>
-          <w:lang w:val="en-US" w:eastAsia="zh-CN"/>
-        </w:rPr>
-        <w:t>3.Vibe Coding 能力:</w:t>
-      </w:r>
-      <w:r>
-        <w:rPr>
-          <w:rFonts w:ascii="Arial" w:hAnsi="Arial" w:eastAsia="Microsoft YaHei" w:cs="Arial"/>
-          <w:b w:val="0"/>
-          <w:color w:val="555555"/>
-          <w:sz w:val="18"/>
-          <w:lang w:val="en-US" w:eastAsia="zh-CN"/>
-        </w:rPr>
-        <w:t xml:space="preserve"> 具备 Vibe Coding 能力，可通过自然语言快速搭建 </w:t>
-      </w:r>
-      <w:r>
-        <w:rPr>
-          <w:rFonts w:ascii="Arial" w:hAnsi="Arial" w:eastAsia="Microsoft YaHei" w:cs="Arial"/>
-          <w:b/>
-          <w:color w:val="333333"/>
-          <w:sz w:val="18"/>
-          <w:lang w:val="en-US" w:eastAsia="zh-CN"/>
-        </w:rPr>
-        <w:t>AI 功能原型和网站</w:t>
-      </w:r>
-    </w:p>
-    <w:p>
-      <w:pPr>
-        <w:keepNext w:val="0"/>
-        <w:keepLines/>
-        <w:widowControl w:val="0"/>
-        <w:spacing w:before="0" w:after="30" w:lineRule="exact" w:line="224"/>
-        <w:ind w:left="45" w:right="23"/>
-        <w:jc w:val="left"/>
-      </w:pPr>
-      <w:r>
-        <w:rPr>
-          <w:rFonts w:ascii="Arial" w:hAnsi="Arial" w:eastAsia="Microsoft YaHei" w:cs="Arial"/>
-          <w:b/>
-          <w:color w:val="333333"/>
-          <w:sz w:val="18"/>
-          <w:lang w:val="en-US" w:eastAsia="zh-CN"/>
-        </w:rPr>
-        <w:t>4.英语能力</w:t>
-      </w:r>
-      <w:r>
-        <w:rPr>
-          <w:rFonts w:ascii="Arial" w:hAnsi="Arial" w:eastAsia="Microsoft YaHei" w:cs="Arial"/>
-          <w:b w:val="0"/>
-          <w:color w:val="555555"/>
-          <w:sz w:val="18"/>
-          <w:lang w:val="en-US" w:eastAsia="zh-CN"/>
-        </w:rPr>
-        <w:t>：通过大学</w:t>
-      </w:r>
-      <w:r>
-        <w:rPr>
-          <w:rFonts w:ascii="Arial" w:hAnsi="Arial" w:eastAsia="Microsoft YaHei" w:cs="Arial"/>
-          <w:b/>
-          <w:color w:val="333333"/>
-          <w:sz w:val="18"/>
-          <w:lang w:val="en-US" w:eastAsia="zh-CN"/>
-        </w:rPr>
-        <w:t>英语六级</w:t>
-      </w:r>
-      <w:r>
-        <w:rPr>
-          <w:rFonts w:ascii="Arial" w:hAnsi="Arial" w:eastAsia="Microsoft YaHei" w:cs="Arial"/>
-          <w:b w:val="0"/>
-          <w:color w:val="555555"/>
-          <w:sz w:val="18"/>
-          <w:lang w:val="en-US" w:eastAsia="zh-CN"/>
-        </w:rPr>
-        <w:t>考试，可无障碍阅读英文文档</w:t>
+        <w:pict>
+          <v:shape id="ResumeText54" o:spid="_x0000_s1154" type="#_x0000_t202" style="position:absolute;margin-left:56.789pt;margin-top:825.644pt;width:268.610pt;height:14.294pt;z-index:1054;visibility:visible;mso-wrap-style:none;mso-position-horizontal-relative:page;mso-position-vertical-relative:page" stroked="f" filled="f" o:allowincell="f">
+            <v:textbox inset="0,0,0,0">
+              <w:txbxContent>
+                <w:p>
+                  <w:pPr>
+                    <w:spacing w:before="0" w:after="0" w:line="250" w:lineRule="exact"/>
+                    <w:widowControl w:val="0"/>
+                    <w:autoSpaceDE w:val="0"/>
+                    <w:autoSpaceDN w:val="0"/>
+                    <w:adjustRightInd w:val="0"/>
+                    <w:snapToGrid w:val="0"/>
+                  </w:pPr>
+                  <w:r>
+                    <w:rPr>
+                      <w:rFonts w:ascii="Microsoft YaHei" w:hAnsi="Microsoft YaHei" w:eastAsia="Microsoft YaHei" w:cs="Microsoft YaHei"/>
+                      <w:b/>
+                      <w:bCs/>
+                      <w:color w:val="555555"/>
+                      <w:sz w:val="19"/>
+                      <w:szCs w:val="19"/>
+                      <w:lang w:val="zh-CN" w:eastAsia="zh-CN"/>
+                    </w:rPr>
+                    <w:t xml:space="preserve">4.英语能力</w:t>
+                  </w:r>
+                  <w:r>
+                    <w:rPr>
+                      <w:rFonts w:ascii="Microsoft YaHei" w:hAnsi="Microsoft YaHei" w:eastAsia="Microsoft YaHei" w:cs="Microsoft YaHei"/>
+                      <w:color w:val="555555"/>
+                      <w:sz w:val="19"/>
+                      <w:szCs w:val="19"/>
+                      <w:lang w:val="zh-CN" w:eastAsia="zh-CN"/>
+                    </w:rPr>
+                    <w:t xml:space="preserve">：通过大学</w:t>
+                  </w:r>
+                  <w:r>
+                    <w:rPr>
+                      <w:rFonts w:ascii="Microsoft YaHei" w:hAnsi="Microsoft YaHei" w:eastAsia="Microsoft YaHei" w:cs="Microsoft YaHei"/>
+                      <w:b/>
+                      <w:bCs/>
+                      <w:color w:val="555555"/>
+                      <w:sz w:val="19"/>
+                      <w:szCs w:val="19"/>
+                      <w:lang w:val="zh-CN" w:eastAsia="zh-CN"/>
+                    </w:rPr>
+                    <w:t xml:space="preserve">英语六级</w:t>
+                  </w:r>
+                  <w:r>
+                    <w:rPr>
+                      <w:rFonts w:ascii="Microsoft YaHei" w:hAnsi="Microsoft YaHei" w:eastAsia="Microsoft YaHei" w:cs="Microsoft YaHei"/>
+                      <w:color w:val="555555"/>
+                      <w:sz w:val="19"/>
+                      <w:szCs w:val="19"/>
+                      <w:lang w:val="zh-CN" w:eastAsia="zh-CN"/>
+                    </w:rPr>
+                    <w:t xml:space="preserve">考试，可无障碍阅读英文文档</w:t>
+                  </w:r>
+                </w:p>
+              </w:txbxContent>
+            </v:textbox>
+            <w10:wrap type="none"/>
+          </v:shape>
+        </w:pict>
       </w:r>
     </w:p>
     <w:sectPr>
-      <w:pgSz w:w="11906" w:h="16838"/>
-      <w:pgMar w:top="510" w:right="680" w:bottom="510" w:left="680" w:header="0" w:footer="0" w:gutter="0"/>
+      <w:pgSz w:w="12302" w:h="17400"/>
+      <w:pgMar w:top="0" w:right="0" w:bottom="0" w:left="0" w:header="0" w:footer="0" w:gutter="0"/>
       <w:cols w:space="720"/>
-      <w:docGrid w:linePitch="360"/>
     </w:sectPr>
   </w:body>
 </w:document>
@@ -3489,13 +2937,6 @@
     <w:name w:val="Normal"/>
     <w:qFormat/>
     <w:rsid w:val="00FC693F"/>
-    <w:pPr>
-      <w:spacing w:before="0" w:after="0" w:lineRule="exact" w:line="224"/>
-    </w:pPr>
-    <w:rPr>
-      <w:rFonts w:ascii="Arial" w:hAnsi="Arial" w:eastAsia="Microsoft YaHei"/>
-      <w:sz w:val="18"/>
-    </w:rPr>
   </w:style>
   <w:style w:type="paragraph" w:styleId="Header">
     <w:name w:val="header"/>

--- a/assets/resume/赵亚杰-两年经验-AI产品经理.docx
+++ b/assets/resume/赵亚杰-两年经验-AI产品经理.docx
@@ -194,7 +194,10 @@
                     <w:r>
                       <w:rPr>
                         <w:rFonts w:ascii="Microsoft YaHei" w:hAnsi="Microsoft YaHei" w:eastAsia="Microsoft YaHei" w:cs="Microsoft YaHei"/>
+                        <w:b/>
+                        <w:bCs/>
                         <w:color w:val="333333"/>
+                        <w:w w:val="93"/>
                         <w:sz w:val="19"/>
                         <w:szCs w:val="19"/>
                         <w:lang w:val="zh-CN" w:eastAsia="zh-CN"/>
@@ -227,6 +230,8 @@
                   <w:r>
                     <w:rPr>
                       <w:rFonts w:ascii="Microsoft YaHei" w:hAnsi="Microsoft YaHei" w:eastAsia="Microsoft YaHei" w:cs="Microsoft YaHei"/>
+                      <w:b/>
+                      <w:bCs/>
                       <w:color w:val="333333"/>
                       <w:sz w:val="19"/>
                       <w:szCs w:val="19"/>
